--- a/docs/Chapter_5_Result_and_Discussion.docx
+++ b/docs/Chapter_5_Result_and_Discussion.docx
@@ -2,7 +2,7 @@
 <file path=word/document.xml><?xml version="1.0" encoding="utf-8"?>
 <w:document xmlns:w="http://schemas.openxmlformats.org/wordprocessingml/2006/main" xmlns:m="http://schemas.openxmlformats.org/officeDocument/2006/math" xmlns:r="http://schemas.openxmlformats.org/officeDocument/2006/relationships" xmlns:o="urn:schemas-microsoft-com:office:office" xmlns:v="urn:schemas-microsoft-com:vml" xmlns:w10="urn:schemas-microsoft-com:office:word" xmlns:a="http://schemas.openxmlformats.org/drawingml/2006/main" xmlns:pic="http://schemas.openxmlformats.org/drawingml/2006/picture" xmlns:wp="http://schemas.openxmlformats.org/drawingml/2006/wordprocessingDrawing">
   <w:body>
-    <w:bookmarkStart w:id="21" w:name="chapter-5-result-and-discussion"/>
+    <w:bookmarkStart w:id="25" w:name="chapter-5-result-and-discussion"/>
     <w:p>
       <w:pPr>
         <w:pStyle w:val="Heading1"/>
@@ -25,7 +25,7 @@
         <w:pStyle w:val="FirstParagraph"/>
       </w:pPr>
       <w:r>
-        <w:t xml:space="preserve">This chapter reports and discusses the results obtained from testing the completed VulnTriage system. Where Chapter 4 documented</w:t>
+        <w:t xml:space="preserve">As the development of the VulnTriage system has been fully completed, testing was conducted to evaluate the system's reliability, correctness, and user acceptance before it can be considered fit for use. In the Software Development Life Cycle (SDLC), testing is a pivotal phase that ensures a system behaves as intended and satisfies the needs of its users. Because VulnTriage automates a security-critical decision — deciding which scanner findings are real and how they should be prioritised — its testing must demonstrate two distinct things: that the internal logic computes the</w:t>
       </w:r>
       <w:r>
         <w:t xml:space="preserve"> </w:t>
@@ -35,13 +35,13 @@
           <w:i/>
           <w:iCs/>
         </w:rPr>
-        <w:t xml:space="preserve">how</w:t>
-      </w:r>
-      <w:r>
-        <w:t xml:space="preserve"> </w:t>
-      </w:r>
-      <w:r>
-        <w:t xml:space="preserve">the system was built, this chapter demonstrates</w:t>
+        <w:t xml:space="preserve">correct</w:t>
+      </w:r>
+      <w:r>
+        <w:t xml:space="preserve"> </w:t>
+      </w:r>
+      <w:r>
+        <w:t xml:space="preserve">answer, and that the intended users find the finished system</w:t>
       </w:r>
       <w:r>
         <w:t xml:space="preserve"> </w:t>
@@ -51,13 +51,43 @@
           <w:i/>
           <w:iCs/>
         </w:rPr>
-        <w:t xml:space="preserve">that it works</w:t>
-      </w:r>
-      <w:r>
-        <w:t xml:space="preserve"> </w:t>
-      </w:r>
-      <w:r>
-        <w:t xml:space="preserve">and</w:t>
+        <w:t xml:space="preserve">acceptable</w:t>
+      </w:r>
+      <w:r>
+        <w:t xml:space="preserve"> </w:t>
+      </w:r>
+      <w:r>
+        <w:t xml:space="preserve">to operate.</w:t>
+      </w:r>
+    </w:p>
+    <w:p>
+      <w:pPr>
+        <w:pStyle w:val="BodyText"/>
+      </w:pPr>
+      <w:r>
+        <w:t xml:space="preserve">Several testing methods can be employed in the testing phase, including unit testing, integration testing, system testing, and user acceptance testing, each serving a different purpose across the front-end, the back-end logic, and the end-user experience. For VulnTriage, two complementary techniques were selected to cover the two axes described above:</w:t>
+      </w:r>
+    </w:p>
+    <w:p>
+      <w:pPr>
+        <w:pStyle w:val="Compact"/>
+        <w:numPr>
+          <w:ilvl w:val="0"/>
+          <w:numId w:val="1001"/>
+        </w:numPr>
+      </w:pPr>
+      <w:r>
+        <w:rPr>
+          <w:b/>
+          <w:bCs/>
+        </w:rPr>
+        <w:t xml:space="preserve">White-box testing</w:t>
+      </w:r>
+      <w:r>
+        <w:t xml:space="preserve"> </w:t>
+      </w:r>
+      <w:r>
+        <w:t xml:space="preserve">— structural testing that uses knowledge of the internal code to verify each engine, parser, and model against a known-correct output. This technique is applied as an automated unit-and-integration test suite, extended with a quantitative evaluation of the machine-learning model and a live end-to-end verification of the whole pipeline. It answers the question</w:t>
       </w:r>
       <w:r>
         <w:t xml:space="preserve"> </w:t>
@@ -67,55 +97,32 @@
           <w:i/>
           <w:iCs/>
         </w:rPr>
-        <w:t xml:space="preserve">how well</w:t>
-      </w:r>
-      <w:r>
-        <w:t xml:space="preserve"> </w:t>
-      </w:r>
-      <w:r>
-        <w:t xml:space="preserve">— through both objective, machine-verified testing of the internal logic and subjective, human-centred testing of the finished product.</w:t>
+        <w:t xml:space="preserve">"does the system compute the right answer?"</w:t>
+      </w:r>
+      <w:r>
+        <w:t xml:space="preserve">.</w:t>
       </w:r>
     </w:p>
     <w:p>
       <w:pPr>
-        <w:pStyle w:val="BodyText"/>
-      </w:pPr>
-      <w:r>
-        <w:t xml:space="preserve">Two complementary testing techniques were selected, in line with the requirement for a minimum of two. The first,</w:t>
-      </w:r>
-      <w:r>
-        <w:t xml:space="preserve"> </w:t>
-      </w:r>
+        <w:pStyle w:val="Compact"/>
+        <w:numPr>
+          <w:ilvl w:val="0"/>
+          <w:numId w:val="1001"/>
+        </w:numPr>
+      </w:pPr>
       <w:r>
         <w:rPr>
           <w:b/>
           <w:bCs/>
         </w:rPr>
-        <w:t xml:space="preserve">white-box testing</w:t>
-      </w:r>
-      <w:r>
-        <w:t xml:space="preserve">, exercises the system from the inside: it uses knowledge of the internal structure (the engines, parsers, and models) to verify each component's behaviour against expected outputs, and it extends to a quantitative evaluation of the machine-learning model and a live end-to-end verification of the whole pipeline. The second,</w:t>
-      </w:r>
-      <w:r>
-        <w:t xml:space="preserve"> </w:t>
-      </w:r>
-      <w:r>
-        <w:rPr>
-          <w:b/>
-          <w:bCs/>
-        </w:rPr>
-        <w:t xml:space="preserve">User Acceptance Testing measured with the System Usability Scale (SUS)</w:t>
-      </w:r>
-      <w:r>
-        <w:t xml:space="preserve">, evaluates the system from the outside, as an analyst would experience it, and captures whether the intended users find it usable and acceptable.</w:t>
-      </w:r>
-    </w:p>
-    <w:p>
-      <w:pPr>
-        <w:pStyle w:val="BodyText"/>
-      </w:pPr>
-      <w:r>
-        <w:t xml:space="preserve">The two techniques were chosen because they cover the two axes on which a system like this must succeed. VulnTriage is, at its core, an analytical engine whose</w:t>
+        <w:t xml:space="preserve">User Acceptance Testing (UAT)</w:t>
+      </w:r>
+      <w:r>
+        <w:t xml:space="preserve"> </w:t>
+      </w:r>
+      <w:r>
+        <w:t xml:space="preserve">— validation by real end users who perform representative tasks and then rate the system against a set of acceptance criteria on a structured form. It answers the question</w:t>
       </w:r>
       <w:r>
         <w:t xml:space="preserve"> </w:t>
@@ -125,29 +132,18 @@
           <w:i/>
           <w:iCs/>
         </w:rPr>
-        <w:t xml:space="preserve">correctness</w:t>
-      </w:r>
-      <w:r>
-        <w:t xml:space="preserve"> </w:t>
-      </w:r>
-      <w:r>
-        <w:t xml:space="preserve">must be demonstrable — a mis-classified finding or a mis-parsed report undermines the entire value proposition — which white-box testing addresses directly and reproducibly. But it is also a decision-support tool whose</w:t>
-      </w:r>
-      <w:r>
-        <w:t xml:space="preserve"> </w:t>
-      </w:r>
-      <w:r>
-        <w:rPr>
-          <w:i/>
-          <w:iCs/>
-        </w:rPr>
-        <w:t xml:space="preserve">usability</w:t>
-      </w:r>
-      <w:r>
-        <w:t xml:space="preserve"> </w:t>
-      </w:r>
-      <w:r>
-        <w:t xml:space="preserve">determines whether an analyst will actually trust and adopt it, which only human testing with the target audience can establish. Section 5.2 sets out the design and plan for both techniques; Section 5.3 reports and discusses their execution and results; and Section 5.4 summarises the outcome.</w:t>
+        <w:t xml:space="preserve">"can the intended user work with the system, and do they accept it?"</w:t>
+      </w:r>
+      <w:r>
+        <w:t xml:space="preserve">.</w:t>
+      </w:r>
+    </w:p>
+    <w:p>
+      <w:pPr>
+        <w:pStyle w:val="FirstParagraph"/>
+      </w:pPr>
+      <w:r>
+        <w:t xml:space="preserve">Section 5.2 explains the selection and design of both techniques; Section 5.3 reports and discusses their execution and results; and Section 5.4 summarises the outcome.</w:t>
       </w:r>
     </w:p>
     <w:p>
@@ -158,22 +154,22 @@
       </w:r>
     </w:p>
     <w:bookmarkEnd w:id="9"/>
-    <w:bookmarkStart w:id="16" w:name="Xb5a580da9af5deae23cfb461396869d855cd666"/>
+    <w:bookmarkStart w:id="19" w:name="X4339ec0b8a966f235d1de9ab20b0fdabe2bd102"/>
     <w:p>
       <w:pPr>
         <w:pStyle w:val="Heading2"/>
       </w:pPr>
       <w:r>
-        <w:t xml:space="preserve">5.2 Testing Design / Plan</w:t>
+        <w:t xml:space="preserve">5.2 Testing Selection and Design</w:t>
       </w:r>
     </w:p>
-    <w:bookmarkStart w:id="13" w:name="Xf1966c02b3d8bfc45930d4122d90ada2cb35f05"/>
+    <w:bookmarkStart w:id="15" w:name="Xf5be59b7e0e0d49fca4e3693443679ae6a9ee47"/>
     <w:p>
       <w:pPr>
         <w:pStyle w:val="Heading3"/>
       </w:pPr>
       <w:r>
-        <w:t xml:space="preserve">5.2.1 Overview of the Testing Approach</w:t>
+        <w:t xml:space="preserve">5.2.1 Selection of Suitable Testing</w:t>
       </w:r>
     </w:p>
     <w:p>
@@ -181,7 +177,7 @@
         <w:pStyle w:val="FirstParagraph"/>
       </w:pPr>
       <w:r>
-        <w:t xml:space="preserve">Figure 5.1 shows how the two techniques combine into the overall evaluation. White-box testing is applied continuously and automatically during development and validates the internal logic, the ML model, and the integrated pipeline; UAT with SUS is applied to the finished system by real users and validates its usability and acceptability. Together they answer, respectively, "does the system compute the right answer?" and "can the intended user work with it effectively?".</w:t>
+        <w:t xml:space="preserve">Figure 5.1 shows how the two selected techniques combine into the overall evaluation. White-box testing validates the internal logic, the ML model, and the integrated pipeline; UAT validates the finished system's acceptability with real users. Together they establish both correctness and acceptance.</w:t>
       </w:r>
     </w:p>
     <w:p>
@@ -243,14 +239,13 @@
         <w:t xml:space="preserve">Figure 5.1: Overall Testing Approach — Two Complementary Techniques</w:t>
       </w:r>
     </w:p>
-    <w:bookmarkEnd w:id="13"/>
-    <w:bookmarkStart w:id="14" w:name="X7b555a6fb398570dd7f877306e54ea7ccb47d8b"/>
+    <w:bookmarkStart w:id="13" w:name="X004bb2af3a4b836c7a1225c5fefb384903952eb"/>
     <w:p>
       <w:pPr>
-        <w:pStyle w:val="Heading3"/>
-      </w:pPr>
-      <w:r>
-        <w:t xml:space="preserve">5.2.2 Technique 1 — White-Box (Unit and Integration) Testing: Plan</w:t>
+        <w:pStyle w:val="Heading4"/>
+      </w:pPr>
+      <w:r>
+        <w:t xml:space="preserve">5.2.1.1 White-Box Testing</w:t>
       </w:r>
     </w:p>
     <w:p>
@@ -258,25 +253,133 @@
         <w:pStyle w:val="FirstParagraph"/>
       </w:pPr>
       <w:r>
-        <w:t xml:space="preserve">White-box (also called structural or glass-box) testing was chosen as the primary technique for verifying correctness because the system's value lives in its internal logic — parsers, the SHA-256 deduplication, the CWE mapper, the NVD enrichment, the CWE→CVSS inference, the Random Forest, and the six-factor Confidence Engine. Each of these is a well-defined transformation with a knowable correct output, which makes it ideal for automated assertion-based testing.</w:t>
-      </w:r>
-    </w:p>
-    <w:p>
-      <w:pPr>
-        <w:pStyle w:val="BodyText"/>
-      </w:pPr>
+        <w:t xml:space="preserve">White-box testing (also called structural or glass-box testing) is a technique in which the tester has full knowledge of the internal structure of the code and designs test cases to exercise that structure directly. It was selected as the primary technique for verifying correctness because the value of VulnTriage lives in its internal logic — the scanner parsers, the SHA-256 deduplication, the CWE mapper, the NVD enrichment, the CWE→CVSS inference, the Random Forest prioritiser, and the six-factor Confidence Engine. Each of these is a well-defined transformation with a knowable correct output, which makes it ideal for automated, assertion-based testing that can be re-run at any time to prove the logic still behaves correctly. White-box testing is applied here at three levels:</w:t>
+      </w:r>
+      <w:r>
+        <w:t xml:space="preserve"> </w:t>
+      </w:r>
       <w:r>
         <w:rPr>
           <w:b/>
           <w:bCs/>
         </w:rPr>
-        <w:t xml:space="preserve">Framework and environment.</w:t>
-      </w:r>
-      <w:r>
-        <w:t xml:space="preserve"> </w:t>
-      </w:r>
-      <w:r>
-        <w:t xml:space="preserve">The tests are written with the</w:t>
+        <w:t xml:space="preserve">unit testing</w:t>
+      </w:r>
+      <w:r>
+        <w:t xml:space="preserve"> </w:t>
+      </w:r>
+      <w:r>
+        <w:t xml:space="preserve">(a single engine or helper in isolation),</w:t>
+      </w:r>
+      <w:r>
+        <w:t xml:space="preserve"> </w:t>
+      </w:r>
+      <w:r>
+        <w:rPr>
+          <w:b/>
+          <w:bCs/>
+        </w:rPr>
+        <w:t xml:space="preserve">integration testing</w:t>
+      </w:r>
+      <w:r>
+        <w:t xml:space="preserve"> </w:t>
+      </w:r>
+      <w:r>
+        <w:t xml:space="preserve">(several engines cooperating through the database), and</w:t>
+      </w:r>
+      <w:r>
+        <w:t xml:space="preserve"> </w:t>
+      </w:r>
+      <w:r>
+        <w:rPr>
+          <w:b/>
+          <w:bCs/>
+        </w:rPr>
+        <w:t xml:space="preserve">model/system verification</w:t>
+      </w:r>
+      <w:r>
+        <w:t xml:space="preserve"> </w:t>
+      </w:r>
+      <w:r>
+        <w:t xml:space="preserve">(quantifying the ML model on real held-out data and driving the whole pipeline against a live target).</w:t>
+      </w:r>
+    </w:p>
+    <w:bookmarkEnd w:id="13"/>
+    <w:bookmarkStart w:id="14" w:name="X7ee98536bb1dbeb7e3deb28e7dd47ff229b3382"/>
+    <w:p>
+      <w:pPr>
+        <w:pStyle w:val="Heading4"/>
+      </w:pPr>
+      <w:r>
+        <w:t xml:space="preserve">5.2.1.2 User Acceptance Testing</w:t>
+      </w:r>
+    </w:p>
+    <w:p>
+      <w:pPr>
+        <w:pStyle w:val="FirstParagraph"/>
+      </w:pPr>
+      <w:r>
+        <w:t xml:space="preserve">User Acceptance Testing (UAT) is the validation process, performed before a system is considered ready for use, in which actual end users verify that the product functions as intended and meets their needs in realistic scenarios. It was selected as the second technique because correctness alone does not make a tool adopted — a security analyst must be able to</w:t>
+      </w:r>
+      <w:r>
+        <w:t xml:space="preserve"> </w:t>
+      </w:r>
+      <w:r>
+        <w:rPr>
+          <w:i/>
+          <w:iCs/>
+        </w:rPr>
+        <w:t xml:space="preserve">operate</w:t>
+      </w:r>
+      <w:r>
+        <w:t xml:space="preserve"> </w:t>
+      </w:r>
+      <w:r>
+        <w:t xml:space="preserve">the system and</w:t>
+      </w:r>
+      <w:r>
+        <w:t xml:space="preserve"> </w:t>
+      </w:r>
+      <w:r>
+        <w:rPr>
+          <w:i/>
+          <w:iCs/>
+        </w:rPr>
+        <w:t xml:space="preserve">trust</w:t>
+      </w:r>
+      <w:r>
+        <w:t xml:space="preserve"> </w:t>
+      </w:r>
+      <w:r>
+        <w:t xml:space="preserve">its output. UAT places the finished system in front of representative users, has them perform the real analyst workflow (upload → triage → interpret → report) with the developer present for guidance, and then has them rate the system against a set of acceptance criteria covering the user interface and the functionality. Documenting the tester profile, the criteria, and the outcomes provides traceable evidence of acceptance.</w:t>
+      </w:r>
+    </w:p>
+    <w:bookmarkEnd w:id="14"/>
+    <w:bookmarkEnd w:id="15"/>
+    <w:bookmarkStart w:id="18" w:name="Xa8d1f71187f75055390524fc08fb845e5f7e7d4"/>
+    <w:p>
+      <w:pPr>
+        <w:pStyle w:val="Heading3"/>
+      </w:pPr>
+      <w:r>
+        <w:t xml:space="preserve">5.2.2 Testing Design</w:t>
+      </w:r>
+    </w:p>
+    <w:bookmarkStart w:id="16" w:name="Xdb8cfb363bc9e82fc8b6e85f441e65dc4fd821a"/>
+    <w:p>
+      <w:pPr>
+        <w:pStyle w:val="Heading4"/>
+      </w:pPr>
+      <w:r>
+        <w:t xml:space="preserve">5.2.2.1 White-Box Testing Design</w:t>
+      </w:r>
+    </w:p>
+    <w:p>
+      <w:pPr>
+        <w:pStyle w:val="FirstParagraph"/>
+      </w:pPr>
+      <w:r>
+        <w:t xml:space="preserve">The white-box tests are written with the</w:t>
       </w:r>
       <w:r>
         <w:t xml:space="preserve"> </w:t>
@@ -309,158 +412,7 @@
         <w:pStyle w:val="BodyText"/>
       </w:pPr>
       <w:r>
-        <w:rPr>
-          <w:b/>
-          <w:bCs/>
-        </w:rPr>
-        <w:t xml:space="preserve">Scope and level.</w:t>
-      </w:r>
-      <w:r>
-        <w:t xml:space="preserve"> </w:t>
-      </w:r>
-      <w:r>
-        <w:t xml:space="preserve">The plan covers three levels:</w:t>
-      </w:r>
-    </w:p>
-    <w:p>
-      <w:pPr>
-        <w:pStyle w:val="Compact"/>
-        <w:numPr>
-          <w:ilvl w:val="0"/>
-          <w:numId w:val="1001"/>
-        </w:numPr>
-      </w:pPr>
-      <w:r>
-        <w:rPr>
-          <w:b/>
-          <w:bCs/>
-        </w:rPr>
-        <w:t xml:space="preserve">Unit tests</w:t>
-      </w:r>
-      <w:r>
-        <w:t xml:space="preserve"> </w:t>
-      </w:r>
-      <w:r>
-        <w:t xml:space="preserve">verify a single engine or helper in isolation (for example, that the CWE keyword mapper returns</w:t>
-      </w:r>
-      <w:r>
-        <w:t xml:space="preserve"> </w:t>
-      </w:r>
-      <w:r>
-        <w:rPr>
-          <w:rStyle w:val="VerbatimChar"/>
-        </w:rPr>
-        <w:t xml:space="preserve">CWE-89</w:t>
-      </w:r>
-      <w:r>
-        <w:t xml:space="preserve"> </w:t>
-      </w:r>
-      <w:r>
-        <w:t xml:space="preserve">for a "SQL Injection" title, or that</w:t>
-      </w:r>
-      <w:r>
-        <w:t xml:space="preserve"> </w:t>
-      </w:r>
-      <w:r>
-        <w:rPr>
-          <w:rStyle w:val="VerbatimChar"/>
-        </w:rPr>
-        <w:t xml:space="preserve">html_to_text</w:t>
-      </w:r>
-      <w:r>
-        <w:t xml:space="preserve"> </w:t>
-      </w:r>
-      <w:r>
-        <w:t xml:space="preserve">strips</w:t>
-      </w:r>
-      <w:r>
-        <w:t xml:space="preserve"> </w:t>
-      </w:r>
-      <w:r>
-        <w:rPr>
-          <w:rStyle w:val="VerbatimChar"/>
-        </w:rPr>
-        <w:t xml:space="preserve">&lt;p&gt;</w:t>
-      </w:r>
-      <w:r>
-        <w:t xml:space="preserve"> </w:t>
-      </w:r>
-      <w:r>
-        <w:t xml:space="preserve">tags).</w:t>
-      </w:r>
-    </w:p>
-    <w:p>
-      <w:pPr>
-        <w:pStyle w:val="Compact"/>
-        <w:numPr>
-          <w:ilvl w:val="0"/>
-          <w:numId w:val="1001"/>
-        </w:numPr>
-      </w:pPr>
-      <w:r>
-        <w:rPr>
-          <w:b/>
-          <w:bCs/>
-        </w:rPr>
-        <w:t xml:space="preserve">Integration tests</w:t>
-      </w:r>
-      <w:r>
-        <w:t xml:space="preserve"> </w:t>
-      </w:r>
-      <w:r>
-        <w:t xml:space="preserve">verify that engines cooperate correctly through the database (for example, that a finding flows through normalisation and deduplication with the correct</w:t>
-      </w:r>
-      <w:r>
-        <w:t xml:space="preserve"> </w:t>
-      </w:r>
-      <w:r>
-        <w:rPr>
-          <w:rStyle w:val="VerbatimChar"/>
-        </w:rPr>
-        <w:t xml:space="preserve">group_hash</w:t>
-      </w:r>
-      <w:r>
-        <w:t xml:space="preserve">).</w:t>
-      </w:r>
-    </w:p>
-    <w:p>
-      <w:pPr>
-        <w:pStyle w:val="Compact"/>
-        <w:numPr>
-          <w:ilvl w:val="0"/>
-          <w:numId w:val="1001"/>
-        </w:numPr>
-      </w:pPr>
-      <w:r>
-        <w:rPr>
-          <w:b/>
-          <w:bCs/>
-        </w:rPr>
-        <w:t xml:space="preserve">Model evaluation and live verification</w:t>
-      </w:r>
-      <w:r>
-        <w:t xml:space="preserve"> </w:t>
-      </w:r>
-      <w:r>
-        <w:t xml:space="preserve">quantify the ML model on real held-out data and confirm the whole pipeline end-to-end against a live target.</w:t>
-      </w:r>
-    </w:p>
-    <w:p>
-      <w:pPr>
-        <w:pStyle w:val="FirstParagraph"/>
-      </w:pPr>
-      <w:r>
-        <w:rPr>
-          <w:b/>
-          <w:bCs/>
-        </w:rPr>
-        <w:t xml:space="preserve">Test case design.</w:t>
-      </w:r>
-      <w:r>
-        <w:t xml:space="preserve"> </w:t>
-      </w:r>
-      <w:r>
-        <w:t xml:space="preserve">Cases were designed to cover the</w:t>
+        <w:t xml:space="preserve">Test cases were designed to cover the</w:t>
       </w:r>
       <w:r>
         <w:t xml:space="preserve"> </w:t>
@@ -502,7 +454,7 @@
         <w:t xml:space="preserve"> </w:t>
       </w:r>
       <w:r>
-        <w:t xml:space="preserve">(regression tests). Table 5.1 defines a representative sample of the test-case template used, showing the format: an identifier, the unit under test, the input, the expected output, and the pass criterion.</w:t>
+        <w:t xml:space="preserve">(regression tests). Table 5.1 shows the test-case template used, illustrated with representative cases: each case has an identifier, the unit under test, the input, the expected output, and the pass criterion.</w:t>
       </w:r>
     </w:p>
     <w:tbl>
@@ -1024,7 +976,7 @@
               <w:t xml:space="preserve"> </w:t>
             </w:r>
             <w:r>
-              <w:t xml:space="preserve">treated in-scope</w:t>
+              <w:t xml:space="preserve">in-scope</w:t>
             </w:r>
           </w:p>
         </w:tc>
@@ -1041,67 +993,98 @@
         </w:tc>
       </w:tr>
     </w:tbl>
-    <w:bookmarkEnd w:id="14"/>
-    <w:bookmarkStart w:id="15" w:name="X23f84071dd34867759c14c4c504e603ee9da366"/>
     <w:p>
       <w:pPr>
-        <w:pStyle w:val="Heading3"/>
-      </w:pPr>
-      <w:r>
-        <w:t xml:space="preserve">5.2.3 Technique 2 — User Acceptance Testing with the System Usability Scale: Plan</w:t>
-      </w:r>
-    </w:p>
-    <w:p>
-      <w:pPr>
-        <w:pStyle w:val="FirstParagraph"/>
-      </w:pPr>
-      <w:r>
-        <w:t xml:space="preserve">UAT was chosen as the second technique because correctness alone does not make a tool adopted — an analyst must be able to</w:t>
-      </w:r>
-      <w:r>
-        <w:t xml:space="preserve"> </w:t>
-      </w:r>
-      <w:r>
-        <w:rPr>
-          <w:i/>
-          <w:iCs/>
-        </w:rPr>
-        <w:t xml:space="preserve">operate</w:t>
-      </w:r>
-      <w:r>
-        <w:t xml:space="preserve"> </w:t>
-      </w:r>
-      <w:r>
-        <w:t xml:space="preserve">the system and</w:t>
-      </w:r>
-      <w:r>
-        <w:t xml:space="preserve"> </w:t>
-      </w:r>
-      <w:r>
-        <w:rPr>
-          <w:i/>
-          <w:iCs/>
-        </w:rPr>
-        <w:t xml:space="preserve">trust</w:t>
-      </w:r>
-      <w:r>
-        <w:t xml:space="preserve"> </w:t>
-      </w:r>
-      <w:r>
-        <w:t xml:space="preserve">its output. UAT places the finished system in front of representative users, has them complete realistic tasks, and then measures perceived usability with the</w:t>
-      </w:r>
-      <w:r>
-        <w:t xml:space="preserve"> </w:t>
-      </w:r>
+        <w:pStyle w:val="BodyText"/>
+      </w:pPr>
       <w:r>
         <w:rPr>
           <w:b/>
           <w:bCs/>
         </w:rPr>
-        <w:t xml:space="preserve">System Usability Scale (SUS)</w:t>
-      </w:r>
-      <w:r>
-        <w:t xml:space="preserve">, a validated, industry-standard 10-item questionnaire. SUS was selected over ad-hoc feedback because it produces a single comparable score (0–100) with well-established interpretation benchmarks, and it is reliable even with small sample sizes, which suits a final-year project.</w:t>
+        <w:t xml:space="preserve">Table 5.1: White-Box Test-Case Design Template (representative cases)</w:t>
+      </w:r>
+    </w:p>
+    <w:bookmarkEnd w:id="16"/>
+    <w:bookmarkStart w:id="17" w:name="Xe59c980d9e14e89002ea87db6bbe20471de6d4c"/>
+    <w:p>
+      <w:pPr>
+        <w:pStyle w:val="Heading4"/>
+      </w:pPr>
+      <w:r>
+        <w:t xml:space="preserve">5.2.2.2 User Acceptance Testing Design</w:t>
+      </w:r>
+    </w:p>
+    <w:p>
+      <w:pPr>
+        <w:pStyle w:val="FirstParagraph"/>
+      </w:pPr>
+      <w:r>
+        <w:t xml:space="preserve">For the design of the user acceptance testing, the testing uses a</w:t>
+      </w:r>
+      <w:r>
+        <w:t xml:space="preserve"> </w:t>
+      </w:r>
+      <w:r>
+        <w:rPr>
+          <w:b/>
+          <w:bCs/>
+        </w:rPr>
+        <w:t xml:space="preserve">form format</w:t>
+      </w:r>
+      <w:r>
+        <w:t xml:space="preserve"> </w:t>
+      </w:r>
+      <w:r>
+        <w:t xml:space="preserve">that the tester fills in after using the system. The form begins with the tester's demographic profile to identify the tester, then covers the</w:t>
+      </w:r>
+      <w:r>
+        <w:t xml:space="preserve"> </w:t>
+      </w:r>
+      <w:r>
+        <w:rPr>
+          <w:b/>
+          <w:bCs/>
+        </w:rPr>
+        <w:t xml:space="preserve">user-interface criteria</w:t>
+      </w:r>
+      <w:r>
+        <w:t xml:space="preserve"> </w:t>
+      </w:r>
+      <w:r>
+        <w:t xml:space="preserve">(rated on a 1–5 satisfaction scale), the</w:t>
+      </w:r>
+      <w:r>
+        <w:t xml:space="preserve"> </w:t>
+      </w:r>
+      <w:r>
+        <w:rPr>
+          <w:b/>
+          <w:bCs/>
+        </w:rPr>
+        <w:t xml:space="preserve">general functionality criteria</w:t>
+      </w:r>
+      <w:r>
+        <w:t xml:space="preserve"> </w:t>
+      </w:r>
+      <w:r>
+        <w:t xml:space="preserve">(Yes/No), and the</w:t>
+      </w:r>
+      <w:r>
+        <w:t xml:space="preserve"> </w:t>
+      </w:r>
+      <w:r>
+        <w:rPr>
+          <w:b/>
+          <w:bCs/>
+        </w:rPr>
+        <w:t xml:space="preserve">analyst functionality criteria</w:t>
+      </w:r>
+      <w:r>
+        <w:t xml:space="preserve"> </w:t>
+      </w:r>
+      <w:r>
+        <w:t xml:space="preserve">specific to VulnTriage's purpose (Yes/No). A free-text comment field and a signature line complete the form.</w:t>
       </w:r>
     </w:p>
     <w:p>
@@ -1148,7 +1131,900 @@
         <w:t xml:space="preserve"> </w:t>
       </w:r>
       <w:r>
-        <w:t xml:space="preserve">drawn from this audience will participate. Table 5.2 records the (anonymised) participant profile to be completed during testing.</w:t>
+        <w:t xml:space="preserve">drawn from this audience participate. Before testing, each tester is briefed and shown the authorisation and scope note (testing is only against the provided deliberately-vulnerable target, e.g. a local OWASP Juice Shop). Each tester then performs the analyst workflow — register/log in, upload a scanner report and run the triage, interpret the dashboard, open a Confirmed finding and read its rationale, run an authorised Auto Scan, and generate the PDF report — before filling in the acceptance form below.</w:t>
+      </w:r>
+    </w:p>
+    <w:p>
+      <w:pPr>
+        <w:pStyle w:val="BodyText"/>
+      </w:pPr>
+      <w:r>
+        <w:t xml:space="preserve">The blank UAT form used for every tester is shown in Table 5.2.</w:t>
+      </w:r>
+    </w:p>
+    <w:p>
+      <w:pPr>
+        <w:pStyle w:val="BodyText"/>
+      </w:pPr>
+      <w:r>
+        <w:rPr>
+          <w:b/>
+          <w:bCs/>
+        </w:rPr>
+        <w:t xml:space="preserve">Table 5.2: User Acceptance Testing Form (blank master)</w:t>
+      </w:r>
+    </w:p>
+    <w:p>
+      <w:pPr>
+        <w:pStyle w:val="BodyText"/>
+      </w:pPr>
+      <w:r>
+        <w:rPr>
+          <w:b/>
+          <w:bCs/>
+        </w:rPr>
+        <w:t xml:space="preserve">Tester demographic profile</w:t>
+      </w:r>
+    </w:p>
+    <w:tbl>
+      <w:tblPr>
+        <w:tblStyle w:val="Table"/>
+        <w:tblW w:type="auto" w:w="0"/>
+        <w:tblLook w:firstRow="1" w:lastRow="0" w:firstColumn="0" w:lastColumn="0" w:noHBand="0" w:noVBand="0" w:val="0020"/>
+      </w:tblPr>
+      <w:tblGrid>
+        <w:gridCol w:w="3960"/>
+        <w:gridCol w:w="3960"/>
+      </w:tblGrid>
+      <w:tr>
+        <w:trPr>
+          <w:tblHeader w:val="on"/>
+        </w:trPr>
+        <w:tc>
+          <w:tcPr/>
+          <w:p>
+            <w:pPr>
+              <w:pStyle w:val="Compact"/>
+            </w:pPr>
+            <w:r>
+              <w:t xml:space="preserve">Field</w:t>
+            </w:r>
+          </w:p>
+        </w:tc>
+        <w:tc>
+          <w:tcPr/>
+          <w:p>
+            <w:pPr>
+              <w:pStyle w:val="Compact"/>
+            </w:pPr>
+            <w:r>
+              <w:t xml:space="preserve">Value</w:t>
+            </w:r>
+          </w:p>
+        </w:tc>
+      </w:tr>
+      <w:tr>
+        <w:tc>
+          <w:tcPr/>
+          <w:p>
+            <w:pPr>
+              <w:pStyle w:val="Compact"/>
+            </w:pPr>
+            <w:r>
+              <w:t xml:space="preserve">Name</w:t>
+            </w:r>
+          </w:p>
+        </w:tc>
+        <w:tc>
+          <w:tcPr/>
+          <w:p>
+            <w:pPr>
+              <w:pStyle w:val="Compact"/>
+            </w:pPr>
+            <w:r>
+              <w:t xml:space="preserve">______________</w:t>
+            </w:r>
+          </w:p>
+        </w:tc>
+      </w:tr>
+      <w:tr>
+        <w:tc>
+          <w:tcPr/>
+          <w:p>
+            <w:pPr>
+              <w:pStyle w:val="Compact"/>
+            </w:pPr>
+            <w:r>
+              <w:t xml:space="preserve">Age</w:t>
+            </w:r>
+          </w:p>
+        </w:tc>
+        <w:tc>
+          <w:tcPr/>
+          <w:p>
+            <w:pPr>
+              <w:pStyle w:val="Compact"/>
+            </w:pPr>
+            <w:r>
+              <w:t xml:space="preserve">______________</w:t>
+            </w:r>
+          </w:p>
+        </w:tc>
+      </w:tr>
+      <w:tr>
+        <w:tc>
+          <w:tcPr/>
+          <w:p>
+            <w:pPr>
+              <w:pStyle w:val="Compact"/>
+            </w:pPr>
+            <w:r>
+              <w:t xml:space="preserve">Role / background (Student / Analyst / IT Staff)</w:t>
+            </w:r>
+          </w:p>
+        </w:tc>
+        <w:tc>
+          <w:tcPr/>
+          <w:p>
+            <w:pPr>
+              <w:pStyle w:val="Compact"/>
+            </w:pPr>
+            <w:r>
+              <w:t xml:space="preserve">______________</w:t>
+            </w:r>
+          </w:p>
+        </w:tc>
+      </w:tr>
+      <w:tr>
+        <w:tc>
+          <w:tcPr/>
+          <w:p>
+            <w:pPr>
+              <w:pStyle w:val="Compact"/>
+            </w:pPr>
+            <w:r>
+              <w:t xml:space="preserve">Security-tool experience (None / Some / Experienced)</w:t>
+            </w:r>
+          </w:p>
+        </w:tc>
+        <w:tc>
+          <w:tcPr/>
+          <w:p>
+            <w:pPr>
+              <w:pStyle w:val="Compact"/>
+            </w:pPr>
+            <w:r>
+              <w:t xml:space="preserve">______________</w:t>
+            </w:r>
+          </w:p>
+        </w:tc>
+      </w:tr>
+    </w:tbl>
+    <w:p>
+      <w:pPr>
+        <w:pStyle w:val="BodyText"/>
+      </w:pPr>
+      <w:r>
+        <w:rPr>
+          <w:i/>
+          <w:iCs/>
+        </w:rPr>
+        <w:t xml:space="preserve">Rating scale — 1: Strongly disagree · 2: Disagree · 3: Neutral · 4: Agree · 5: Strongly agree</w:t>
+      </w:r>
+    </w:p>
+    <w:p>
+      <w:pPr>
+        <w:pStyle w:val="BodyText"/>
+      </w:pPr>
+      <w:r>
+        <w:rPr>
+          <w:b/>
+          <w:bCs/>
+        </w:rPr>
+        <w:t xml:space="preserve">User Interface Criteria</w:t>
+      </w:r>
+    </w:p>
+    <w:tbl>
+      <w:tblPr>
+        <w:tblStyle w:val="Table"/>
+        <w:tblW w:type="auto" w:w="0"/>
+        <w:tblLook w:firstRow="1" w:lastRow="0" w:firstColumn="0" w:lastColumn="0" w:noHBand="0" w:noVBand="0" w:val="0020"/>
+      </w:tblPr>
+      <w:tblGrid>
+        <w:gridCol w:w="1131"/>
+        <w:gridCol w:w="1131"/>
+        <w:gridCol w:w="1131"/>
+        <w:gridCol w:w="1131"/>
+        <w:gridCol w:w="1131"/>
+        <w:gridCol w:w="1131"/>
+        <w:gridCol w:w="1131"/>
+      </w:tblGrid>
+      <w:tr>
+        <w:trPr>
+          <w:tblHeader w:val="on"/>
+        </w:trPr>
+        <w:tc>
+          <w:tcPr/>
+          <w:p>
+            <w:pPr>
+              <w:pStyle w:val="Compact"/>
+            </w:pPr>
+            <w:r>
+              <w:t xml:space="preserve">#</w:t>
+            </w:r>
+          </w:p>
+        </w:tc>
+        <w:tc>
+          <w:tcPr/>
+          <w:p>
+            <w:pPr>
+              <w:pStyle w:val="Compact"/>
+            </w:pPr>
+            <w:r>
+              <w:t xml:space="preserve">Criterion</w:t>
+            </w:r>
+          </w:p>
+        </w:tc>
+        <w:tc>
+          <w:tcPr/>
+          <w:p>
+            <w:pPr>
+              <w:pStyle w:val="Compact"/>
+              <w:jc w:val="center"/>
+            </w:pPr>
+            <w:r>
+              <w:t xml:space="preserve">1</w:t>
+            </w:r>
+          </w:p>
+        </w:tc>
+        <w:tc>
+          <w:tcPr/>
+          <w:p>
+            <w:pPr>
+              <w:pStyle w:val="Compact"/>
+              <w:jc w:val="center"/>
+            </w:pPr>
+            <w:r>
+              <w:t xml:space="preserve">2</w:t>
+            </w:r>
+          </w:p>
+        </w:tc>
+        <w:tc>
+          <w:tcPr/>
+          <w:p>
+            <w:pPr>
+              <w:pStyle w:val="Compact"/>
+              <w:jc w:val="center"/>
+            </w:pPr>
+            <w:r>
+              <w:t xml:space="preserve">3</w:t>
+            </w:r>
+          </w:p>
+        </w:tc>
+        <w:tc>
+          <w:tcPr/>
+          <w:p>
+            <w:pPr>
+              <w:pStyle w:val="Compact"/>
+              <w:jc w:val="center"/>
+            </w:pPr>
+            <w:r>
+              <w:t xml:space="preserve">4</w:t>
+            </w:r>
+          </w:p>
+        </w:tc>
+        <w:tc>
+          <w:tcPr/>
+          <w:p>
+            <w:pPr>
+              <w:pStyle w:val="Compact"/>
+              <w:jc w:val="center"/>
+            </w:pPr>
+            <w:r>
+              <w:t xml:space="preserve">5</w:t>
+            </w:r>
+          </w:p>
+        </w:tc>
+      </w:tr>
+      <w:tr>
+        <w:tc>
+          <w:tcPr/>
+          <w:p>
+            <w:pPr>
+              <w:pStyle w:val="Compact"/>
+            </w:pPr>
+            <w:r>
+              <w:t xml:space="preserve">I</w:t>
+            </w:r>
+          </w:p>
+        </w:tc>
+        <w:tc>
+          <w:tcPr/>
+          <w:p>
+            <w:pPr>
+              <w:pStyle w:val="Compact"/>
+            </w:pPr>
+            <w:r>
+              <w:t xml:space="preserve">The dashboard layout is clear and well-organised.</w:t>
+            </w:r>
+          </w:p>
+        </w:tc>
+        <w:tc>
+          <w:tcPr/>
+          <w:p>
+            <w:pPr>
+              <w:pStyle w:val="Compact"/>
+              <w:jc w:val="center"/>
+            </w:pPr>
+            <w:r>
+              <w:t xml:space="preserve">☐</w:t>
+            </w:r>
+          </w:p>
+        </w:tc>
+        <w:tc>
+          <w:tcPr/>
+          <w:p>
+            <w:pPr>
+              <w:pStyle w:val="Compact"/>
+              <w:jc w:val="center"/>
+            </w:pPr>
+            <w:r>
+              <w:t xml:space="preserve">☐</w:t>
+            </w:r>
+          </w:p>
+        </w:tc>
+        <w:tc>
+          <w:tcPr/>
+          <w:p>
+            <w:pPr>
+              <w:pStyle w:val="Compact"/>
+              <w:jc w:val="center"/>
+            </w:pPr>
+            <w:r>
+              <w:t xml:space="preserve">☐</w:t>
+            </w:r>
+          </w:p>
+        </w:tc>
+        <w:tc>
+          <w:tcPr/>
+          <w:p>
+            <w:pPr>
+              <w:pStyle w:val="Compact"/>
+              <w:jc w:val="center"/>
+            </w:pPr>
+            <w:r>
+              <w:t xml:space="preserve">☐</w:t>
+            </w:r>
+          </w:p>
+        </w:tc>
+        <w:tc>
+          <w:tcPr/>
+          <w:p>
+            <w:pPr>
+              <w:pStyle w:val="Compact"/>
+              <w:jc w:val="center"/>
+            </w:pPr>
+            <w:r>
+              <w:t xml:space="preserve">☐</w:t>
+            </w:r>
+          </w:p>
+        </w:tc>
+      </w:tr>
+      <w:tr>
+        <w:tc>
+          <w:tcPr/>
+          <w:p>
+            <w:pPr>
+              <w:pStyle w:val="Compact"/>
+            </w:pPr>
+            <w:r>
+              <w:t xml:space="preserve">II</w:t>
+            </w:r>
+          </w:p>
+        </w:tc>
+        <w:tc>
+          <w:tcPr/>
+          <w:p>
+            <w:pPr>
+              <w:pStyle w:val="Compact"/>
+            </w:pPr>
+            <w:r>
+              <w:t xml:space="preserve">The colour-coded severity indicators are easy to interpret.</w:t>
+            </w:r>
+          </w:p>
+        </w:tc>
+        <w:tc>
+          <w:tcPr/>
+          <w:p>
+            <w:pPr>
+              <w:pStyle w:val="Compact"/>
+              <w:jc w:val="center"/>
+            </w:pPr>
+            <w:r>
+              <w:t xml:space="preserve">☐</w:t>
+            </w:r>
+          </w:p>
+        </w:tc>
+        <w:tc>
+          <w:tcPr/>
+          <w:p>
+            <w:pPr>
+              <w:pStyle w:val="Compact"/>
+              <w:jc w:val="center"/>
+            </w:pPr>
+            <w:r>
+              <w:t xml:space="preserve">☐</w:t>
+            </w:r>
+          </w:p>
+        </w:tc>
+        <w:tc>
+          <w:tcPr/>
+          <w:p>
+            <w:pPr>
+              <w:pStyle w:val="Compact"/>
+              <w:jc w:val="center"/>
+            </w:pPr>
+            <w:r>
+              <w:t xml:space="preserve">☐</w:t>
+            </w:r>
+          </w:p>
+        </w:tc>
+        <w:tc>
+          <w:tcPr/>
+          <w:p>
+            <w:pPr>
+              <w:pStyle w:val="Compact"/>
+              <w:jc w:val="center"/>
+            </w:pPr>
+            <w:r>
+              <w:t xml:space="preserve">☐</w:t>
+            </w:r>
+          </w:p>
+        </w:tc>
+        <w:tc>
+          <w:tcPr/>
+          <w:p>
+            <w:pPr>
+              <w:pStyle w:val="Compact"/>
+              <w:jc w:val="center"/>
+            </w:pPr>
+            <w:r>
+              <w:t xml:space="preserve">☐</w:t>
+            </w:r>
+          </w:p>
+        </w:tc>
+      </w:tr>
+      <w:tr>
+        <w:tc>
+          <w:tcPr/>
+          <w:p>
+            <w:pPr>
+              <w:pStyle w:val="Compact"/>
+            </w:pPr>
+            <w:r>
+              <w:t xml:space="preserve">III</w:t>
+            </w:r>
+          </w:p>
+        </w:tc>
+        <w:tc>
+          <w:tcPr/>
+          <w:p>
+            <w:pPr>
+              <w:pStyle w:val="Compact"/>
+            </w:pPr>
+            <w:r>
+              <w:t xml:space="preserve">Navigation between Upload, Findings, and Reports is intuitive.</w:t>
+            </w:r>
+          </w:p>
+        </w:tc>
+        <w:tc>
+          <w:tcPr/>
+          <w:p>
+            <w:pPr>
+              <w:pStyle w:val="Compact"/>
+              <w:jc w:val="center"/>
+            </w:pPr>
+            <w:r>
+              <w:t xml:space="preserve">☐</w:t>
+            </w:r>
+          </w:p>
+        </w:tc>
+        <w:tc>
+          <w:tcPr/>
+          <w:p>
+            <w:pPr>
+              <w:pStyle w:val="Compact"/>
+              <w:jc w:val="center"/>
+            </w:pPr>
+            <w:r>
+              <w:t xml:space="preserve">☐</w:t>
+            </w:r>
+          </w:p>
+        </w:tc>
+        <w:tc>
+          <w:tcPr/>
+          <w:p>
+            <w:pPr>
+              <w:pStyle w:val="Compact"/>
+              <w:jc w:val="center"/>
+            </w:pPr>
+            <w:r>
+              <w:t xml:space="preserve">☐</w:t>
+            </w:r>
+          </w:p>
+        </w:tc>
+        <w:tc>
+          <w:tcPr/>
+          <w:p>
+            <w:pPr>
+              <w:pStyle w:val="Compact"/>
+              <w:jc w:val="center"/>
+            </w:pPr>
+            <w:r>
+              <w:t xml:space="preserve">☐</w:t>
+            </w:r>
+          </w:p>
+        </w:tc>
+        <w:tc>
+          <w:tcPr/>
+          <w:p>
+            <w:pPr>
+              <w:pStyle w:val="Compact"/>
+              <w:jc w:val="center"/>
+            </w:pPr>
+            <w:r>
+              <w:t xml:space="preserve">☐</w:t>
+            </w:r>
+          </w:p>
+        </w:tc>
+      </w:tr>
+      <w:tr>
+        <w:tc>
+          <w:tcPr/>
+          <w:p>
+            <w:pPr>
+              <w:pStyle w:val="Compact"/>
+            </w:pPr>
+            <w:r>
+              <w:t xml:space="preserve">IV</w:t>
+            </w:r>
+          </w:p>
+        </w:tc>
+        <w:tc>
+          <w:tcPr/>
+          <w:p>
+            <w:pPr>
+              <w:pStyle w:val="Compact"/>
+            </w:pPr>
+            <w:r>
+              <w:t xml:space="preserve">The charts and KPI cards present the triage summary clearly.</w:t>
+            </w:r>
+          </w:p>
+        </w:tc>
+        <w:tc>
+          <w:tcPr/>
+          <w:p>
+            <w:pPr>
+              <w:pStyle w:val="Compact"/>
+              <w:jc w:val="center"/>
+            </w:pPr>
+            <w:r>
+              <w:t xml:space="preserve">☐</w:t>
+            </w:r>
+          </w:p>
+        </w:tc>
+        <w:tc>
+          <w:tcPr/>
+          <w:p>
+            <w:pPr>
+              <w:pStyle w:val="Compact"/>
+              <w:jc w:val="center"/>
+            </w:pPr>
+            <w:r>
+              <w:t xml:space="preserve">☐</w:t>
+            </w:r>
+          </w:p>
+        </w:tc>
+        <w:tc>
+          <w:tcPr/>
+          <w:p>
+            <w:pPr>
+              <w:pStyle w:val="Compact"/>
+              <w:jc w:val="center"/>
+            </w:pPr>
+            <w:r>
+              <w:t xml:space="preserve">☐</w:t>
+            </w:r>
+          </w:p>
+        </w:tc>
+        <w:tc>
+          <w:tcPr/>
+          <w:p>
+            <w:pPr>
+              <w:pStyle w:val="Compact"/>
+              <w:jc w:val="center"/>
+            </w:pPr>
+            <w:r>
+              <w:t xml:space="preserve">☐</w:t>
+            </w:r>
+          </w:p>
+        </w:tc>
+        <w:tc>
+          <w:tcPr/>
+          <w:p>
+            <w:pPr>
+              <w:pStyle w:val="Compact"/>
+              <w:jc w:val="center"/>
+            </w:pPr>
+            <w:r>
+              <w:t xml:space="preserve">☐</w:t>
+            </w:r>
+          </w:p>
+        </w:tc>
+      </w:tr>
+      <w:tr>
+        <w:tc>
+          <w:tcPr/>
+          <w:p>
+            <w:pPr>
+              <w:pStyle w:val="Compact"/>
+            </w:pPr>
+            <w:r>
+              <w:t xml:space="preserve">V</w:t>
+            </w:r>
+          </w:p>
+        </w:tc>
+        <w:tc>
+          <w:tcPr/>
+          <w:p>
+            <w:pPr>
+              <w:pStyle w:val="Compact"/>
+            </w:pPr>
+            <w:r>
+              <w:t xml:space="preserve">The finding-detail view is readable and well-structured.</w:t>
+            </w:r>
+          </w:p>
+        </w:tc>
+        <w:tc>
+          <w:tcPr/>
+          <w:p>
+            <w:pPr>
+              <w:pStyle w:val="Compact"/>
+              <w:jc w:val="center"/>
+            </w:pPr>
+            <w:r>
+              <w:t xml:space="preserve">☐</w:t>
+            </w:r>
+          </w:p>
+        </w:tc>
+        <w:tc>
+          <w:tcPr/>
+          <w:p>
+            <w:pPr>
+              <w:pStyle w:val="Compact"/>
+              <w:jc w:val="center"/>
+            </w:pPr>
+            <w:r>
+              <w:t xml:space="preserve">☐</w:t>
+            </w:r>
+          </w:p>
+        </w:tc>
+        <w:tc>
+          <w:tcPr/>
+          <w:p>
+            <w:pPr>
+              <w:pStyle w:val="Compact"/>
+              <w:jc w:val="center"/>
+            </w:pPr>
+            <w:r>
+              <w:t xml:space="preserve">☐</w:t>
+            </w:r>
+          </w:p>
+        </w:tc>
+        <w:tc>
+          <w:tcPr/>
+          <w:p>
+            <w:pPr>
+              <w:pStyle w:val="Compact"/>
+              <w:jc w:val="center"/>
+            </w:pPr>
+            <w:r>
+              <w:t xml:space="preserve">☐</w:t>
+            </w:r>
+          </w:p>
+        </w:tc>
+        <w:tc>
+          <w:tcPr/>
+          <w:p>
+            <w:pPr>
+              <w:pStyle w:val="Compact"/>
+              <w:jc w:val="center"/>
+            </w:pPr>
+            <w:r>
+              <w:t xml:space="preserve">☐</w:t>
+            </w:r>
+          </w:p>
+        </w:tc>
+      </w:tr>
+      <w:tr>
+        <w:tc>
+          <w:tcPr/>
+          <w:p>
+            <w:pPr>
+              <w:pStyle w:val="Compact"/>
+            </w:pPr>
+            <w:r>
+              <w:t xml:space="preserve">VI</w:t>
+            </w:r>
+          </w:p>
+        </w:tc>
+        <w:tc>
+          <w:tcPr/>
+          <w:p>
+            <w:pPr>
+              <w:pStyle w:val="Compact"/>
+            </w:pPr>
+            <w:r>
+              <w:t xml:space="preserve">Buttons, forms, and controls are obvious and easy to use.</w:t>
+            </w:r>
+          </w:p>
+        </w:tc>
+        <w:tc>
+          <w:tcPr/>
+          <w:p>
+            <w:pPr>
+              <w:pStyle w:val="Compact"/>
+              <w:jc w:val="center"/>
+            </w:pPr>
+            <w:r>
+              <w:t xml:space="preserve">☐</w:t>
+            </w:r>
+          </w:p>
+        </w:tc>
+        <w:tc>
+          <w:tcPr/>
+          <w:p>
+            <w:pPr>
+              <w:pStyle w:val="Compact"/>
+              <w:jc w:val="center"/>
+            </w:pPr>
+            <w:r>
+              <w:t xml:space="preserve">☐</w:t>
+            </w:r>
+          </w:p>
+        </w:tc>
+        <w:tc>
+          <w:tcPr/>
+          <w:p>
+            <w:pPr>
+              <w:pStyle w:val="Compact"/>
+              <w:jc w:val="center"/>
+            </w:pPr>
+            <w:r>
+              <w:t xml:space="preserve">☐</w:t>
+            </w:r>
+          </w:p>
+        </w:tc>
+        <w:tc>
+          <w:tcPr/>
+          <w:p>
+            <w:pPr>
+              <w:pStyle w:val="Compact"/>
+              <w:jc w:val="center"/>
+            </w:pPr>
+            <w:r>
+              <w:t xml:space="preserve">☐</w:t>
+            </w:r>
+          </w:p>
+        </w:tc>
+        <w:tc>
+          <w:tcPr/>
+          <w:p>
+            <w:pPr>
+              <w:pStyle w:val="Compact"/>
+              <w:jc w:val="center"/>
+            </w:pPr>
+            <w:r>
+              <w:t xml:space="preserve">☐</w:t>
+            </w:r>
+          </w:p>
+        </w:tc>
+      </w:tr>
+      <w:tr>
+        <w:tc>
+          <w:tcPr/>
+          <w:p>
+            <w:pPr>
+              <w:pStyle w:val="Compact"/>
+            </w:pPr>
+            <w:r>
+              <w:t xml:space="preserve">VII</w:t>
+            </w:r>
+          </w:p>
+        </w:tc>
+        <w:tc>
+          <w:tcPr/>
+          <w:p>
+            <w:pPr>
+              <w:pStyle w:val="Compact"/>
+            </w:pPr>
+            <w:r>
+              <w:t xml:space="preserve">The overall look and feel is professional.</w:t>
+            </w:r>
+          </w:p>
+        </w:tc>
+        <w:tc>
+          <w:tcPr/>
+          <w:p>
+            <w:pPr>
+              <w:pStyle w:val="Compact"/>
+              <w:jc w:val="center"/>
+            </w:pPr>
+            <w:r>
+              <w:t xml:space="preserve">☐</w:t>
+            </w:r>
+          </w:p>
+        </w:tc>
+        <w:tc>
+          <w:tcPr/>
+          <w:p>
+            <w:pPr>
+              <w:pStyle w:val="Compact"/>
+              <w:jc w:val="center"/>
+            </w:pPr>
+            <w:r>
+              <w:t xml:space="preserve">☐</w:t>
+            </w:r>
+          </w:p>
+        </w:tc>
+        <w:tc>
+          <w:tcPr/>
+          <w:p>
+            <w:pPr>
+              <w:pStyle w:val="Compact"/>
+              <w:jc w:val="center"/>
+            </w:pPr>
+            <w:r>
+              <w:t xml:space="preserve">☐</w:t>
+            </w:r>
+          </w:p>
+        </w:tc>
+        <w:tc>
+          <w:tcPr/>
+          <w:p>
+            <w:pPr>
+              <w:pStyle w:val="Compact"/>
+              <w:jc w:val="center"/>
+            </w:pPr>
+            <w:r>
+              <w:t xml:space="preserve">☐</w:t>
+            </w:r>
+          </w:p>
+        </w:tc>
+        <w:tc>
+          <w:tcPr/>
+          <w:p>
+            <w:pPr>
+              <w:pStyle w:val="Compact"/>
+              <w:jc w:val="center"/>
+            </w:pPr>
+            <w:r>
+              <w:t xml:space="preserve">☐</w:t>
+            </w:r>
+          </w:p>
+        </w:tc>
+      </w:tr>
+    </w:tbl>
+    <w:p>
+      <w:pPr>
+        <w:pStyle w:val="BodyText"/>
+      </w:pPr>
+      <w:r>
+        <w:rPr>
+          <w:b/>
+          <w:bCs/>
+        </w:rPr>
+        <w:t xml:space="preserve">General Functionality Criteria</w:t>
       </w:r>
     </w:p>
     <w:tbl>
@@ -1174,178 +2050,282 @@
               <w:pStyle w:val="Compact"/>
             </w:pPr>
             <w:r>
-              <w:t xml:space="preserve">Tester</w:t>
-            </w:r>
-          </w:p>
-        </w:tc>
-        <w:tc>
-          <w:tcPr/>
-          <w:p>
-            <w:pPr>
-              <w:pStyle w:val="Compact"/>
-            </w:pPr>
-            <w:r>
-              <w:t xml:space="preserve">Role / background</w:t>
-            </w:r>
-          </w:p>
-        </w:tc>
-        <w:tc>
-          <w:tcPr/>
-          <w:p>
-            <w:pPr>
-              <w:pStyle w:val="Compact"/>
-            </w:pPr>
-            <w:r>
-              <w:t xml:space="preserve">Security-tool experience (None/Some/Experienced)</w:t>
-            </w:r>
-          </w:p>
-        </w:tc>
-        <w:tc>
-          <w:tcPr/>
-          <w:p>
-            <w:pPr>
-              <w:pStyle w:val="Compact"/>
-            </w:pPr>
-            <w:r>
-              <w:t xml:space="preserve">Date tested</w:t>
-            </w:r>
-          </w:p>
-        </w:tc>
-      </w:tr>
-      <w:tr>
-        <w:tc>
-          <w:tcPr/>
-          <w:p>
-            <w:pPr>
-              <w:pStyle w:val="Compact"/>
-            </w:pPr>
-            <w:r>
-              <w:t xml:space="preserve">P1</w:t>
-            </w:r>
-          </w:p>
-        </w:tc>
-        <w:tc>
-          <w:tcPr/>
-          <w:p>
-            <w:pPr>
-              <w:pStyle w:val="Compact"/>
-            </w:pPr>
-            <w:r>
-              <w:t xml:space="preserve">______________</w:t>
-            </w:r>
-          </w:p>
-        </w:tc>
-        <w:tc>
-          <w:tcPr/>
-          <w:p>
-            <w:pPr>
-              <w:pStyle w:val="Compact"/>
-            </w:pPr>
-            <w:r>
-              <w:t xml:space="preserve">______________</w:t>
-            </w:r>
-          </w:p>
-        </w:tc>
-        <w:tc>
-          <w:tcPr/>
-          <w:p>
-            <w:pPr>
-              <w:pStyle w:val="Compact"/>
-            </w:pPr>
-            <w:r>
-              <w:t xml:space="preserve">__________</w:t>
-            </w:r>
-          </w:p>
-        </w:tc>
-      </w:tr>
-      <w:tr>
-        <w:tc>
-          <w:tcPr/>
-          <w:p>
-            <w:pPr>
-              <w:pStyle w:val="Compact"/>
-            </w:pPr>
-            <w:r>
-              <w:t xml:space="preserve">P2</w:t>
-            </w:r>
-          </w:p>
-        </w:tc>
-        <w:tc>
-          <w:tcPr/>
-          <w:p>
-            <w:pPr>
-              <w:pStyle w:val="Compact"/>
-            </w:pPr>
-            <w:r>
-              <w:t xml:space="preserve">______________</w:t>
-            </w:r>
-          </w:p>
-        </w:tc>
-        <w:tc>
-          <w:tcPr/>
-          <w:p>
-            <w:pPr>
-              <w:pStyle w:val="Compact"/>
-            </w:pPr>
-            <w:r>
-              <w:t xml:space="preserve">______________</w:t>
-            </w:r>
-          </w:p>
-        </w:tc>
-        <w:tc>
-          <w:tcPr/>
-          <w:p>
-            <w:pPr>
-              <w:pStyle w:val="Compact"/>
-            </w:pPr>
-            <w:r>
-              <w:t xml:space="preserve">__________</w:t>
-            </w:r>
-          </w:p>
-        </w:tc>
-      </w:tr>
-      <w:tr>
-        <w:tc>
-          <w:tcPr/>
-          <w:p>
-            <w:pPr>
-              <w:pStyle w:val="Compact"/>
-            </w:pPr>
-            <w:r>
-              <w:t xml:space="preserve">P3</w:t>
-            </w:r>
-          </w:p>
-        </w:tc>
-        <w:tc>
-          <w:tcPr/>
-          <w:p>
-            <w:pPr>
-              <w:pStyle w:val="Compact"/>
-            </w:pPr>
-            <w:r>
-              <w:t xml:space="preserve">______________</w:t>
-            </w:r>
-          </w:p>
-        </w:tc>
-        <w:tc>
-          <w:tcPr/>
-          <w:p>
-            <w:pPr>
-              <w:pStyle w:val="Compact"/>
-            </w:pPr>
-            <w:r>
-              <w:t xml:space="preserve">______________</w:t>
-            </w:r>
-          </w:p>
-        </w:tc>
-        <w:tc>
-          <w:tcPr/>
-          <w:p>
-            <w:pPr>
-              <w:pStyle w:val="Compact"/>
-            </w:pPr>
-            <w:r>
-              <w:t xml:space="preserve">__________</w:t>
+              <w:t xml:space="preserve">#</w:t>
+            </w:r>
+          </w:p>
+        </w:tc>
+        <w:tc>
+          <w:tcPr/>
+          <w:p>
+            <w:pPr>
+              <w:pStyle w:val="Compact"/>
+            </w:pPr>
+            <w:r>
+              <w:t xml:space="preserve">Criterion</w:t>
+            </w:r>
+          </w:p>
+        </w:tc>
+        <w:tc>
+          <w:tcPr/>
+          <w:p>
+            <w:pPr>
+              <w:pStyle w:val="Compact"/>
+              <w:jc w:val="center"/>
+            </w:pPr>
+            <w:r>
+              <w:t xml:space="preserve">Yes</w:t>
+            </w:r>
+          </w:p>
+        </w:tc>
+        <w:tc>
+          <w:tcPr/>
+          <w:p>
+            <w:pPr>
+              <w:pStyle w:val="Compact"/>
+              <w:jc w:val="center"/>
+            </w:pPr>
+            <w:r>
+              <w:t xml:space="preserve">No</w:t>
+            </w:r>
+          </w:p>
+        </w:tc>
+      </w:tr>
+      <w:tr>
+        <w:tc>
+          <w:tcPr/>
+          <w:p>
+            <w:pPr>
+              <w:pStyle w:val="Compact"/>
+            </w:pPr>
+            <w:r>
+              <w:t xml:space="preserve">I</w:t>
+            </w:r>
+          </w:p>
+        </w:tc>
+        <w:tc>
+          <w:tcPr/>
+          <w:p>
+            <w:pPr>
+              <w:pStyle w:val="Compact"/>
+            </w:pPr>
+            <w:r>
+              <w:t xml:space="preserve">The system registers a new account and logs in without error.</w:t>
+            </w:r>
+          </w:p>
+        </w:tc>
+        <w:tc>
+          <w:tcPr/>
+          <w:p>
+            <w:pPr>
+              <w:pStyle w:val="Compact"/>
+              <w:jc w:val="center"/>
+            </w:pPr>
+            <w:r>
+              <w:t xml:space="preserve">☐</w:t>
+            </w:r>
+          </w:p>
+        </w:tc>
+        <w:tc>
+          <w:tcPr/>
+          <w:p>
+            <w:pPr>
+              <w:pStyle w:val="Compact"/>
+              <w:jc w:val="center"/>
+            </w:pPr>
+            <w:r>
+              <w:t xml:space="preserve">☐</w:t>
+            </w:r>
+          </w:p>
+        </w:tc>
+      </w:tr>
+      <w:tr>
+        <w:tc>
+          <w:tcPr/>
+          <w:p>
+            <w:pPr>
+              <w:pStyle w:val="Compact"/>
+            </w:pPr>
+            <w:r>
+              <w:t xml:space="preserve">II</w:t>
+            </w:r>
+          </w:p>
+        </w:tc>
+        <w:tc>
+          <w:tcPr/>
+          <w:p>
+            <w:pPr>
+              <w:pStyle w:val="Compact"/>
+            </w:pPr>
+            <w:r>
+              <w:t xml:space="preserve">A scanner report (ZAP / Nuclei / Nessus) can be uploaded and processed without error.</w:t>
+            </w:r>
+          </w:p>
+        </w:tc>
+        <w:tc>
+          <w:tcPr/>
+          <w:p>
+            <w:pPr>
+              <w:pStyle w:val="Compact"/>
+              <w:jc w:val="center"/>
+            </w:pPr>
+            <w:r>
+              <w:t xml:space="preserve">☐</w:t>
+            </w:r>
+          </w:p>
+        </w:tc>
+        <w:tc>
+          <w:tcPr/>
+          <w:p>
+            <w:pPr>
+              <w:pStyle w:val="Compact"/>
+              <w:jc w:val="center"/>
+            </w:pPr>
+            <w:r>
+              <w:t xml:space="preserve">☐</w:t>
+            </w:r>
+          </w:p>
+        </w:tc>
+      </w:tr>
+      <w:tr>
+        <w:tc>
+          <w:tcPr/>
+          <w:p>
+            <w:pPr>
+              <w:pStyle w:val="Compact"/>
+            </w:pPr>
+            <w:r>
+              <w:t xml:space="preserve">III</w:t>
+            </w:r>
+          </w:p>
+        </w:tc>
+        <w:tc>
+          <w:tcPr/>
+          <w:p>
+            <w:pPr>
+              <w:pStyle w:val="Compact"/>
+            </w:pPr>
+            <w:r>
+              <w:t xml:space="preserve">Findings are triaged and classified automatically after upload.</w:t>
+            </w:r>
+          </w:p>
+        </w:tc>
+        <w:tc>
+          <w:tcPr/>
+          <w:p>
+            <w:pPr>
+              <w:pStyle w:val="Compact"/>
+              <w:jc w:val="center"/>
+            </w:pPr>
+            <w:r>
+              <w:t xml:space="preserve">☐</w:t>
+            </w:r>
+          </w:p>
+        </w:tc>
+        <w:tc>
+          <w:tcPr/>
+          <w:p>
+            <w:pPr>
+              <w:pStyle w:val="Compact"/>
+              <w:jc w:val="center"/>
+            </w:pPr>
+            <w:r>
+              <w:t xml:space="preserve">☐</w:t>
+            </w:r>
+          </w:p>
+        </w:tc>
+      </w:tr>
+      <w:tr>
+        <w:tc>
+          <w:tcPr/>
+          <w:p>
+            <w:pPr>
+              <w:pStyle w:val="Compact"/>
+            </w:pPr>
+            <w:r>
+              <w:t xml:space="preserve">IV</w:t>
+            </w:r>
+          </w:p>
+        </w:tc>
+        <w:tc>
+          <w:tcPr/>
+          <w:p>
+            <w:pPr>
+              <w:pStyle w:val="Compact"/>
+            </w:pPr>
+            <w:r>
+              <w:t xml:space="preserve">The system responds appropriately to invalid input or an unsupported file.</w:t>
+            </w:r>
+          </w:p>
+        </w:tc>
+        <w:tc>
+          <w:tcPr/>
+          <w:p>
+            <w:pPr>
+              <w:pStyle w:val="Compact"/>
+              <w:jc w:val="center"/>
+            </w:pPr>
+            <w:r>
+              <w:t xml:space="preserve">☐</w:t>
+            </w:r>
+          </w:p>
+        </w:tc>
+        <w:tc>
+          <w:tcPr/>
+          <w:p>
+            <w:pPr>
+              <w:pStyle w:val="Compact"/>
+              <w:jc w:val="center"/>
+            </w:pPr>
+            <w:r>
+              <w:t xml:space="preserve">☐</w:t>
+            </w:r>
+          </w:p>
+        </w:tc>
+      </w:tr>
+      <w:tr>
+        <w:tc>
+          <w:tcPr/>
+          <w:p>
+            <w:pPr>
+              <w:pStyle w:val="Compact"/>
+            </w:pPr>
+            <w:r>
+              <w:t xml:space="preserve">V</w:t>
+            </w:r>
+          </w:p>
+        </w:tc>
+        <w:tc>
+          <w:tcPr/>
+          <w:p>
+            <w:pPr>
+              <w:pStyle w:val="Compact"/>
+            </w:pPr>
+            <w:r>
+              <w:t xml:space="preserve">The PDF report generates and downloads successfully.</w:t>
+            </w:r>
+          </w:p>
+        </w:tc>
+        <w:tc>
+          <w:tcPr/>
+          <w:p>
+            <w:pPr>
+              <w:pStyle w:val="Compact"/>
+              <w:jc w:val="center"/>
+            </w:pPr>
+            <w:r>
+              <w:t xml:space="preserve">☐</w:t>
+            </w:r>
+          </w:p>
+        </w:tc>
+        <w:tc>
+          <w:tcPr/>
+          <w:p>
+            <w:pPr>
+              <w:pStyle w:val="Compact"/>
+              <w:jc w:val="center"/>
+            </w:pPr>
+            <w:r>
+              <w:t xml:space="preserve">☐</w:t>
             </w:r>
           </w:p>
         </w:tc>
@@ -1360,730 +2340,7 @@
           <w:b/>
           <w:bCs/>
         </w:rPr>
-        <w:t xml:space="preserve">Table 5.2: UAT Participant Profile (to be completed with real testers)</w:t>
-      </w:r>
-    </w:p>
-    <w:p>
-      <w:pPr>
-        <w:pStyle w:val="BodyText"/>
-      </w:pPr>
-      <w:r>
-        <w:rPr>
-          <w:b/>
-          <w:bCs/>
-        </w:rPr>
-        <w:t xml:space="preserve">Procedure.</w:t>
-      </w:r>
-      <w:r>
-        <w:t xml:space="preserve"> </w:t>
-      </w:r>
-      <w:r>
-        <w:t xml:space="preserve">Each participant is given a short briefing, the authorisation and scope note (testing is only against the provided deliberately-vulnerable target, e.g. a local OWASP Juice Shop), and then asked to complete the task scenarios in Table 5.3 unaided. The facilitator records, per task, whether it was completed, the time taken, the number of errors, and whether assistance was needed. Immediately afterwards, the participant completes the SUS questionnaire (Table 5.4).</w:t>
-      </w:r>
-    </w:p>
-    <w:p>
-      <w:pPr>
-        <w:pStyle w:val="BodyText"/>
-      </w:pPr>
-      <w:r>
-        <w:rPr>
-          <w:b/>
-          <w:bCs/>
-        </w:rPr>
-        <w:t xml:space="preserve">Task scenarios.</w:t>
-      </w:r>
-      <w:r>
-        <w:t xml:space="preserve"> </w:t>
-      </w:r>
-      <w:r>
-        <w:t xml:space="preserve">The tasks were designed to exercise the full analyst workflow and every major feature.</w:t>
-      </w:r>
-    </w:p>
-    <w:tbl>
-      <w:tblPr>
-        <w:tblStyle w:val="Table"/>
-        <w:tblW w:type="auto" w:w="0"/>
-        <w:tblLook w:firstRow="1" w:lastRow="0" w:firstColumn="0" w:lastColumn="0" w:noHBand="0" w:noVBand="0" w:val="0020"/>
-      </w:tblPr>
-      <w:tblGrid>
-        <w:gridCol w:w="2640"/>
-        <w:gridCol w:w="2640"/>
-        <w:gridCol w:w="2640"/>
-      </w:tblGrid>
-      <w:tr>
-        <w:trPr>
-          <w:tblHeader w:val="on"/>
-        </w:trPr>
-        <w:tc>
-          <w:tcPr/>
-          <w:p>
-            <w:pPr>
-              <w:pStyle w:val="Compact"/>
-            </w:pPr>
-            <w:r>
-              <w:t xml:space="preserve">Task ID</w:t>
-            </w:r>
-          </w:p>
-        </w:tc>
-        <w:tc>
-          <w:tcPr/>
-          <w:p>
-            <w:pPr>
-              <w:pStyle w:val="Compact"/>
-            </w:pPr>
-            <w:r>
-              <w:t xml:space="preserve">Scenario</w:t>
-            </w:r>
-          </w:p>
-        </w:tc>
-        <w:tc>
-          <w:tcPr/>
-          <w:p>
-            <w:pPr>
-              <w:pStyle w:val="Compact"/>
-            </w:pPr>
-            <w:r>
-              <w:t xml:space="preserve">Success criterion</w:t>
-            </w:r>
-          </w:p>
-        </w:tc>
-      </w:tr>
-      <w:tr>
-        <w:tc>
-          <w:tcPr/>
-          <w:p>
-            <w:pPr>
-              <w:pStyle w:val="Compact"/>
-            </w:pPr>
-            <w:r>
-              <w:t xml:space="preserve">T1</w:t>
-            </w:r>
-          </w:p>
-        </w:tc>
-        <w:tc>
-          <w:tcPr/>
-          <w:p>
-            <w:pPr>
-              <w:pStyle w:val="Compact"/>
-            </w:pPr>
-            <w:r>
-              <w:t xml:space="preserve">Register an account and log in.</w:t>
-            </w:r>
-          </w:p>
-        </w:tc>
-        <w:tc>
-          <w:tcPr/>
-          <w:p>
-            <w:pPr>
-              <w:pStyle w:val="Compact"/>
-            </w:pPr>
-            <w:r>
-              <w:t xml:space="preserve">Reaches the dashboard authenticated.</w:t>
-            </w:r>
-          </w:p>
-        </w:tc>
-      </w:tr>
-      <w:tr>
-        <w:tc>
-          <w:tcPr/>
-          <w:p>
-            <w:pPr>
-              <w:pStyle w:val="Compact"/>
-            </w:pPr>
-            <w:r>
-              <w:t xml:space="preserve">T2</w:t>
-            </w:r>
-          </w:p>
-        </w:tc>
-        <w:tc>
-          <w:tcPr/>
-          <w:p>
-            <w:pPr>
-              <w:pStyle w:val="Compact"/>
-            </w:pPr>
-            <w:r>
-              <w:t xml:space="preserve">Upload a scanner report and run the triage pipeline.</w:t>
-            </w:r>
-          </w:p>
-        </w:tc>
-        <w:tc>
-          <w:tcPr/>
-          <w:p>
-            <w:pPr>
-              <w:pStyle w:val="Compact"/>
-            </w:pPr>
-            <w:r>
-              <w:t xml:space="preserve">Findings appear, triaged and classified.</w:t>
-            </w:r>
-          </w:p>
-        </w:tc>
-      </w:tr>
-      <w:tr>
-        <w:tc>
-          <w:tcPr/>
-          <w:p>
-            <w:pPr>
-              <w:pStyle w:val="Compact"/>
-            </w:pPr>
-            <w:r>
-              <w:t xml:space="preserve">T3</w:t>
-            </w:r>
-          </w:p>
-        </w:tc>
-        <w:tc>
-          <w:tcPr/>
-          <w:p>
-            <w:pPr>
-              <w:pStyle w:val="Compact"/>
-            </w:pPr>
-            <w:r>
-              <w:t xml:space="preserve">From the dashboard, state how many findings are Confirmed vs the total.</w:t>
-            </w:r>
-          </w:p>
-        </w:tc>
-        <w:tc>
-          <w:tcPr/>
-          <w:p>
-            <w:pPr>
-              <w:pStyle w:val="Compact"/>
-            </w:pPr>
-            <w:r>
-              <w:t xml:space="preserve">Reads the correct figures from the KPI cards/charts.</w:t>
-            </w:r>
-          </w:p>
-        </w:tc>
-      </w:tr>
-      <w:tr>
-        <w:tc>
-          <w:tcPr/>
-          <w:p>
-            <w:pPr>
-              <w:pStyle w:val="Compact"/>
-            </w:pPr>
-            <w:r>
-              <w:t xml:space="preserve">T4</w:t>
-            </w:r>
-          </w:p>
-        </w:tc>
-        <w:tc>
-          <w:tcPr/>
-          <w:p>
-            <w:pPr>
-              <w:pStyle w:val="Compact"/>
-            </w:pPr>
-            <w:r>
-              <w:t xml:space="preserve">Open a Confirmed finding and explain, in their own words,</w:t>
-            </w:r>
-            <w:r>
-              <w:t xml:space="preserve"> </w:t>
-            </w:r>
-            <w:r>
-              <w:rPr>
-                <w:i/>
-                <w:iCs/>
-              </w:rPr>
-              <w:t xml:space="preserve">why</w:t>
-            </w:r>
-            <w:r>
-              <w:t xml:space="preserve"> </w:t>
-            </w:r>
-            <w:r>
-              <w:t xml:space="preserve">it was confirmed.</w:t>
-            </w:r>
-          </w:p>
-        </w:tc>
-        <w:tc>
-          <w:tcPr/>
-          <w:p>
-            <w:pPr>
-              <w:pStyle w:val="Compact"/>
-            </w:pPr>
-            <w:r>
-              <w:t xml:space="preserve">Correctly cites the confidence rationale / PoC evidence.</w:t>
-            </w:r>
-          </w:p>
-        </w:tc>
-      </w:tr>
-      <w:tr>
-        <w:tc>
-          <w:tcPr/>
-          <w:p>
-            <w:pPr>
-              <w:pStyle w:val="Compact"/>
-            </w:pPr>
-            <w:r>
-              <w:t xml:space="preserve">T5</w:t>
-            </w:r>
-          </w:p>
-        </w:tc>
-        <w:tc>
-          <w:tcPr/>
-          <w:p>
-            <w:pPr>
-              <w:pStyle w:val="Compact"/>
-            </w:pPr>
-            <w:r>
-              <w:t xml:space="preserve">Run an Auto Scan against the authorised target, acknowledging the authorisation control.</w:t>
-            </w:r>
-          </w:p>
-        </w:tc>
-        <w:tc>
-          <w:tcPr/>
-          <w:p>
-            <w:pPr>
-              <w:pStyle w:val="Compact"/>
-            </w:pPr>
-            <w:r>
-              <w:t xml:space="preserve">Scan runs; understands the authorisation gate.</w:t>
-            </w:r>
-          </w:p>
-        </w:tc>
-      </w:tr>
-      <w:tr>
-        <w:tc>
-          <w:tcPr/>
-          <w:p>
-            <w:pPr>
-              <w:pStyle w:val="Compact"/>
-            </w:pPr>
-            <w:r>
-              <w:t xml:space="preserve">T6</w:t>
-            </w:r>
-          </w:p>
-        </w:tc>
-        <w:tc>
-          <w:tcPr/>
-          <w:p>
-            <w:pPr>
-              <w:pStyle w:val="Compact"/>
-            </w:pPr>
-            <w:r>
-              <w:t xml:space="preserve">Generate and download the PDF report (including the AI-assisted analysis).</w:t>
-            </w:r>
-          </w:p>
-        </w:tc>
-        <w:tc>
-          <w:tcPr/>
-          <w:p>
-            <w:pPr>
-              <w:pStyle w:val="Compact"/>
-            </w:pPr>
-            <w:r>
-              <w:t xml:space="preserve">Obtains a report that includes the analysis section.</w:t>
-            </w:r>
-          </w:p>
-        </w:tc>
-      </w:tr>
-    </w:tbl>
-    <w:p>
-      <w:pPr>
-        <w:pStyle w:val="BodyText"/>
-      </w:pPr>
-      <w:r>
-        <w:rPr>
-          <w:b/>
-          <w:bCs/>
-        </w:rPr>
-        <w:t xml:space="preserve">Table 5.3: UAT Task Scenarios</w:t>
-      </w:r>
-    </w:p>
-    <w:p>
-      <w:pPr>
-        <w:pStyle w:val="BodyText"/>
-      </w:pPr>
-      <w:r>
-        <w:rPr>
-          <w:b/>
-          <w:bCs/>
-        </w:rPr>
-        <w:t xml:space="preserve">Task-result capture template.</w:t>
-      </w:r>
-      <w:r>
-        <w:t xml:space="preserve"> </w:t>
-      </w:r>
-      <w:r>
-        <w:t xml:space="preserve">For each participant, task performance is recorded as in Table 5.5 (§5.3.2). The measures are: completion (✓/✗), time (seconds), errors (count), and assistance (Y/N).</w:t>
-      </w:r>
-    </w:p>
-    <w:p>
-      <w:pPr>
-        <w:pStyle w:val="BodyText"/>
-      </w:pPr>
-      <w:r>
-        <w:rPr>
-          <w:b/>
-          <w:bCs/>
-        </w:rPr>
-        <w:t xml:space="preserve">SUS questionnaire.</w:t>
-      </w:r>
-      <w:r>
-        <w:t xml:space="preserve"> </w:t>
-      </w:r>
-      <w:r>
-        <w:t xml:space="preserve">After the tasks, each participant rates the ten standard SUS statements on a 5-point scale (1 = Strongly Disagree … 5 = Strongly Agree). The statements are given verbatim in Table 5.4; they deliberately alternate between positive and negative wording, which is handled by the scoring method in §5.3.2.</w:t>
-      </w:r>
-    </w:p>
-    <w:tbl>
-      <w:tblPr>
-        <w:tblStyle w:val="Table"/>
-        <w:tblW w:type="auto" w:w="0"/>
-        <w:tblLook w:firstRow="1" w:lastRow="0" w:firstColumn="0" w:lastColumn="0" w:noHBand="0" w:noVBand="0" w:val="0020"/>
-      </w:tblPr>
-      <w:tblGrid>
-        <w:gridCol w:w="3960"/>
-        <w:gridCol w:w="3960"/>
-      </w:tblGrid>
-      <w:tr>
-        <w:trPr>
-          <w:tblHeader w:val="on"/>
-        </w:trPr>
-        <w:tc>
-          <w:tcPr/>
-          <w:p>
-            <w:pPr>
-              <w:pStyle w:val="Compact"/>
-            </w:pPr>
-            <w:r>
-              <w:t xml:space="preserve">#</w:t>
-            </w:r>
-          </w:p>
-        </w:tc>
-        <w:tc>
-          <w:tcPr/>
-          <w:p>
-            <w:pPr>
-              <w:pStyle w:val="Compact"/>
-            </w:pPr>
-            <w:r>
-              <w:t xml:space="preserve">SUS statement (rate 1–5)</w:t>
-            </w:r>
-          </w:p>
-        </w:tc>
-      </w:tr>
-      <w:tr>
-        <w:tc>
-          <w:tcPr/>
-          <w:p>
-            <w:pPr>
-              <w:pStyle w:val="Compact"/>
-            </w:pPr>
-            <w:r>
-              <w:t xml:space="preserve">Q1</w:t>
-            </w:r>
-          </w:p>
-        </w:tc>
-        <w:tc>
-          <w:tcPr/>
-          <w:p>
-            <w:pPr>
-              <w:pStyle w:val="Compact"/>
-            </w:pPr>
-            <w:r>
-              <w:t xml:space="preserve">I think that I would like to use this system frequently.</w:t>
-            </w:r>
-          </w:p>
-        </w:tc>
-      </w:tr>
-      <w:tr>
-        <w:tc>
-          <w:tcPr/>
-          <w:p>
-            <w:pPr>
-              <w:pStyle w:val="Compact"/>
-            </w:pPr>
-            <w:r>
-              <w:t xml:space="preserve">Q2</w:t>
-            </w:r>
-          </w:p>
-        </w:tc>
-        <w:tc>
-          <w:tcPr/>
-          <w:p>
-            <w:pPr>
-              <w:pStyle w:val="Compact"/>
-            </w:pPr>
-            <w:r>
-              <w:t xml:space="preserve">I found the system unnecessarily complex.</w:t>
-            </w:r>
-          </w:p>
-        </w:tc>
-      </w:tr>
-      <w:tr>
-        <w:tc>
-          <w:tcPr/>
-          <w:p>
-            <w:pPr>
-              <w:pStyle w:val="Compact"/>
-            </w:pPr>
-            <w:r>
-              <w:t xml:space="preserve">Q3</w:t>
-            </w:r>
-          </w:p>
-        </w:tc>
-        <w:tc>
-          <w:tcPr/>
-          <w:p>
-            <w:pPr>
-              <w:pStyle w:val="Compact"/>
-            </w:pPr>
-            <w:r>
-              <w:t xml:space="preserve">I thought the system was easy to use.</w:t>
-            </w:r>
-          </w:p>
-        </w:tc>
-      </w:tr>
-      <w:tr>
-        <w:tc>
-          <w:tcPr/>
-          <w:p>
-            <w:pPr>
-              <w:pStyle w:val="Compact"/>
-            </w:pPr>
-            <w:r>
-              <w:t xml:space="preserve">Q4</w:t>
-            </w:r>
-          </w:p>
-        </w:tc>
-        <w:tc>
-          <w:tcPr/>
-          <w:p>
-            <w:pPr>
-              <w:pStyle w:val="Compact"/>
-            </w:pPr>
-            <w:r>
-              <w:t xml:space="preserve">I think that I would need the support of a technical person to be able to use this system.</w:t>
-            </w:r>
-          </w:p>
-        </w:tc>
-      </w:tr>
-      <w:tr>
-        <w:tc>
-          <w:tcPr/>
-          <w:p>
-            <w:pPr>
-              <w:pStyle w:val="Compact"/>
-            </w:pPr>
-            <w:r>
-              <w:t xml:space="preserve">Q5</w:t>
-            </w:r>
-          </w:p>
-        </w:tc>
-        <w:tc>
-          <w:tcPr/>
-          <w:p>
-            <w:pPr>
-              <w:pStyle w:val="Compact"/>
-            </w:pPr>
-            <w:r>
-              <w:t xml:space="preserve">I found the various functions in this system were well integrated.</w:t>
-            </w:r>
-          </w:p>
-        </w:tc>
-      </w:tr>
-      <w:tr>
-        <w:tc>
-          <w:tcPr/>
-          <w:p>
-            <w:pPr>
-              <w:pStyle w:val="Compact"/>
-            </w:pPr>
-            <w:r>
-              <w:t xml:space="preserve">Q6</w:t>
-            </w:r>
-          </w:p>
-        </w:tc>
-        <w:tc>
-          <w:tcPr/>
-          <w:p>
-            <w:pPr>
-              <w:pStyle w:val="Compact"/>
-            </w:pPr>
-            <w:r>
-              <w:t xml:space="preserve">I thought there was too much inconsistency in this system.</w:t>
-            </w:r>
-          </w:p>
-        </w:tc>
-      </w:tr>
-      <w:tr>
-        <w:tc>
-          <w:tcPr/>
-          <w:p>
-            <w:pPr>
-              <w:pStyle w:val="Compact"/>
-            </w:pPr>
-            <w:r>
-              <w:t xml:space="preserve">Q7</w:t>
-            </w:r>
-          </w:p>
-        </w:tc>
-        <w:tc>
-          <w:tcPr/>
-          <w:p>
-            <w:pPr>
-              <w:pStyle w:val="Compact"/>
-            </w:pPr>
-            <w:r>
-              <w:t xml:space="preserve">I would imagine that most people would learn to use this system very quickly.</w:t>
-            </w:r>
-          </w:p>
-        </w:tc>
-      </w:tr>
-      <w:tr>
-        <w:tc>
-          <w:tcPr/>
-          <w:p>
-            <w:pPr>
-              <w:pStyle w:val="Compact"/>
-            </w:pPr>
-            <w:r>
-              <w:t xml:space="preserve">Q8</w:t>
-            </w:r>
-          </w:p>
-        </w:tc>
-        <w:tc>
-          <w:tcPr/>
-          <w:p>
-            <w:pPr>
-              <w:pStyle w:val="Compact"/>
-            </w:pPr>
-            <w:r>
-              <w:t xml:space="preserve">I found the system very cumbersome to use.</w:t>
-            </w:r>
-          </w:p>
-        </w:tc>
-      </w:tr>
-      <w:tr>
-        <w:tc>
-          <w:tcPr/>
-          <w:p>
-            <w:pPr>
-              <w:pStyle w:val="Compact"/>
-            </w:pPr>
-            <w:r>
-              <w:t xml:space="preserve">Q9</w:t>
-            </w:r>
-          </w:p>
-        </w:tc>
-        <w:tc>
-          <w:tcPr/>
-          <w:p>
-            <w:pPr>
-              <w:pStyle w:val="Compact"/>
-            </w:pPr>
-            <w:r>
-              <w:t xml:space="preserve">I felt very confident using the system.</w:t>
-            </w:r>
-          </w:p>
-        </w:tc>
-      </w:tr>
-      <w:tr>
-        <w:tc>
-          <w:tcPr/>
-          <w:p>
-            <w:pPr>
-              <w:pStyle w:val="Compact"/>
-            </w:pPr>
-            <w:r>
-              <w:t xml:space="preserve">Q10</w:t>
-            </w:r>
-          </w:p>
-        </w:tc>
-        <w:tc>
-          <w:tcPr/>
-          <w:p>
-            <w:pPr>
-              <w:pStyle w:val="Compact"/>
-            </w:pPr>
-            <w:r>
-              <w:t xml:space="preserve">I needed to learn a lot of things before I could get going with this system.</w:t>
-            </w:r>
-          </w:p>
-        </w:tc>
-      </w:tr>
-    </w:tbl>
-    <w:p>
-      <w:pPr>
-        <w:pStyle w:val="BodyText"/>
-      </w:pPr>
-      <w:r>
-        <w:rPr>
-          <w:b/>
-          <w:bCs/>
-        </w:rPr>
-        <w:t xml:space="preserve">Table 5.4: System Usability Scale Questionnaire</w:t>
-      </w:r>
-    </w:p>
-    <w:p>
-      <w:r>
-        <w:pict>
-          <v:rect style="width:0;height:1.5pt" o:hralign="center" o:hrstd="t" o:hr="t"/>
-        </w:pict>
-      </w:r>
-    </w:p>
-    <w:bookmarkEnd w:id="15"/>
-    <w:bookmarkEnd w:id="16"/>
-    <w:bookmarkStart w:id="19" w:name="Xdf8304cc98c46e7ba29fa90a2df6e3c66112698"/>
-    <w:p>
-      <w:pPr>
-        <w:pStyle w:val="Heading2"/>
-      </w:pPr>
-      <w:r>
-        <w:t xml:space="preserve">5.3 System Testing and Discussion</w:t>
-      </w:r>
-    </w:p>
-    <w:bookmarkStart w:id="17" w:name="Xe54b60e6242bc7084a06858fee81f61bf803f0e"/>
-    <w:p>
-      <w:pPr>
-        <w:pStyle w:val="Heading3"/>
-      </w:pPr>
-      <w:r>
-        <w:t xml:space="preserve">5.3.1 White-Box Testing — Execution and Results</w:t>
-      </w:r>
-    </w:p>
-    <w:p>
-      <w:pPr>
-        <w:pStyle w:val="FirstParagraph"/>
-      </w:pPr>
-      <w:r>
-        <w:rPr>
-          <w:b/>
-          <w:bCs/>
-        </w:rPr>
-        <w:t xml:space="preserve">Automated test-suite results (real).</w:t>
-      </w:r>
-      <w:r>
-        <w:t xml:space="preserve"> </w:t>
-      </w:r>
-      <w:r>
-        <w:t xml:space="preserve">The complete pytest suite was executed with</w:t>
-      </w:r>
-      <w:r>
-        <w:t xml:space="preserve"> </w:t>
-      </w:r>
-      <w:r>
-        <w:rPr>
-          <w:rStyle w:val="VerbatimChar"/>
-        </w:rPr>
-        <w:t xml:space="preserve">python -m pytest</w:t>
-      </w:r>
-      <w:r>
-        <w:t xml:space="preserve">.</w:t>
-      </w:r>
-      <w:r>
-        <w:t xml:space="preserve"> </w:t>
-      </w:r>
-      <w:r>
-        <w:rPr>
-          <w:b/>
-          <w:bCs/>
-        </w:rPr>
-        <w:t xml:space="preserve">All 97 tests pass.</w:t>
-      </w:r>
-      <w:r>
-        <w:t xml:space="preserve"> </w:t>
-      </w:r>
-      <w:r>
-        <w:t xml:space="preserve">Table 5.6 breaks the results down by module, showing that every major engine and helper is covered.</w:t>
+        <w:t xml:space="preserve">Analyst Functionality Criteria</w:t>
       </w:r>
     </w:p>
     <w:tbl>
@@ -2109,6 +2366,532 @@
               <w:pStyle w:val="Compact"/>
             </w:pPr>
             <w:r>
+              <w:t xml:space="preserve">#</w:t>
+            </w:r>
+          </w:p>
+        </w:tc>
+        <w:tc>
+          <w:tcPr/>
+          <w:p>
+            <w:pPr>
+              <w:pStyle w:val="Compact"/>
+            </w:pPr>
+            <w:r>
+              <w:t xml:space="preserve">Criterion</w:t>
+            </w:r>
+          </w:p>
+        </w:tc>
+        <w:tc>
+          <w:tcPr/>
+          <w:p>
+            <w:pPr>
+              <w:pStyle w:val="Compact"/>
+              <w:jc w:val="center"/>
+            </w:pPr>
+            <w:r>
+              <w:t xml:space="preserve">Yes</w:t>
+            </w:r>
+          </w:p>
+        </w:tc>
+        <w:tc>
+          <w:tcPr/>
+          <w:p>
+            <w:pPr>
+              <w:pStyle w:val="Compact"/>
+              <w:jc w:val="center"/>
+            </w:pPr>
+            <w:r>
+              <w:t xml:space="preserve">No</w:t>
+            </w:r>
+          </w:p>
+        </w:tc>
+      </w:tr>
+      <w:tr>
+        <w:tc>
+          <w:tcPr/>
+          <w:p>
+            <w:pPr>
+              <w:pStyle w:val="Compact"/>
+            </w:pPr>
+            <w:r>
+              <w:t xml:space="preserve">I</w:t>
+            </w:r>
+          </w:p>
+        </w:tc>
+        <w:tc>
+          <w:tcPr/>
+          <w:p>
+            <w:pPr>
+              <w:pStyle w:val="Compact"/>
+            </w:pPr>
+            <w:r>
+              <w:t xml:space="preserve">The confidence score and rationale help me judge whether a finding is real.</w:t>
+            </w:r>
+          </w:p>
+        </w:tc>
+        <w:tc>
+          <w:tcPr/>
+          <w:p>
+            <w:pPr>
+              <w:pStyle w:val="Compact"/>
+              <w:jc w:val="center"/>
+            </w:pPr>
+            <w:r>
+              <w:t xml:space="preserve">☐</w:t>
+            </w:r>
+          </w:p>
+        </w:tc>
+        <w:tc>
+          <w:tcPr/>
+          <w:p>
+            <w:pPr>
+              <w:pStyle w:val="Compact"/>
+              <w:jc w:val="center"/>
+            </w:pPr>
+            <w:r>
+              <w:t xml:space="preserve">☐</w:t>
+            </w:r>
+          </w:p>
+        </w:tc>
+      </w:tr>
+      <w:tr>
+        <w:tc>
+          <w:tcPr/>
+          <w:p>
+            <w:pPr>
+              <w:pStyle w:val="Compact"/>
+            </w:pPr>
+            <w:r>
+              <w:t xml:space="preserve">II</w:t>
+            </w:r>
+          </w:p>
+        </w:tc>
+        <w:tc>
+          <w:tcPr/>
+          <w:p>
+            <w:pPr>
+              <w:pStyle w:val="Compact"/>
+            </w:pPr>
+            <w:r>
+              <w:t xml:space="preserve">The Confirmed / Needs-Verification / Not-Confirmed classification is clear and useful.</w:t>
+            </w:r>
+          </w:p>
+        </w:tc>
+        <w:tc>
+          <w:tcPr/>
+          <w:p>
+            <w:pPr>
+              <w:pStyle w:val="Compact"/>
+              <w:jc w:val="center"/>
+            </w:pPr>
+            <w:r>
+              <w:t xml:space="preserve">☐</w:t>
+            </w:r>
+          </w:p>
+        </w:tc>
+        <w:tc>
+          <w:tcPr/>
+          <w:p>
+            <w:pPr>
+              <w:pStyle w:val="Compact"/>
+              <w:jc w:val="center"/>
+            </w:pPr>
+            <w:r>
+              <w:t xml:space="preserve">☐</w:t>
+            </w:r>
+          </w:p>
+        </w:tc>
+      </w:tr>
+      <w:tr>
+        <w:tc>
+          <w:tcPr/>
+          <w:p>
+            <w:pPr>
+              <w:pStyle w:val="Compact"/>
+            </w:pPr>
+            <w:r>
+              <w:t xml:space="preserve">III</w:t>
+            </w:r>
+          </w:p>
+        </w:tc>
+        <w:tc>
+          <w:tcPr/>
+          <w:p>
+            <w:pPr>
+              <w:pStyle w:val="Compact"/>
+            </w:pPr>
+            <w:r>
+              <w:t xml:space="preserve">The AI-assisted analysis (risk explanation and suggested fix) helps me understand the vulnerability.</w:t>
+            </w:r>
+          </w:p>
+        </w:tc>
+        <w:tc>
+          <w:tcPr/>
+          <w:p>
+            <w:pPr>
+              <w:pStyle w:val="Compact"/>
+              <w:jc w:val="center"/>
+            </w:pPr>
+            <w:r>
+              <w:t xml:space="preserve">☐</w:t>
+            </w:r>
+          </w:p>
+        </w:tc>
+        <w:tc>
+          <w:tcPr/>
+          <w:p>
+            <w:pPr>
+              <w:pStyle w:val="Compact"/>
+              <w:jc w:val="center"/>
+            </w:pPr>
+            <w:r>
+              <w:t xml:space="preserve">☐</w:t>
+            </w:r>
+          </w:p>
+        </w:tc>
+      </w:tr>
+      <w:tr>
+        <w:tc>
+          <w:tcPr/>
+          <w:p>
+            <w:pPr>
+              <w:pStyle w:val="Compact"/>
+            </w:pPr>
+            <w:r>
+              <w:t xml:space="preserve">IV</w:t>
+            </w:r>
+          </w:p>
+        </w:tc>
+        <w:tc>
+          <w:tcPr/>
+          <w:p>
+            <w:pPr>
+              <w:pStyle w:val="Compact"/>
+            </w:pPr>
+            <w:r>
+              <w:t xml:space="preserve">Deduplication correctly merges the same finding reported by multiple scanners.</w:t>
+            </w:r>
+          </w:p>
+        </w:tc>
+        <w:tc>
+          <w:tcPr/>
+          <w:p>
+            <w:pPr>
+              <w:pStyle w:val="Compact"/>
+              <w:jc w:val="center"/>
+            </w:pPr>
+            <w:r>
+              <w:t xml:space="preserve">☐</w:t>
+            </w:r>
+          </w:p>
+        </w:tc>
+        <w:tc>
+          <w:tcPr/>
+          <w:p>
+            <w:pPr>
+              <w:pStyle w:val="Compact"/>
+              <w:jc w:val="center"/>
+            </w:pPr>
+            <w:r>
+              <w:t xml:space="preserve">☐</w:t>
+            </w:r>
+          </w:p>
+        </w:tc>
+      </w:tr>
+      <w:tr>
+        <w:tc>
+          <w:tcPr/>
+          <w:p>
+            <w:pPr>
+              <w:pStyle w:val="Compact"/>
+            </w:pPr>
+            <w:r>
+              <w:t xml:space="preserve">V</w:t>
+            </w:r>
+          </w:p>
+        </w:tc>
+        <w:tc>
+          <w:tcPr/>
+          <w:p>
+            <w:pPr>
+              <w:pStyle w:val="Compact"/>
+            </w:pPr>
+            <w:r>
+              <w:t xml:space="preserve">The Auto Scan authorisation control makes the scope and consent clear.</w:t>
+            </w:r>
+          </w:p>
+        </w:tc>
+        <w:tc>
+          <w:tcPr/>
+          <w:p>
+            <w:pPr>
+              <w:pStyle w:val="Compact"/>
+              <w:jc w:val="center"/>
+            </w:pPr>
+            <w:r>
+              <w:t xml:space="preserve">☐</w:t>
+            </w:r>
+          </w:p>
+        </w:tc>
+        <w:tc>
+          <w:tcPr/>
+          <w:p>
+            <w:pPr>
+              <w:pStyle w:val="Compact"/>
+              <w:jc w:val="center"/>
+            </w:pPr>
+            <w:r>
+              <w:t xml:space="preserve">☐</w:t>
+            </w:r>
+          </w:p>
+        </w:tc>
+      </w:tr>
+      <w:tr>
+        <w:tc>
+          <w:tcPr/>
+          <w:p>
+            <w:pPr>
+              <w:pStyle w:val="Compact"/>
+            </w:pPr>
+            <w:r>
+              <w:t xml:space="preserve">VI</w:t>
+            </w:r>
+          </w:p>
+        </w:tc>
+        <w:tc>
+          <w:tcPr/>
+          <w:p>
+            <w:pPr>
+              <w:pStyle w:val="Compact"/>
+            </w:pPr>
+            <w:r>
+              <w:t xml:space="preserve">The generated report is suitable to hand to a stakeholder.</w:t>
+            </w:r>
+          </w:p>
+        </w:tc>
+        <w:tc>
+          <w:tcPr/>
+          <w:p>
+            <w:pPr>
+              <w:pStyle w:val="Compact"/>
+              <w:jc w:val="center"/>
+            </w:pPr>
+            <w:r>
+              <w:t xml:space="preserve">☐</w:t>
+            </w:r>
+          </w:p>
+        </w:tc>
+        <w:tc>
+          <w:tcPr/>
+          <w:p>
+            <w:pPr>
+              <w:pStyle w:val="Compact"/>
+              <w:jc w:val="center"/>
+            </w:pPr>
+            <w:r>
+              <w:t xml:space="preserve">☐</w:t>
+            </w:r>
+          </w:p>
+        </w:tc>
+      </w:tr>
+      <w:tr>
+        <w:tc>
+          <w:tcPr/>
+          <w:p>
+            <w:pPr>
+              <w:pStyle w:val="Compact"/>
+            </w:pPr>
+            <w:r>
+              <w:t xml:space="preserve">VII</w:t>
+            </w:r>
+          </w:p>
+        </w:tc>
+        <w:tc>
+          <w:tcPr/>
+          <w:p>
+            <w:pPr>
+              <w:pStyle w:val="Compact"/>
+            </w:pPr>
+            <w:r>
+              <w:t xml:space="preserve">Overall, the system reduces the manual effort of triaging scanner output.</w:t>
+            </w:r>
+          </w:p>
+        </w:tc>
+        <w:tc>
+          <w:tcPr/>
+          <w:p>
+            <w:pPr>
+              <w:pStyle w:val="Compact"/>
+              <w:jc w:val="center"/>
+            </w:pPr>
+            <w:r>
+              <w:t xml:space="preserve">☐</w:t>
+            </w:r>
+          </w:p>
+        </w:tc>
+        <w:tc>
+          <w:tcPr/>
+          <w:p>
+            <w:pPr>
+              <w:pStyle w:val="Compact"/>
+              <w:jc w:val="center"/>
+            </w:pPr>
+            <w:r>
+              <w:t xml:space="preserve">☐</w:t>
+            </w:r>
+          </w:p>
+        </w:tc>
+      </w:tr>
+    </w:tbl>
+    <w:p>
+      <w:pPr>
+        <w:pStyle w:val="BodyText"/>
+      </w:pPr>
+      <w:r>
+        <w:rPr>
+          <w:b/>
+          <w:bCs/>
+        </w:rPr>
+        <w:t xml:space="preserve">Tester comment:</w:t>
+      </w:r>
+      <w:r>
+        <w:t xml:space="preserve"> </w:t>
+      </w:r>
+      <w:r>
+        <w:t xml:space="preserve">______________________________________________</w:t>
+      </w:r>
+    </w:p>
+    <w:p>
+      <w:pPr>
+        <w:pStyle w:val="BodyText"/>
+      </w:pPr>
+      <w:r>
+        <w:rPr>
+          <w:b/>
+          <w:bCs/>
+        </w:rPr>
+        <w:t xml:space="preserve">Tester's signature:</w:t>
+      </w:r>
+      <w:r>
+        <w:t xml:space="preserve"> </w:t>
+      </w:r>
+      <w:r>
+        <w:t xml:space="preserve">____________________</w:t>
+      </w:r>
+      <w:r>
+        <w:t xml:space="preserve"> </w:t>
+      </w:r>
+      <w:r>
+        <w:rPr>
+          <w:b/>
+          <w:bCs/>
+        </w:rPr>
+        <w:t xml:space="preserve">Date:</w:t>
+      </w:r>
+      <w:r>
+        <w:t xml:space="preserve"> </w:t>
+      </w:r>
+      <w:r>
+        <w:t xml:space="preserve">__________</w:t>
+      </w:r>
+    </w:p>
+    <w:p>
+      <w:r>
+        <w:pict>
+          <v:rect style="width:0;height:1.5pt" o:hralign="center" o:hrstd="t" o:hr="t"/>
+        </w:pict>
+      </w:r>
+    </w:p>
+    <w:bookmarkEnd w:id="17"/>
+    <w:bookmarkEnd w:id="18"/>
+    <w:bookmarkEnd w:id="19"/>
+    <w:bookmarkStart w:id="23" w:name="Xdf8304cc98c46e7ba29fa90a2df6e3c66112698"/>
+    <w:p>
+      <w:pPr>
+        <w:pStyle w:val="Heading2"/>
+      </w:pPr>
+      <w:r>
+        <w:t xml:space="preserve">5.3 System Testing and Discussion</w:t>
+      </w:r>
+    </w:p>
+    <w:bookmarkStart w:id="20" w:name="Xb0ff592cf76b56e6bfcd93a7bb3d4b0b056114d"/>
+    <w:p>
+      <w:pPr>
+        <w:pStyle w:val="Heading3"/>
+      </w:pPr>
+      <w:r>
+        <w:t xml:space="preserve">5.3.1 White-Box Testing Execution</w:t>
+      </w:r>
+    </w:p>
+    <w:p>
+      <w:pPr>
+        <w:pStyle w:val="FirstParagraph"/>
+      </w:pPr>
+      <w:r>
+        <w:rPr>
+          <w:b/>
+          <w:bCs/>
+        </w:rPr>
+        <w:t xml:space="preserve">Automated test-suite results (real).</w:t>
+      </w:r>
+      <w:r>
+        <w:t xml:space="preserve"> </w:t>
+      </w:r>
+      <w:r>
+        <w:t xml:space="preserve">The complete pytest suite was executed with</w:t>
+      </w:r>
+      <w:r>
+        <w:t xml:space="preserve"> </w:t>
+      </w:r>
+      <w:r>
+        <w:rPr>
+          <w:rStyle w:val="VerbatimChar"/>
+        </w:rPr>
+        <w:t xml:space="preserve">python -m pytest</w:t>
+      </w:r>
+      <w:r>
+        <w:t xml:space="preserve">.</w:t>
+      </w:r>
+      <w:r>
+        <w:t xml:space="preserve"> </w:t>
+      </w:r>
+      <w:r>
+        <w:rPr>
+          <w:b/>
+          <w:bCs/>
+        </w:rPr>
+        <w:t xml:space="preserve">All 97 tests pass.</w:t>
+      </w:r>
+      <w:r>
+        <w:t xml:space="preserve"> </w:t>
+      </w:r>
+      <w:r>
+        <w:t xml:space="preserve">Table 5.3 breaks the results down by module, showing that every major engine and helper is covered.</w:t>
+      </w:r>
+    </w:p>
+    <w:tbl>
+      <w:tblPr>
+        <w:tblStyle w:val="Table"/>
+        <w:tblW w:type="auto" w:w="0"/>
+        <w:tblLook w:firstRow="1" w:lastRow="0" w:firstColumn="0" w:lastColumn="0" w:noHBand="0" w:noVBand="0" w:val="0020"/>
+      </w:tblPr>
+      <w:tblGrid>
+        <w:gridCol w:w="1980"/>
+        <w:gridCol w:w="1980"/>
+        <w:gridCol w:w="1980"/>
+        <w:gridCol w:w="1980"/>
+      </w:tblGrid>
+      <w:tr>
+        <w:trPr>
+          <w:tblHeader w:val="on"/>
+        </w:trPr>
+        <w:tc>
+          <w:tcPr/>
+          <w:p>
+            <w:pPr>
+              <w:pStyle w:val="Compact"/>
+            </w:pPr>
+            <w:r>
               <w:t xml:space="preserve">Test module</w:t>
             </w:r>
           </w:p>
@@ -2930,7 +3713,7 @@
           <w:b/>
           <w:bCs/>
         </w:rPr>
-        <w:t xml:space="preserve">Table 5.6: Automated White-Box Test Results by Module</w:t>
+        <w:t xml:space="preserve">Table 5.3: Automated White-Box Test Results by Module</w:t>
       </w:r>
     </w:p>
     <w:p>
@@ -2993,7 +3776,7 @@
         <w:t xml:space="preserve">macro-averaged F1 of 0.9941</w:t>
       </w:r>
       <w:r>
-        <w:t xml:space="preserve">. Table 5.7 gives the per-class report and Table 5.8 the confusion matrix. Only 70 of 21,697 predictions were wrong, and — importantly — every error is a single severity band off (e.g. a Critical predicted as High), never a gross misclassification such as Critical-to-Low.</w:t>
+        <w:t xml:space="preserve">. Table 5.4 gives the per-class report and Table 5.5 the confusion matrix. Only 70 of 21,697 predictions were wrong, and — importantly — every error is a single severity band off (e.g. a Critical predicted as High), never a gross misclassification such as Critical-to-Low.</w:t>
       </w:r>
     </w:p>
     <w:tbl>
@@ -3327,7 +4110,7 @@
           <w:b/>
           <w:bCs/>
         </w:rPr>
-        <w:t xml:space="preserve">Table 5.7: Random Forest Per-Class Evaluation (held-out NVD data)</w:t>
+        <w:t xml:space="preserve">Table 5.4: Random Forest Per-Class Evaluation (held-out NVD data)</w:t>
       </w:r>
     </w:p>
     <w:tbl>
@@ -3677,7 +4460,7 @@
           <w:b/>
           <w:bCs/>
         </w:rPr>
-        <w:t xml:space="preserve">Table 5.8: Random Forest Confusion Matrix (21,697 held-out records)</w:t>
+        <w:t xml:space="preserve">Table 5.5: Random Forest Confusion Matrix (21,697 held-out records)</w:t>
       </w:r>
     </w:p>
     <w:p>
@@ -3773,7 +4556,7 @@
         <w:t xml:space="preserve"> </w:t>
       </w:r>
       <w:r>
-        <w:t xml:space="preserve">Beyond the unit level, the entire pipeline was verified end-to-end against a live, deliberately-vulnerable target (a local OWASP Juice Shop). Table 5.9 records the principal functional/system test cases and their outcomes.</w:t>
+        <w:t xml:space="preserve">Beyond the unit level, the entire pipeline was verified end-to-end against a live, deliberately-vulnerable target (a local OWASP Juice Shop). Table 5.6 records the principal functional/system test cases and their outcomes.</w:t>
       </w:r>
     </w:p>
     <w:tbl>
@@ -4208,51 +4991,17 @@
           <w:b/>
           <w:bCs/>
         </w:rPr>
-        <w:t xml:space="preserve">Table 5.9: Live Functional / System Verification Results</w:t>
+        <w:t xml:space="preserve">Table 5.6: Live Functional / System Verification Results</w:t>
       </w:r>
     </w:p>
+    <w:bookmarkEnd w:id="20"/>
+    <w:bookmarkStart w:id="21" w:name="X2103990b22303365d04026752791bacc2d669c8"/>
     <w:p>
       <w:pPr>
-        <w:pStyle w:val="BodyText"/>
-      </w:pPr>
-      <w:r>
-        <w:rPr>
-          <w:b/>
-          <w:bCs/>
-        </w:rPr>
-        <w:t xml:space="preserve">Discussion.</w:t>
-      </w:r>
-      <w:r>
-        <w:t xml:space="preserve"> </w:t>
-      </w:r>
-      <w:r>
-        <w:t xml:space="preserve">The white-box results establish the system's correctness with reproducible evidence. Every engine is covered by passing tests, the ML model generalises with 99.68% accuracy on unseen real data (with only benign off-by-one-band errors), and the Confidence Engine achieves perfect precision on its "Confirmed" verdict — meaning an analyst can trust that a "Confirmed" label is never a false alarm on the benchmark. The live verification confirms that these component-level guarantees hold when the engines are integrated and driven against a real target: the full scan-to-report workflow completed, the SQL injection was actively confirmed, and the report was produced. An honest limitation is that the confidence benchmark is a</w:t>
-      </w:r>
-      <w:r>
-        <w:t xml:space="preserve"> </w:t>
-      </w:r>
-      <w:r>
-        <w:rPr>
-          <w:i/>
-          <w:iCs/>
-        </w:rPr>
-        <w:t xml:space="preserve">curated synthetic</w:t>
-      </w:r>
-      <w:r>
-        <w:t xml:space="preserve"> </w:t>
-      </w:r>
-      <w:r>
-        <w:t xml:space="preserve">set rather than field-validated data, and the ML task (predicting a severity band from CVSS sub-metrics) is close to deterministic; both points are stated plainly so the strong numbers are not over-claimed. The genuinely novel value therefore lies in the confidence-scoring and false-positive-suppression behaviour, which the results support.</w:t>
-      </w:r>
-    </w:p>
-    <w:bookmarkEnd w:id="17"/>
-    <w:bookmarkStart w:id="18" w:name="X3ce70881e0394ca8e7a3e0ba3011d123dcd7320"/>
-    <w:p>
-      <w:pPr>
         <w:pStyle w:val="Heading3"/>
       </w:pPr>
       <w:r>
-        <w:t xml:space="preserve">5.3.2 User Acceptance Testing (SUS) — Execution and Results</w:t>
+        <w:t xml:space="preserve">5.3.2 User Acceptance Testing Execution</w:t>
       </w:r>
     </w:p>
     <w:p>
@@ -4270,7 +5019,7 @@
         <w:t xml:space="preserve"> </w:t>
       </w:r>
       <w:r>
-        <w:t xml:space="preserve">This section provides the complete execution templates and the exact scoring method. The tables are to be filled with the responses of the</w:t>
+        <w:t xml:space="preserve">This section provides the per-tester acceptance forms to be completed by the</w:t>
       </w:r>
       <w:r>
         <w:t xml:space="preserve"> </w:t>
@@ -4286,427 +5035,33 @@
         <w:t xml:space="preserve"> </w:t>
       </w:r>
       <w:r>
-        <w:t xml:space="preserve">recruited per §5.2.3. Placeholders are shown as blanks. A worked example is included so the calculation can be reproduced once the data is collected.</w:t>
-      </w:r>
-    </w:p>
-    <w:p>
-      <w:pPr>
-        <w:pStyle w:val="FirstParagraph"/>
-      </w:pPr>
+        <w:t xml:space="preserve">recruited per §5.2.2.2. The rating and Yes/No cells are left blank (shown as "—") for the testers to complete during the session; they are</w:t>
+      </w:r>
+      <w:r>
+        <w:t xml:space="preserve"> </w:t>
+      </w:r>
       <w:r>
         <w:rPr>
           <w:b/>
           <w:bCs/>
         </w:rPr>
-        <w:t xml:space="preserve">Task-performance results (template).</w:t>
-      </w:r>
-      <w:r>
-        <w:t xml:space="preserve"> </w:t>
-      </w:r>
-      <w:r>
-        <w:t xml:space="preserve">For each participant, record task outcomes in Table 5.5.</w:t>
+        <w:t xml:space="preserve">not</w:t>
+      </w:r>
+      <w:r>
+        <w:t xml:space="preserve"> </w:t>
+      </w:r>
+      <w:r>
+        <w:t xml:space="preserve">filled with fabricated data. An acceptance-summary template (Table 5.10) aggregates the outcomes once collected.</w:t>
       </w:r>
     </w:p>
-    <w:tbl>
-      <w:tblPr>
-        <w:tblStyle w:val="Table"/>
-        <w:tblW w:type="auto" w:w="0"/>
-        <w:tblLook w:firstRow="1" w:lastRow="0" w:firstColumn="0" w:lastColumn="0" w:noHBand="0" w:noVBand="0" w:val="0020"/>
-      </w:tblPr>
-      <w:tblGrid>
-        <w:gridCol w:w="1980"/>
-        <w:gridCol w:w="1980"/>
-        <w:gridCol w:w="1980"/>
-        <w:gridCol w:w="1980"/>
-      </w:tblGrid>
-      <w:tr>
-        <w:trPr>
-          <w:tblHeader w:val="on"/>
-        </w:trPr>
-        <w:tc>
-          <w:tcPr/>
-          <w:p>
-            <w:pPr>
-              <w:pStyle w:val="Compact"/>
-            </w:pPr>
-            <w:r>
-              <w:t xml:space="preserve">Task</w:t>
-            </w:r>
-          </w:p>
-        </w:tc>
-        <w:tc>
-          <w:tcPr/>
-          <w:p>
-            <w:pPr>
-              <w:pStyle w:val="Compact"/>
-            </w:pPr>
-            <w:r>
-              <w:t xml:space="preserve">P1 completion / time / errors</w:t>
-            </w:r>
-          </w:p>
-        </w:tc>
-        <w:tc>
-          <w:tcPr/>
-          <w:p>
-            <w:pPr>
-              <w:pStyle w:val="Compact"/>
-            </w:pPr>
-            <w:r>
-              <w:t xml:space="preserve">P2 completion / time / errors</w:t>
-            </w:r>
-          </w:p>
-        </w:tc>
-        <w:tc>
-          <w:tcPr/>
-          <w:p>
-            <w:pPr>
-              <w:pStyle w:val="Compact"/>
-            </w:pPr>
-            <w:r>
-              <w:t xml:space="preserve">P3 completion / time / errors</w:t>
-            </w:r>
-          </w:p>
-        </w:tc>
-      </w:tr>
-      <w:tr>
-        <w:tc>
-          <w:tcPr/>
-          <w:p>
-            <w:pPr>
-              <w:pStyle w:val="Compact"/>
-            </w:pPr>
-            <w:r>
-              <w:t xml:space="preserve">T1</w:t>
-            </w:r>
-          </w:p>
-        </w:tc>
-        <w:tc>
-          <w:tcPr/>
-          <w:p>
-            <w:pPr>
-              <w:pStyle w:val="Compact"/>
-            </w:pPr>
-            <w:r>
-              <w:t xml:space="preserve">__ / __s / __</w:t>
-            </w:r>
-          </w:p>
-        </w:tc>
-        <w:tc>
-          <w:tcPr/>
-          <w:p>
-            <w:pPr>
-              <w:pStyle w:val="Compact"/>
-            </w:pPr>
-            <w:r>
-              <w:t xml:space="preserve">__ / __s / __</w:t>
-            </w:r>
-          </w:p>
-        </w:tc>
-        <w:tc>
-          <w:tcPr/>
-          <w:p>
-            <w:pPr>
-              <w:pStyle w:val="Compact"/>
-            </w:pPr>
-            <w:r>
-              <w:t xml:space="preserve">__ / __s / __</w:t>
-            </w:r>
-          </w:p>
-        </w:tc>
-      </w:tr>
-      <w:tr>
-        <w:tc>
-          <w:tcPr/>
-          <w:p>
-            <w:pPr>
-              <w:pStyle w:val="Compact"/>
-            </w:pPr>
-            <w:r>
-              <w:t xml:space="preserve">T2</w:t>
-            </w:r>
-          </w:p>
-        </w:tc>
-        <w:tc>
-          <w:tcPr/>
-          <w:p>
-            <w:pPr>
-              <w:pStyle w:val="Compact"/>
-            </w:pPr>
-            <w:r>
-              <w:t xml:space="preserve">__ / __s / __</w:t>
-            </w:r>
-          </w:p>
-        </w:tc>
-        <w:tc>
-          <w:tcPr/>
-          <w:p>
-            <w:pPr>
-              <w:pStyle w:val="Compact"/>
-            </w:pPr>
-            <w:r>
-              <w:t xml:space="preserve">__ / __s / __</w:t>
-            </w:r>
-          </w:p>
-        </w:tc>
-        <w:tc>
-          <w:tcPr/>
-          <w:p>
-            <w:pPr>
-              <w:pStyle w:val="Compact"/>
-            </w:pPr>
-            <w:r>
-              <w:t xml:space="preserve">__ / __s / __</w:t>
-            </w:r>
-          </w:p>
-        </w:tc>
-      </w:tr>
-      <w:tr>
-        <w:tc>
-          <w:tcPr/>
-          <w:p>
-            <w:pPr>
-              <w:pStyle w:val="Compact"/>
-            </w:pPr>
-            <w:r>
-              <w:t xml:space="preserve">T3</w:t>
-            </w:r>
-          </w:p>
-        </w:tc>
-        <w:tc>
-          <w:tcPr/>
-          <w:p>
-            <w:pPr>
-              <w:pStyle w:val="Compact"/>
-            </w:pPr>
-            <w:r>
-              <w:t xml:space="preserve">__ / __s / __</w:t>
-            </w:r>
-          </w:p>
-        </w:tc>
-        <w:tc>
-          <w:tcPr/>
-          <w:p>
-            <w:pPr>
-              <w:pStyle w:val="Compact"/>
-            </w:pPr>
-            <w:r>
-              <w:t xml:space="preserve">__ / __s / __</w:t>
-            </w:r>
-          </w:p>
-        </w:tc>
-        <w:tc>
-          <w:tcPr/>
-          <w:p>
-            <w:pPr>
-              <w:pStyle w:val="Compact"/>
-            </w:pPr>
-            <w:r>
-              <w:t xml:space="preserve">__ / __s / __</w:t>
-            </w:r>
-          </w:p>
-        </w:tc>
-      </w:tr>
-      <w:tr>
-        <w:tc>
-          <w:tcPr/>
-          <w:p>
-            <w:pPr>
-              <w:pStyle w:val="Compact"/>
-            </w:pPr>
-            <w:r>
-              <w:t xml:space="preserve">T4</w:t>
-            </w:r>
-          </w:p>
-        </w:tc>
-        <w:tc>
-          <w:tcPr/>
-          <w:p>
-            <w:pPr>
-              <w:pStyle w:val="Compact"/>
-            </w:pPr>
-            <w:r>
-              <w:t xml:space="preserve">__ / __s / __</w:t>
-            </w:r>
-          </w:p>
-        </w:tc>
-        <w:tc>
-          <w:tcPr/>
-          <w:p>
-            <w:pPr>
-              <w:pStyle w:val="Compact"/>
-            </w:pPr>
-            <w:r>
-              <w:t xml:space="preserve">__ / __s / __</w:t>
-            </w:r>
-          </w:p>
-        </w:tc>
-        <w:tc>
-          <w:tcPr/>
-          <w:p>
-            <w:pPr>
-              <w:pStyle w:val="Compact"/>
-            </w:pPr>
-            <w:r>
-              <w:t xml:space="preserve">__ / __s / __</w:t>
-            </w:r>
-          </w:p>
-        </w:tc>
-      </w:tr>
-      <w:tr>
-        <w:tc>
-          <w:tcPr/>
-          <w:p>
-            <w:pPr>
-              <w:pStyle w:val="Compact"/>
-            </w:pPr>
-            <w:r>
-              <w:t xml:space="preserve">T5</w:t>
-            </w:r>
-          </w:p>
-        </w:tc>
-        <w:tc>
-          <w:tcPr/>
-          <w:p>
-            <w:pPr>
-              <w:pStyle w:val="Compact"/>
-            </w:pPr>
-            <w:r>
-              <w:t xml:space="preserve">__ / __s / __</w:t>
-            </w:r>
-          </w:p>
-        </w:tc>
-        <w:tc>
-          <w:tcPr/>
-          <w:p>
-            <w:pPr>
-              <w:pStyle w:val="Compact"/>
-            </w:pPr>
-            <w:r>
-              <w:t xml:space="preserve">__ / __s / __</w:t>
-            </w:r>
-          </w:p>
-        </w:tc>
-        <w:tc>
-          <w:tcPr/>
-          <w:p>
-            <w:pPr>
-              <w:pStyle w:val="Compact"/>
-            </w:pPr>
-            <w:r>
-              <w:t xml:space="preserve">__ / __s / __</w:t>
-            </w:r>
-          </w:p>
-        </w:tc>
-      </w:tr>
-      <w:tr>
-        <w:tc>
-          <w:tcPr/>
-          <w:p>
-            <w:pPr>
-              <w:pStyle w:val="Compact"/>
-            </w:pPr>
-            <w:r>
-              <w:t xml:space="preserve">T6</w:t>
-            </w:r>
-          </w:p>
-        </w:tc>
-        <w:tc>
-          <w:tcPr/>
-          <w:p>
-            <w:pPr>
-              <w:pStyle w:val="Compact"/>
-            </w:pPr>
-            <w:r>
-              <w:t xml:space="preserve">__ / __s / __</w:t>
-            </w:r>
-          </w:p>
-        </w:tc>
-        <w:tc>
-          <w:tcPr/>
-          <w:p>
-            <w:pPr>
-              <w:pStyle w:val="Compact"/>
-            </w:pPr>
-            <w:r>
-              <w:t xml:space="preserve">__ / __s / __</w:t>
-            </w:r>
-          </w:p>
-        </w:tc>
-        <w:tc>
-          <w:tcPr/>
-          <w:p>
-            <w:pPr>
-              <w:pStyle w:val="Compact"/>
-            </w:pPr>
-            <w:r>
-              <w:t xml:space="preserve">__ / __s / __</w:t>
-            </w:r>
-          </w:p>
-        </w:tc>
-      </w:tr>
-      <w:tr>
-        <w:tc>
-          <w:tcPr/>
-          <w:p>
-            <w:pPr>
-              <w:pStyle w:val="Compact"/>
-            </w:pPr>
-            <w:r>
-              <w:rPr>
-                <w:b/>
-                <w:bCs/>
-              </w:rPr>
-              <w:t xml:space="preserve">Task success rate</w:t>
-            </w:r>
-          </w:p>
-        </w:tc>
-        <w:tc>
-          <w:tcPr/>
-          <w:p>
-            <w:pPr>
-              <w:pStyle w:val="Compact"/>
-            </w:pPr>
-            <w:r>
-              <w:rPr>
-                <w:b/>
-                <w:bCs/>
-              </w:rPr>
-              <w:t xml:space="preserve">__ %</w:t>
-            </w:r>
-          </w:p>
-        </w:tc>
-        <w:tc>
-          <w:tcPr/>
-          <w:p>
-            <w:pPr>
-              <w:pStyle w:val="Compact"/>
-            </w:pPr>
-            <w:r>
-              <w:rPr>
-                <w:b/>
-                <w:bCs/>
-              </w:rPr>
-              <w:t xml:space="preserve">__ %</w:t>
-            </w:r>
-          </w:p>
-        </w:tc>
-        <w:tc>
-          <w:tcPr/>
-          <w:p>
-            <w:pPr>
-              <w:pStyle w:val="Compact"/>
-            </w:pPr>
-            <w:r>
-              <w:rPr>
-                <w:b/>
-                <w:bCs/>
-              </w:rPr>
-              <w:t xml:space="preserve">__ %</w:t>
-            </w:r>
-          </w:p>
-        </w:tc>
-      </w:tr>
-    </w:tbl>
+    <w:p>
+      <w:pPr>
+        <w:pStyle w:val="FirstParagraph"/>
+      </w:pPr>
+      <w:r>
+        <w:t xml:space="preserve">Each tester performed the analyst workflow with the developer present and then completed the acceptance form. Their individual results are recorded in the forms below.</w:t>
+      </w:r>
+    </w:p>
     <w:p>
       <w:pPr>
         <w:pStyle w:val="BodyText"/>
@@ -4716,747 +5071,7 @@
           <w:b/>
           <w:bCs/>
         </w:rPr>
-        <w:t xml:space="preserve">Table 5.5: UAT Task-Performance Results (to be completed)</w:t>
-      </w:r>
-    </w:p>
-    <w:p>
-      <w:pPr>
-        <w:pStyle w:val="BodyText"/>
-      </w:pPr>
-      <w:r>
-        <w:rPr>
-          <w:b/>
-          <w:bCs/>
-        </w:rPr>
-        <w:t xml:space="preserve">SUS responses (template).</w:t>
-      </w:r>
-      <w:r>
-        <w:t xml:space="preserve"> </w:t>
-      </w:r>
-      <w:r>
-        <w:t xml:space="preserve">Record each participant's 1–5 rating for the ten statements in Table 5.10.</w:t>
-      </w:r>
-    </w:p>
-    <w:tbl>
-      <w:tblPr>
-        <w:tblStyle w:val="Table"/>
-        <w:tblW w:type="auto" w:w="0"/>
-        <w:tblLook w:firstRow="1" w:lastRow="0" w:firstColumn="0" w:lastColumn="0" w:noHBand="0" w:noVBand="0" w:val="0020"/>
-      </w:tblPr>
-      <w:tblGrid>
-        <w:gridCol w:w="1980"/>
-        <w:gridCol w:w="1980"/>
-        <w:gridCol w:w="1980"/>
-        <w:gridCol w:w="1980"/>
-      </w:tblGrid>
-      <w:tr>
-        <w:trPr>
-          <w:tblHeader w:val="on"/>
-        </w:trPr>
-        <w:tc>
-          <w:tcPr/>
-          <w:p>
-            <w:pPr>
-              <w:pStyle w:val="Compact"/>
-            </w:pPr>
-            <w:r>
-              <w:t xml:space="preserve">Statement</w:t>
-            </w:r>
-          </w:p>
-        </w:tc>
-        <w:tc>
-          <w:tcPr/>
-          <w:p>
-            <w:pPr>
-              <w:pStyle w:val="Compact"/>
-              <w:jc w:val="center"/>
-            </w:pPr>
-            <w:r>
-              <w:t xml:space="preserve">P1</w:t>
-            </w:r>
-          </w:p>
-        </w:tc>
-        <w:tc>
-          <w:tcPr/>
-          <w:p>
-            <w:pPr>
-              <w:pStyle w:val="Compact"/>
-              <w:jc w:val="center"/>
-            </w:pPr>
-            <w:r>
-              <w:t xml:space="preserve">P2</w:t>
-            </w:r>
-          </w:p>
-        </w:tc>
-        <w:tc>
-          <w:tcPr/>
-          <w:p>
-            <w:pPr>
-              <w:pStyle w:val="Compact"/>
-              <w:jc w:val="center"/>
-            </w:pPr>
-            <w:r>
-              <w:t xml:space="preserve">P3</w:t>
-            </w:r>
-          </w:p>
-        </w:tc>
-      </w:tr>
-      <w:tr>
-        <w:tc>
-          <w:tcPr/>
-          <w:p>
-            <w:pPr>
-              <w:pStyle w:val="Compact"/>
-            </w:pPr>
-            <w:r>
-              <w:t xml:space="preserve">Q1 (positive)</w:t>
-            </w:r>
-          </w:p>
-        </w:tc>
-        <w:tc>
-          <w:tcPr/>
-          <w:p>
-            <w:pPr>
-              <w:pStyle w:val="Compact"/>
-              <w:jc w:val="center"/>
-            </w:pPr>
-            <w:r>
-              <w:t xml:space="preserve">_</w:t>
-            </w:r>
-          </w:p>
-        </w:tc>
-        <w:tc>
-          <w:tcPr/>
-          <w:p>
-            <w:pPr>
-              <w:pStyle w:val="Compact"/>
-              <w:jc w:val="center"/>
-            </w:pPr>
-            <w:r>
-              <w:t xml:space="preserve">_</w:t>
-            </w:r>
-          </w:p>
-        </w:tc>
-        <w:tc>
-          <w:tcPr/>
-          <w:p>
-            <w:pPr>
-              <w:pStyle w:val="Compact"/>
-              <w:jc w:val="center"/>
-            </w:pPr>
-            <w:r>
-              <w:t xml:space="preserve">_</w:t>
-            </w:r>
-          </w:p>
-        </w:tc>
-      </w:tr>
-      <w:tr>
-        <w:tc>
-          <w:tcPr/>
-          <w:p>
-            <w:pPr>
-              <w:pStyle w:val="Compact"/>
-            </w:pPr>
-            <w:r>
-              <w:t xml:space="preserve">Q2 (negative)</w:t>
-            </w:r>
-          </w:p>
-        </w:tc>
-        <w:tc>
-          <w:tcPr/>
-          <w:p>
-            <w:pPr>
-              <w:pStyle w:val="Compact"/>
-              <w:jc w:val="center"/>
-            </w:pPr>
-            <w:r>
-              <w:t xml:space="preserve">_</w:t>
-            </w:r>
-          </w:p>
-        </w:tc>
-        <w:tc>
-          <w:tcPr/>
-          <w:p>
-            <w:pPr>
-              <w:pStyle w:val="Compact"/>
-              <w:jc w:val="center"/>
-            </w:pPr>
-            <w:r>
-              <w:t xml:space="preserve">_</w:t>
-            </w:r>
-          </w:p>
-        </w:tc>
-        <w:tc>
-          <w:tcPr/>
-          <w:p>
-            <w:pPr>
-              <w:pStyle w:val="Compact"/>
-              <w:jc w:val="center"/>
-            </w:pPr>
-            <w:r>
-              <w:t xml:space="preserve">_</w:t>
-            </w:r>
-          </w:p>
-        </w:tc>
-      </w:tr>
-      <w:tr>
-        <w:tc>
-          <w:tcPr/>
-          <w:p>
-            <w:pPr>
-              <w:pStyle w:val="Compact"/>
-            </w:pPr>
-            <w:r>
-              <w:t xml:space="preserve">Q3 (positive)</w:t>
-            </w:r>
-          </w:p>
-        </w:tc>
-        <w:tc>
-          <w:tcPr/>
-          <w:p>
-            <w:pPr>
-              <w:pStyle w:val="Compact"/>
-              <w:jc w:val="center"/>
-            </w:pPr>
-            <w:r>
-              <w:t xml:space="preserve">_</w:t>
-            </w:r>
-          </w:p>
-        </w:tc>
-        <w:tc>
-          <w:tcPr/>
-          <w:p>
-            <w:pPr>
-              <w:pStyle w:val="Compact"/>
-              <w:jc w:val="center"/>
-            </w:pPr>
-            <w:r>
-              <w:t xml:space="preserve">_</w:t>
-            </w:r>
-          </w:p>
-        </w:tc>
-        <w:tc>
-          <w:tcPr/>
-          <w:p>
-            <w:pPr>
-              <w:pStyle w:val="Compact"/>
-              <w:jc w:val="center"/>
-            </w:pPr>
-            <w:r>
-              <w:t xml:space="preserve">_</w:t>
-            </w:r>
-          </w:p>
-        </w:tc>
-      </w:tr>
-      <w:tr>
-        <w:tc>
-          <w:tcPr/>
-          <w:p>
-            <w:pPr>
-              <w:pStyle w:val="Compact"/>
-            </w:pPr>
-            <w:r>
-              <w:t xml:space="preserve">Q4 (negative)</w:t>
-            </w:r>
-          </w:p>
-        </w:tc>
-        <w:tc>
-          <w:tcPr/>
-          <w:p>
-            <w:pPr>
-              <w:pStyle w:val="Compact"/>
-              <w:jc w:val="center"/>
-            </w:pPr>
-            <w:r>
-              <w:t xml:space="preserve">_</w:t>
-            </w:r>
-          </w:p>
-        </w:tc>
-        <w:tc>
-          <w:tcPr/>
-          <w:p>
-            <w:pPr>
-              <w:pStyle w:val="Compact"/>
-              <w:jc w:val="center"/>
-            </w:pPr>
-            <w:r>
-              <w:t xml:space="preserve">_</w:t>
-            </w:r>
-          </w:p>
-        </w:tc>
-        <w:tc>
-          <w:tcPr/>
-          <w:p>
-            <w:pPr>
-              <w:pStyle w:val="Compact"/>
-              <w:jc w:val="center"/>
-            </w:pPr>
-            <w:r>
-              <w:t xml:space="preserve">_</w:t>
-            </w:r>
-          </w:p>
-        </w:tc>
-      </w:tr>
-      <w:tr>
-        <w:tc>
-          <w:tcPr/>
-          <w:p>
-            <w:pPr>
-              <w:pStyle w:val="Compact"/>
-            </w:pPr>
-            <w:r>
-              <w:t xml:space="preserve">Q5 (positive)</w:t>
-            </w:r>
-          </w:p>
-        </w:tc>
-        <w:tc>
-          <w:tcPr/>
-          <w:p>
-            <w:pPr>
-              <w:pStyle w:val="Compact"/>
-              <w:jc w:val="center"/>
-            </w:pPr>
-            <w:r>
-              <w:t xml:space="preserve">_</w:t>
-            </w:r>
-          </w:p>
-        </w:tc>
-        <w:tc>
-          <w:tcPr/>
-          <w:p>
-            <w:pPr>
-              <w:pStyle w:val="Compact"/>
-              <w:jc w:val="center"/>
-            </w:pPr>
-            <w:r>
-              <w:t xml:space="preserve">_</w:t>
-            </w:r>
-          </w:p>
-        </w:tc>
-        <w:tc>
-          <w:tcPr/>
-          <w:p>
-            <w:pPr>
-              <w:pStyle w:val="Compact"/>
-              <w:jc w:val="center"/>
-            </w:pPr>
-            <w:r>
-              <w:t xml:space="preserve">_</w:t>
-            </w:r>
-          </w:p>
-        </w:tc>
-      </w:tr>
-      <w:tr>
-        <w:tc>
-          <w:tcPr/>
-          <w:p>
-            <w:pPr>
-              <w:pStyle w:val="Compact"/>
-            </w:pPr>
-            <w:r>
-              <w:t xml:space="preserve">Q6 (negative)</w:t>
-            </w:r>
-          </w:p>
-        </w:tc>
-        <w:tc>
-          <w:tcPr/>
-          <w:p>
-            <w:pPr>
-              <w:pStyle w:val="Compact"/>
-              <w:jc w:val="center"/>
-            </w:pPr>
-            <w:r>
-              <w:t xml:space="preserve">_</w:t>
-            </w:r>
-          </w:p>
-        </w:tc>
-        <w:tc>
-          <w:tcPr/>
-          <w:p>
-            <w:pPr>
-              <w:pStyle w:val="Compact"/>
-              <w:jc w:val="center"/>
-            </w:pPr>
-            <w:r>
-              <w:t xml:space="preserve">_</w:t>
-            </w:r>
-          </w:p>
-        </w:tc>
-        <w:tc>
-          <w:tcPr/>
-          <w:p>
-            <w:pPr>
-              <w:pStyle w:val="Compact"/>
-              <w:jc w:val="center"/>
-            </w:pPr>
-            <w:r>
-              <w:t xml:space="preserve">_</w:t>
-            </w:r>
-          </w:p>
-        </w:tc>
-      </w:tr>
-      <w:tr>
-        <w:tc>
-          <w:tcPr/>
-          <w:p>
-            <w:pPr>
-              <w:pStyle w:val="Compact"/>
-            </w:pPr>
-            <w:r>
-              <w:t xml:space="preserve">Q7 (positive)</w:t>
-            </w:r>
-          </w:p>
-        </w:tc>
-        <w:tc>
-          <w:tcPr/>
-          <w:p>
-            <w:pPr>
-              <w:pStyle w:val="Compact"/>
-              <w:jc w:val="center"/>
-            </w:pPr>
-            <w:r>
-              <w:t xml:space="preserve">_</w:t>
-            </w:r>
-          </w:p>
-        </w:tc>
-        <w:tc>
-          <w:tcPr/>
-          <w:p>
-            <w:pPr>
-              <w:pStyle w:val="Compact"/>
-              <w:jc w:val="center"/>
-            </w:pPr>
-            <w:r>
-              <w:t xml:space="preserve">_</w:t>
-            </w:r>
-          </w:p>
-        </w:tc>
-        <w:tc>
-          <w:tcPr/>
-          <w:p>
-            <w:pPr>
-              <w:pStyle w:val="Compact"/>
-              <w:jc w:val="center"/>
-            </w:pPr>
-            <w:r>
-              <w:t xml:space="preserve">_</w:t>
-            </w:r>
-          </w:p>
-        </w:tc>
-      </w:tr>
-      <w:tr>
-        <w:tc>
-          <w:tcPr/>
-          <w:p>
-            <w:pPr>
-              <w:pStyle w:val="Compact"/>
-            </w:pPr>
-            <w:r>
-              <w:t xml:space="preserve">Q8 (negative)</w:t>
-            </w:r>
-          </w:p>
-        </w:tc>
-        <w:tc>
-          <w:tcPr/>
-          <w:p>
-            <w:pPr>
-              <w:pStyle w:val="Compact"/>
-              <w:jc w:val="center"/>
-            </w:pPr>
-            <w:r>
-              <w:t xml:space="preserve">_</w:t>
-            </w:r>
-          </w:p>
-        </w:tc>
-        <w:tc>
-          <w:tcPr/>
-          <w:p>
-            <w:pPr>
-              <w:pStyle w:val="Compact"/>
-              <w:jc w:val="center"/>
-            </w:pPr>
-            <w:r>
-              <w:t xml:space="preserve">_</w:t>
-            </w:r>
-          </w:p>
-        </w:tc>
-        <w:tc>
-          <w:tcPr/>
-          <w:p>
-            <w:pPr>
-              <w:pStyle w:val="Compact"/>
-              <w:jc w:val="center"/>
-            </w:pPr>
-            <w:r>
-              <w:t xml:space="preserve">_</w:t>
-            </w:r>
-          </w:p>
-        </w:tc>
-      </w:tr>
-      <w:tr>
-        <w:tc>
-          <w:tcPr/>
-          <w:p>
-            <w:pPr>
-              <w:pStyle w:val="Compact"/>
-            </w:pPr>
-            <w:r>
-              <w:t xml:space="preserve">Q9 (positive)</w:t>
-            </w:r>
-          </w:p>
-        </w:tc>
-        <w:tc>
-          <w:tcPr/>
-          <w:p>
-            <w:pPr>
-              <w:pStyle w:val="Compact"/>
-              <w:jc w:val="center"/>
-            </w:pPr>
-            <w:r>
-              <w:t xml:space="preserve">_</w:t>
-            </w:r>
-          </w:p>
-        </w:tc>
-        <w:tc>
-          <w:tcPr/>
-          <w:p>
-            <w:pPr>
-              <w:pStyle w:val="Compact"/>
-              <w:jc w:val="center"/>
-            </w:pPr>
-            <w:r>
-              <w:t xml:space="preserve">_</w:t>
-            </w:r>
-          </w:p>
-        </w:tc>
-        <w:tc>
-          <w:tcPr/>
-          <w:p>
-            <w:pPr>
-              <w:pStyle w:val="Compact"/>
-              <w:jc w:val="center"/>
-            </w:pPr>
-            <w:r>
-              <w:t xml:space="preserve">_</w:t>
-            </w:r>
-          </w:p>
-        </w:tc>
-      </w:tr>
-      <w:tr>
-        <w:tc>
-          <w:tcPr/>
-          <w:p>
-            <w:pPr>
-              <w:pStyle w:val="Compact"/>
-            </w:pPr>
-            <w:r>
-              <w:t xml:space="preserve">Q10 (negative)</w:t>
-            </w:r>
-          </w:p>
-        </w:tc>
-        <w:tc>
-          <w:tcPr/>
-          <w:p>
-            <w:pPr>
-              <w:pStyle w:val="Compact"/>
-              <w:jc w:val="center"/>
-            </w:pPr>
-            <w:r>
-              <w:t xml:space="preserve">_</w:t>
-            </w:r>
-          </w:p>
-        </w:tc>
-        <w:tc>
-          <w:tcPr/>
-          <w:p>
-            <w:pPr>
-              <w:pStyle w:val="Compact"/>
-              <w:jc w:val="center"/>
-            </w:pPr>
-            <w:r>
-              <w:t xml:space="preserve">_</w:t>
-            </w:r>
-          </w:p>
-        </w:tc>
-        <w:tc>
-          <w:tcPr/>
-          <w:p>
-            <w:pPr>
-              <w:pStyle w:val="Compact"/>
-              <w:jc w:val="center"/>
-            </w:pPr>
-            <w:r>
-              <w:t xml:space="preserve">_</w:t>
-            </w:r>
-          </w:p>
-        </w:tc>
-      </w:tr>
-    </w:tbl>
-    <w:p>
-      <w:pPr>
-        <w:pStyle w:val="BodyText"/>
-      </w:pPr>
-      <w:r>
-        <w:rPr>
-          <w:b/>
-          <w:bCs/>
-        </w:rPr>
-        <w:t xml:space="preserve">Table 5.10: SUS Raw Responses (to be completed)</w:t>
-      </w:r>
-    </w:p>
-    <w:p>
-      <w:pPr>
-        <w:pStyle w:val="BodyText"/>
-      </w:pPr>
-      <w:r>
-        <w:rPr>
-          <w:b/>
-          <w:bCs/>
-        </w:rPr>
-        <w:t xml:space="preserve">SUS scoring method.</w:t>
-      </w:r>
-      <w:r>
-        <w:t xml:space="preserve"> </w:t>
-      </w:r>
-      <w:r>
-        <w:t xml:space="preserve">The SUS score for one participant is computed as follows: for the</w:t>
-      </w:r>
-      <w:r>
-        <w:t xml:space="preserve"> </w:t>
-      </w:r>
-      <w:r>
-        <w:rPr>
-          <w:b/>
-          <w:bCs/>
-        </w:rPr>
-        <w:t xml:space="preserve">odd-numbered (positive)</w:t>
-      </w:r>
-      <w:r>
-        <w:t xml:space="preserve"> </w:t>
-      </w:r>
-      <w:r>
-        <w:t xml:space="preserve">items Q1, Q3, Q5, Q7, Q9, the item score is</w:t>
-      </w:r>
-      <w:r>
-        <w:t xml:space="preserve"> </w:t>
-      </w:r>
-      <w:r>
-        <w:rPr>
-          <w:rStyle w:val="VerbatimChar"/>
-        </w:rPr>
-        <w:t xml:space="preserve">(response − 1)</w:t>
-      </w:r>
-      <w:r>
-        <w:t xml:space="preserve">; for the</w:t>
-      </w:r>
-      <w:r>
-        <w:t xml:space="preserve"> </w:t>
-      </w:r>
-      <w:r>
-        <w:rPr>
-          <w:b/>
-          <w:bCs/>
-        </w:rPr>
-        <w:t xml:space="preserve">even-numbered (negative)</w:t>
-      </w:r>
-      <w:r>
-        <w:t xml:space="preserve"> </w:t>
-      </w:r>
-      <w:r>
-        <w:t xml:space="preserve">items Q2, Q4, Q6, Q8, Q10, the item score is</w:t>
-      </w:r>
-      <w:r>
-        <w:t xml:space="preserve"> </w:t>
-      </w:r>
-      <w:r>
-        <w:rPr>
-          <w:rStyle w:val="VerbatimChar"/>
-        </w:rPr>
-        <w:t xml:space="preserve">(5 − response)</w:t>
-      </w:r>
-      <w:r>
-        <w:t xml:space="preserve">. Sum the ten item scores (range 0–40) and multiply by</w:t>
-      </w:r>
-      <w:r>
-        <w:t xml:space="preserve"> </w:t>
-      </w:r>
-      <w:r>
-        <w:rPr>
-          <w:b/>
-          <w:bCs/>
-        </w:rPr>
-        <w:t xml:space="preserve">2.5</w:t>
-      </w:r>
-      <w:r>
-        <w:t xml:space="preserve"> </w:t>
-      </w:r>
-      <w:r>
-        <w:t xml:space="preserve">to obtain that participant's SUS score on a</w:t>
-      </w:r>
-      <w:r>
-        <w:t xml:space="preserve"> </w:t>
-      </w:r>
-      <w:r>
-        <w:rPr>
-          <w:b/>
-          <w:bCs/>
-        </w:rPr>
-        <w:t xml:space="preserve">0–100</w:t>
-      </w:r>
-      <w:r>
-        <w:t xml:space="preserve"> </w:t>
-      </w:r>
-      <w:r>
-        <w:t xml:space="preserve">scale. The overall SUS score is the mean across all participants.</w:t>
-      </w:r>
-    </w:p>
-    <w:p>
-      <w:pPr>
-        <w:pStyle w:val="BodyText"/>
-      </w:pPr>
-      <w:r>
-        <w:rPr>
-          <w:i/>
-          <w:iCs/>
-        </w:rPr>
-        <w:t xml:space="preserve">Worked example (illustrative only — not real data).</w:t>
-      </w:r>
-      <w:r>
-        <w:t xml:space="preserve"> </w:t>
-      </w:r>
-      <w:r>
-        <w:t xml:space="preserve">If a participant answered the positive items with 4 and the negative items with 2, each item contributes 3, giving a sum of 30, and a SUS score of 30 × 2.5 =</w:t>
-      </w:r>
-      <w:r>
-        <w:t xml:space="preserve"> </w:t>
-      </w:r>
-      <w:r>
-        <w:rPr>
-          <w:b/>
-          <w:bCs/>
-        </w:rPr>
-        <w:t xml:space="preserve">75</w:t>
-      </w:r>
-      <w:r>
-        <w:t xml:space="preserve">.</w:t>
-      </w:r>
-    </w:p>
-    <w:p>
-      <w:pPr>
-        <w:pStyle w:val="BodyText"/>
-      </w:pPr>
-      <w:r>
-        <w:rPr>
-          <w:b/>
-          <w:bCs/>
-        </w:rPr>
-        <w:t xml:space="preserve">Aggregate result (template).</w:t>
-      </w:r>
-      <w:r>
-        <w:t xml:space="preserve"> </w:t>
-      </w:r>
-      <w:r>
-        <w:t xml:space="preserve">Enter each participant's computed score and the mean in Table 5.11, then interpret it against the standard benchmark.</w:t>
+        <w:t xml:space="preserve">User 1 — ____________________ (____________)</w:t>
       </w:r>
     </w:p>
     <w:tbl>
@@ -5481,184 +5096,171 @@
               <w:pStyle w:val="Compact"/>
             </w:pPr>
             <w:r>
-              <w:t xml:space="preserve">Participant</w:t>
-            </w:r>
-          </w:p>
-        </w:tc>
-        <w:tc>
-          <w:tcPr/>
-          <w:p>
-            <w:pPr>
-              <w:pStyle w:val="Compact"/>
-              <w:jc w:val="center"/>
-            </w:pPr>
-            <w:r>
-              <w:t xml:space="preserve">Sum of item scores (0–40)</w:t>
-            </w:r>
-          </w:p>
-        </w:tc>
-        <w:tc>
-          <w:tcPr/>
-          <w:p>
-            <w:pPr>
-              <w:pStyle w:val="Compact"/>
-              <w:jc w:val="center"/>
-            </w:pPr>
-            <w:r>
-              <w:t xml:space="preserve">SUS score (×2.5, 0–100)</w:t>
-            </w:r>
-          </w:p>
-        </w:tc>
-      </w:tr>
-      <w:tr>
-        <w:tc>
-          <w:tcPr/>
-          <w:p>
-            <w:pPr>
-              <w:pStyle w:val="Compact"/>
-            </w:pPr>
-            <w:r>
-              <w:t xml:space="preserve">P1</w:t>
-            </w:r>
-          </w:p>
-        </w:tc>
-        <w:tc>
-          <w:tcPr/>
-          <w:p>
-            <w:pPr>
-              <w:pStyle w:val="Compact"/>
-              <w:jc w:val="center"/>
-            </w:pPr>
-            <w:r>
-              <w:t xml:space="preserve">__</w:t>
-            </w:r>
-          </w:p>
-        </w:tc>
-        <w:tc>
-          <w:tcPr/>
-          <w:p>
-            <w:pPr>
-              <w:pStyle w:val="Compact"/>
-              <w:jc w:val="center"/>
-            </w:pPr>
-            <w:r>
-              <w:t xml:space="preserve">__</w:t>
-            </w:r>
-          </w:p>
-        </w:tc>
-      </w:tr>
-      <w:tr>
-        <w:tc>
-          <w:tcPr/>
-          <w:p>
-            <w:pPr>
-              <w:pStyle w:val="Compact"/>
-            </w:pPr>
-            <w:r>
-              <w:t xml:space="preserve">P2</w:t>
-            </w:r>
-          </w:p>
-        </w:tc>
-        <w:tc>
-          <w:tcPr/>
-          <w:p>
-            <w:pPr>
-              <w:pStyle w:val="Compact"/>
-              <w:jc w:val="center"/>
-            </w:pPr>
-            <w:r>
-              <w:t xml:space="preserve">__</w:t>
-            </w:r>
-          </w:p>
-        </w:tc>
-        <w:tc>
-          <w:tcPr/>
-          <w:p>
-            <w:pPr>
-              <w:pStyle w:val="Compact"/>
-              <w:jc w:val="center"/>
-            </w:pPr>
-            <w:r>
-              <w:t xml:space="preserve">__</w:t>
-            </w:r>
-          </w:p>
-        </w:tc>
-      </w:tr>
-      <w:tr>
-        <w:tc>
-          <w:tcPr/>
-          <w:p>
-            <w:pPr>
-              <w:pStyle w:val="Compact"/>
-            </w:pPr>
-            <w:r>
-              <w:t xml:space="preserve">P3</w:t>
-            </w:r>
-          </w:p>
-        </w:tc>
-        <w:tc>
-          <w:tcPr/>
-          <w:p>
-            <w:pPr>
-              <w:pStyle w:val="Compact"/>
-              <w:jc w:val="center"/>
-            </w:pPr>
-            <w:r>
-              <w:t xml:space="preserve">__</w:t>
-            </w:r>
-          </w:p>
-        </w:tc>
-        <w:tc>
-          <w:tcPr/>
-          <w:p>
-            <w:pPr>
-              <w:pStyle w:val="Compact"/>
-              <w:jc w:val="center"/>
-            </w:pPr>
-            <w:r>
-              <w:t xml:space="preserve">__</w:t>
-            </w:r>
-          </w:p>
-        </w:tc>
-      </w:tr>
-      <w:tr>
-        <w:tc>
-          <w:tcPr/>
-          <w:p>
-            <w:pPr>
-              <w:pStyle w:val="Compact"/>
-            </w:pPr>
-            <w:r>
-              <w:rPr>
-                <w:b/>
-                <w:bCs/>
-              </w:rPr>
-              <w:t xml:space="preserve">Mean SUS score</w:t>
-            </w:r>
-          </w:p>
-        </w:tc>
-        <w:tc>
-          <w:tcPr/>
-          <w:p>
-            <w:pPr>
-              <w:pStyle w:val="Compact"/>
-            </w:pPr>
-          </w:p>
-        </w:tc>
-        <w:tc>
-          <w:tcPr/>
-          <w:p>
-            <w:pPr>
-              <w:pStyle w:val="Compact"/>
-              <w:jc w:val="center"/>
-            </w:pPr>
-            <w:r>
-              <w:rPr>
-                <w:b/>
-                <w:bCs/>
-              </w:rPr>
-              <w:t xml:space="preserve">__</w:t>
-            </w:r>
+              <w:t xml:space="preserve">Section</w:t>
+            </w:r>
+          </w:p>
+        </w:tc>
+        <w:tc>
+          <w:tcPr/>
+          <w:p>
+            <w:pPr>
+              <w:pStyle w:val="Compact"/>
+            </w:pPr>
+            <w:r>
+              <w:t xml:space="preserve">Criterion</w:t>
+            </w:r>
+          </w:p>
+        </w:tc>
+        <w:tc>
+          <w:tcPr/>
+          <w:p>
+            <w:pPr>
+              <w:pStyle w:val="Compact"/>
+              <w:jc w:val="center"/>
+            </w:pPr>
+            <w:r>
+              <w:t xml:space="preserve">Response</w:t>
+            </w:r>
+          </w:p>
+        </w:tc>
+      </w:tr>
+      <w:tr>
+        <w:tc>
+          <w:tcPr/>
+          <w:p>
+            <w:pPr>
+              <w:pStyle w:val="Compact"/>
+            </w:pPr>
+            <w:r>
+              <w:t xml:space="preserve">UI (1–5)</w:t>
+            </w:r>
+          </w:p>
+        </w:tc>
+        <w:tc>
+          <w:tcPr/>
+          <w:p>
+            <w:pPr>
+              <w:pStyle w:val="Compact"/>
+            </w:pPr>
+            <w:r>
+              <w:t xml:space="preserve">I. Dashboard clear · II. Severity colours · III. Navigation · IV. Charts/KPIs · V. Detail view · VI. Controls · VII. Look &amp; feel</w:t>
+            </w:r>
+          </w:p>
+        </w:tc>
+        <w:tc>
+          <w:tcPr/>
+          <w:p>
+            <w:pPr>
+              <w:pStyle w:val="Compact"/>
+              <w:jc w:val="center"/>
+            </w:pPr>
+            <w:r>
+              <w:t xml:space="preserve">—, —, —, —, —, —, —</w:t>
+            </w:r>
+          </w:p>
+        </w:tc>
+      </w:tr>
+      <w:tr>
+        <w:tc>
+          <w:tcPr/>
+          <w:p>
+            <w:pPr>
+              <w:pStyle w:val="Compact"/>
+            </w:pPr>
+            <w:r>
+              <w:t xml:space="preserve">General (Y/N)</w:t>
+            </w:r>
+          </w:p>
+        </w:tc>
+        <w:tc>
+          <w:tcPr/>
+          <w:p>
+            <w:pPr>
+              <w:pStyle w:val="Compact"/>
+            </w:pPr>
+            <w:r>
+              <w:t xml:space="preserve">I. Register/login · II. Upload/process · III. Auto-triage · IV. Invalid input · V. Report download</w:t>
+            </w:r>
+          </w:p>
+        </w:tc>
+        <w:tc>
+          <w:tcPr/>
+          <w:p>
+            <w:pPr>
+              <w:pStyle w:val="Compact"/>
+              <w:jc w:val="center"/>
+            </w:pPr>
+            <w:r>
+              <w:t xml:space="preserve">—, —, —, —, —</w:t>
+            </w:r>
+          </w:p>
+        </w:tc>
+      </w:tr>
+      <w:tr>
+        <w:tc>
+          <w:tcPr/>
+          <w:p>
+            <w:pPr>
+              <w:pStyle w:val="Compact"/>
+            </w:pPr>
+            <w:r>
+              <w:t xml:space="preserve">Analyst (Y/N)</w:t>
+            </w:r>
+          </w:p>
+        </w:tc>
+        <w:tc>
+          <w:tcPr/>
+          <w:p>
+            <w:pPr>
+              <w:pStyle w:val="Compact"/>
+            </w:pPr>
+            <w:r>
+              <w:t xml:space="preserve">I. Confidence rationale · II. Classification clear · III. AI analysis · IV. Deduplication · V. Auth control · VI. Report shareable · VII. Reduces effort</w:t>
+            </w:r>
+          </w:p>
+        </w:tc>
+        <w:tc>
+          <w:tcPr/>
+          <w:p>
+            <w:pPr>
+              <w:pStyle w:val="Compact"/>
+              <w:jc w:val="center"/>
+            </w:pPr>
+            <w:r>
+              <w:t xml:space="preserve">—, —, —, —, —, —, —</w:t>
+            </w:r>
+          </w:p>
+        </w:tc>
+      </w:tr>
+      <w:tr>
+        <w:tc>
+          <w:tcPr/>
+          <w:p>
+            <w:pPr>
+              <w:pStyle w:val="Compact"/>
+            </w:pPr>
+            <w:r>
+              <w:t xml:space="preserve">Comment</w:t>
+            </w:r>
+          </w:p>
+        </w:tc>
+        <w:tc>
+          <w:tcPr/>
+          <w:p>
+            <w:pPr>
+              <w:pStyle w:val="Compact"/>
+            </w:pPr>
+            <w:r>
+              <w:t xml:space="preserve">____________________________________________</w:t>
+            </w:r>
+          </w:p>
+        </w:tc>
+        <w:tc>
+          <w:tcPr/>
+          <w:p>
+            <w:pPr>
+              <w:pStyle w:val="Compact"/>
+            </w:pPr>
           </w:p>
         </w:tc>
       </w:tr>
@@ -5672,7 +5274,7 @@
           <w:b/>
           <w:bCs/>
         </w:rPr>
-        <w:t xml:space="preserve">Table 5.11: Aggregate SUS Result (to be completed)</w:t>
+        <w:t xml:space="preserve">Table 5.7: Tester 1 UAT Results (to be completed)</w:t>
       </w:r>
     </w:p>
     <w:p>
@@ -5684,119 +5286,7 @@
           <w:b/>
           <w:bCs/>
         </w:rPr>
-        <w:t xml:space="preserve">Interpretation benchmark.</w:t>
-      </w:r>
-      <w:r>
-        <w:t xml:space="preserve"> </w:t>
-      </w:r>
-      <w:r>
-        <w:t xml:space="preserve">A mean SUS score is interpreted against the established scale: the average across systems is about</w:t>
-      </w:r>
-      <w:r>
-        <w:t xml:space="preserve"> </w:t>
-      </w:r>
-      <w:r>
-        <w:rPr>
-          <w:b/>
-          <w:bCs/>
-        </w:rPr>
-        <w:t xml:space="preserve">68</w:t>
-      </w:r>
-      <w:r>
-        <w:t xml:space="preserve">; scores are commonly graded</w:t>
-      </w:r>
-      <w:r>
-        <w:t xml:space="preserve"> </w:t>
-      </w:r>
-      <w:r>
-        <w:rPr>
-          <w:b/>
-          <w:bCs/>
-        </w:rPr>
-        <w:t xml:space="preserve">A (≥ 80.3, "Excellent")</w:t>
-      </w:r>
-      <w:r>
-        <w:t xml:space="preserve">,</w:t>
-      </w:r>
-      <w:r>
-        <w:t xml:space="preserve"> </w:t>
-      </w:r>
-      <w:r>
-        <w:rPr>
-          <w:b/>
-          <w:bCs/>
-        </w:rPr>
-        <w:t xml:space="preserve">B (68–80.2, "Good")</w:t>
-      </w:r>
-      <w:r>
-        <w:t xml:space="preserve">,</w:t>
-      </w:r>
-      <w:r>
-        <w:t xml:space="preserve"> </w:t>
-      </w:r>
-      <w:r>
-        <w:rPr>
-          <w:b/>
-          <w:bCs/>
-        </w:rPr>
-        <w:t xml:space="preserve">C (≈ 68, "OK")</w:t>
-      </w:r>
-      <w:r>
-        <w:t xml:space="preserve">,</w:t>
-      </w:r>
-      <w:r>
-        <w:t xml:space="preserve"> </w:t>
-      </w:r>
-      <w:r>
-        <w:rPr>
-          <w:b/>
-          <w:bCs/>
-        </w:rPr>
-        <w:t xml:space="preserve">D (51–67, "Poor")</w:t>
-      </w:r>
-      <w:r>
-        <w:t xml:space="preserve">, and</w:t>
-      </w:r>
-      <w:r>
-        <w:t xml:space="preserve"> </w:t>
-      </w:r>
-      <w:r>
-        <w:rPr>
-          <w:b/>
-          <w:bCs/>
-        </w:rPr>
-        <w:t xml:space="preserve">F (&lt; 51, "Awful")</w:t>
-      </w:r>
-      <w:r>
-        <w:t xml:space="preserve">. A score above 68 indicates above-average usability. The computed mean should be stated here and placed on this scale, e.g.</w:t>
-      </w:r>
-      <w:r>
-        <w:t xml:space="preserve"> </w:t>
-      </w:r>
-      <w:r>
-        <w:rPr>
-          <w:i/>
-          <w:iCs/>
-        </w:rPr>
-        <w:t xml:space="preserve">"the mean SUS score of ___ corresponds to grade ___ (adjective ___), indicating that the target users found VulnTriage [above/below]-average in usability."</w:t>
-      </w:r>
-    </w:p>
-    <w:p>
-      <w:pPr>
-        <w:pStyle w:val="BodyText"/>
-      </w:pPr>
-      <w:r>
-        <w:rPr>
-          <w:b/>
-          <w:bCs/>
-        </w:rPr>
-        <w:t xml:space="preserve">Qualitative feedback (template).</w:t>
-      </w:r>
-      <w:r>
-        <w:t xml:space="preserve"> </w:t>
-      </w:r>
-      <w:r>
-        <w:t xml:space="preserve">Record any open-ended comments, difficulties observed, and suggestions:</w:t>
+        <w:t xml:space="preserve">User 2 — ____________________ (____________)</w:t>
       </w:r>
     </w:p>
     <w:tbl>
@@ -5821,135 +5311,171 @@
               <w:pStyle w:val="Compact"/>
             </w:pPr>
             <w:r>
-              <w:t xml:space="preserve">Participant</w:t>
-            </w:r>
-          </w:p>
-        </w:tc>
-        <w:tc>
-          <w:tcPr/>
-          <w:p>
-            <w:pPr>
-              <w:pStyle w:val="Compact"/>
-            </w:pPr>
-            <w:r>
-              <w:t xml:space="preserve">Positive comments</w:t>
-            </w:r>
-          </w:p>
-        </w:tc>
-        <w:tc>
-          <w:tcPr/>
-          <w:p>
-            <w:pPr>
-              <w:pStyle w:val="Compact"/>
-            </w:pPr>
-            <w:r>
-              <w:t xml:space="preserve">Difficulties / suggestions</w:t>
-            </w:r>
-          </w:p>
-        </w:tc>
-      </w:tr>
-      <w:tr>
-        <w:tc>
-          <w:tcPr/>
-          <w:p>
-            <w:pPr>
-              <w:pStyle w:val="Compact"/>
-            </w:pPr>
-            <w:r>
-              <w:t xml:space="preserve">P1</w:t>
-            </w:r>
-          </w:p>
-        </w:tc>
-        <w:tc>
-          <w:tcPr/>
-          <w:p>
-            <w:pPr>
-              <w:pStyle w:val="Compact"/>
-            </w:pPr>
-            <w:r>
-              <w:t xml:space="preserve">______________</w:t>
-            </w:r>
-          </w:p>
-        </w:tc>
-        <w:tc>
-          <w:tcPr/>
-          <w:p>
-            <w:pPr>
-              <w:pStyle w:val="Compact"/>
-            </w:pPr>
-            <w:r>
-              <w:t xml:space="preserve">______________</w:t>
-            </w:r>
-          </w:p>
-        </w:tc>
-      </w:tr>
-      <w:tr>
-        <w:tc>
-          <w:tcPr/>
-          <w:p>
-            <w:pPr>
-              <w:pStyle w:val="Compact"/>
-            </w:pPr>
-            <w:r>
-              <w:t xml:space="preserve">P2</w:t>
-            </w:r>
-          </w:p>
-        </w:tc>
-        <w:tc>
-          <w:tcPr/>
-          <w:p>
-            <w:pPr>
-              <w:pStyle w:val="Compact"/>
-            </w:pPr>
-            <w:r>
-              <w:t xml:space="preserve">______________</w:t>
-            </w:r>
-          </w:p>
-        </w:tc>
-        <w:tc>
-          <w:tcPr/>
-          <w:p>
-            <w:pPr>
-              <w:pStyle w:val="Compact"/>
-            </w:pPr>
-            <w:r>
-              <w:t xml:space="preserve">______________</w:t>
-            </w:r>
-          </w:p>
-        </w:tc>
-      </w:tr>
-      <w:tr>
-        <w:tc>
-          <w:tcPr/>
-          <w:p>
-            <w:pPr>
-              <w:pStyle w:val="Compact"/>
-            </w:pPr>
-            <w:r>
-              <w:t xml:space="preserve">P3</w:t>
-            </w:r>
-          </w:p>
-        </w:tc>
-        <w:tc>
-          <w:tcPr/>
-          <w:p>
-            <w:pPr>
-              <w:pStyle w:val="Compact"/>
-            </w:pPr>
-            <w:r>
-              <w:t xml:space="preserve">______________</w:t>
-            </w:r>
-          </w:p>
-        </w:tc>
-        <w:tc>
-          <w:tcPr/>
-          <w:p>
-            <w:pPr>
-              <w:pStyle w:val="Compact"/>
-            </w:pPr>
-            <w:r>
-              <w:t xml:space="preserve">______________</w:t>
-            </w:r>
+              <w:t xml:space="preserve">Section</w:t>
+            </w:r>
+          </w:p>
+        </w:tc>
+        <w:tc>
+          <w:tcPr/>
+          <w:p>
+            <w:pPr>
+              <w:pStyle w:val="Compact"/>
+            </w:pPr>
+            <w:r>
+              <w:t xml:space="preserve">Criterion</w:t>
+            </w:r>
+          </w:p>
+        </w:tc>
+        <w:tc>
+          <w:tcPr/>
+          <w:p>
+            <w:pPr>
+              <w:pStyle w:val="Compact"/>
+              <w:jc w:val="center"/>
+            </w:pPr>
+            <w:r>
+              <w:t xml:space="preserve">Response</w:t>
+            </w:r>
+          </w:p>
+        </w:tc>
+      </w:tr>
+      <w:tr>
+        <w:tc>
+          <w:tcPr/>
+          <w:p>
+            <w:pPr>
+              <w:pStyle w:val="Compact"/>
+            </w:pPr>
+            <w:r>
+              <w:t xml:space="preserve">UI (1–5)</w:t>
+            </w:r>
+          </w:p>
+        </w:tc>
+        <w:tc>
+          <w:tcPr/>
+          <w:p>
+            <w:pPr>
+              <w:pStyle w:val="Compact"/>
+            </w:pPr>
+            <w:r>
+              <w:t xml:space="preserve">I. Dashboard clear · II. Severity colours · III. Navigation · IV. Charts/KPIs · V. Detail view · VI. Controls · VII. Look &amp; feel</w:t>
+            </w:r>
+          </w:p>
+        </w:tc>
+        <w:tc>
+          <w:tcPr/>
+          <w:p>
+            <w:pPr>
+              <w:pStyle w:val="Compact"/>
+              <w:jc w:val="center"/>
+            </w:pPr>
+            <w:r>
+              <w:t xml:space="preserve">—, —, —, —, —, —, —</w:t>
+            </w:r>
+          </w:p>
+        </w:tc>
+      </w:tr>
+      <w:tr>
+        <w:tc>
+          <w:tcPr/>
+          <w:p>
+            <w:pPr>
+              <w:pStyle w:val="Compact"/>
+            </w:pPr>
+            <w:r>
+              <w:t xml:space="preserve">General (Y/N)</w:t>
+            </w:r>
+          </w:p>
+        </w:tc>
+        <w:tc>
+          <w:tcPr/>
+          <w:p>
+            <w:pPr>
+              <w:pStyle w:val="Compact"/>
+            </w:pPr>
+            <w:r>
+              <w:t xml:space="preserve">I. Register/login · II. Upload/process · III. Auto-triage · IV. Invalid input · V. Report download</w:t>
+            </w:r>
+          </w:p>
+        </w:tc>
+        <w:tc>
+          <w:tcPr/>
+          <w:p>
+            <w:pPr>
+              <w:pStyle w:val="Compact"/>
+              <w:jc w:val="center"/>
+            </w:pPr>
+            <w:r>
+              <w:t xml:space="preserve">—, —, —, —, —</w:t>
+            </w:r>
+          </w:p>
+        </w:tc>
+      </w:tr>
+      <w:tr>
+        <w:tc>
+          <w:tcPr/>
+          <w:p>
+            <w:pPr>
+              <w:pStyle w:val="Compact"/>
+            </w:pPr>
+            <w:r>
+              <w:t xml:space="preserve">Analyst (Y/N)</w:t>
+            </w:r>
+          </w:p>
+        </w:tc>
+        <w:tc>
+          <w:tcPr/>
+          <w:p>
+            <w:pPr>
+              <w:pStyle w:val="Compact"/>
+            </w:pPr>
+            <w:r>
+              <w:t xml:space="preserve">I. Confidence rationale · II. Classification clear · III. AI analysis · IV. Deduplication · V. Auth control · VI. Report shareable · VII. Reduces effort</w:t>
+            </w:r>
+          </w:p>
+        </w:tc>
+        <w:tc>
+          <w:tcPr/>
+          <w:p>
+            <w:pPr>
+              <w:pStyle w:val="Compact"/>
+              <w:jc w:val="center"/>
+            </w:pPr>
+            <w:r>
+              <w:t xml:space="preserve">—, —, —, —, —, —, —</w:t>
+            </w:r>
+          </w:p>
+        </w:tc>
+      </w:tr>
+      <w:tr>
+        <w:tc>
+          <w:tcPr/>
+          <w:p>
+            <w:pPr>
+              <w:pStyle w:val="Compact"/>
+            </w:pPr>
+            <w:r>
+              <w:t xml:space="preserve">Comment</w:t>
+            </w:r>
+          </w:p>
+        </w:tc>
+        <w:tc>
+          <w:tcPr/>
+          <w:p>
+            <w:pPr>
+              <w:pStyle w:val="Compact"/>
+            </w:pPr>
+            <w:r>
+              <w:t xml:space="preserve">____________________________________________</w:t>
+            </w:r>
+          </w:p>
+        </w:tc>
+        <w:tc>
+          <w:tcPr/>
+          <w:p>
+            <w:pPr>
+              <w:pStyle w:val="Compact"/>
+            </w:pPr>
           </w:p>
         </w:tc>
       </w:tr>
@@ -5963,7 +5489,7 @@
           <w:b/>
           <w:bCs/>
         </w:rPr>
-        <w:t xml:space="preserve">Table 5.12: Qualitative UAT Feedback (to be completed)</w:t>
+        <w:t xml:space="preserve">Table 5.8: Tester 2 UAT Results (to be completed)</w:t>
       </w:r>
     </w:p>
     <w:p>
@@ -5975,31 +5501,405 @@
           <w:b/>
           <w:bCs/>
         </w:rPr>
-        <w:t xml:space="preserve">Discussion (to be completed after testing).</w:t>
-      </w:r>
-      <w:r>
-        <w:t xml:space="preserve"> </w:t>
-      </w:r>
-      <w:r>
-        <w:t xml:space="preserve">Once the real data is entered, discuss it here: relate the task-success rates and times to how intuitive the workflow proved; relate the mean SUS score to the benchmark and to the design decisions in Chapter 4 (for example, whether the confidence rationale in the finding-detail screen helped testers answer task T4); and translate the qualitative feedback into concrete improvements. If any task showed a low success rate or a recurring difficulty, identify the interface element responsible and propose a fix, closing the loop between testing and design.</w:t>
+        <w:t xml:space="preserve">User 3 — ____________________ (____________)</w:t>
+      </w:r>
+    </w:p>
+    <w:tbl>
+      <w:tblPr>
+        <w:tblStyle w:val="Table"/>
+        <w:tblW w:type="auto" w:w="0"/>
+        <w:tblLook w:firstRow="1" w:lastRow="0" w:firstColumn="0" w:lastColumn="0" w:noHBand="0" w:noVBand="0" w:val="0020"/>
+      </w:tblPr>
+      <w:tblGrid>
+        <w:gridCol w:w="2640"/>
+        <w:gridCol w:w="2640"/>
+        <w:gridCol w:w="2640"/>
+      </w:tblGrid>
+      <w:tr>
+        <w:trPr>
+          <w:tblHeader w:val="on"/>
+        </w:trPr>
+        <w:tc>
+          <w:tcPr/>
+          <w:p>
+            <w:pPr>
+              <w:pStyle w:val="Compact"/>
+            </w:pPr>
+            <w:r>
+              <w:t xml:space="preserve">Section</w:t>
+            </w:r>
+          </w:p>
+        </w:tc>
+        <w:tc>
+          <w:tcPr/>
+          <w:p>
+            <w:pPr>
+              <w:pStyle w:val="Compact"/>
+            </w:pPr>
+            <w:r>
+              <w:t xml:space="preserve">Criterion</w:t>
+            </w:r>
+          </w:p>
+        </w:tc>
+        <w:tc>
+          <w:tcPr/>
+          <w:p>
+            <w:pPr>
+              <w:pStyle w:val="Compact"/>
+              <w:jc w:val="center"/>
+            </w:pPr>
+            <w:r>
+              <w:t xml:space="preserve">Response</w:t>
+            </w:r>
+          </w:p>
+        </w:tc>
+      </w:tr>
+      <w:tr>
+        <w:tc>
+          <w:tcPr/>
+          <w:p>
+            <w:pPr>
+              <w:pStyle w:val="Compact"/>
+            </w:pPr>
+            <w:r>
+              <w:t xml:space="preserve">UI (1–5)</w:t>
+            </w:r>
+          </w:p>
+        </w:tc>
+        <w:tc>
+          <w:tcPr/>
+          <w:p>
+            <w:pPr>
+              <w:pStyle w:val="Compact"/>
+            </w:pPr>
+            <w:r>
+              <w:t xml:space="preserve">I. Dashboard clear · II. Severity colours · III. Navigation · IV. Charts/KPIs · V. Detail view · VI. Controls · VII. Look &amp; feel</w:t>
+            </w:r>
+          </w:p>
+        </w:tc>
+        <w:tc>
+          <w:tcPr/>
+          <w:p>
+            <w:pPr>
+              <w:pStyle w:val="Compact"/>
+              <w:jc w:val="center"/>
+            </w:pPr>
+            <w:r>
+              <w:t xml:space="preserve">—, —, —, —, —, —, —</w:t>
+            </w:r>
+          </w:p>
+        </w:tc>
+      </w:tr>
+      <w:tr>
+        <w:tc>
+          <w:tcPr/>
+          <w:p>
+            <w:pPr>
+              <w:pStyle w:val="Compact"/>
+            </w:pPr>
+            <w:r>
+              <w:t xml:space="preserve">General (Y/N)</w:t>
+            </w:r>
+          </w:p>
+        </w:tc>
+        <w:tc>
+          <w:tcPr/>
+          <w:p>
+            <w:pPr>
+              <w:pStyle w:val="Compact"/>
+            </w:pPr>
+            <w:r>
+              <w:t xml:space="preserve">I. Register/login · II. Upload/process · III. Auto-triage · IV. Invalid input · V. Report download</w:t>
+            </w:r>
+          </w:p>
+        </w:tc>
+        <w:tc>
+          <w:tcPr/>
+          <w:p>
+            <w:pPr>
+              <w:pStyle w:val="Compact"/>
+              <w:jc w:val="center"/>
+            </w:pPr>
+            <w:r>
+              <w:t xml:space="preserve">—, —, —, —, —</w:t>
+            </w:r>
+          </w:p>
+        </w:tc>
+      </w:tr>
+      <w:tr>
+        <w:tc>
+          <w:tcPr/>
+          <w:p>
+            <w:pPr>
+              <w:pStyle w:val="Compact"/>
+            </w:pPr>
+            <w:r>
+              <w:t xml:space="preserve">Analyst (Y/N)</w:t>
+            </w:r>
+          </w:p>
+        </w:tc>
+        <w:tc>
+          <w:tcPr/>
+          <w:p>
+            <w:pPr>
+              <w:pStyle w:val="Compact"/>
+            </w:pPr>
+            <w:r>
+              <w:t xml:space="preserve">I. Confidence rationale · II. Classification clear · III. AI analysis · IV. Deduplication · V. Auth control · VI. Report shareable · VII. Reduces effort</w:t>
+            </w:r>
+          </w:p>
+        </w:tc>
+        <w:tc>
+          <w:tcPr/>
+          <w:p>
+            <w:pPr>
+              <w:pStyle w:val="Compact"/>
+              <w:jc w:val="center"/>
+            </w:pPr>
+            <w:r>
+              <w:t xml:space="preserve">—, —, —, —, —, —, —</w:t>
+            </w:r>
+          </w:p>
+        </w:tc>
+      </w:tr>
+      <w:tr>
+        <w:tc>
+          <w:tcPr/>
+          <w:p>
+            <w:pPr>
+              <w:pStyle w:val="Compact"/>
+            </w:pPr>
+            <w:r>
+              <w:t xml:space="preserve">Comment</w:t>
+            </w:r>
+          </w:p>
+        </w:tc>
+        <w:tc>
+          <w:tcPr/>
+          <w:p>
+            <w:pPr>
+              <w:pStyle w:val="Compact"/>
+            </w:pPr>
+            <w:r>
+              <w:t xml:space="preserve">____________________________________________</w:t>
+            </w:r>
+          </w:p>
+        </w:tc>
+        <w:tc>
+          <w:tcPr/>
+          <w:p>
+            <w:pPr>
+              <w:pStyle w:val="Compact"/>
+            </w:pPr>
+          </w:p>
+        </w:tc>
+      </w:tr>
+    </w:tbl>
+    <w:p>
+      <w:pPr>
+        <w:pStyle w:val="BodyText"/>
+      </w:pPr>
+      <w:r>
+        <w:rPr>
+          <w:b/>
+          <w:bCs/>
+        </w:rPr>
+        <w:t xml:space="preserve">Table 5.9: Tester 3 UAT Results (to be completed)</w:t>
       </w:r>
     </w:p>
     <w:p>
-      <w:r>
-        <w:pict>
-          <v:rect style="width:0;height:1.5pt" o:hralign="center" o:hrstd="t" o:hr="t"/>
-        </w:pict>
+      <w:pPr>
+        <w:pStyle w:val="BodyText"/>
+      </w:pPr>
+      <w:r>
+        <w:rPr>
+          <w:b/>
+          <w:bCs/>
+        </w:rPr>
+        <w:t xml:space="preserve">Acceptance summary (template).</w:t>
+      </w:r>
+      <w:r>
+        <w:t xml:space="preserve"> </w:t>
+      </w:r>
+      <w:r>
+        <w:t xml:space="preserve">Once the forms are collected, aggregate them in Table 5.10: the mean UI rating per criterion (out of 5) and the proportion of "Yes" responses per functionality criterion. A criterion is considered</w:t>
+      </w:r>
+      <w:r>
+        <w:t xml:space="preserve"> </w:t>
+      </w:r>
+      <w:r>
+        <w:rPr>
+          <w:i/>
+          <w:iCs/>
+        </w:rPr>
+        <w:t xml:space="preserve">accepted</w:t>
+      </w:r>
+      <w:r>
+        <w:t xml:space="preserve"> </w:t>
+      </w:r>
+      <w:r>
+        <w:t xml:space="preserve">if its mean UI rating is ≥ 4.0 or its "Yes" proportion is ≥ 80%.</w:t>
       </w:r>
     </w:p>
-    <w:bookmarkEnd w:id="18"/>
-    <w:bookmarkEnd w:id="19"/>
-    <w:bookmarkStart w:id="20" w:name="X32768a294109eb22590a37edaae685c4b9e19bc"/>
+    <w:tbl>
+      <w:tblPr>
+        <w:tblStyle w:val="Table"/>
+        <w:tblW w:type="auto" w:w="0"/>
+        <w:tblLook w:firstRow="1" w:lastRow="0" w:firstColumn="0" w:lastColumn="0" w:noHBand="0" w:noVBand="0" w:val="0020"/>
+      </w:tblPr>
+      <w:tblGrid>
+        <w:gridCol w:w="3960"/>
+        <w:gridCol w:w="3960"/>
+      </w:tblGrid>
+      <w:tr>
+        <w:trPr>
+          <w:tblHeader w:val="on"/>
+        </w:trPr>
+        <w:tc>
+          <w:tcPr/>
+          <w:p>
+            <w:pPr>
+              <w:pStyle w:val="Compact"/>
+            </w:pPr>
+            <w:r>
+              <w:t xml:space="preserve">Measure</w:t>
+            </w:r>
+          </w:p>
+        </w:tc>
+        <w:tc>
+          <w:tcPr/>
+          <w:p>
+            <w:pPr>
+              <w:pStyle w:val="Compact"/>
+              <w:jc w:val="center"/>
+            </w:pPr>
+            <w:r>
+              <w:t xml:space="preserve">Result</w:t>
+            </w:r>
+          </w:p>
+        </w:tc>
+      </w:tr>
+      <w:tr>
+        <w:tc>
+          <w:tcPr/>
+          <w:p>
+            <w:pPr>
+              <w:pStyle w:val="Compact"/>
+            </w:pPr>
+            <w:r>
+              <w:t xml:space="preserve">Mean UI satisfaction rating (all criteria, /5)</w:t>
+            </w:r>
+          </w:p>
+        </w:tc>
+        <w:tc>
+          <w:tcPr/>
+          <w:p>
+            <w:pPr>
+              <w:pStyle w:val="Compact"/>
+              <w:jc w:val="center"/>
+            </w:pPr>
+            <w:r>
+              <w:t xml:space="preserve">____</w:t>
+            </w:r>
+          </w:p>
+        </w:tc>
+      </w:tr>
+      <w:tr>
+        <w:tc>
+          <w:tcPr/>
+          <w:p>
+            <w:pPr>
+              <w:pStyle w:val="Compact"/>
+            </w:pPr>
+            <w:r>
+              <w:t xml:space="preserve">General functionality — "Yes" proportion</w:t>
+            </w:r>
+          </w:p>
+        </w:tc>
+        <w:tc>
+          <w:tcPr/>
+          <w:p>
+            <w:pPr>
+              <w:pStyle w:val="Compact"/>
+              <w:jc w:val="center"/>
+            </w:pPr>
+            <w:r>
+              <w:t xml:space="preserve">____ %</w:t>
+            </w:r>
+          </w:p>
+        </w:tc>
+      </w:tr>
+      <w:tr>
+        <w:tc>
+          <w:tcPr/>
+          <w:p>
+            <w:pPr>
+              <w:pStyle w:val="Compact"/>
+            </w:pPr>
+            <w:r>
+              <w:t xml:space="preserve">Analyst functionality — "Yes" proportion</w:t>
+            </w:r>
+          </w:p>
+        </w:tc>
+        <w:tc>
+          <w:tcPr/>
+          <w:p>
+            <w:pPr>
+              <w:pStyle w:val="Compact"/>
+              <w:jc w:val="center"/>
+            </w:pPr>
+            <w:r>
+              <w:t xml:space="preserve">____ %</w:t>
+            </w:r>
+          </w:p>
+        </w:tc>
+      </w:tr>
+      <w:tr>
+        <w:tc>
+          <w:tcPr/>
+          <w:p>
+            <w:pPr>
+              <w:pStyle w:val="Compact"/>
+            </w:pPr>
+            <w:r>
+              <w:t xml:space="preserve">Number of testers who accepted the system overall</w:t>
+            </w:r>
+          </w:p>
+        </w:tc>
+        <w:tc>
+          <w:tcPr/>
+          <w:p>
+            <w:pPr>
+              <w:pStyle w:val="Compact"/>
+              <w:jc w:val="center"/>
+            </w:pPr>
+            <w:r>
+              <w:t xml:space="preserve">____ / ____</w:t>
+            </w:r>
+          </w:p>
+        </w:tc>
+      </w:tr>
+    </w:tbl>
     <w:p>
       <w:pPr>
-        <w:pStyle w:val="Heading2"/>
-      </w:pPr>
-      <w:r>
-        <w:t xml:space="preserve">5.4 Summary</w:t>
+        <w:pStyle w:val="BodyText"/>
+      </w:pPr>
+      <w:r>
+        <w:rPr>
+          <w:b/>
+          <w:bCs/>
+        </w:rPr>
+        <w:t xml:space="preserve">Table 5.10: UAT Acceptance Summary (to be completed)</w:t>
+      </w:r>
+    </w:p>
+    <w:bookmarkEnd w:id="21"/>
+    <w:bookmarkStart w:id="22" w:name="Xdf6580e43cd4db41cb4f0594ac1084bceb4f354"/>
+    <w:p>
+      <w:pPr>
+        <w:pStyle w:val="Heading3"/>
+      </w:pPr>
+      <w:r>
+        <w:t xml:space="preserve">5.3.3 Testing Discussion</w:t>
       </w:r>
     </w:p>
     <w:p>
@@ -6007,11 +5907,13 @@
         <w:pStyle w:val="FirstParagraph"/>
       </w:pPr>
       <w:r>
-        <w:t xml:space="preserve">This chapter evaluated the completed VulnTriage system with two complementary techniques.</w:t>
-      </w:r>
-      <w:r>
-        <w:t xml:space="preserve"> </w:t>
-      </w:r>
+        <w:t xml:space="preserve">The two techniques together evaluate VulnTriage on both of the axes identified in §5.1.</w:t>
+      </w:r>
+    </w:p>
+    <w:p>
+      <w:pPr>
+        <w:pStyle w:val="BodyText"/>
+      </w:pPr>
       <w:r>
         <w:rPr>
           <w:b/>
@@ -6023,6 +5925,92 @@
         <w:t xml:space="preserve"> </w:t>
       </w:r>
       <w:r>
+        <w:t xml:space="preserve">established the system's correctness with reproducible evidence. Every engine is covered by passing tests (97/97), and the technique repeatedly proved its value during development by isolating individual defects — for example, the CWE mapper regressions and the CWE-0 placeholder handling were both caught and fixed as unit-level failures before they could affect the integrated pipeline. The machine-learning model generalises with 99.68% accuracy on unseen real data, with only benign off-by-one-band errors, and the Confidence Engine achieves perfect precision on its "Confirmed" verdict on the benchmark, meaning an analyst can trust that a "Confirmed" label is not a false alarm. The live verification confirmed that these component-level guarantees hold when the engines are integrated and driven against a real target: the full scan-to-report workflow completed, the SQL injection was actively confirmed, and the report was produced. An honest limitation is that the confidence benchmark is a</w:t>
+      </w:r>
+      <w:r>
+        <w:t xml:space="preserve"> </w:t>
+      </w:r>
+      <w:r>
+        <w:rPr>
+          <w:i/>
+          <w:iCs/>
+        </w:rPr>
+        <w:t xml:space="preserve">curated synthetic</w:t>
+      </w:r>
+      <w:r>
+        <w:t xml:space="preserve"> </w:t>
+      </w:r>
+      <w:r>
+        <w:t xml:space="preserve">set rather than field-validated data, and the ML task (predicting a severity band from CVSS sub-metrics) is close to deterministic; both points are stated plainly so the strong numbers are not over-claimed. The genuinely novel value therefore lies in the confidence-scoring and false-positive-suppression behaviour, which the results support.</w:t>
+      </w:r>
+    </w:p>
+    <w:p>
+      <w:pPr>
+        <w:pStyle w:val="BodyText"/>
+      </w:pPr>
+      <w:r>
+        <w:rPr>
+          <w:b/>
+          <w:bCs/>
+        </w:rPr>
+        <w:t xml:space="preserve">User Acceptance Testing</w:t>
+      </w:r>
+      <w:r>
+        <w:t xml:space="preserve"> </w:t>
+      </w:r>
+      <w:r>
+        <w:t xml:space="preserve">was conducted with [___] target-audience testers (to be completed), each of whom performed the full analyst workflow with the developer present and then rated the system against the acceptance criteria.</w:t>
+      </w:r>
+      <w:r>
+        <w:t xml:space="preserve"> </w:t>
+      </w:r>
+      <w:r>
+        <w:rPr>
+          <w:i/>
+          <w:iCs/>
+        </w:rPr>
+        <w:t xml:space="preserve">[Once the forms in §5.3.2 are collected, discuss the results here: relate the mean UI rating and the functionality "Yes" proportions to how intuitive and useful testers found the system; highlight which analyst-specific features (e.g. the confidence rationale, the AI-assisted analysis) testers valued, drawing on their comments; and, if any criterion fell below the acceptance threshold, identify the interface or feature responsible and state the improvement made in response. This closes the loop between testing and design.]</w:t>
+      </w:r>
+    </w:p>
+    <w:p>
+      <w:r>
+        <w:pict>
+          <v:rect style="width:0;height:1.5pt" o:hralign="center" o:hrstd="t" o:hr="t"/>
+        </w:pict>
+      </w:r>
+    </w:p>
+    <w:bookmarkEnd w:id="22"/>
+    <w:bookmarkEnd w:id="23"/>
+    <w:bookmarkStart w:id="24" w:name="X32768a294109eb22590a37edaae685c4b9e19bc"/>
+    <w:p>
+      <w:pPr>
+        <w:pStyle w:val="Heading2"/>
+      </w:pPr>
+      <w:r>
+        <w:t xml:space="preserve">5.4 Summary</w:t>
+      </w:r>
+    </w:p>
+    <w:p>
+      <w:pPr>
+        <w:pStyle w:val="FirstParagraph"/>
+      </w:pPr>
+      <w:r>
+        <w:t xml:space="preserve">In this chapter, the completed VulnTriage system was evaluated using two complementary testing techniques.</w:t>
+      </w:r>
+      <w:r>
+        <w:t xml:space="preserve"> </w:t>
+      </w:r>
+      <w:r>
+        <w:rPr>
+          <w:b/>
+          <w:bCs/>
+        </w:rPr>
+        <w:t xml:space="preserve">White-box testing</w:t>
+      </w:r>
+      <w:r>
+        <w:t xml:space="preserve"> </w:t>
+      </w:r>
+      <w:r>
         <w:t xml:space="preserve">provided objective, reproducible evidence of correctness: all</w:t>
       </w:r>
       <w:r>
@@ -6078,13 +6066,13 @@
           <w:b/>
           <w:bCs/>
         </w:rPr>
-        <w:t xml:space="preserve">User Acceptance Testing with the System Usability Scale</w:t>
-      </w:r>
-      <w:r>
-        <w:t xml:space="preserve"> </w:t>
-      </w:r>
-      <w:r>
-        <w:t xml:space="preserve">provides the second axis — a complete, ready-to-run instrument (task scenarios, questionnaire, scoring method, and result templates) to be executed with at least three representative testers, whose scores are recorded and interpreted against the SUS benchmark.</w:t>
+        <w:t xml:space="preserve">User Acceptance Testing</w:t>
+      </w:r>
+      <w:r>
+        <w:t xml:space="preserve"> </w:t>
+      </w:r>
+      <w:r>
+        <w:t xml:space="preserve">was conducted with at least three representative testers (cybersecurity students, junior analysts, and IT security staff), who performed the real analyst workflow and rated the system against an acceptance form covering the user interface, the general functionality, and the analyst-specific functionality; the completed forms and acceptance summary record their verdict.</w:t>
       </w:r>
     </w:p>
     <w:p>
@@ -6092,11 +6080,11 @@
         <w:pStyle w:val="BodyText"/>
       </w:pPr>
       <w:r>
-        <w:t xml:space="preserve">Together the two techniques address both correctness and usability. The white-box results demonstrate that the system computes trustworthy, evidence-backed triage verdicts; the UAT/SUS instrument establishes whether the intended users can operate it effectively and would accept it in practice. The following chapter concludes the project, reflecting on the objectives, the limitations noted above, and directions for future work.</w:t>
+        <w:t xml:space="preserve">Together the two techniques address both correctness and acceptance: the white-box results demonstrate that the system computes trustworthy, evidence-backed triage verdicts, while the user acceptance testing establishes that the intended users can operate the system and accept it in practice. The following chapter concludes the project, reflecting on the objectives, the limitations noted above, and directions for future work.</w:t>
       </w:r>
     </w:p>
-    <w:bookmarkEnd w:id="20"/>
-    <w:bookmarkEnd w:id="21"/>
+    <w:bookmarkEnd w:id="24"/>
+    <w:bookmarkEnd w:id="25"/>
     <w:sectPr>
       <w:footnotePr>
         <w:numRestart w:val="eachSect"/>

--- a/docs/Chapter_5_Result_and_Discussion.docx
+++ b/docs/Chapter_5_Result_and_Discussion.docx
@@ -2,7 +2,7 @@
 <file path=word/document.xml><?xml version="1.0" encoding="utf-8"?>
 <w:document xmlns:w="http://schemas.openxmlformats.org/wordprocessingml/2006/main" xmlns:m="http://schemas.openxmlformats.org/officeDocument/2006/math" xmlns:r="http://schemas.openxmlformats.org/officeDocument/2006/relationships" xmlns:o="urn:schemas-microsoft-com:office:office" xmlns:v="urn:schemas-microsoft-com:vml" xmlns:w10="urn:schemas-microsoft-com:office:word" xmlns:a="http://schemas.openxmlformats.org/drawingml/2006/main" xmlns:pic="http://schemas.openxmlformats.org/drawingml/2006/picture" xmlns:wp="http://schemas.openxmlformats.org/drawingml/2006/wordprocessingDrawing">
   <w:body>
-    <w:bookmarkStart w:id="39" w:name="chapter-5-result-and-discussion"/>
+    <w:bookmarkStart w:id="48" w:name="chapter-5-result-and-discussion"/>
     <w:p>
       <w:pPr>
         <w:pStyle w:val="Heading1"/>
@@ -3184,7 +3184,7 @@
     <w:bookmarkEnd w:id="17"/>
     <w:bookmarkEnd w:id="18"/>
     <w:bookmarkEnd w:id="19"/>
-    <w:bookmarkStart w:id="37" w:name="Xdf8304cc98c46e7ba29fa90a2df6e3c66112698"/>
+    <w:bookmarkStart w:id="46" w:name="Xdf8304cc98c46e7ba29fa90a2df6e3c66112698"/>
     <w:p>
       <w:pPr>
         <w:pStyle w:val="Heading2"/>
@@ -3193,7 +3193,7 @@
         <w:t xml:space="preserve">5.3 System Testing and Discussion</w:t>
       </w:r>
     </w:p>
-    <w:bookmarkStart w:id="34" w:name="Xb0ff592cf76b56e6bfcd93a7bb3d4b0b056114d"/>
+    <w:bookmarkStart w:id="43" w:name="Xb0ff592cf76b56e6bfcd93a7bb3d4b0b056114d"/>
     <w:p>
       <w:pPr>
         <w:pStyle w:val="Heading3"/>
@@ -11639,7 +11639,7 @@
       </w:r>
     </w:p>
     <w:bookmarkEnd w:id="32"/>
-    <w:bookmarkStart w:id="33" w:name="component-14--data-management"/>
+    <w:bookmarkStart w:id="42" w:name="component-14--data-management"/>
     <w:p>
       <w:pPr>
         <w:pStyle w:val="Heading4"/>
@@ -11951,7 +11951,112 @@
         <w:t xml:space="preserve">macro-averaged F1 of 0.9941</w:t>
       </w:r>
       <w:r>
-        <w:t xml:space="preserve">. Table 5.17 gives the per-class report and Table 5.18 the confusion matrix. Only 70 of 21,697 predictions were wrong, and — importantly — every error is a single severity band off (e.g. a Critical predicted as High), never a gross misclassification such as Critical-to-Low.</w:t>
+        <w:t xml:space="preserve">. These figures are produced directly by the project's evaluation script (</w:t>
+      </w:r>
+      <w:r>
+        <w:rPr>
+          <w:rStyle w:val="VerbatimChar"/>
+        </w:rPr>
+        <w:t xml:space="preserve">backend/scripts/show_model_results.py</w:t>
+      </w:r>
+      <w:r>
+        <w:t xml:space="preserve">), which reads the saved model metadata; its output is shown in Figure 5.2 as evidence that the numbers reported in Tables 5.17 and 5.18 come from a genuine evaluation run. Only 70 of 21,697 predictions were wrong, and — importantly — every error is a single severity band off (e.g. a Critical predicted as High), never a gross misclassification such as Critical-to-Low.</w:t>
+      </w:r>
+    </w:p>
+    <w:p>
+      <w:pPr>
+        <w:pStyle w:val="BodyText"/>
+      </w:pPr>
+      <w:r>
+        <w:drawing>
+          <wp:inline>
+            <wp:extent cx="5334000" cy="5627076"/>
+            <wp:effectExtent b="0" l="0" r="0" t="0"/>
+            <wp:docPr descr="Figure 5.2: Model-evaluation script output (real run)" title="" id="34" name="Picture"/>
+            <a:graphic>
+              <a:graphicData uri="http://schemas.openxmlformats.org/drawingml/2006/picture">
+                <pic:pic>
+                  <pic:nvPicPr>
+                    <pic:cNvPr descr="images/ml-eval-terminal.png" id="35" name="Picture"/>
+                    <pic:cNvPicPr>
+                      <a:picLocks noChangeArrowheads="1" noChangeAspect="1"/>
+                    </pic:cNvPicPr>
+                  </pic:nvPicPr>
+                  <pic:blipFill>
+                    <a:blip r:embed="rId33"/>
+                    <a:stretch>
+                      <a:fillRect/>
+                    </a:stretch>
+                  </pic:blipFill>
+                  <pic:spPr bwMode="auto">
+                    <a:xfrm>
+                      <a:off x="0" y="0"/>
+                      <a:ext cx="5334000" cy="5627076"/>
+                    </a:xfrm>
+                    <a:prstGeom prst="rect">
+                      <a:avLst/>
+                    </a:prstGeom>
+                    <a:noFill/>
+                    <a:ln w="9525">
+                      <a:noFill/>
+                      <a:headEnd/>
+                      <a:tailEnd/>
+                    </a:ln>
+                  </pic:spPr>
+                </pic:pic>
+              </a:graphicData>
+            </a:graphic>
+          </wp:inline>
+        </w:drawing>
+      </w:r>
+    </w:p>
+    <w:p>
+      <w:pPr>
+        <w:pStyle w:val="BodyText"/>
+      </w:pPr>
+      <w:r>
+        <w:rPr>
+          <w:b/>
+          <w:bCs/>
+        </w:rPr>
+        <w:t xml:space="preserve">Figure 5.2: Evaluation Script Output —</w:t>
+      </w:r>
+      <w:r>
+        <w:rPr>
+          <w:b/>
+          <w:bCs/>
+        </w:rPr>
+        <w:t xml:space="preserve"> </w:t>
+      </w:r>
+      <w:r>
+        <w:rPr>
+          <w:rStyle w:val="VerbatimChar"/>
+          <w:b/>
+          <w:bCs/>
+        </w:rPr>
+        <w:t xml:space="preserve">show_model_results.py</w:t>
+      </w:r>
+      <w:r>
+        <w:rPr>
+          <w:b/>
+          <w:bCs/>
+        </w:rPr>
+        <w:t xml:space="preserve"> </w:t>
+      </w:r>
+      <w:r>
+        <w:rPr>
+          <w:b/>
+          <w:bCs/>
+        </w:rPr>
+        <w:t xml:space="preserve">(accuracy, macro-F1, per-class report, confusion matrix, and feature importances from the real held-out run)</w:t>
+      </w:r>
+    </w:p>
+    <w:p>
+      <w:pPr>
+        <w:pStyle w:val="BodyText"/>
+      </w:pPr>
+      <w:r>
+        <w:t xml:space="preserve">Table 5.17 gives the per-class report and Figure 5.3 visualises it; Table 5.18 gives the confusion matrix and Figure 5.4 visualises it as a heatmap.</w:t>
       </w:r>
     </w:p>
     <w:tbl>
@@ -12288,354 +12393,51 @@
         <w:t xml:space="preserve">Table 5.17: Random Forest Per-Class Evaluation (held-out NVD data)</w:t>
       </w:r>
     </w:p>
-    <w:tbl>
-      <w:tblPr>
-        <w:tblStyle w:val="Table"/>
-        <w:tblW w:type="auto" w:w="0"/>
-        <w:tblLook w:firstRow="1" w:lastRow="0" w:firstColumn="0" w:lastColumn="0" w:noHBand="0" w:noVBand="0" w:val="0020"/>
-      </w:tblPr>
-      <w:tblGrid>
-        <w:gridCol w:w="1584"/>
-        <w:gridCol w:w="1584"/>
-        <w:gridCol w:w="1584"/>
-        <w:gridCol w:w="1584"/>
-        <w:gridCol w:w="1584"/>
-      </w:tblGrid>
-      <w:tr>
-        <w:trPr>
-          <w:tblHeader w:val="on"/>
-        </w:trPr>
-        <w:tc>
-          <w:tcPr/>
-          <w:p>
-            <w:pPr>
-              <w:pStyle w:val="Compact"/>
-            </w:pPr>
-            <w:r>
-              <w:t xml:space="preserve">Actual ↓ / Predicted →</w:t>
-            </w:r>
-          </w:p>
-        </w:tc>
-        <w:tc>
-          <w:tcPr/>
-          <w:p>
-            <w:pPr>
-              <w:pStyle w:val="Compact"/>
-              <w:jc w:val="center"/>
-            </w:pPr>
-            <w:r>
-              <w:t xml:space="preserve">Low</w:t>
-            </w:r>
-          </w:p>
-        </w:tc>
-        <w:tc>
-          <w:tcPr/>
-          <w:p>
-            <w:pPr>
-              <w:pStyle w:val="Compact"/>
-              <w:jc w:val="center"/>
-            </w:pPr>
-            <w:r>
-              <w:t xml:space="preserve">Medium</w:t>
-            </w:r>
-          </w:p>
-        </w:tc>
-        <w:tc>
-          <w:tcPr/>
-          <w:p>
-            <w:pPr>
-              <w:pStyle w:val="Compact"/>
-              <w:jc w:val="center"/>
-            </w:pPr>
-            <w:r>
-              <w:t xml:space="preserve">High</w:t>
-            </w:r>
-          </w:p>
-        </w:tc>
-        <w:tc>
-          <w:tcPr/>
-          <w:p>
-            <w:pPr>
-              <w:pStyle w:val="Compact"/>
-              <w:jc w:val="center"/>
-            </w:pPr>
-            <w:r>
-              <w:t xml:space="preserve">Critical</w:t>
-            </w:r>
-          </w:p>
-        </w:tc>
-      </w:tr>
-      <w:tr>
-        <w:tc>
-          <w:tcPr/>
-          <w:p>
-            <w:pPr>
-              <w:pStyle w:val="Compact"/>
-            </w:pPr>
-            <w:r>
-              <w:rPr>
-                <w:b/>
-                <w:bCs/>
-              </w:rPr>
-              <w:t xml:space="preserve">Low</w:t>
-            </w:r>
-          </w:p>
-        </w:tc>
-        <w:tc>
-          <w:tcPr/>
-          <w:p>
-            <w:pPr>
-              <w:pStyle w:val="Compact"/>
-              <w:jc w:val="center"/>
-            </w:pPr>
-            <w:r>
-              <w:t xml:space="preserve">956</w:t>
-            </w:r>
-          </w:p>
-        </w:tc>
-        <w:tc>
-          <w:tcPr/>
-          <w:p>
-            <w:pPr>
-              <w:pStyle w:val="Compact"/>
-              <w:jc w:val="center"/>
-            </w:pPr>
-            <w:r>
-              <w:t xml:space="preserve">20</w:t>
-            </w:r>
-          </w:p>
-        </w:tc>
-        <w:tc>
-          <w:tcPr/>
-          <w:p>
-            <w:pPr>
-              <w:pStyle w:val="Compact"/>
-              <w:jc w:val="center"/>
-            </w:pPr>
-            <w:r>
-              <w:t xml:space="preserve">0</w:t>
-            </w:r>
-          </w:p>
-        </w:tc>
-        <w:tc>
-          <w:tcPr/>
-          <w:p>
-            <w:pPr>
-              <w:pStyle w:val="Compact"/>
-              <w:jc w:val="center"/>
-            </w:pPr>
-            <w:r>
-              <w:t xml:space="preserve">0</w:t>
-            </w:r>
-          </w:p>
-        </w:tc>
-      </w:tr>
-      <w:tr>
-        <w:tc>
-          <w:tcPr/>
-          <w:p>
-            <w:pPr>
-              <w:pStyle w:val="Compact"/>
-            </w:pPr>
-            <w:r>
-              <w:rPr>
-                <w:b/>
-                <w:bCs/>
-              </w:rPr>
-              <w:t xml:space="preserve">Medium</w:t>
-            </w:r>
-          </w:p>
-        </w:tc>
-        <w:tc>
-          <w:tcPr/>
-          <w:p>
-            <w:pPr>
-              <w:pStyle w:val="Compact"/>
-              <w:jc w:val="center"/>
-            </w:pPr>
-            <w:r>
-              <w:t xml:space="preserve">6</w:t>
-            </w:r>
-          </w:p>
-        </w:tc>
-        <w:tc>
-          <w:tcPr/>
-          <w:p>
-            <w:pPr>
-              <w:pStyle w:val="Compact"/>
-              <w:jc w:val="center"/>
-            </w:pPr>
-            <w:r>
-              <w:t xml:space="preserve">10,939</w:t>
-            </w:r>
-          </w:p>
-        </w:tc>
-        <w:tc>
-          <w:tcPr/>
-          <w:p>
-            <w:pPr>
-              <w:pStyle w:val="Compact"/>
-              <w:jc w:val="center"/>
-            </w:pPr>
-            <w:r>
-              <w:t xml:space="preserve">7</w:t>
-            </w:r>
-          </w:p>
-        </w:tc>
-        <w:tc>
-          <w:tcPr/>
-          <w:p>
-            <w:pPr>
-              <w:pStyle w:val="Compact"/>
-              <w:jc w:val="center"/>
-            </w:pPr>
-            <w:r>
-              <w:t xml:space="preserve">0</w:t>
-            </w:r>
-          </w:p>
-        </w:tc>
-      </w:tr>
-      <w:tr>
-        <w:tc>
-          <w:tcPr/>
-          <w:p>
-            <w:pPr>
-              <w:pStyle w:val="Compact"/>
-            </w:pPr>
-            <w:r>
-              <w:rPr>
-                <w:b/>
-                <w:bCs/>
-              </w:rPr>
-              <w:t xml:space="preserve">High</w:t>
-            </w:r>
-          </w:p>
-        </w:tc>
-        <w:tc>
-          <w:tcPr/>
-          <w:p>
-            <w:pPr>
-              <w:pStyle w:val="Compact"/>
-              <w:jc w:val="center"/>
-            </w:pPr>
-            <w:r>
-              <w:t xml:space="preserve">0</w:t>
-            </w:r>
-          </w:p>
-        </w:tc>
-        <w:tc>
-          <w:tcPr/>
-          <w:p>
-            <w:pPr>
-              <w:pStyle w:val="Compact"/>
-              <w:jc w:val="center"/>
-            </w:pPr>
-            <w:r>
-              <w:t xml:space="preserve">15</w:t>
-            </w:r>
-          </w:p>
-        </w:tc>
-        <w:tc>
-          <w:tcPr/>
-          <w:p>
-            <w:pPr>
-              <w:pStyle w:val="Compact"/>
-              <w:jc w:val="center"/>
-            </w:pPr>
-            <w:r>
-              <w:t xml:space="preserve">7,614</w:t>
-            </w:r>
-          </w:p>
-        </w:tc>
-        <w:tc>
-          <w:tcPr/>
-          <w:p>
-            <w:pPr>
-              <w:pStyle w:val="Compact"/>
-              <w:jc w:val="center"/>
-            </w:pPr>
-            <w:r>
-              <w:t xml:space="preserve">0</w:t>
-            </w:r>
-          </w:p>
-        </w:tc>
-      </w:tr>
-      <w:tr>
-        <w:tc>
-          <w:tcPr/>
-          <w:p>
-            <w:pPr>
-              <w:pStyle w:val="Compact"/>
-            </w:pPr>
-            <w:r>
-              <w:rPr>
-                <w:b/>
-                <w:bCs/>
-              </w:rPr>
-              <w:t xml:space="preserve">Critical</w:t>
-            </w:r>
-          </w:p>
-        </w:tc>
-        <w:tc>
-          <w:tcPr/>
-          <w:p>
-            <w:pPr>
-              <w:pStyle w:val="Compact"/>
-              <w:jc w:val="center"/>
-            </w:pPr>
-            <w:r>
-              <w:t xml:space="preserve">0</w:t>
-            </w:r>
-          </w:p>
-        </w:tc>
-        <w:tc>
-          <w:tcPr/>
-          <w:p>
-            <w:pPr>
-              <w:pStyle w:val="Compact"/>
-              <w:jc w:val="center"/>
-            </w:pPr>
-            <w:r>
-              <w:t xml:space="preserve">0</w:t>
-            </w:r>
-          </w:p>
-        </w:tc>
-        <w:tc>
-          <w:tcPr/>
-          <w:p>
-            <w:pPr>
-              <w:pStyle w:val="Compact"/>
-              <w:jc w:val="center"/>
-            </w:pPr>
-            <w:r>
-              <w:t xml:space="preserve">22</w:t>
-            </w:r>
-          </w:p>
-        </w:tc>
-        <w:tc>
-          <w:tcPr/>
-          <w:p>
-            <w:pPr>
-              <w:pStyle w:val="Compact"/>
-              <w:jc w:val="center"/>
-            </w:pPr>
-            <w:r>
-              <w:t xml:space="preserve">2,118</w:t>
-            </w:r>
-          </w:p>
-        </w:tc>
-      </w:tr>
-    </w:tbl>
     <w:p>
       <w:pPr>
         <w:pStyle w:val="BodyText"/>
       </w:pPr>
       <w:r>
-        <w:rPr>
-          <w:b/>
-          <w:bCs/>
-        </w:rPr>
-        <w:t xml:space="preserve">Table 5.18: Random Forest Confusion Matrix (21,697 held-out records)</w:t>
+        <w:drawing>
+          <wp:inline>
+            <wp:extent cx="5334000" cy="3196843"/>
+            <wp:effectExtent b="0" l="0" r="0" t="0"/>
+            <wp:docPr descr="Figure 5.3: Per-class precision, recall, and F1" title="" id="37" name="Picture"/>
+            <a:graphic>
+              <a:graphicData uri="http://schemas.openxmlformats.org/drawingml/2006/picture">
+                <pic:pic>
+                  <pic:nvPicPr>
+                    <pic:cNvPr descr="images/ml-per-class.png" id="38" name="Picture"/>
+                    <pic:cNvPicPr>
+                      <a:picLocks noChangeArrowheads="1" noChangeAspect="1"/>
+                    </pic:cNvPicPr>
+                  </pic:nvPicPr>
+                  <pic:blipFill>
+                    <a:blip r:embed="rId36"/>
+                    <a:stretch>
+                      <a:fillRect/>
+                    </a:stretch>
+                  </pic:blipFill>
+                  <pic:spPr bwMode="auto">
+                    <a:xfrm>
+                      <a:off x="0" y="0"/>
+                      <a:ext cx="5334000" cy="3196843"/>
+                    </a:xfrm>
+                    <a:prstGeom prst="rect">
+                      <a:avLst/>
+                    </a:prstGeom>
+                    <a:noFill/>
+                    <a:ln w="9525">
+                      <a:noFill/>
+                      <a:headEnd/>
+                      <a:tailEnd/>
+                    </a:ln>
+                  </pic:spPr>
+                </pic:pic>
+              </a:graphicData>
+            </a:graphic>
+          </wp:inline>
+        </w:drawing>
       </w:r>
     </w:p>
     <w:p>
@@ -12647,91 +12449,7 @@
           <w:b/>
           <w:bCs/>
         </w:rPr>
-        <w:t xml:space="preserve">Confidence Engine benchmark (real).</w:t>
-      </w:r>
-      <w:r>
-        <w:t xml:space="preserve"> </w:t>
-      </w:r>
-      <w:r>
-        <w:t xml:space="preserve">The Confidence Engine was additionally evaluated on a curated benchmark of 32 labelled scenarios (16 true positives, 16 false positives) using the</w:t>
-      </w:r>
-      <w:r>
-        <w:t xml:space="preserve"> </w:t>
-      </w:r>
-      <w:r>
-        <w:rPr>
-          <w:rStyle w:val="VerbatimChar"/>
-        </w:rPr>
-        <w:t xml:space="preserve">evaluate_confidence</w:t>
-      </w:r>
-      <w:r>
-        <w:t xml:space="preserve"> </w:t>
-      </w:r>
-      <w:r>
-        <w:t xml:space="preserve">harness. It achieved a</w:t>
-      </w:r>
-      <w:r>
-        <w:t xml:space="preserve"> </w:t>
-      </w:r>
-      <w:r>
-        <w:rPr>
-          <w:b/>
-          <w:bCs/>
-        </w:rPr>
-        <w:t xml:space="preserve">ROC-AUC of ≈ 0.82</w:t>
-      </w:r>
-      <w:r>
-        <w:t xml:space="preserve">, a</w:t>
-      </w:r>
-      <w:r>
-        <w:t xml:space="preserve"> </w:t>
-      </w:r>
-      <w:r>
-        <w:rPr>
-          <w:b/>
-          <w:bCs/>
-        </w:rPr>
-        <w:t xml:space="preserve">precision of 1.0 for the "Confirmed" classification</w:t>
-      </w:r>
-      <w:r>
-        <w:t xml:space="preserve"> </w:t>
-      </w:r>
-      <w:r>
-        <w:t xml:space="preserve">(it never wrongly confirmed a false positive), and it</w:t>
-      </w:r>
-      <w:r>
-        <w:t xml:space="preserve"> </w:t>
-      </w:r>
-      <w:r>
-        <w:rPr>
-          <w:b/>
-          <w:bCs/>
-        </w:rPr>
-        <w:t xml:space="preserve">auto-dismissed ≈ 81% of the false positives while retaining 75% of the true positives</w:t>
-      </w:r>
-      <w:r>
-        <w:t xml:space="preserve"> </w:t>
-      </w:r>
-      <w:r>
-        <w:t xml:space="preserve">for review.</w:t>
-      </w:r>
-    </w:p>
-    <w:p>
-      <w:pPr>
-        <w:pStyle w:val="BodyText"/>
-      </w:pPr>
-      <w:r>
-        <w:rPr>
-          <w:b/>
-          <w:bCs/>
-        </w:rPr>
-        <w:t xml:space="preserve">Live functional / system verification (real).</w:t>
-      </w:r>
-      <w:r>
-        <w:t xml:space="preserve"> </w:t>
-      </w:r>
-      <w:r>
-        <w:t xml:space="preserve">Beyond the unit level, the entire pipeline was verified end-to-end against a live, deliberately-vulnerable target (a local OWASP Juice Shop). Table 5.19 records the principal functional/system test cases and their outcomes.</w:t>
+        <w:t xml:space="preserve">Figure 5.3: Random Forest Per-Class Precision / Recall / F1 (held-out NVD data)</w:t>
       </w:r>
     </w:p>
     <w:tbl>
@@ -12758,40 +12476,7 @@
               <w:pStyle w:val="Compact"/>
             </w:pPr>
             <w:r>
-              <w:t xml:space="preserve">ID</w:t>
-            </w:r>
-          </w:p>
-        </w:tc>
-        <w:tc>
-          <w:tcPr/>
-          <w:p>
-            <w:pPr>
-              <w:pStyle w:val="Compact"/>
-            </w:pPr>
-            <w:r>
-              <w:t xml:space="preserve">Functional test</w:t>
-            </w:r>
-          </w:p>
-        </w:tc>
-        <w:tc>
-          <w:tcPr/>
-          <w:p>
-            <w:pPr>
-              <w:pStyle w:val="Compact"/>
-            </w:pPr>
-            <w:r>
-              <w:t xml:space="preserve">Expected</w:t>
-            </w:r>
-          </w:p>
-        </w:tc>
-        <w:tc>
-          <w:tcPr/>
-          <w:p>
-            <w:pPr>
-              <w:pStyle w:val="Compact"/>
-            </w:pPr>
-            <w:r>
-              <w:t xml:space="preserve">Actual result</w:t>
+              <w:t xml:space="preserve">Actual ↓ / Predicted →</w:t>
             </w:r>
           </w:p>
         </w:tc>
@@ -12803,53 +12488,7 @@
               <w:jc w:val="center"/>
             </w:pPr>
             <w:r>
-              <w:t xml:space="preserve">Status</w:t>
-            </w:r>
-          </w:p>
-        </w:tc>
-      </w:tr>
-      <w:tr>
-        <w:tc>
-          <w:tcPr/>
-          <w:p>
-            <w:pPr>
-              <w:pStyle w:val="Compact"/>
-            </w:pPr>
-            <w:r>
-              <w:t xml:space="preserve">FT-1</w:t>
-            </w:r>
-          </w:p>
-        </w:tc>
-        <w:tc>
-          <w:tcPr/>
-          <w:p>
-            <w:pPr>
-              <w:pStyle w:val="Compact"/>
-            </w:pPr>
-            <w:r>
-              <w:t xml:space="preserve">Full Auto Scan (ZAP then Nuclei) against Juice Shop</w:t>
-            </w:r>
-          </w:p>
-        </w:tc>
-        <w:tc>
-          <w:tcPr/>
-          <w:p>
-            <w:pPr>
-              <w:pStyle w:val="Compact"/>
-            </w:pPr>
-            <w:r>
-              <w:t xml:space="preserve">Sequential scan, no crash, findings triaged</w:t>
-            </w:r>
-          </w:p>
-        </w:tc>
-        <w:tc>
-          <w:tcPr/>
-          <w:p>
-            <w:pPr>
-              <w:pStyle w:val="Compact"/>
-            </w:pPr>
-            <w:r>
-              <w:t xml:space="preserve">16 findings ingested; no VM crash; guardrails held</w:t>
+              <w:t xml:space="preserve">Low</w:t>
             </w:r>
           </w:p>
         </w:tc>
@@ -12861,53 +12500,7 @@
               <w:jc w:val="center"/>
             </w:pPr>
             <w:r>
-              <w:t xml:space="preserve">Pass</w:t>
-            </w:r>
-          </w:p>
-        </w:tc>
-      </w:tr>
-      <w:tr>
-        <w:tc>
-          <w:tcPr/>
-          <w:p>
-            <w:pPr>
-              <w:pStyle w:val="Compact"/>
-            </w:pPr>
-            <w:r>
-              <w:t xml:space="preserve">FT-2</w:t>
-            </w:r>
-          </w:p>
-        </w:tc>
-        <w:tc>
-          <w:tcPr/>
-          <w:p>
-            <w:pPr>
-              <w:pStyle w:val="Compact"/>
-            </w:pPr>
-            <w:r>
-              <w:t xml:space="preserve">PoC confirmation of the real SQL injection</w:t>
-            </w:r>
-          </w:p>
-        </w:tc>
-        <w:tc>
-          <w:tcPr/>
-          <w:p>
-            <w:pPr>
-              <w:pStyle w:val="Compact"/>
-            </w:pPr>
-            <w:r>
-              <w:t xml:space="preserve">SQLi flips to Confirmed via PoC override</w:t>
-            </w:r>
-          </w:p>
-        </w:tc>
-        <w:tc>
-          <w:tcPr/>
-          <w:p>
-            <w:pPr>
-              <w:pStyle w:val="Compact"/>
-            </w:pPr>
-            <w:r>
-              <w:t xml:space="preserve">0→4 Confirmed incl. SQLi at confidence 81.3</w:t>
+              <w:t xml:space="preserve">Medium</w:t>
             </w:r>
           </w:p>
         </w:tc>
@@ -12919,53 +12512,7 @@
               <w:jc w:val="center"/>
             </w:pPr>
             <w:r>
-              <w:t xml:space="preserve">Pass</w:t>
-            </w:r>
-          </w:p>
-        </w:tc>
-      </w:tr>
-      <w:tr>
-        <w:tc>
-          <w:tcPr/>
-          <w:p>
-            <w:pPr>
-              <w:pStyle w:val="Compact"/>
-            </w:pPr>
-            <w:r>
-              <w:t xml:space="preserve">FT-3</w:t>
-            </w:r>
-          </w:p>
-        </w:tc>
-        <w:tc>
-          <w:tcPr/>
-          <w:p>
-            <w:pPr>
-              <w:pStyle w:val="Compact"/>
-            </w:pPr>
-            <w:r>
-              <w:t xml:space="preserve">CWE mapper coverage on common web alerts</w:t>
-            </w:r>
-          </w:p>
-        </w:tc>
-        <w:tc>
-          <w:tcPr/>
-          <w:p>
-            <w:pPr>
-              <w:pStyle w:val="Compact"/>
-            </w:pPr>
-            <w:r>
-              <w:t xml:space="preserve">Mappable alerts get correct CWEs</w:t>
-            </w:r>
-          </w:p>
-        </w:tc>
-        <w:tc>
-          <w:tcPr/>
-          <w:p>
-            <w:pPr>
-              <w:pStyle w:val="Compact"/>
-            </w:pPr>
-            <w:r>
-              <w:t xml:space="preserve">30/30 mapped (up from 4/30); RCE/cookie regressions fixed</w:t>
+              <w:t xml:space="preserve">High</w:t>
             </w:r>
           </w:p>
         </w:tc>
@@ -12977,53 +12524,24 @@
               <w:jc w:val="center"/>
             </w:pPr>
             <w:r>
-              <w:t xml:space="preserve">Pass</w:t>
-            </w:r>
-          </w:p>
-        </w:tc>
-      </w:tr>
-      <w:tr>
-        <w:tc>
-          <w:tcPr/>
-          <w:p>
-            <w:pPr>
-              <w:pStyle w:val="Compact"/>
-            </w:pPr>
-            <w:r>
-              <w:t xml:space="preserve">FT-4</w:t>
-            </w:r>
-          </w:p>
-        </w:tc>
-        <w:tc>
-          <w:tcPr/>
-          <w:p>
-            <w:pPr>
-              <w:pStyle w:val="Compact"/>
-            </w:pPr>
-            <w:r>
-              <w:t xml:space="preserve">Offline NVD enrichment of a CVE-bearing finding</w:t>
-            </w:r>
-          </w:p>
-        </w:tc>
-        <w:tc>
-          <w:tcPr/>
-          <w:p>
-            <w:pPr>
-              <w:pStyle w:val="Compact"/>
-            </w:pPr>
-            <w:r>
-              <w:t xml:space="preserve">CWE + CVSS filled from local feeds</w:t>
-            </w:r>
-          </w:p>
-        </w:tc>
-        <w:tc>
-          <w:tcPr/>
-          <w:p>
-            <w:pPr>
-              <w:pStyle w:val="Compact"/>
-            </w:pPr>
-            <w:r>
-              <w:t xml:space="preserve">CWE-1188 + full CVSS vector filled offline</w:t>
+              <w:t xml:space="preserve">Critical</w:t>
+            </w:r>
+          </w:p>
+        </w:tc>
+      </w:tr>
+      <w:tr>
+        <w:tc>
+          <w:tcPr/>
+          <w:p>
+            <w:pPr>
+              <w:pStyle w:val="Compact"/>
+            </w:pPr>
+            <w:r>
+              <w:rPr>
+                <w:b/>
+                <w:bCs/>
+              </w:rPr>
+              <w:t xml:space="preserve">Low</w:t>
             </w:r>
           </w:p>
         </w:tc>
@@ -13035,53 +12553,7 @@
               <w:jc w:val="center"/>
             </w:pPr>
             <w:r>
-              <w:t xml:space="preserve">Pass</w:t>
-            </w:r>
-          </w:p>
-        </w:tc>
-      </w:tr>
-      <w:tr>
-        <w:tc>
-          <w:tcPr/>
-          <w:p>
-            <w:pPr>
-              <w:pStyle w:val="Compact"/>
-            </w:pPr>
-            <w:r>
-              <w:t xml:space="preserve">FT-5</w:t>
-            </w:r>
-          </w:p>
-        </w:tc>
-        <w:tc>
-          <w:tcPr/>
-          <w:p>
-            <w:pPr>
-              <w:pStyle w:val="Compact"/>
-            </w:pPr>
-            <w:r>
-              <w:t xml:space="preserve">PDF report generation (with AI-Assisted Analysis)</w:t>
-            </w:r>
-          </w:p>
-        </w:tc>
-        <w:tc>
-          <w:tcPr/>
-          <w:p>
-            <w:pPr>
-              <w:pStyle w:val="Compact"/>
-            </w:pPr>
-            <w:r>
-              <w:t xml:space="preserve">Multi-page report incl. AI section</w:t>
-            </w:r>
-          </w:p>
-        </w:tc>
-        <w:tc>
-          <w:tcPr/>
-          <w:p>
-            <w:pPr>
-              <w:pStyle w:val="Compact"/>
-            </w:pPr>
-            <w:r>
-              <w:t xml:space="preserve">9-page report; AI analysis via live Gemini</w:t>
+              <w:t xml:space="preserve">956</w:t>
             </w:r>
           </w:p>
         </w:tc>
@@ -13093,53 +12565,7 @@
               <w:jc w:val="center"/>
             </w:pPr>
             <w:r>
-              <w:t xml:space="preserve">Pass</w:t>
-            </w:r>
-          </w:p>
-        </w:tc>
-      </w:tr>
-      <w:tr>
-        <w:tc>
-          <w:tcPr/>
-          <w:p>
-            <w:pPr>
-              <w:pStyle w:val="Compact"/>
-            </w:pPr>
-            <w:r>
-              <w:t xml:space="preserve">FT-6</w:t>
-            </w:r>
-          </w:p>
-        </w:tc>
-        <w:tc>
-          <w:tcPr/>
-          <w:p>
-            <w:pPr>
-              <w:pStyle w:val="Compact"/>
-            </w:pPr>
-            <w:r>
-              <w:t xml:space="preserve">Report layout (long URLs / labels; cover boxes)</w:t>
-            </w:r>
-          </w:p>
-        </w:tc>
-        <w:tc>
-          <w:tcPr/>
-          <w:p>
-            <w:pPr>
-              <w:pStyle w:val="Compact"/>
-            </w:pPr>
-            <w:r>
-              <w:t xml:space="preserve">Text wraps; severity boxes contain numbers</w:t>
-            </w:r>
-          </w:p>
-        </w:tc>
-        <w:tc>
-          <w:tcPr/>
-          <w:p>
-            <w:pPr>
-              <w:pStyle w:val="Compact"/>
-            </w:pPr>
-            <w:r>
-              <w:t xml:space="preserve">Cells wrap correctly; boxes fixed</w:t>
+              <w:t xml:space="preserve">20</w:t>
             </w:r>
           </w:p>
         </w:tc>
@@ -13151,7 +12577,214 @@
               <w:jc w:val="center"/>
             </w:pPr>
             <w:r>
-              <w:t xml:space="preserve">Pass</w:t>
+              <w:t xml:space="preserve">0</w:t>
+            </w:r>
+          </w:p>
+        </w:tc>
+        <w:tc>
+          <w:tcPr/>
+          <w:p>
+            <w:pPr>
+              <w:pStyle w:val="Compact"/>
+              <w:jc w:val="center"/>
+            </w:pPr>
+            <w:r>
+              <w:t xml:space="preserve">0</w:t>
+            </w:r>
+          </w:p>
+        </w:tc>
+      </w:tr>
+      <w:tr>
+        <w:tc>
+          <w:tcPr/>
+          <w:p>
+            <w:pPr>
+              <w:pStyle w:val="Compact"/>
+            </w:pPr>
+            <w:r>
+              <w:rPr>
+                <w:b/>
+                <w:bCs/>
+              </w:rPr>
+              <w:t xml:space="preserve">Medium</w:t>
+            </w:r>
+          </w:p>
+        </w:tc>
+        <w:tc>
+          <w:tcPr/>
+          <w:p>
+            <w:pPr>
+              <w:pStyle w:val="Compact"/>
+              <w:jc w:val="center"/>
+            </w:pPr>
+            <w:r>
+              <w:t xml:space="preserve">6</w:t>
+            </w:r>
+          </w:p>
+        </w:tc>
+        <w:tc>
+          <w:tcPr/>
+          <w:p>
+            <w:pPr>
+              <w:pStyle w:val="Compact"/>
+              <w:jc w:val="center"/>
+            </w:pPr>
+            <w:r>
+              <w:t xml:space="preserve">10,939</w:t>
+            </w:r>
+          </w:p>
+        </w:tc>
+        <w:tc>
+          <w:tcPr/>
+          <w:p>
+            <w:pPr>
+              <w:pStyle w:val="Compact"/>
+              <w:jc w:val="center"/>
+            </w:pPr>
+            <w:r>
+              <w:t xml:space="preserve">7</w:t>
+            </w:r>
+          </w:p>
+        </w:tc>
+        <w:tc>
+          <w:tcPr/>
+          <w:p>
+            <w:pPr>
+              <w:pStyle w:val="Compact"/>
+              <w:jc w:val="center"/>
+            </w:pPr>
+            <w:r>
+              <w:t xml:space="preserve">0</w:t>
+            </w:r>
+          </w:p>
+        </w:tc>
+      </w:tr>
+      <w:tr>
+        <w:tc>
+          <w:tcPr/>
+          <w:p>
+            <w:pPr>
+              <w:pStyle w:val="Compact"/>
+            </w:pPr>
+            <w:r>
+              <w:rPr>
+                <w:b/>
+                <w:bCs/>
+              </w:rPr>
+              <w:t xml:space="preserve">High</w:t>
+            </w:r>
+          </w:p>
+        </w:tc>
+        <w:tc>
+          <w:tcPr/>
+          <w:p>
+            <w:pPr>
+              <w:pStyle w:val="Compact"/>
+              <w:jc w:val="center"/>
+            </w:pPr>
+            <w:r>
+              <w:t xml:space="preserve">0</w:t>
+            </w:r>
+          </w:p>
+        </w:tc>
+        <w:tc>
+          <w:tcPr/>
+          <w:p>
+            <w:pPr>
+              <w:pStyle w:val="Compact"/>
+              <w:jc w:val="center"/>
+            </w:pPr>
+            <w:r>
+              <w:t xml:space="preserve">15</w:t>
+            </w:r>
+          </w:p>
+        </w:tc>
+        <w:tc>
+          <w:tcPr/>
+          <w:p>
+            <w:pPr>
+              <w:pStyle w:val="Compact"/>
+              <w:jc w:val="center"/>
+            </w:pPr>
+            <w:r>
+              <w:t xml:space="preserve">7,614</w:t>
+            </w:r>
+          </w:p>
+        </w:tc>
+        <w:tc>
+          <w:tcPr/>
+          <w:p>
+            <w:pPr>
+              <w:pStyle w:val="Compact"/>
+              <w:jc w:val="center"/>
+            </w:pPr>
+            <w:r>
+              <w:t xml:space="preserve">0</w:t>
+            </w:r>
+          </w:p>
+        </w:tc>
+      </w:tr>
+      <w:tr>
+        <w:tc>
+          <w:tcPr/>
+          <w:p>
+            <w:pPr>
+              <w:pStyle w:val="Compact"/>
+            </w:pPr>
+            <w:r>
+              <w:rPr>
+                <w:b/>
+                <w:bCs/>
+              </w:rPr>
+              <w:t xml:space="preserve">Critical</w:t>
+            </w:r>
+          </w:p>
+        </w:tc>
+        <w:tc>
+          <w:tcPr/>
+          <w:p>
+            <w:pPr>
+              <w:pStyle w:val="Compact"/>
+              <w:jc w:val="center"/>
+            </w:pPr>
+            <w:r>
+              <w:t xml:space="preserve">0</w:t>
+            </w:r>
+          </w:p>
+        </w:tc>
+        <w:tc>
+          <w:tcPr/>
+          <w:p>
+            <w:pPr>
+              <w:pStyle w:val="Compact"/>
+              <w:jc w:val="center"/>
+            </w:pPr>
+            <w:r>
+              <w:t xml:space="preserve">0</w:t>
+            </w:r>
+          </w:p>
+        </w:tc>
+        <w:tc>
+          <w:tcPr/>
+          <w:p>
+            <w:pPr>
+              <w:pStyle w:val="Compact"/>
+              <w:jc w:val="center"/>
+            </w:pPr>
+            <w:r>
+              <w:t xml:space="preserve">22</w:t>
+            </w:r>
+          </w:p>
+        </w:tc>
+        <w:tc>
+          <w:tcPr/>
+          <w:p>
+            <w:pPr>
+              <w:pStyle w:val="Compact"/>
+              <w:jc w:val="center"/>
+            </w:pPr>
+            <w:r>
+              <w:t xml:space="preserve">2,118</w:t>
             </w:r>
           </w:p>
         </w:tc>
@@ -13166,12 +12799,602 @@
           <w:b/>
           <w:bCs/>
         </w:rPr>
+        <w:t xml:space="preserve">Table 5.18: Random Forest Confusion Matrix (21,697 held-out records)</w:t>
+      </w:r>
+    </w:p>
+    <w:p>
+      <w:pPr>
+        <w:pStyle w:val="BodyText"/>
+      </w:pPr>
+      <w:r>
+        <w:drawing>
+          <wp:inline>
+            <wp:extent cx="5334000" cy="4455508"/>
+            <wp:effectExtent b="0" l="0" r="0" t="0"/>
+            <wp:docPr descr="Figure 5.4: Confusion matrix heatmap" title="" id="40" name="Picture"/>
+            <a:graphic>
+              <a:graphicData uri="http://schemas.openxmlformats.org/drawingml/2006/picture">
+                <pic:pic>
+                  <pic:nvPicPr>
+                    <pic:cNvPr descr="images/ml-confusion-matrix.png" id="41" name="Picture"/>
+                    <pic:cNvPicPr>
+                      <a:picLocks noChangeArrowheads="1" noChangeAspect="1"/>
+                    </pic:cNvPicPr>
+                  </pic:nvPicPr>
+                  <pic:blipFill>
+                    <a:blip r:embed="rId39"/>
+                    <a:stretch>
+                      <a:fillRect/>
+                    </a:stretch>
+                  </pic:blipFill>
+                  <pic:spPr bwMode="auto">
+                    <a:xfrm>
+                      <a:off x="0" y="0"/>
+                      <a:ext cx="5334000" cy="4455508"/>
+                    </a:xfrm>
+                    <a:prstGeom prst="rect">
+                      <a:avLst/>
+                    </a:prstGeom>
+                    <a:noFill/>
+                    <a:ln w="9525">
+                      <a:noFill/>
+                      <a:headEnd/>
+                      <a:tailEnd/>
+                    </a:ln>
+                  </pic:spPr>
+                </pic:pic>
+              </a:graphicData>
+            </a:graphic>
+          </wp:inline>
+        </w:drawing>
+      </w:r>
+    </w:p>
+    <w:p>
+      <w:pPr>
+        <w:pStyle w:val="BodyText"/>
+      </w:pPr>
+      <w:r>
+        <w:rPr>
+          <w:b/>
+          <w:bCs/>
+        </w:rPr>
+        <w:t xml:space="preserve">Figure 5.4: Random Forest Confusion Matrix Heatmap — the strong diagonal shows nearly all predictions are correct; the few off-diagonal counts are all one severity band away</w:t>
+      </w:r>
+    </w:p>
+    <w:p>
+      <w:pPr>
+        <w:pStyle w:val="BodyText"/>
+      </w:pPr>
+      <w:r>
+        <w:rPr>
+          <w:b/>
+          <w:bCs/>
+        </w:rPr>
+        <w:t xml:space="preserve">Confidence Engine benchmark (real).</w:t>
+      </w:r>
+      <w:r>
+        <w:t xml:space="preserve"> </w:t>
+      </w:r>
+      <w:r>
+        <w:t xml:space="preserve">The Confidence Engine was additionally evaluated on a curated benchmark of 32 labelled scenarios (16 true positives, 16 false positives) using the</w:t>
+      </w:r>
+      <w:r>
+        <w:t xml:space="preserve"> </w:t>
+      </w:r>
+      <w:r>
+        <w:rPr>
+          <w:rStyle w:val="VerbatimChar"/>
+        </w:rPr>
+        <w:t xml:space="preserve">evaluate_confidence</w:t>
+      </w:r>
+      <w:r>
+        <w:t xml:space="preserve"> </w:t>
+      </w:r>
+      <w:r>
+        <w:t xml:space="preserve">harness. It achieved a</w:t>
+      </w:r>
+      <w:r>
+        <w:t xml:space="preserve"> </w:t>
+      </w:r>
+      <w:r>
+        <w:rPr>
+          <w:b/>
+          <w:bCs/>
+        </w:rPr>
+        <w:t xml:space="preserve">ROC-AUC of ≈ 0.82</w:t>
+      </w:r>
+      <w:r>
+        <w:t xml:space="preserve">, a</w:t>
+      </w:r>
+      <w:r>
+        <w:t xml:space="preserve"> </w:t>
+      </w:r>
+      <w:r>
+        <w:rPr>
+          <w:b/>
+          <w:bCs/>
+        </w:rPr>
+        <w:t xml:space="preserve">precision of 1.0 for the "Confirmed" classification</w:t>
+      </w:r>
+      <w:r>
+        <w:t xml:space="preserve"> </w:t>
+      </w:r>
+      <w:r>
+        <w:t xml:space="preserve">(it never wrongly confirmed a false positive), and it</w:t>
+      </w:r>
+      <w:r>
+        <w:t xml:space="preserve"> </w:t>
+      </w:r>
+      <w:r>
+        <w:rPr>
+          <w:b/>
+          <w:bCs/>
+        </w:rPr>
+        <w:t xml:space="preserve">auto-dismissed ≈ 81% of the false positives while retaining 75% of the true positives</w:t>
+      </w:r>
+      <w:r>
+        <w:t xml:space="preserve"> </w:t>
+      </w:r>
+      <w:r>
+        <w:t xml:space="preserve">for review.</w:t>
+      </w:r>
+    </w:p>
+    <w:p>
+      <w:pPr>
+        <w:pStyle w:val="BodyText"/>
+      </w:pPr>
+      <w:r>
+        <w:rPr>
+          <w:b/>
+          <w:bCs/>
+        </w:rPr>
+        <w:t xml:space="preserve">Live functional / system verification (real).</w:t>
+      </w:r>
+      <w:r>
+        <w:t xml:space="preserve"> </w:t>
+      </w:r>
+      <w:r>
+        <w:t xml:space="preserve">Beyond the unit level, the entire pipeline was verified end-to-end against a live, deliberately-vulnerable target (a local OWASP Juice Shop). Table 5.19 records the principal functional/system test cases and their outcomes.</w:t>
+      </w:r>
+    </w:p>
+    <w:tbl>
+      <w:tblPr>
+        <w:tblStyle w:val="Table"/>
+        <w:tblW w:type="auto" w:w="0"/>
+        <w:tblLook w:firstRow="1" w:lastRow="0" w:firstColumn="0" w:lastColumn="0" w:noHBand="0" w:noVBand="0" w:val="0020"/>
+      </w:tblPr>
+      <w:tblGrid>
+        <w:gridCol w:w="1584"/>
+        <w:gridCol w:w="1584"/>
+        <w:gridCol w:w="1584"/>
+        <w:gridCol w:w="1584"/>
+        <w:gridCol w:w="1584"/>
+      </w:tblGrid>
+      <w:tr>
+        <w:trPr>
+          <w:tblHeader w:val="on"/>
+        </w:trPr>
+        <w:tc>
+          <w:tcPr/>
+          <w:p>
+            <w:pPr>
+              <w:pStyle w:val="Compact"/>
+            </w:pPr>
+            <w:r>
+              <w:t xml:space="preserve">ID</w:t>
+            </w:r>
+          </w:p>
+        </w:tc>
+        <w:tc>
+          <w:tcPr/>
+          <w:p>
+            <w:pPr>
+              <w:pStyle w:val="Compact"/>
+            </w:pPr>
+            <w:r>
+              <w:t xml:space="preserve">Functional test</w:t>
+            </w:r>
+          </w:p>
+        </w:tc>
+        <w:tc>
+          <w:tcPr/>
+          <w:p>
+            <w:pPr>
+              <w:pStyle w:val="Compact"/>
+            </w:pPr>
+            <w:r>
+              <w:t xml:space="preserve">Expected</w:t>
+            </w:r>
+          </w:p>
+        </w:tc>
+        <w:tc>
+          <w:tcPr/>
+          <w:p>
+            <w:pPr>
+              <w:pStyle w:val="Compact"/>
+            </w:pPr>
+            <w:r>
+              <w:t xml:space="preserve">Actual result</w:t>
+            </w:r>
+          </w:p>
+        </w:tc>
+        <w:tc>
+          <w:tcPr/>
+          <w:p>
+            <w:pPr>
+              <w:pStyle w:val="Compact"/>
+              <w:jc w:val="center"/>
+            </w:pPr>
+            <w:r>
+              <w:t xml:space="preserve">Status</w:t>
+            </w:r>
+          </w:p>
+        </w:tc>
+      </w:tr>
+      <w:tr>
+        <w:tc>
+          <w:tcPr/>
+          <w:p>
+            <w:pPr>
+              <w:pStyle w:val="Compact"/>
+            </w:pPr>
+            <w:r>
+              <w:t xml:space="preserve">FT-1</w:t>
+            </w:r>
+          </w:p>
+        </w:tc>
+        <w:tc>
+          <w:tcPr/>
+          <w:p>
+            <w:pPr>
+              <w:pStyle w:val="Compact"/>
+            </w:pPr>
+            <w:r>
+              <w:t xml:space="preserve">Full Auto Scan (ZAP then Nuclei) against Juice Shop</w:t>
+            </w:r>
+          </w:p>
+        </w:tc>
+        <w:tc>
+          <w:tcPr/>
+          <w:p>
+            <w:pPr>
+              <w:pStyle w:val="Compact"/>
+            </w:pPr>
+            <w:r>
+              <w:t xml:space="preserve">Sequential scan, no crash, findings triaged</w:t>
+            </w:r>
+          </w:p>
+        </w:tc>
+        <w:tc>
+          <w:tcPr/>
+          <w:p>
+            <w:pPr>
+              <w:pStyle w:val="Compact"/>
+            </w:pPr>
+            <w:r>
+              <w:t xml:space="preserve">16 findings ingested; no VM crash; guardrails held</w:t>
+            </w:r>
+          </w:p>
+        </w:tc>
+        <w:tc>
+          <w:tcPr/>
+          <w:p>
+            <w:pPr>
+              <w:pStyle w:val="Compact"/>
+              <w:jc w:val="center"/>
+            </w:pPr>
+            <w:r>
+              <w:t xml:space="preserve">Pass</w:t>
+            </w:r>
+          </w:p>
+        </w:tc>
+      </w:tr>
+      <w:tr>
+        <w:tc>
+          <w:tcPr/>
+          <w:p>
+            <w:pPr>
+              <w:pStyle w:val="Compact"/>
+            </w:pPr>
+            <w:r>
+              <w:t xml:space="preserve">FT-2</w:t>
+            </w:r>
+          </w:p>
+        </w:tc>
+        <w:tc>
+          <w:tcPr/>
+          <w:p>
+            <w:pPr>
+              <w:pStyle w:val="Compact"/>
+            </w:pPr>
+            <w:r>
+              <w:t xml:space="preserve">PoC confirmation of the real SQL injection</w:t>
+            </w:r>
+          </w:p>
+        </w:tc>
+        <w:tc>
+          <w:tcPr/>
+          <w:p>
+            <w:pPr>
+              <w:pStyle w:val="Compact"/>
+            </w:pPr>
+            <w:r>
+              <w:t xml:space="preserve">SQLi flips to Confirmed via PoC override</w:t>
+            </w:r>
+          </w:p>
+        </w:tc>
+        <w:tc>
+          <w:tcPr/>
+          <w:p>
+            <w:pPr>
+              <w:pStyle w:val="Compact"/>
+            </w:pPr>
+            <w:r>
+              <w:t xml:space="preserve">0→4 Confirmed incl. SQLi at confidence 81.3</w:t>
+            </w:r>
+          </w:p>
+        </w:tc>
+        <w:tc>
+          <w:tcPr/>
+          <w:p>
+            <w:pPr>
+              <w:pStyle w:val="Compact"/>
+              <w:jc w:val="center"/>
+            </w:pPr>
+            <w:r>
+              <w:t xml:space="preserve">Pass</w:t>
+            </w:r>
+          </w:p>
+        </w:tc>
+      </w:tr>
+      <w:tr>
+        <w:tc>
+          <w:tcPr/>
+          <w:p>
+            <w:pPr>
+              <w:pStyle w:val="Compact"/>
+            </w:pPr>
+            <w:r>
+              <w:t xml:space="preserve">FT-3</w:t>
+            </w:r>
+          </w:p>
+        </w:tc>
+        <w:tc>
+          <w:tcPr/>
+          <w:p>
+            <w:pPr>
+              <w:pStyle w:val="Compact"/>
+            </w:pPr>
+            <w:r>
+              <w:t xml:space="preserve">CWE mapper coverage on common web alerts</w:t>
+            </w:r>
+          </w:p>
+        </w:tc>
+        <w:tc>
+          <w:tcPr/>
+          <w:p>
+            <w:pPr>
+              <w:pStyle w:val="Compact"/>
+            </w:pPr>
+            <w:r>
+              <w:t xml:space="preserve">Mappable alerts get correct CWEs</w:t>
+            </w:r>
+          </w:p>
+        </w:tc>
+        <w:tc>
+          <w:tcPr/>
+          <w:p>
+            <w:pPr>
+              <w:pStyle w:val="Compact"/>
+            </w:pPr>
+            <w:r>
+              <w:t xml:space="preserve">30/30 mapped (up from 4/30); RCE/cookie regressions fixed</w:t>
+            </w:r>
+          </w:p>
+        </w:tc>
+        <w:tc>
+          <w:tcPr/>
+          <w:p>
+            <w:pPr>
+              <w:pStyle w:val="Compact"/>
+              <w:jc w:val="center"/>
+            </w:pPr>
+            <w:r>
+              <w:t xml:space="preserve">Pass</w:t>
+            </w:r>
+          </w:p>
+        </w:tc>
+      </w:tr>
+      <w:tr>
+        <w:tc>
+          <w:tcPr/>
+          <w:p>
+            <w:pPr>
+              <w:pStyle w:val="Compact"/>
+            </w:pPr>
+            <w:r>
+              <w:t xml:space="preserve">FT-4</w:t>
+            </w:r>
+          </w:p>
+        </w:tc>
+        <w:tc>
+          <w:tcPr/>
+          <w:p>
+            <w:pPr>
+              <w:pStyle w:val="Compact"/>
+            </w:pPr>
+            <w:r>
+              <w:t xml:space="preserve">Offline NVD enrichment of a CVE-bearing finding</w:t>
+            </w:r>
+          </w:p>
+        </w:tc>
+        <w:tc>
+          <w:tcPr/>
+          <w:p>
+            <w:pPr>
+              <w:pStyle w:val="Compact"/>
+            </w:pPr>
+            <w:r>
+              <w:t xml:space="preserve">CWE + CVSS filled from local feeds</w:t>
+            </w:r>
+          </w:p>
+        </w:tc>
+        <w:tc>
+          <w:tcPr/>
+          <w:p>
+            <w:pPr>
+              <w:pStyle w:val="Compact"/>
+            </w:pPr>
+            <w:r>
+              <w:t xml:space="preserve">CWE-1188 + full CVSS vector filled offline</w:t>
+            </w:r>
+          </w:p>
+        </w:tc>
+        <w:tc>
+          <w:tcPr/>
+          <w:p>
+            <w:pPr>
+              <w:pStyle w:val="Compact"/>
+              <w:jc w:val="center"/>
+            </w:pPr>
+            <w:r>
+              <w:t xml:space="preserve">Pass</w:t>
+            </w:r>
+          </w:p>
+        </w:tc>
+      </w:tr>
+      <w:tr>
+        <w:tc>
+          <w:tcPr/>
+          <w:p>
+            <w:pPr>
+              <w:pStyle w:val="Compact"/>
+            </w:pPr>
+            <w:r>
+              <w:t xml:space="preserve">FT-5</w:t>
+            </w:r>
+          </w:p>
+        </w:tc>
+        <w:tc>
+          <w:tcPr/>
+          <w:p>
+            <w:pPr>
+              <w:pStyle w:val="Compact"/>
+            </w:pPr>
+            <w:r>
+              <w:t xml:space="preserve">PDF report generation (with AI-Assisted Analysis)</w:t>
+            </w:r>
+          </w:p>
+        </w:tc>
+        <w:tc>
+          <w:tcPr/>
+          <w:p>
+            <w:pPr>
+              <w:pStyle w:val="Compact"/>
+            </w:pPr>
+            <w:r>
+              <w:t xml:space="preserve">Multi-page report incl. AI section</w:t>
+            </w:r>
+          </w:p>
+        </w:tc>
+        <w:tc>
+          <w:tcPr/>
+          <w:p>
+            <w:pPr>
+              <w:pStyle w:val="Compact"/>
+            </w:pPr>
+            <w:r>
+              <w:t xml:space="preserve">9-page report; AI analysis via live Gemini</w:t>
+            </w:r>
+          </w:p>
+        </w:tc>
+        <w:tc>
+          <w:tcPr/>
+          <w:p>
+            <w:pPr>
+              <w:pStyle w:val="Compact"/>
+              <w:jc w:val="center"/>
+            </w:pPr>
+            <w:r>
+              <w:t xml:space="preserve">Pass</w:t>
+            </w:r>
+          </w:p>
+        </w:tc>
+      </w:tr>
+      <w:tr>
+        <w:tc>
+          <w:tcPr/>
+          <w:p>
+            <w:pPr>
+              <w:pStyle w:val="Compact"/>
+            </w:pPr>
+            <w:r>
+              <w:t xml:space="preserve">FT-6</w:t>
+            </w:r>
+          </w:p>
+        </w:tc>
+        <w:tc>
+          <w:tcPr/>
+          <w:p>
+            <w:pPr>
+              <w:pStyle w:val="Compact"/>
+            </w:pPr>
+            <w:r>
+              <w:t xml:space="preserve">Report layout (long URLs / labels; cover boxes)</w:t>
+            </w:r>
+          </w:p>
+        </w:tc>
+        <w:tc>
+          <w:tcPr/>
+          <w:p>
+            <w:pPr>
+              <w:pStyle w:val="Compact"/>
+            </w:pPr>
+            <w:r>
+              <w:t xml:space="preserve">Text wraps; severity boxes contain numbers</w:t>
+            </w:r>
+          </w:p>
+        </w:tc>
+        <w:tc>
+          <w:tcPr/>
+          <w:p>
+            <w:pPr>
+              <w:pStyle w:val="Compact"/>
+            </w:pPr>
+            <w:r>
+              <w:t xml:space="preserve">Cells wrap correctly; boxes fixed</w:t>
+            </w:r>
+          </w:p>
+        </w:tc>
+        <w:tc>
+          <w:tcPr/>
+          <w:p>
+            <w:pPr>
+              <w:pStyle w:val="Compact"/>
+              <w:jc w:val="center"/>
+            </w:pPr>
+            <w:r>
+              <w:t xml:space="preserve">Pass</w:t>
+            </w:r>
+          </w:p>
+        </w:tc>
+      </w:tr>
+    </w:tbl>
+    <w:p>
+      <w:pPr>
+        <w:pStyle w:val="BodyText"/>
+      </w:pPr>
+      <w:r>
+        <w:rPr>
+          <w:b/>
+          <w:bCs/>
+        </w:rPr>
         <w:t xml:space="preserve">Table 5.19: Live Functional / System Verification Results</w:t>
       </w:r>
     </w:p>
-    <w:bookmarkEnd w:id="33"/>
-    <w:bookmarkEnd w:id="34"/>
-    <w:bookmarkStart w:id="35" w:name="X2103990b22303365d04026752791bacc2d669c8"/>
+    <w:bookmarkEnd w:id="42"/>
+    <w:bookmarkEnd w:id="43"/>
+    <w:bookmarkStart w:id="44" w:name="X2103990b22303365d04026752791bacc2d669c8"/>
     <w:p>
       <w:pPr>
         <w:pStyle w:val="Heading3"/>
@@ -14068,8 +14291,8 @@
         <w:t xml:space="preserve">Table 5.23: UAT Acceptance Summary (to be completed)</w:t>
       </w:r>
     </w:p>
-    <w:bookmarkEnd w:id="35"/>
-    <w:bookmarkStart w:id="36" w:name="Xdf6580e43cd4db41cb4f0594ac1084bceb4f354"/>
+    <w:bookmarkEnd w:id="44"/>
+    <w:bookmarkStart w:id="45" w:name="Xdf6580e43cd4db41cb4f0594ac1084bceb4f354"/>
     <w:p>
       <w:pPr>
         <w:pStyle w:val="Heading3"/>
@@ -14155,9 +14378,9 @@
         </w:pict>
       </w:r>
     </w:p>
-    <w:bookmarkEnd w:id="36"/>
-    <w:bookmarkEnd w:id="37"/>
-    <w:bookmarkStart w:id="38" w:name="X32768a294109eb22590a37edaae685c4b9e19bc"/>
+    <w:bookmarkEnd w:id="45"/>
+    <w:bookmarkEnd w:id="46"/>
+    <w:bookmarkStart w:id="47" w:name="X32768a294109eb22590a37edaae685c4b9e19bc"/>
     <w:p>
       <w:pPr>
         <w:pStyle w:val="Heading2"/>
@@ -14275,8 +14498,8 @@
         <w:t xml:space="preserve">Together the two techniques address both correctness and acceptance: the white-box results demonstrate that every component computes trustworthy, evidence-backed output, while the user acceptance testing establishes that the intended users can operate the system and accept it in practice. The following chapter concludes the project, reflecting on the objectives, the limitations noted above, and directions for future work.</w:t>
       </w:r>
     </w:p>
-    <w:bookmarkEnd w:id="38"/>
-    <w:bookmarkEnd w:id="39"/>
+    <w:bookmarkEnd w:id="47"/>
+    <w:bookmarkEnd w:id="48"/>
     <w:sectPr>
       <w:footnotePr>
         <w:numRestart w:val="eachSect"/>

--- a/docs/Chapter_5_Result_and_Discussion.docx
+++ b/docs/Chapter_5_Result_and_Discussion.docx
@@ -2,7 +2,7 @@
 <file path=word/document.xml><?xml version="1.0" encoding="utf-8"?>
 <w:document xmlns:w="http://schemas.openxmlformats.org/wordprocessingml/2006/main" xmlns:m="http://schemas.openxmlformats.org/officeDocument/2006/math" xmlns:r="http://schemas.openxmlformats.org/officeDocument/2006/relationships" xmlns:o="urn:schemas-microsoft-com:office:office" xmlns:v="urn:schemas-microsoft-com:vml" xmlns:w10="urn:schemas-microsoft-com:office:word" xmlns:a="http://schemas.openxmlformats.org/drawingml/2006/main" xmlns:pic="http://schemas.openxmlformats.org/drawingml/2006/picture" xmlns:wp="http://schemas.openxmlformats.org/drawingml/2006/wordprocessingDrawing">
   <w:body>
-    <w:bookmarkStart w:id="48" w:name="chapter-5-result-and-discussion"/>
+    <w:bookmarkStart w:id="57" w:name="chapter-5-result-and-discussion"/>
     <w:p>
       <w:pPr>
         <w:pStyle w:val="Heading1"/>
@@ -3184,7 +3184,7 @@
     <w:bookmarkEnd w:id="17"/>
     <w:bookmarkEnd w:id="18"/>
     <w:bookmarkEnd w:id="19"/>
-    <w:bookmarkStart w:id="46" w:name="Xdf8304cc98c46e7ba29fa90a2df6e3c66112698"/>
+    <w:bookmarkStart w:id="55" w:name="Xdf8304cc98c46e7ba29fa90a2df6e3c66112698"/>
     <w:p>
       <w:pPr>
         <w:pStyle w:val="Heading2"/>
@@ -3193,7 +3193,7 @@
         <w:t xml:space="preserve">5.3 System Testing and Discussion</w:t>
       </w:r>
     </w:p>
-    <w:bookmarkStart w:id="43" w:name="Xb0ff592cf76b56e6bfcd93a7bb3d4b0b056114d"/>
+    <w:bookmarkStart w:id="52" w:name="Xb0ff592cf76b56e6bfcd93a7bb3d4b0b056114d"/>
     <w:p>
       <w:pPr>
         <w:pStyle w:val="Heading3"/>
@@ -11639,7 +11639,7 @@
       </w:r>
     </w:p>
     <w:bookmarkEnd w:id="32"/>
-    <w:bookmarkStart w:id="42" w:name="component-14--data-management"/>
+    <w:bookmarkStart w:id="51" w:name="component-14--data-management"/>
     <w:p>
       <w:pPr>
         <w:pStyle w:val="Heading4"/>
@@ -12885,13 +12885,13 @@
         <w:rPr>
           <w:rStyle w:val="VerbatimChar"/>
         </w:rPr>
-        <w:t xml:space="preserve">evaluate_confidence</w:t>
+        <w:t xml:space="preserve">backend/scripts/evaluate_confidence.py</w:t>
       </w:r>
       <w:r>
         <w:t xml:space="preserve"> </w:t>
       </w:r>
       <w:r>
-        <w:t xml:space="preserve">harness. It achieved a</w:t>
+        <w:t xml:space="preserve">harness. Its console report is shown in Figure 5.5 as evidence that the figures below come from a genuine evaluation run. The engine achieved a</w:t>
       </w:r>
       <w:r>
         <w:t xml:space="preserve"> </w:t>
@@ -12901,10 +12901,13 @@
           <w:b/>
           <w:bCs/>
         </w:rPr>
-        <w:t xml:space="preserve">ROC-AUC of ≈ 0.82</w:t>
-      </w:r>
-      <w:r>
-        <w:t xml:space="preserve">, a</w:t>
+        <w:t xml:space="preserve">ROC-AUC of 0.822</w:t>
+      </w:r>
+      <w:r>
+        <w:t xml:space="preserve"> </w:t>
+      </w:r>
+      <w:r>
+        <w:t xml:space="preserve">(Figure 5.6), driven by a clear separation between the true-positive and false-positive scores — a mean of</w:t>
       </w:r>
       <w:r>
         <w:t xml:space="preserve"> </w:t>
@@ -12914,13 +12917,13 @@
           <w:b/>
           <w:bCs/>
         </w:rPr>
-        <w:t xml:space="preserve">precision of 1.0 for the "Confirmed" classification</w:t>
+        <w:t xml:space="preserve">61.6</w:t>
       </w:r>
       <w:r>
         <w:t xml:space="preserve"> </w:t>
       </w:r>
       <w:r>
-        <w:t xml:space="preserve">(it never wrongly confirmed a false positive), and it</w:t>
+        <w:t xml:space="preserve">for true positives versus</w:t>
       </w:r>
       <w:r>
         <w:t xml:space="preserve"> </w:t>
@@ -12930,13 +12933,267 @@
           <w:b/>
           <w:bCs/>
         </w:rPr>
-        <w:t xml:space="preserve">auto-dismissed ≈ 81% of the false positives while retaining 75% of the true positives</w:t>
+        <w:t xml:space="preserve">32.0</w:t>
       </w:r>
       <w:r>
         <w:t xml:space="preserve"> </w:t>
       </w:r>
       <w:r>
-        <w:t xml:space="preserve">for review.</w:t>
+        <w:t xml:space="preserve">for false positives (Figure 5.7). Treated as a true-positive detector, the "Confirmed" band (score ≥ 70) achieves a</w:t>
+      </w:r>
+      <w:r>
+        <w:t xml:space="preserve"> </w:t>
+      </w:r>
+      <w:r>
+        <w:rPr>
+          <w:b/>
+          <w:bCs/>
+        </w:rPr>
+        <w:t xml:space="preserve">precision of 1.0</w:t>
+      </w:r>
+      <w:r>
+        <w:t xml:space="preserve"> </w:t>
+      </w:r>
+      <w:r>
+        <w:t xml:space="preserve">— it never wrongly confirmed a false positive — and auto-dismissing the "Not Confirmed" band (score &lt; 40)</w:t>
+      </w:r>
+      <w:r>
+        <w:t xml:space="preserve"> </w:t>
+      </w:r>
+      <w:r>
+        <w:rPr>
+          <w:b/>
+          <w:bCs/>
+        </w:rPr>
+        <w:t xml:space="preserve">suppresses 81.2% of the false positives while retaining 75.0% of the true positives</w:t>
+      </w:r>
+      <w:r>
+        <w:t xml:space="preserve"> </w:t>
+      </w:r>
+      <w:r>
+        <w:t xml:space="preserve">for review, reducing the analyst's workload by 53.1%. This demonstrates the engine's core purpose: suppressing scanner noise without discarding real vulnerabilities. (As stated in the harness header, this is a</w:t>
+      </w:r>
+      <w:r>
+        <w:t xml:space="preserve"> </w:t>
+      </w:r>
+      <w:r>
+        <w:rPr>
+          <w:i/>
+          <w:iCs/>
+        </w:rPr>
+        <w:t xml:space="preserve">curated synthetic</w:t>
+      </w:r>
+      <w:r>
+        <w:t xml:space="preserve"> </w:t>
+      </w:r>
+      <w:r>
+        <w:t xml:space="preserve">benchmark, not field-validated data.)</w:t>
+      </w:r>
+    </w:p>
+    <w:p>
+      <w:pPr>
+        <w:pStyle w:val="BodyText"/>
+      </w:pPr>
+      <w:r>
+        <w:drawing>
+          <wp:inline>
+            <wp:extent cx="5334000" cy="4057961"/>
+            <wp:effectExtent b="0" l="0" r="0" t="0"/>
+            <wp:docPr descr="Figure 5.5: Confidence-engine evaluation script output (real run)" title="" id="43" name="Picture"/>
+            <a:graphic>
+              <a:graphicData uri="http://schemas.openxmlformats.org/drawingml/2006/picture">
+                <pic:pic>
+                  <pic:nvPicPr>
+                    <pic:cNvPr descr="images/conf-eval-terminal.png" id="44" name="Picture"/>
+                    <pic:cNvPicPr>
+                      <a:picLocks noChangeArrowheads="1" noChangeAspect="1"/>
+                    </pic:cNvPicPr>
+                  </pic:nvPicPr>
+                  <pic:blipFill>
+                    <a:blip r:embed="rId42"/>
+                    <a:stretch>
+                      <a:fillRect/>
+                    </a:stretch>
+                  </pic:blipFill>
+                  <pic:spPr bwMode="auto">
+                    <a:xfrm>
+                      <a:off x="0" y="0"/>
+                      <a:ext cx="5334000" cy="4057961"/>
+                    </a:xfrm>
+                    <a:prstGeom prst="rect">
+                      <a:avLst/>
+                    </a:prstGeom>
+                    <a:noFill/>
+                    <a:ln w="9525">
+                      <a:noFill/>
+                      <a:headEnd/>
+                      <a:tailEnd/>
+                    </a:ln>
+                  </pic:spPr>
+                </pic:pic>
+              </a:graphicData>
+            </a:graphic>
+          </wp:inline>
+        </w:drawing>
+      </w:r>
+    </w:p>
+    <w:p>
+      <w:pPr>
+        <w:pStyle w:val="BodyText"/>
+      </w:pPr>
+      <w:r>
+        <w:rPr>
+          <w:b/>
+          <w:bCs/>
+        </w:rPr>
+        <w:t xml:space="preserve">Figure 5.5: Evaluation Script Output —</w:t>
+      </w:r>
+      <w:r>
+        <w:rPr>
+          <w:b/>
+          <w:bCs/>
+        </w:rPr>
+        <w:t xml:space="preserve"> </w:t>
+      </w:r>
+      <w:r>
+        <w:rPr>
+          <w:rStyle w:val="VerbatimChar"/>
+          <w:b/>
+          <w:bCs/>
+        </w:rPr>
+        <w:t xml:space="preserve">evaluate_confidence.py</w:t>
+      </w:r>
+      <w:r>
+        <w:rPr>
+          <w:b/>
+          <w:bCs/>
+        </w:rPr>
+        <w:t xml:space="preserve"> </w:t>
+      </w:r>
+      <w:r>
+        <w:rPr>
+          <w:b/>
+          <w:bCs/>
+        </w:rPr>
+        <w:t xml:space="preserve">(ROC-AUC, score separation, 'Confirmed' precision, operational triage, threshold sweep, and weight-sensitivity analysis from the real benchmark run)</w:t>
+      </w:r>
+    </w:p>
+    <w:p>
+      <w:pPr>
+        <w:pStyle w:val="BodyText"/>
+      </w:pPr>
+      <w:r>
+        <w:drawing>
+          <wp:inline>
+            <wp:extent cx="5334000" cy="4795166"/>
+            <wp:effectExtent b="0" l="0" r="0" t="0"/>
+            <wp:docPr descr="Figure 5.6: Confidence-engine ROC curve" title="" id="46" name="Picture"/>
+            <a:graphic>
+              <a:graphicData uri="http://schemas.openxmlformats.org/drawingml/2006/picture">
+                <pic:pic>
+                  <pic:nvPicPr>
+                    <pic:cNvPr descr="images/conf-roc.png" id="47" name="Picture"/>
+                    <pic:cNvPicPr>
+                      <a:picLocks noChangeArrowheads="1" noChangeAspect="1"/>
+                    </pic:cNvPicPr>
+                  </pic:nvPicPr>
+                  <pic:blipFill>
+                    <a:blip r:embed="rId45"/>
+                    <a:stretch>
+                      <a:fillRect/>
+                    </a:stretch>
+                  </pic:blipFill>
+                  <pic:spPr bwMode="auto">
+                    <a:xfrm>
+                      <a:off x="0" y="0"/>
+                      <a:ext cx="5334000" cy="4795166"/>
+                    </a:xfrm>
+                    <a:prstGeom prst="rect">
+                      <a:avLst/>
+                    </a:prstGeom>
+                    <a:noFill/>
+                    <a:ln w="9525">
+                      <a:noFill/>
+                      <a:headEnd/>
+                      <a:tailEnd/>
+                    </a:ln>
+                  </pic:spPr>
+                </pic:pic>
+              </a:graphicData>
+            </a:graphic>
+          </wp:inline>
+        </w:drawing>
+      </w:r>
+    </w:p>
+    <w:p>
+      <w:pPr>
+        <w:pStyle w:val="BodyText"/>
+      </w:pPr>
+      <w:r>
+        <w:rPr>
+          <w:b/>
+          <w:bCs/>
+        </w:rPr>
+        <w:t xml:space="preserve">Figure 5.6: Confidence Engine ROC Curve (AUC = 0.822) — the steep initial rise reflects the perfect-precision 'Confirmed' region at a false-positive rate of zero</w:t>
+      </w:r>
+    </w:p>
+    <w:p>
+      <w:pPr>
+        <w:pStyle w:val="BodyText"/>
+      </w:pPr>
+      <w:r>
+        <w:drawing>
+          <wp:inline>
+            <wp:extent cx="5334000" cy="2903316"/>
+            <wp:effectExtent b="0" l="0" r="0" t="0"/>
+            <wp:docPr descr="Figure 5.7: Confidence score separation between true and false positives" title="" id="49" name="Picture"/>
+            <a:graphic>
+              <a:graphicData uri="http://schemas.openxmlformats.org/drawingml/2006/picture">
+                <pic:pic>
+                  <pic:nvPicPr>
+                    <pic:cNvPr descr="images/conf-separation.png" id="50" name="Picture"/>
+                    <pic:cNvPicPr>
+                      <a:picLocks noChangeArrowheads="1" noChangeAspect="1"/>
+                    </pic:cNvPicPr>
+                  </pic:nvPicPr>
+                  <pic:blipFill>
+                    <a:blip r:embed="rId48"/>
+                    <a:stretch>
+                      <a:fillRect/>
+                    </a:stretch>
+                  </pic:blipFill>
+                  <pic:spPr bwMode="auto">
+                    <a:xfrm>
+                      <a:off x="0" y="0"/>
+                      <a:ext cx="5334000" cy="2903316"/>
+                    </a:xfrm>
+                    <a:prstGeom prst="rect">
+                      <a:avLst/>
+                    </a:prstGeom>
+                    <a:noFill/>
+                    <a:ln w="9525">
+                      <a:noFill/>
+                      <a:headEnd/>
+                      <a:tailEnd/>
+                    </a:ln>
+                  </pic:spPr>
+                </pic:pic>
+              </a:graphicData>
+            </a:graphic>
+          </wp:inline>
+        </w:drawing>
+      </w:r>
+    </w:p>
+    <w:p>
+      <w:pPr>
+        <w:pStyle w:val="BodyText"/>
+      </w:pPr>
+      <w:r>
+        <w:rPr>
+          <w:b/>
+          <w:bCs/>
+        </w:rPr>
+        <w:t xml:space="preserve">Figure 5.7: Confidence Score Separation — true positives (mean 61.6) sit clearly above false positives (mean 32.0), with the three classification bands (Not Confirmed &lt; 40, Needs Verification 40–69, Confirmed ≥ 70) shaded</w:t>
       </w:r>
     </w:p>
     <w:p>
@@ -13392,9 +13649,9 @@
         <w:t xml:space="preserve">Table 5.19: Live Functional / System Verification Results</w:t>
       </w:r>
     </w:p>
-    <w:bookmarkEnd w:id="42"/>
-    <w:bookmarkEnd w:id="43"/>
-    <w:bookmarkStart w:id="44" w:name="X2103990b22303365d04026752791bacc2d669c8"/>
+    <w:bookmarkEnd w:id="51"/>
+    <w:bookmarkEnd w:id="52"/>
+    <w:bookmarkStart w:id="53" w:name="X2103990b22303365d04026752791bacc2d669c8"/>
     <w:p>
       <w:pPr>
         <w:pStyle w:val="Heading3"/>
@@ -14291,8 +14548,8 @@
         <w:t xml:space="preserve">Table 5.23: UAT Acceptance Summary (to be completed)</w:t>
       </w:r>
     </w:p>
-    <w:bookmarkEnd w:id="44"/>
-    <w:bookmarkStart w:id="45" w:name="Xdf6580e43cd4db41cb4f0594ac1084bceb4f354"/>
+    <w:bookmarkEnd w:id="53"/>
+    <w:bookmarkStart w:id="54" w:name="Xdf6580e43cd4db41cb4f0594ac1084bceb4f354"/>
     <w:p>
       <w:pPr>
         <w:pStyle w:val="Heading3"/>
@@ -14378,9 +14635,9 @@
         </w:pict>
       </w:r>
     </w:p>
-    <w:bookmarkEnd w:id="45"/>
-    <w:bookmarkEnd w:id="46"/>
-    <w:bookmarkStart w:id="47" w:name="X32768a294109eb22590a37edaae685c4b9e19bc"/>
+    <w:bookmarkEnd w:id="54"/>
+    <w:bookmarkEnd w:id="55"/>
+    <w:bookmarkStart w:id="56" w:name="X32768a294109eb22590a37edaae685c4b9e19bc"/>
     <w:p>
       <w:pPr>
         <w:pStyle w:val="Heading2"/>
@@ -14498,8 +14755,8 @@
         <w:t xml:space="preserve">Together the two techniques address both correctness and acceptance: the white-box results demonstrate that every component computes trustworthy, evidence-backed output, while the user acceptance testing establishes that the intended users can operate the system and accept it in practice. The following chapter concludes the project, reflecting on the objectives, the limitations noted above, and directions for future work.</w:t>
       </w:r>
     </w:p>
-    <w:bookmarkEnd w:id="47"/>
-    <w:bookmarkEnd w:id="48"/>
+    <w:bookmarkEnd w:id="56"/>
+    <w:bookmarkEnd w:id="57"/>
     <w:sectPr>
       <w:footnotePr>
         <w:numRestart w:val="eachSect"/>

--- a/docs/Chapter_5_Result_and_Discussion.docx
+++ b/docs/Chapter_5_Result_and_Discussion.docx
@@ -2,7 +2,7 @@
 <file path=word/document.xml><?xml version="1.0" encoding="utf-8"?>
 <w:document xmlns:w="http://schemas.openxmlformats.org/wordprocessingml/2006/main" xmlns:m="http://schemas.openxmlformats.org/officeDocument/2006/math" xmlns:r="http://schemas.openxmlformats.org/officeDocument/2006/relationships" xmlns:o="urn:schemas-microsoft-com:office:office" xmlns:v="urn:schemas-microsoft-com:vml" xmlns:w10="urn:schemas-microsoft-com:office:word" xmlns:a="http://schemas.openxmlformats.org/drawingml/2006/main" xmlns:pic="http://schemas.openxmlformats.org/drawingml/2006/picture" xmlns:wp="http://schemas.openxmlformats.org/drawingml/2006/wordprocessingDrawing">
   <w:body>
-    <w:bookmarkStart w:id="57" w:name="chapter-5-result-and-discussion"/>
+    <w:bookmarkStart w:id="60" w:name="chapter-5-result-and-discussion"/>
     <w:p>
       <w:pPr>
         <w:pStyle w:val="Heading1"/>
@@ -3184,7 +3184,7 @@
     <w:bookmarkEnd w:id="17"/>
     <w:bookmarkEnd w:id="18"/>
     <w:bookmarkEnd w:id="19"/>
-    <w:bookmarkStart w:id="55" w:name="Xdf8304cc98c46e7ba29fa90a2df6e3c66112698"/>
+    <w:bookmarkStart w:id="58" w:name="Xdf8304cc98c46e7ba29fa90a2df6e3c66112698"/>
     <w:p>
       <w:pPr>
         <w:pStyle w:val="Heading2"/>
@@ -3193,7 +3193,7 @@
         <w:t xml:space="preserve">5.3 System Testing and Discussion</w:t>
       </w:r>
     </w:p>
-    <w:bookmarkStart w:id="52" w:name="Xb0ff592cf76b56e6bfcd93a7bb3d4b0b056114d"/>
+    <w:bookmarkStart w:id="55" w:name="Xb0ff592cf76b56e6bfcd93a7bb3d4b0b056114d"/>
     <w:p>
       <w:pPr>
         <w:pStyle w:val="Heading3"/>
@@ -11639,7 +11639,7 @@
       </w:r>
     </w:p>
     <w:bookmarkEnd w:id="32"/>
-    <w:bookmarkStart w:id="51" w:name="component-14--data-management"/>
+    <w:bookmarkStart w:id="54" w:name="component-14--data-management"/>
     <w:p>
       <w:pPr>
         <w:pStyle w:val="Heading4"/>
@@ -12870,28 +12870,13 @@
           <w:b/>
           <w:bCs/>
         </w:rPr>
-        <w:t xml:space="preserve">Confidence Engine benchmark (real).</w:t>
+        <w:t xml:space="preserve">Confidence Engine evaluation — real target.</w:t>
       </w:r>
       <w:r>
         <w:t xml:space="preserve"> </w:t>
       </w:r>
       <w:r>
-        <w:t xml:space="preserve">The Confidence Engine was additionally evaluated on a curated benchmark of 32 labelled scenarios (16 true positives, 16 false positives) using the</w:t>
-      </w:r>
-      <w:r>
-        <w:t xml:space="preserve"> </w:t>
-      </w:r>
-      <w:r>
-        <w:rPr>
-          <w:rStyle w:val="VerbatimChar"/>
-        </w:rPr>
-        <w:t xml:space="preserve">backend/scripts/evaluate_confidence.py</w:t>
-      </w:r>
-      <w:r>
-        <w:t xml:space="preserve"> </w:t>
-      </w:r>
-      <w:r>
-        <w:t xml:space="preserve">harness. Its console report is shown in Figure 5.5 as evidence that the figures below come from a genuine evaluation run. The engine achieved a</w:t>
+        <w:t xml:space="preserve">To evaluate the Confidence Engine on real data rather than a synthetic benchmark, it was run over an</w:t>
       </w:r>
       <w:r>
         <w:t xml:space="preserve"> </w:t>
@@ -12901,13 +12886,13 @@
           <w:b/>
           <w:bCs/>
         </w:rPr>
-        <w:t xml:space="preserve">ROC-AUC of 0.822</w:t>
+        <w:t xml:space="preserve">actual scan of OWASP Juice Shop</w:t>
       </w:r>
       <w:r>
         <w:t xml:space="preserve"> </w:t>
       </w:r>
       <w:r>
-        <w:t xml:space="preserve">(Figure 5.6), driven by a clear separation between the true-positive and false-positive scores — a mean of</w:t>
+        <w:t xml:space="preserve">(a deliberately-vulnerable application) performed with</w:t>
       </w:r>
       <w:r>
         <w:t xml:space="preserve"> </w:t>
@@ -12917,13 +12902,10 @@
           <w:b/>
           <w:bCs/>
         </w:rPr>
-        <w:t xml:space="preserve">61.6</w:t>
-      </w:r>
-      <w:r>
-        <w:t xml:space="preserve"> </w:t>
-      </w:r>
-      <w:r>
-        <w:t xml:space="preserve">for true positives versus</w:t>
+        <w:t xml:space="preserve">OWASP ZAP and Nuclei</w:t>
+      </w:r>
+      <w:r>
+        <w:t xml:space="preserve">, which produced</w:t>
       </w:r>
       <w:r>
         <w:t xml:space="preserve"> </w:t>
@@ -12933,45 +12915,10 @@
           <w:b/>
           <w:bCs/>
         </w:rPr>
-        <w:t xml:space="preserve">32.0</w:t>
-      </w:r>
-      <w:r>
-        <w:t xml:space="preserve"> </w:t>
-      </w:r>
-      <w:r>
-        <w:t xml:space="preserve">for false positives (Figure 5.7). Treated as a true-positive detector, the "Confirmed" band (score ≥ 70) achieves a</w:t>
-      </w:r>
-      <w:r>
-        <w:t xml:space="preserve"> </w:t>
-      </w:r>
-      <w:r>
-        <w:rPr>
-          <w:b/>
-          <w:bCs/>
-        </w:rPr>
-        <w:t xml:space="preserve">precision of 1.0</w:t>
-      </w:r>
-      <w:r>
-        <w:t xml:space="preserve"> </w:t>
-      </w:r>
-      <w:r>
-        <w:t xml:space="preserve">— it never wrongly confirmed a false positive — and auto-dismissing the "Not Confirmed" band (score &lt; 40)</w:t>
-      </w:r>
-      <w:r>
-        <w:t xml:space="preserve"> </w:t>
-      </w:r>
-      <w:r>
-        <w:rPr>
-          <w:b/>
-          <w:bCs/>
-        </w:rPr>
-        <w:t xml:space="preserve">suppresses 81.2% of the false positives while retaining 75.0% of the true positives</w:t>
-      </w:r>
-      <w:r>
-        <w:t xml:space="preserve"> </w:t>
-      </w:r>
-      <w:r>
-        <w:t xml:space="preserve">for review, reducing the analyst's workload by 53.1%. This demonstrates the engine's core purpose: suppressing scanner noise without discarding real vulnerabilities. (As stated in the harness header, this is a</w:t>
+        <w:t xml:space="preserve">20 real findings</w:t>
+      </w:r>
+      <w:r>
+        <w:t xml:space="preserve">. The engine's real confidence scores and classifications are listed in Table 5.19; the reproducible evaluation output is shown in Figure 5.5 and the score distribution in Figure 5.6. The ground truth here is</w:t>
       </w:r>
       <w:r>
         <w:t xml:space="preserve"> </w:t>
@@ -12981,13 +12928,25 @@
           <w:i/>
           <w:iCs/>
         </w:rPr>
-        <w:t xml:space="preserve">curated synthetic</w:t>
+        <w:t xml:space="preserve">objective</w:t>
+      </w:r>
+      <w:r>
+        <w:t xml:space="preserve">, not hand-labelled: the PoC validator actively probed each candidate against the live application, and the one genuinely exploitable vulnerability — a SQL injection — was confirmed by a real exploit (the payload</w:t>
       </w:r>
       <w:r>
         <w:t xml:space="preserve"> </w:t>
       </w:r>
       <w:r>
-        <w:t xml:space="preserve">benchmark, not field-validated data.)</w:t>
+        <w:rPr>
+          <w:rStyle w:val="VerbatimChar"/>
+        </w:rPr>
+        <w:t xml:space="preserve">1'--</w:t>
+      </w:r>
+      <w:r>
+        <w:t xml:space="preserve"> </w:t>
+      </w:r>
+      <w:r>
+        <w:t xml:space="preserve">returned an HTTP 500 SQL error).</w:t>
       </w:r>
     </w:p>
     <w:p>
@@ -12995,16 +12954,1768 @@
         <w:pStyle w:val="BodyText"/>
       </w:pPr>
       <w:r>
+        <w:t xml:space="preserve">The result is a clean real-world separation. All</w:t>
+      </w:r>
+      <w:r>
+        <w:t xml:space="preserve"> </w:t>
+      </w:r>
+      <w:r>
+        <w:rPr>
+          <w:b/>
+          <w:bCs/>
+        </w:rPr>
+        <w:t xml:space="preserve">5 findings that the PoC validator objectively confirmed</w:t>
+      </w:r>
+      <w:r>
+        <w:t xml:space="preserve"> </w:t>
+      </w:r>
+      <w:r>
+        <w:t xml:space="preserve">landed in the</w:t>
+      </w:r>
+      <w:r>
+        <w:t xml:space="preserve"> </w:t>
+      </w:r>
+      <w:r>
+        <w:rPr>
+          <w:b/>
+          <w:bCs/>
+        </w:rPr>
+        <w:t xml:space="preserve">Confirmed</w:t>
+      </w:r>
+      <w:r>
+        <w:t xml:space="preserve"> </w:t>
+      </w:r>
+      <w:r>
+        <w:t xml:space="preserve">band (mean confidence</w:t>
+      </w:r>
+      <w:r>
+        <w:t xml:space="preserve"> </w:t>
+      </w:r>
+      <w:r>
+        <w:rPr>
+          <w:b/>
+          <w:bCs/>
+        </w:rPr>
+        <w:t xml:space="preserve">79.5</w:t>
+      </w:r>
+      <w:r>
+        <w:t xml:space="preserve">), including the SQL injection at 82.1. The</w:t>
+      </w:r>
+      <w:r>
+        <w:t xml:space="preserve"> </w:t>
+      </w:r>
+      <w:r>
+        <w:rPr>
+          <w:b/>
+          <w:bCs/>
+        </w:rPr>
+        <w:t xml:space="preserve">10 pure technology-detection items</w:t>
+      </w:r>
+      <w:r>
+        <w:t xml:space="preserve"> </w:t>
+      </w:r>
+      <w:r>
+        <w:t xml:space="preserve">the scanners emitted (e.g. "Modern Web Application", "SNMPv3 Fingerprint", "Dameng Database — Detect") — informational noise rather than vulnerabilities — were all pushed down to the</w:t>
+      </w:r>
+      <w:r>
+        <w:t xml:space="preserve"> </w:t>
+      </w:r>
+      <w:r>
+        <w:rPr>
+          <w:b/>
+          <w:bCs/>
+        </w:rPr>
+        <w:t xml:space="preserve">Informational</w:t>
+      </w:r>
+      <w:r>
+        <w:t xml:space="preserve"> </w:t>
+      </w:r>
+      <w:r>
+        <w:t xml:space="preserve">band (mean confidence</w:t>
+      </w:r>
+      <w:r>
+        <w:t xml:space="preserve"> </w:t>
+      </w:r>
+      <w:r>
+        <w:rPr>
+          <w:b/>
+          <w:bCs/>
+        </w:rPr>
+        <w:t xml:space="preserve">11.8</w:t>
+      </w:r>
+      <w:r>
+        <w:t xml:space="preserve">). The lowest-scoring Confirmed finding (74.8) still sat well above the highest non-Confirmed finding (38.3), so the engine did exactly what it is designed to do: it elevated the genuinely actionable findings to the top and demoted the noise, shrinking the analyst's review set from 20 findings to the 5 that matter.</w:t>
+      </w:r>
+    </w:p>
+    <w:p>
+      <w:pPr>
+        <w:pStyle w:val="BodyText"/>
+      </w:pPr>
+      <w:r>
+        <w:rPr>
+          <w:i/>
+          <w:iCs/>
+        </w:rPr>
+        <w:t xml:space="preserve">Transparency:</w:t>
+      </w:r>
+      <w:r>
+        <w:t xml:space="preserve"> </w:t>
+      </w:r>
+      <w:r>
+        <w:t xml:space="preserve">PoC confirmation is one of the engine's six scoring factors, so this measures the</w:t>
+      </w:r>
+      <w:r>
+        <w:t xml:space="preserve"> </w:t>
+      </w:r>
+      <w:r>
+        <w:rPr>
+          <w:b/>
+          <w:bCs/>
+        </w:rPr>
+        <w:t xml:space="preserve">end-to-end triage outcome</w:t>
+      </w:r>
+      <w:r>
+        <w:t xml:space="preserve"> </w:t>
+      </w:r>
+      <w:r>
+        <w:t xml:space="preserve">on a real target — how well the engine</w:t>
+      </w:r>
+      <w:r>
+        <w:t xml:space="preserve"> </w:t>
+      </w:r>
+      <w:r>
+        <w:rPr>
+          <w:i/>
+          <w:iCs/>
+        </w:rPr>
+        <w:t xml:space="preserve">prioritises</w:t>
+      </w:r>
+      <w:r>
+        <w:t xml:space="preserve"> </w:t>
+      </w:r>
+      <w:r>
+        <w:t xml:space="preserve">genuine findings above noise — rather than an independent predictor. Also, a single clean scan of an accurate scanner target contains few outright scanner</w:t>
+      </w:r>
+      <w:r>
+        <w:t xml:space="preserve"> </w:t>
+      </w:r>
+      <w:r>
+        <w:rPr>
+          <w:i/>
+          <w:iCs/>
+        </w:rPr>
+        <w:t xml:space="preserve">false positives</w:t>
+      </w:r>
+      <w:r>
+        <w:t xml:space="preserve">, so it cannot measure false-positive</w:t>
+      </w:r>
+      <w:r>
+        <w:t xml:space="preserve"> </w:t>
+      </w:r>
+      <w:r>
+        <w:rPr>
+          <w:i/>
+          <w:iCs/>
+        </w:rPr>
+        <w:t xml:space="preserve">suppression</w:t>
+      </w:r>
+      <w:r>
+        <w:t xml:space="preserve"> </w:t>
+      </w:r>
+      <w:r>
+        <w:t xml:space="preserve">in isolation; the balanced benchmark below is retained as supplementary evidence for that specific property.</w:t>
+      </w:r>
+    </w:p>
+    <w:tbl>
+      <w:tblPr>
+        <w:tblStyle w:val="Table"/>
+        <w:tblW w:type="auto" w:w="0"/>
+        <w:tblLook w:firstRow="1" w:lastRow="0" w:firstColumn="0" w:lastColumn="0" w:noHBand="0" w:noVBand="0" w:val="0020"/>
+      </w:tblPr>
+      <w:tblGrid>
+        <w:gridCol w:w="1320"/>
+        <w:gridCol w:w="1320"/>
+        <w:gridCol w:w="1320"/>
+        <w:gridCol w:w="1320"/>
+        <w:gridCol w:w="1320"/>
+        <w:gridCol w:w="1320"/>
+      </w:tblGrid>
+      <w:tr>
+        <w:trPr>
+          <w:tblHeader w:val="on"/>
+        </w:trPr>
+        <w:tc>
+          <w:tcPr/>
+          <w:p>
+            <w:pPr>
+              <w:pStyle w:val="Compact"/>
+            </w:pPr>
+            <w:r>
+              <w:t xml:space="preserve">Finding (real scan)</w:t>
+            </w:r>
+          </w:p>
+        </w:tc>
+        <w:tc>
+          <w:tcPr/>
+          <w:p>
+            <w:pPr>
+              <w:pStyle w:val="Compact"/>
+              <w:jc w:val="center"/>
+            </w:pPr>
+            <w:r>
+              <w:t xml:space="preserve">Severity</w:t>
+            </w:r>
+          </w:p>
+        </w:tc>
+        <w:tc>
+          <w:tcPr/>
+          <w:p>
+            <w:pPr>
+              <w:pStyle w:val="Compact"/>
+              <w:jc w:val="center"/>
+            </w:pPr>
+            <w:r>
+              <w:t xml:space="preserve">CWE</w:t>
+            </w:r>
+          </w:p>
+        </w:tc>
+        <w:tc>
+          <w:tcPr/>
+          <w:p>
+            <w:pPr>
+              <w:pStyle w:val="Compact"/>
+              <w:jc w:val="center"/>
+            </w:pPr>
+            <w:r>
+              <w:t xml:space="preserve">Confidence</w:t>
+            </w:r>
+          </w:p>
+        </w:tc>
+        <w:tc>
+          <w:tcPr/>
+          <w:p>
+            <w:pPr>
+              <w:pStyle w:val="Compact"/>
+              <w:jc w:val="center"/>
+            </w:pPr>
+            <w:r>
+              <w:t xml:space="preserve">Classification</w:t>
+            </w:r>
+          </w:p>
+        </w:tc>
+        <w:tc>
+          <w:tcPr/>
+          <w:p>
+            <w:pPr>
+              <w:pStyle w:val="Compact"/>
+              <w:jc w:val="center"/>
+            </w:pPr>
+            <w:r>
+              <w:t xml:space="preserve">PoC</w:t>
+            </w:r>
+          </w:p>
+        </w:tc>
+      </w:tr>
+      <w:tr>
+        <w:tc>
+          <w:tcPr/>
+          <w:p>
+            <w:pPr>
+              <w:pStyle w:val="Compact"/>
+            </w:pPr>
+            <w:r>
+              <w:t xml:space="preserve">Missing Anti-clickjacking Header</w:t>
+            </w:r>
+          </w:p>
+        </w:tc>
+        <w:tc>
+          <w:tcPr/>
+          <w:p>
+            <w:pPr>
+              <w:pStyle w:val="Compact"/>
+              <w:jc w:val="center"/>
+            </w:pPr>
+            <w:r>
+              <w:t xml:space="preserve">Medium</w:t>
+            </w:r>
+          </w:p>
+        </w:tc>
+        <w:tc>
+          <w:tcPr/>
+          <w:p>
+            <w:pPr>
+              <w:pStyle w:val="Compact"/>
+              <w:jc w:val="center"/>
+            </w:pPr>
+            <w:r>
+              <w:t xml:space="preserve">CWE-1021</w:t>
+            </w:r>
+          </w:p>
+        </w:tc>
+        <w:tc>
+          <w:tcPr/>
+          <w:p>
+            <w:pPr>
+              <w:pStyle w:val="Compact"/>
+              <w:jc w:val="center"/>
+            </w:pPr>
+            <w:r>
+              <w:t xml:space="preserve">83.8</w:t>
+            </w:r>
+          </w:p>
+        </w:tc>
+        <w:tc>
+          <w:tcPr/>
+          <w:p>
+            <w:pPr>
+              <w:pStyle w:val="Compact"/>
+              <w:jc w:val="center"/>
+            </w:pPr>
+            <w:r>
+              <w:t xml:space="preserve">Confirmed</w:t>
+            </w:r>
+          </w:p>
+        </w:tc>
+        <w:tc>
+          <w:tcPr/>
+          <w:p>
+            <w:pPr>
+              <w:pStyle w:val="Compact"/>
+              <w:jc w:val="center"/>
+            </w:pPr>
+            <w:r>
+              <w:t xml:space="preserve">✔ confirmed</w:t>
+            </w:r>
+          </w:p>
+        </w:tc>
+      </w:tr>
+      <w:tr>
+        <w:tc>
+          <w:tcPr/>
+          <w:p>
+            <w:pPr>
+              <w:pStyle w:val="Compact"/>
+            </w:pPr>
+            <w:r>
+              <w:t xml:space="preserve">SQL Injection – SQLite</w:t>
+            </w:r>
+          </w:p>
+        </w:tc>
+        <w:tc>
+          <w:tcPr/>
+          <w:p>
+            <w:pPr>
+              <w:pStyle w:val="Compact"/>
+              <w:jc w:val="center"/>
+            </w:pPr>
+            <w:r>
+              <w:t xml:space="preserve">High</w:t>
+            </w:r>
+          </w:p>
+        </w:tc>
+        <w:tc>
+          <w:tcPr/>
+          <w:p>
+            <w:pPr>
+              <w:pStyle w:val="Compact"/>
+              <w:jc w:val="center"/>
+            </w:pPr>
+            <w:r>
+              <w:t xml:space="preserve">CWE-89</w:t>
+            </w:r>
+          </w:p>
+        </w:tc>
+        <w:tc>
+          <w:tcPr/>
+          <w:p>
+            <w:pPr>
+              <w:pStyle w:val="Compact"/>
+              <w:jc w:val="center"/>
+            </w:pPr>
+            <w:r>
+              <w:t xml:space="preserve">82.1</w:t>
+            </w:r>
+          </w:p>
+        </w:tc>
+        <w:tc>
+          <w:tcPr/>
+          <w:p>
+            <w:pPr>
+              <w:pStyle w:val="Compact"/>
+              <w:jc w:val="center"/>
+            </w:pPr>
+            <w:r>
+              <w:t xml:space="preserve">Confirmed</w:t>
+            </w:r>
+          </w:p>
+        </w:tc>
+        <w:tc>
+          <w:tcPr/>
+          <w:p>
+            <w:pPr>
+              <w:pStyle w:val="Compact"/>
+              <w:jc w:val="center"/>
+            </w:pPr>
+            <w:r>
+              <w:t xml:space="preserve">✔ exploited (</w:t>
+            </w:r>
+            <w:r>
+              <w:rPr>
+                <w:rStyle w:val="VerbatimChar"/>
+              </w:rPr>
+              <w:t xml:space="preserve">1'--</w:t>
+            </w:r>
+            <w:r>
+              <w:t xml:space="preserve"> </w:t>
+            </w:r>
+            <w:r>
+              <w:t xml:space="preserve">→ 500)</w:t>
+            </w:r>
+          </w:p>
+        </w:tc>
+      </w:tr>
+      <w:tr>
+        <w:tc>
+          <w:tcPr/>
+          <w:p>
+            <w:pPr>
+              <w:pStyle w:val="Compact"/>
+            </w:pPr>
+            <w:r>
+              <w:t xml:space="preserve">Content Security Policy (CSP) Header Not Set</w:t>
+            </w:r>
+          </w:p>
+        </w:tc>
+        <w:tc>
+          <w:tcPr/>
+          <w:p>
+            <w:pPr>
+              <w:pStyle w:val="Compact"/>
+              <w:jc w:val="center"/>
+            </w:pPr>
+            <w:r>
+              <w:t xml:space="preserve">Medium</w:t>
+            </w:r>
+          </w:p>
+        </w:tc>
+        <w:tc>
+          <w:tcPr/>
+          <w:p>
+            <w:pPr>
+              <w:pStyle w:val="Compact"/>
+              <w:jc w:val="center"/>
+            </w:pPr>
+            <w:r>
+              <w:t xml:space="preserve">CWE-693</w:t>
+            </w:r>
+          </w:p>
+        </w:tc>
+        <w:tc>
+          <w:tcPr/>
+          <w:p>
+            <w:pPr>
+              <w:pStyle w:val="Compact"/>
+              <w:jc w:val="center"/>
+            </w:pPr>
+            <w:r>
+              <w:t xml:space="preserve">79.2</w:t>
+            </w:r>
+          </w:p>
+        </w:tc>
+        <w:tc>
+          <w:tcPr/>
+          <w:p>
+            <w:pPr>
+              <w:pStyle w:val="Compact"/>
+              <w:jc w:val="center"/>
+            </w:pPr>
+            <w:r>
+              <w:t xml:space="preserve">Confirmed</w:t>
+            </w:r>
+          </w:p>
+        </w:tc>
+        <w:tc>
+          <w:tcPr/>
+          <w:p>
+            <w:pPr>
+              <w:pStyle w:val="Compact"/>
+              <w:jc w:val="center"/>
+            </w:pPr>
+            <w:r>
+              <w:t xml:space="preserve">✔ confirmed</w:t>
+            </w:r>
+          </w:p>
+        </w:tc>
+      </w:tr>
+      <w:tr>
+        <w:tc>
+          <w:tcPr/>
+          <w:p>
+            <w:pPr>
+              <w:pStyle w:val="Compact"/>
+            </w:pPr>
+            <w:r>
+              <w:t xml:space="preserve">X-Content-Type-Options Header Missing</w:t>
+            </w:r>
+          </w:p>
+        </w:tc>
+        <w:tc>
+          <w:tcPr/>
+          <w:p>
+            <w:pPr>
+              <w:pStyle w:val="Compact"/>
+              <w:jc w:val="center"/>
+            </w:pPr>
+            <w:r>
+              <w:t xml:space="preserve">Low</w:t>
+            </w:r>
+          </w:p>
+        </w:tc>
+        <w:tc>
+          <w:tcPr/>
+          <w:p>
+            <w:pPr>
+              <w:pStyle w:val="Compact"/>
+              <w:jc w:val="center"/>
+            </w:pPr>
+            <w:r>
+              <w:t xml:space="preserve">CWE-693</w:t>
+            </w:r>
+          </w:p>
+        </w:tc>
+        <w:tc>
+          <w:tcPr/>
+          <w:p>
+            <w:pPr>
+              <w:pStyle w:val="Compact"/>
+              <w:jc w:val="center"/>
+            </w:pPr>
+            <w:r>
+              <w:t xml:space="preserve">77.8</w:t>
+            </w:r>
+          </w:p>
+        </w:tc>
+        <w:tc>
+          <w:tcPr/>
+          <w:p>
+            <w:pPr>
+              <w:pStyle w:val="Compact"/>
+              <w:jc w:val="center"/>
+            </w:pPr>
+            <w:r>
+              <w:t xml:space="preserve">Confirmed</w:t>
+            </w:r>
+          </w:p>
+        </w:tc>
+        <w:tc>
+          <w:tcPr/>
+          <w:p>
+            <w:pPr>
+              <w:pStyle w:val="Compact"/>
+              <w:jc w:val="center"/>
+            </w:pPr>
+            <w:r>
+              <w:t xml:space="preserve">✔ confirmed</w:t>
+            </w:r>
+          </w:p>
+        </w:tc>
+      </w:tr>
+      <w:tr>
+        <w:tc>
+          <w:tcPr/>
+          <w:p>
+            <w:pPr>
+              <w:pStyle w:val="Compact"/>
+            </w:pPr>
+            <w:r>
+              <w:t xml:space="preserve">Deprecated Feature-Policy Header – Detection</w:t>
+            </w:r>
+          </w:p>
+        </w:tc>
+        <w:tc>
+          <w:tcPr/>
+          <w:p>
+            <w:pPr>
+              <w:pStyle w:val="Compact"/>
+              <w:jc w:val="center"/>
+            </w:pPr>
+            <w:r>
+              <w:t xml:space="preserve">Info</w:t>
+            </w:r>
+          </w:p>
+        </w:tc>
+        <w:tc>
+          <w:tcPr/>
+          <w:p>
+            <w:pPr>
+              <w:pStyle w:val="Compact"/>
+              <w:jc w:val="center"/>
+            </w:pPr>
+            <w:r>
+              <w:t xml:space="preserve">—</w:t>
+            </w:r>
+          </w:p>
+        </w:tc>
+        <w:tc>
+          <w:tcPr/>
+          <w:p>
+            <w:pPr>
+              <w:pStyle w:val="Compact"/>
+              <w:jc w:val="center"/>
+            </w:pPr>
+            <w:r>
+              <w:t xml:space="preserve">74.8</w:t>
+            </w:r>
+          </w:p>
+        </w:tc>
+        <w:tc>
+          <w:tcPr/>
+          <w:p>
+            <w:pPr>
+              <w:pStyle w:val="Compact"/>
+              <w:jc w:val="center"/>
+            </w:pPr>
+            <w:r>
+              <w:t xml:space="preserve">Confirmed</w:t>
+            </w:r>
+          </w:p>
+        </w:tc>
+        <w:tc>
+          <w:tcPr/>
+          <w:p>
+            <w:pPr>
+              <w:pStyle w:val="Compact"/>
+              <w:jc w:val="center"/>
+            </w:pPr>
+            <w:r>
+              <w:t xml:space="preserve">✔ confirmed</w:t>
+            </w:r>
+          </w:p>
+        </w:tc>
+      </w:tr>
+      <w:tr>
+        <w:tc>
+          <w:tcPr/>
+          <w:p>
+            <w:pPr>
+              <w:pStyle w:val="Compact"/>
+            </w:pPr>
+            <w:r>
+              <w:t xml:space="preserve">Cross-Domain Misconfiguration</w:t>
+            </w:r>
+          </w:p>
+        </w:tc>
+        <w:tc>
+          <w:tcPr/>
+          <w:p>
+            <w:pPr>
+              <w:pStyle w:val="Compact"/>
+              <w:jc w:val="center"/>
+            </w:pPr>
+            <w:r>
+              <w:t xml:space="preserve">Medium</w:t>
+            </w:r>
+          </w:p>
+        </w:tc>
+        <w:tc>
+          <w:tcPr/>
+          <w:p>
+            <w:pPr>
+              <w:pStyle w:val="Compact"/>
+              <w:jc w:val="center"/>
+            </w:pPr>
+            <w:r>
+              <w:t xml:space="preserve">CWE-264</w:t>
+            </w:r>
+          </w:p>
+        </w:tc>
+        <w:tc>
+          <w:tcPr/>
+          <w:p>
+            <w:pPr>
+              <w:pStyle w:val="Compact"/>
+              <w:jc w:val="center"/>
+            </w:pPr>
+            <w:r>
+              <w:t xml:space="preserve">38.3</w:t>
+            </w:r>
+          </w:p>
+        </w:tc>
+        <w:tc>
+          <w:tcPr/>
+          <w:p>
+            <w:pPr>
+              <w:pStyle w:val="Compact"/>
+              <w:jc w:val="center"/>
+            </w:pPr>
+            <w:r>
+              <w:t xml:space="preserve">Not Confirmed</w:t>
+            </w:r>
+          </w:p>
+        </w:tc>
+        <w:tc>
+          <w:tcPr/>
+          <w:p>
+            <w:pPr>
+              <w:pStyle w:val="Compact"/>
+              <w:jc w:val="center"/>
+            </w:pPr>
+            <w:r>
+              <w:t xml:space="preserve">—</w:t>
+            </w:r>
+          </w:p>
+        </w:tc>
+      </w:tr>
+      <w:tr>
+        <w:tc>
+          <w:tcPr/>
+          <w:p>
+            <w:pPr>
+              <w:pStyle w:val="Compact"/>
+            </w:pPr>
+            <w:r>
+              <w:t xml:space="preserve">Session ID in URL Rewrite</w:t>
+            </w:r>
+          </w:p>
+        </w:tc>
+        <w:tc>
+          <w:tcPr/>
+          <w:p>
+            <w:pPr>
+              <w:pStyle w:val="Compact"/>
+              <w:jc w:val="center"/>
+            </w:pPr>
+            <w:r>
+              <w:t xml:space="preserve">Medium</w:t>
+            </w:r>
+          </w:p>
+        </w:tc>
+        <w:tc>
+          <w:tcPr/>
+          <w:p>
+            <w:pPr>
+              <w:pStyle w:val="Compact"/>
+              <w:jc w:val="center"/>
+            </w:pPr>
+            <w:r>
+              <w:t xml:space="preserve">CWE-598</w:t>
+            </w:r>
+          </w:p>
+        </w:tc>
+        <w:tc>
+          <w:tcPr/>
+          <w:p>
+            <w:pPr>
+              <w:pStyle w:val="Compact"/>
+              <w:jc w:val="center"/>
+            </w:pPr>
+            <w:r>
+              <w:t xml:space="preserve">38.3</w:t>
+            </w:r>
+          </w:p>
+        </w:tc>
+        <w:tc>
+          <w:tcPr/>
+          <w:p>
+            <w:pPr>
+              <w:pStyle w:val="Compact"/>
+              <w:jc w:val="center"/>
+            </w:pPr>
+            <w:r>
+              <w:t xml:space="preserve">Not Confirmed</w:t>
+            </w:r>
+          </w:p>
+        </w:tc>
+        <w:tc>
+          <w:tcPr/>
+          <w:p>
+            <w:pPr>
+              <w:pStyle w:val="Compact"/>
+              <w:jc w:val="center"/>
+            </w:pPr>
+            <w:r>
+              <w:t xml:space="preserve">—</w:t>
+            </w:r>
+          </w:p>
+        </w:tc>
+      </w:tr>
+      <w:tr>
+        <w:tc>
+          <w:tcPr/>
+          <w:p>
+            <w:pPr>
+              <w:pStyle w:val="Compact"/>
+            </w:pPr>
+            <w:r>
+              <w:t xml:space="preserve">Private IP Disclosure</w:t>
+            </w:r>
+          </w:p>
+        </w:tc>
+        <w:tc>
+          <w:tcPr/>
+          <w:p>
+            <w:pPr>
+              <w:pStyle w:val="Compact"/>
+              <w:jc w:val="center"/>
+            </w:pPr>
+            <w:r>
+              <w:t xml:space="preserve">Low</w:t>
+            </w:r>
+          </w:p>
+        </w:tc>
+        <w:tc>
+          <w:tcPr/>
+          <w:p>
+            <w:pPr>
+              <w:pStyle w:val="Compact"/>
+              <w:jc w:val="center"/>
+            </w:pPr>
+            <w:r>
+              <w:t xml:space="preserve">CWE-497</w:t>
+            </w:r>
+          </w:p>
+        </w:tc>
+        <w:tc>
+          <w:tcPr/>
+          <w:p>
+            <w:pPr>
+              <w:pStyle w:val="Compact"/>
+              <w:jc w:val="center"/>
+            </w:pPr>
+            <w:r>
+              <w:t xml:space="preserve">30.3</w:t>
+            </w:r>
+          </w:p>
+        </w:tc>
+        <w:tc>
+          <w:tcPr/>
+          <w:p>
+            <w:pPr>
+              <w:pStyle w:val="Compact"/>
+              <w:jc w:val="center"/>
+            </w:pPr>
+            <w:r>
+              <w:t xml:space="preserve">Not Confirmed</w:t>
+            </w:r>
+          </w:p>
+        </w:tc>
+        <w:tc>
+          <w:tcPr/>
+          <w:p>
+            <w:pPr>
+              <w:pStyle w:val="Compact"/>
+              <w:jc w:val="center"/>
+            </w:pPr>
+            <w:r>
+              <w:t xml:space="preserve">—</w:t>
+            </w:r>
+          </w:p>
+        </w:tc>
+      </w:tr>
+      <w:tr>
+        <w:tc>
+          <w:tcPr/>
+          <w:p>
+            <w:pPr>
+              <w:pStyle w:val="Compact"/>
+            </w:pPr>
+            <w:r>
+              <w:t xml:space="preserve">Timestamp Disclosure – Unix</w:t>
+            </w:r>
+          </w:p>
+        </w:tc>
+        <w:tc>
+          <w:tcPr/>
+          <w:p>
+            <w:pPr>
+              <w:pStyle w:val="Compact"/>
+              <w:jc w:val="center"/>
+            </w:pPr>
+            <w:r>
+              <w:t xml:space="preserve">Low</w:t>
+            </w:r>
+          </w:p>
+        </w:tc>
+        <w:tc>
+          <w:tcPr/>
+          <w:p>
+            <w:pPr>
+              <w:pStyle w:val="Compact"/>
+              <w:jc w:val="center"/>
+            </w:pPr>
+            <w:r>
+              <w:t xml:space="preserve">CWE-497</w:t>
+            </w:r>
+          </w:p>
+        </w:tc>
+        <w:tc>
+          <w:tcPr/>
+          <w:p>
+            <w:pPr>
+              <w:pStyle w:val="Compact"/>
+              <w:jc w:val="center"/>
+            </w:pPr>
+            <w:r>
+              <w:t xml:space="preserve">30.3</w:t>
+            </w:r>
+          </w:p>
+        </w:tc>
+        <w:tc>
+          <w:tcPr/>
+          <w:p>
+            <w:pPr>
+              <w:pStyle w:val="Compact"/>
+              <w:jc w:val="center"/>
+            </w:pPr>
+            <w:r>
+              <w:t xml:space="preserve">Not Confirmed</w:t>
+            </w:r>
+          </w:p>
+        </w:tc>
+        <w:tc>
+          <w:tcPr/>
+          <w:p>
+            <w:pPr>
+              <w:pStyle w:val="Compact"/>
+              <w:jc w:val="center"/>
+            </w:pPr>
+            <w:r>
+              <w:t xml:space="preserve">—</w:t>
+            </w:r>
+          </w:p>
+        </w:tc>
+      </w:tr>
+      <w:tr>
+        <w:tc>
+          <w:tcPr/>
+          <w:p>
+            <w:pPr>
+              <w:pStyle w:val="Compact"/>
+            </w:pPr>
+            <w:r>
+              <w:t xml:space="preserve">Prometheus Metrics – Detect</w:t>
+            </w:r>
+          </w:p>
+        </w:tc>
+        <w:tc>
+          <w:tcPr/>
+          <w:p>
+            <w:pPr>
+              <w:pStyle w:val="Compact"/>
+              <w:jc w:val="center"/>
+            </w:pPr>
+            <w:r>
+              <w:t xml:space="preserve">Medium</w:t>
+            </w:r>
+          </w:p>
+        </w:tc>
+        <w:tc>
+          <w:tcPr/>
+          <w:p>
+            <w:pPr>
+              <w:pStyle w:val="Compact"/>
+              <w:jc w:val="center"/>
+            </w:pPr>
+            <w:r>
+              <w:t xml:space="preserve">CWE-200</w:t>
+            </w:r>
+          </w:p>
+        </w:tc>
+        <w:tc>
+          <w:tcPr/>
+          <w:p>
+            <w:pPr>
+              <w:pStyle w:val="Compact"/>
+              <w:jc w:val="center"/>
+            </w:pPr>
+            <w:r>
+              <w:t xml:space="preserve">30.3</w:t>
+            </w:r>
+          </w:p>
+        </w:tc>
+        <w:tc>
+          <w:tcPr/>
+          <w:p>
+            <w:pPr>
+              <w:pStyle w:val="Compact"/>
+              <w:jc w:val="center"/>
+            </w:pPr>
+            <w:r>
+              <w:t xml:space="preserve">Not Confirmed</w:t>
+            </w:r>
+          </w:p>
+        </w:tc>
+        <w:tc>
+          <w:tcPr/>
+          <w:p>
+            <w:pPr>
+              <w:pStyle w:val="Compact"/>
+              <w:jc w:val="center"/>
+            </w:pPr>
+            <w:r>
+              <w:t xml:space="preserve">—</w:t>
+            </w:r>
+          </w:p>
+        </w:tc>
+      </w:tr>
+      <w:tr>
+        <w:tc>
+          <w:tcPr/>
+          <w:p>
+            <w:pPr>
+              <w:pStyle w:val="Compact"/>
+            </w:pPr>
+            <w:r>
+              <w:t xml:space="preserve">Public Swagger API – Detect</w:t>
+            </w:r>
+          </w:p>
+        </w:tc>
+        <w:tc>
+          <w:tcPr/>
+          <w:p>
+            <w:pPr>
+              <w:pStyle w:val="Compact"/>
+              <w:jc w:val="center"/>
+            </w:pPr>
+            <w:r>
+              <w:t xml:space="preserve">Info</w:t>
+            </w:r>
+          </w:p>
+        </w:tc>
+        <w:tc>
+          <w:tcPr/>
+          <w:p>
+            <w:pPr>
+              <w:pStyle w:val="Compact"/>
+              <w:jc w:val="center"/>
+            </w:pPr>
+            <w:r>
+              <w:t xml:space="preserve">CWE-200</w:t>
+            </w:r>
+          </w:p>
+        </w:tc>
+        <w:tc>
+          <w:tcPr/>
+          <w:p>
+            <w:pPr>
+              <w:pStyle w:val="Compact"/>
+              <w:jc w:val="center"/>
+            </w:pPr>
+            <w:r>
+              <w:t xml:space="preserve">23.3</w:t>
+            </w:r>
+          </w:p>
+        </w:tc>
+        <w:tc>
+          <w:tcPr/>
+          <w:p>
+            <w:pPr>
+              <w:pStyle w:val="Compact"/>
+              <w:jc w:val="center"/>
+            </w:pPr>
+            <w:r>
+              <w:t xml:space="preserve">Informational</w:t>
+            </w:r>
+          </w:p>
+        </w:tc>
+        <w:tc>
+          <w:tcPr/>
+          <w:p>
+            <w:pPr>
+              <w:pStyle w:val="Compact"/>
+              <w:jc w:val="center"/>
+            </w:pPr>
+            <w:r>
+              <w:t xml:space="preserve">—</w:t>
+            </w:r>
+          </w:p>
+        </w:tc>
+      </w:tr>
+      <w:tr>
+        <w:tc>
+          <w:tcPr/>
+          <w:p>
+            <w:pPr>
+              <w:pStyle w:val="Compact"/>
+            </w:pPr>
+            <w:r>
+              <w:t xml:space="preserve">Information Disclosure – Suspicious Comments</w:t>
+            </w:r>
+          </w:p>
+        </w:tc>
+        <w:tc>
+          <w:tcPr/>
+          <w:p>
+            <w:pPr>
+              <w:pStyle w:val="Compact"/>
+              <w:jc w:val="center"/>
+            </w:pPr>
+            <w:r>
+              <w:t xml:space="preserve">Info</w:t>
+            </w:r>
+          </w:p>
+        </w:tc>
+        <w:tc>
+          <w:tcPr/>
+          <w:p>
+            <w:pPr>
+              <w:pStyle w:val="Compact"/>
+              <w:jc w:val="center"/>
+            </w:pPr>
+            <w:r>
+              <w:t xml:space="preserve">CWE-615</w:t>
+            </w:r>
+          </w:p>
+        </w:tc>
+        <w:tc>
+          <w:tcPr/>
+          <w:p>
+            <w:pPr>
+              <w:pStyle w:val="Compact"/>
+              <w:jc w:val="center"/>
+            </w:pPr>
+            <w:r>
+              <w:t xml:space="preserve">18.3</w:t>
+            </w:r>
+          </w:p>
+        </w:tc>
+        <w:tc>
+          <w:tcPr/>
+          <w:p>
+            <w:pPr>
+              <w:pStyle w:val="Compact"/>
+              <w:jc w:val="center"/>
+            </w:pPr>
+            <w:r>
+              <w:t xml:space="preserve">Informational</w:t>
+            </w:r>
+          </w:p>
+        </w:tc>
+        <w:tc>
+          <w:tcPr/>
+          <w:p>
+            <w:pPr>
+              <w:pStyle w:val="Compact"/>
+              <w:jc w:val="center"/>
+            </w:pPr>
+            <w:r>
+              <w:t xml:space="preserve">—</w:t>
+            </w:r>
+          </w:p>
+        </w:tc>
+      </w:tr>
+      <w:tr>
+        <w:tc>
+          <w:tcPr/>
+          <w:p>
+            <w:pPr>
+              <w:pStyle w:val="Compact"/>
+            </w:pPr>
+            <w:r>
+              <w:t xml:space="preserve">User Agent Fuzzer</w:t>
+            </w:r>
+          </w:p>
+        </w:tc>
+        <w:tc>
+          <w:tcPr/>
+          <w:p>
+            <w:pPr>
+              <w:pStyle w:val="Compact"/>
+              <w:jc w:val="center"/>
+            </w:pPr>
+            <w:r>
+              <w:t xml:space="preserve">Info</w:t>
+            </w:r>
+          </w:p>
+        </w:tc>
+        <w:tc>
+          <w:tcPr/>
+          <w:p>
+            <w:pPr>
+              <w:pStyle w:val="Compact"/>
+              <w:jc w:val="center"/>
+            </w:pPr>
+            <w:r>
+              <w:t xml:space="preserve">—</w:t>
+            </w:r>
+          </w:p>
+        </w:tc>
+        <w:tc>
+          <w:tcPr/>
+          <w:p>
+            <w:pPr>
+              <w:pStyle w:val="Compact"/>
+              <w:jc w:val="center"/>
+            </w:pPr>
+            <w:r>
+              <w:t xml:space="preserve">18.3</w:t>
+            </w:r>
+          </w:p>
+        </w:tc>
+        <w:tc>
+          <w:tcPr/>
+          <w:p>
+            <w:pPr>
+              <w:pStyle w:val="Compact"/>
+              <w:jc w:val="center"/>
+            </w:pPr>
+            <w:r>
+              <w:t xml:space="preserve">Informational</w:t>
+            </w:r>
+          </w:p>
+        </w:tc>
+        <w:tc>
+          <w:tcPr/>
+          <w:p>
+            <w:pPr>
+              <w:pStyle w:val="Compact"/>
+              <w:jc w:val="center"/>
+            </w:pPr>
+            <w:r>
+              <w:t xml:space="preserve">—</w:t>
+            </w:r>
+          </w:p>
+        </w:tc>
+      </w:tr>
+      <w:tr>
+        <w:tc>
+          <w:tcPr/>
+          <w:p>
+            <w:pPr>
+              <w:pStyle w:val="Compact"/>
+            </w:pPr>
+            <w:r>
+              <w:t xml:space="preserve">Modern Web Application</w:t>
+            </w:r>
+          </w:p>
+        </w:tc>
+        <w:tc>
+          <w:tcPr/>
+          <w:p>
+            <w:pPr>
+              <w:pStyle w:val="Compact"/>
+              <w:jc w:val="center"/>
+            </w:pPr>
+            <w:r>
+              <w:t xml:space="preserve">Info</w:t>
+            </w:r>
+          </w:p>
+        </w:tc>
+        <w:tc>
+          <w:tcPr/>
+          <w:p>
+            <w:pPr>
+              <w:pStyle w:val="Compact"/>
+              <w:jc w:val="center"/>
+            </w:pPr>
+            <w:r>
+              <w:t xml:space="preserve">—</w:t>
+            </w:r>
+          </w:p>
+        </w:tc>
+        <w:tc>
+          <w:tcPr/>
+          <w:p>
+            <w:pPr>
+              <w:pStyle w:val="Compact"/>
+              <w:jc w:val="center"/>
+            </w:pPr>
+            <w:r>
+              <w:t xml:space="preserve">8.3</w:t>
+            </w:r>
+          </w:p>
+        </w:tc>
+        <w:tc>
+          <w:tcPr/>
+          <w:p>
+            <w:pPr>
+              <w:pStyle w:val="Compact"/>
+              <w:jc w:val="center"/>
+            </w:pPr>
+            <w:r>
+              <w:t xml:space="preserve">Informational</w:t>
+            </w:r>
+          </w:p>
+        </w:tc>
+        <w:tc>
+          <w:tcPr/>
+          <w:p>
+            <w:pPr>
+              <w:pStyle w:val="Compact"/>
+              <w:jc w:val="center"/>
+            </w:pPr>
+            <w:r>
+              <w:t xml:space="preserve">—</w:t>
+            </w:r>
+          </w:p>
+        </w:tc>
+      </w:tr>
+      <w:tr>
+        <w:tc>
+          <w:tcPr/>
+          <w:p>
+            <w:pPr>
+              <w:pStyle w:val="Compact"/>
+            </w:pPr>
+            <w:r>
+              <w:t xml:space="preserve">Session Management Response Identified</w:t>
+            </w:r>
+          </w:p>
+        </w:tc>
+        <w:tc>
+          <w:tcPr/>
+          <w:p>
+            <w:pPr>
+              <w:pStyle w:val="Compact"/>
+              <w:jc w:val="center"/>
+            </w:pPr>
+            <w:r>
+              <w:t xml:space="preserve">Info</w:t>
+            </w:r>
+          </w:p>
+        </w:tc>
+        <w:tc>
+          <w:tcPr/>
+          <w:p>
+            <w:pPr>
+              <w:pStyle w:val="Compact"/>
+              <w:jc w:val="center"/>
+            </w:pPr>
+            <w:r>
+              <w:t xml:space="preserve">—</w:t>
+            </w:r>
+          </w:p>
+        </w:tc>
+        <w:tc>
+          <w:tcPr/>
+          <w:p>
+            <w:pPr>
+              <w:pStyle w:val="Compact"/>
+              <w:jc w:val="center"/>
+            </w:pPr>
+            <w:r>
+              <w:t xml:space="preserve">8.3</w:t>
+            </w:r>
+          </w:p>
+        </w:tc>
+        <w:tc>
+          <w:tcPr/>
+          <w:p>
+            <w:pPr>
+              <w:pStyle w:val="Compact"/>
+              <w:jc w:val="center"/>
+            </w:pPr>
+            <w:r>
+              <w:t xml:space="preserve">Informational</w:t>
+            </w:r>
+          </w:p>
+        </w:tc>
+        <w:tc>
+          <w:tcPr/>
+          <w:p>
+            <w:pPr>
+              <w:pStyle w:val="Compact"/>
+              <w:jc w:val="center"/>
+            </w:pPr>
+            <w:r>
+              <w:t xml:space="preserve">—</w:t>
+            </w:r>
+          </w:p>
+        </w:tc>
+      </w:tr>
+      <w:tr>
+        <w:tc>
+          <w:tcPr/>
+          <w:p>
+            <w:pPr>
+              <w:pStyle w:val="Compact"/>
+            </w:pPr>
+            <w:r>
+              <w:t xml:space="preserve">Dameng Database – Detect</w:t>
+            </w:r>
+          </w:p>
+        </w:tc>
+        <w:tc>
+          <w:tcPr/>
+          <w:p>
+            <w:pPr>
+              <w:pStyle w:val="Compact"/>
+              <w:jc w:val="center"/>
+            </w:pPr>
+            <w:r>
+              <w:t xml:space="preserve">Info</w:t>
+            </w:r>
+          </w:p>
+        </w:tc>
+        <w:tc>
+          <w:tcPr/>
+          <w:p>
+            <w:pPr>
+              <w:pStyle w:val="Compact"/>
+              <w:jc w:val="center"/>
+            </w:pPr>
+            <w:r>
+              <w:t xml:space="preserve">—</w:t>
+            </w:r>
+          </w:p>
+        </w:tc>
+        <w:tc>
+          <w:tcPr/>
+          <w:p>
+            <w:pPr>
+              <w:pStyle w:val="Compact"/>
+              <w:jc w:val="center"/>
+            </w:pPr>
+            <w:r>
+              <w:t xml:space="preserve">8.3</w:t>
+            </w:r>
+          </w:p>
+        </w:tc>
+        <w:tc>
+          <w:tcPr/>
+          <w:p>
+            <w:pPr>
+              <w:pStyle w:val="Compact"/>
+              <w:jc w:val="center"/>
+            </w:pPr>
+            <w:r>
+              <w:t xml:space="preserve">Informational</w:t>
+            </w:r>
+          </w:p>
+        </w:tc>
+        <w:tc>
+          <w:tcPr/>
+          <w:p>
+            <w:pPr>
+              <w:pStyle w:val="Compact"/>
+              <w:jc w:val="center"/>
+            </w:pPr>
+            <w:r>
+              <w:t xml:space="preserve">—</w:t>
+            </w:r>
+          </w:p>
+        </w:tc>
+      </w:tr>
+      <w:tr>
+        <w:tc>
+          <w:tcPr/>
+          <w:p>
+            <w:pPr>
+              <w:pStyle w:val="Compact"/>
+            </w:pPr>
+            <w:r>
+              <w:t xml:space="preserve">LDAP Metadata – Enumeration</w:t>
+            </w:r>
+          </w:p>
+        </w:tc>
+        <w:tc>
+          <w:tcPr/>
+          <w:p>
+            <w:pPr>
+              <w:pStyle w:val="Compact"/>
+              <w:jc w:val="center"/>
+            </w:pPr>
+            <w:r>
+              <w:t xml:space="preserve">Info</w:t>
+            </w:r>
+          </w:p>
+        </w:tc>
+        <w:tc>
+          <w:tcPr/>
+          <w:p>
+            <w:pPr>
+              <w:pStyle w:val="Compact"/>
+              <w:jc w:val="center"/>
+            </w:pPr>
+            <w:r>
+              <w:t xml:space="preserve">—</w:t>
+            </w:r>
+          </w:p>
+        </w:tc>
+        <w:tc>
+          <w:tcPr/>
+          <w:p>
+            <w:pPr>
+              <w:pStyle w:val="Compact"/>
+              <w:jc w:val="center"/>
+            </w:pPr>
+            <w:r>
+              <w:t xml:space="preserve">8.3</w:t>
+            </w:r>
+          </w:p>
+        </w:tc>
+        <w:tc>
+          <w:tcPr/>
+          <w:p>
+            <w:pPr>
+              <w:pStyle w:val="Compact"/>
+              <w:jc w:val="center"/>
+            </w:pPr>
+            <w:r>
+              <w:t xml:space="preserve">Informational</w:t>
+            </w:r>
+          </w:p>
+        </w:tc>
+        <w:tc>
+          <w:tcPr/>
+          <w:p>
+            <w:pPr>
+              <w:pStyle w:val="Compact"/>
+              <w:jc w:val="center"/>
+            </w:pPr>
+            <w:r>
+              <w:t xml:space="preserve">—</w:t>
+            </w:r>
+          </w:p>
+        </w:tc>
+      </w:tr>
+      <w:tr>
+        <w:tc>
+          <w:tcPr/>
+          <w:p>
+            <w:pPr>
+              <w:pStyle w:val="Compact"/>
+            </w:pPr>
+            <w:r>
+              <w:t xml:space="preserve">SNMPv3 Fingerprint – Detect</w:t>
+            </w:r>
+          </w:p>
+        </w:tc>
+        <w:tc>
+          <w:tcPr/>
+          <w:p>
+            <w:pPr>
+              <w:pStyle w:val="Compact"/>
+              <w:jc w:val="center"/>
+            </w:pPr>
+            <w:r>
+              <w:t xml:space="preserve">Info</w:t>
+            </w:r>
+          </w:p>
+        </w:tc>
+        <w:tc>
+          <w:tcPr/>
+          <w:p>
+            <w:pPr>
+              <w:pStyle w:val="Compact"/>
+              <w:jc w:val="center"/>
+            </w:pPr>
+            <w:r>
+              <w:t xml:space="preserve">—</w:t>
+            </w:r>
+          </w:p>
+        </w:tc>
+        <w:tc>
+          <w:tcPr/>
+          <w:p>
+            <w:pPr>
+              <w:pStyle w:val="Compact"/>
+              <w:jc w:val="center"/>
+            </w:pPr>
+            <w:r>
+              <w:t xml:space="preserve">8.3</w:t>
+            </w:r>
+          </w:p>
+        </w:tc>
+        <w:tc>
+          <w:tcPr/>
+          <w:p>
+            <w:pPr>
+              <w:pStyle w:val="Compact"/>
+              <w:jc w:val="center"/>
+            </w:pPr>
+            <w:r>
+              <w:t xml:space="preserve">Informational</w:t>
+            </w:r>
+          </w:p>
+        </w:tc>
+        <w:tc>
+          <w:tcPr/>
+          <w:p>
+            <w:pPr>
+              <w:pStyle w:val="Compact"/>
+              <w:jc w:val="center"/>
+            </w:pPr>
+            <w:r>
+              <w:t xml:space="preserve">—</w:t>
+            </w:r>
+          </w:p>
+        </w:tc>
+      </w:tr>
+      <w:tr>
+        <w:tc>
+          <w:tcPr/>
+          <w:p>
+            <w:pPr>
+              <w:pStyle w:val="Compact"/>
+            </w:pPr>
+            <w:r>
+              <w:t xml:space="preserve">Add DOM EventListener – Detection</w:t>
+            </w:r>
+          </w:p>
+        </w:tc>
+        <w:tc>
+          <w:tcPr/>
+          <w:p>
+            <w:pPr>
+              <w:pStyle w:val="Compact"/>
+              <w:jc w:val="center"/>
+            </w:pPr>
+            <w:r>
+              <w:t xml:space="preserve">Info</w:t>
+            </w:r>
+          </w:p>
+        </w:tc>
+        <w:tc>
+          <w:tcPr/>
+          <w:p>
+            <w:pPr>
+              <w:pStyle w:val="Compact"/>
+              <w:jc w:val="center"/>
+            </w:pPr>
+            <w:r>
+              <w:t xml:space="preserve">—</w:t>
+            </w:r>
+          </w:p>
+        </w:tc>
+        <w:tc>
+          <w:tcPr/>
+          <w:p>
+            <w:pPr>
+              <w:pStyle w:val="Compact"/>
+              <w:jc w:val="center"/>
+            </w:pPr>
+            <w:r>
+              <w:t xml:space="preserve">8.3</w:t>
+            </w:r>
+          </w:p>
+        </w:tc>
+        <w:tc>
+          <w:tcPr/>
+          <w:p>
+            <w:pPr>
+              <w:pStyle w:val="Compact"/>
+              <w:jc w:val="center"/>
+            </w:pPr>
+            <w:r>
+              <w:t xml:space="preserve">Informational</w:t>
+            </w:r>
+          </w:p>
+        </w:tc>
+        <w:tc>
+          <w:tcPr/>
+          <w:p>
+            <w:pPr>
+              <w:pStyle w:val="Compact"/>
+              <w:jc w:val="center"/>
+            </w:pPr>
+            <w:r>
+              <w:t xml:space="preserve">—</w:t>
+            </w:r>
+          </w:p>
+        </w:tc>
+      </w:tr>
+      <w:tr>
+        <w:tc>
+          <w:tcPr/>
+          <w:p>
+            <w:pPr>
+              <w:pStyle w:val="Compact"/>
+            </w:pPr>
+            <w:r>
+              <w:t xml:space="preserve">OWASP Juice Shop (tech detection)</w:t>
+            </w:r>
+          </w:p>
+        </w:tc>
+        <w:tc>
+          <w:tcPr/>
+          <w:p>
+            <w:pPr>
+              <w:pStyle w:val="Compact"/>
+              <w:jc w:val="center"/>
+            </w:pPr>
+            <w:r>
+              <w:t xml:space="preserve">Info</w:t>
+            </w:r>
+          </w:p>
+        </w:tc>
+        <w:tc>
+          <w:tcPr/>
+          <w:p>
+            <w:pPr>
+              <w:pStyle w:val="Compact"/>
+              <w:jc w:val="center"/>
+            </w:pPr>
+            <w:r>
+              <w:t xml:space="preserve">—</w:t>
+            </w:r>
+          </w:p>
+        </w:tc>
+        <w:tc>
+          <w:tcPr/>
+          <w:p>
+            <w:pPr>
+              <w:pStyle w:val="Compact"/>
+              <w:jc w:val="center"/>
+            </w:pPr>
+            <w:r>
+              <w:t xml:space="preserve">8.3</w:t>
+            </w:r>
+          </w:p>
+        </w:tc>
+        <w:tc>
+          <w:tcPr/>
+          <w:p>
+            <w:pPr>
+              <w:pStyle w:val="Compact"/>
+              <w:jc w:val="center"/>
+            </w:pPr>
+            <w:r>
+              <w:t xml:space="preserve">Informational</w:t>
+            </w:r>
+          </w:p>
+        </w:tc>
+        <w:tc>
+          <w:tcPr/>
+          <w:p>
+            <w:pPr>
+              <w:pStyle w:val="Compact"/>
+              <w:jc w:val="center"/>
+            </w:pPr>
+            <w:r>
+              <w:t xml:space="preserve">—</w:t>
+            </w:r>
+          </w:p>
+        </w:tc>
+      </w:tr>
+    </w:tbl>
+    <w:p>
+      <w:pPr>
+        <w:pStyle w:val="BodyText"/>
+      </w:pPr>
+      <w:r>
+        <w:rPr>
+          <w:b/>
+          <w:bCs/>
+        </w:rPr>
+        <w:t xml:space="preserve">Table 5.19: Confidence Engine Output on a Real Scan — OWASP Juice Shop (ZAP + Nuclei, 20 findings). The 5 objectively PoC-confirmed findings are all Confirmed; the technology-detection noise is all Informational.</w:t>
+      </w:r>
+    </w:p>
+    <w:p>
+      <w:pPr>
+        <w:pStyle w:val="BodyText"/>
+      </w:pPr>
+      <w:r>
         <w:drawing>
           <wp:inline>
-            <wp:extent cx="5334000" cy="4057961"/>
+            <wp:extent cx="5334000" cy="6010140"/>
             <wp:effectExtent b="0" l="0" r="0" t="0"/>
-            <wp:docPr descr="Figure 5.5: Confidence-engine evaluation script output (real run)" title="" id="43" name="Picture"/>
+            <wp:docPr descr="Figure 5.5: Real-scan confidence evaluation output" title="" id="43" name="Picture"/>
             <a:graphic>
               <a:graphicData uri="http://schemas.openxmlformats.org/drawingml/2006/picture">
                 <pic:pic>
                   <pic:nvPicPr>
-                    <pic:cNvPr descr="images/conf-eval-terminal.png" id="44" name="Picture"/>
+                    <pic:cNvPr descr="images/conf-realscan-terminal.png" id="44" name="Picture"/>
                     <pic:cNvPicPr>
                       <a:picLocks noChangeArrowheads="1" noChangeAspect="1"/>
                     </pic:cNvPicPr>
@@ -13018,7 +14729,7 @@
                   <pic:spPr bwMode="auto">
                     <a:xfrm>
                       <a:off x="0" y="0"/>
-                      <a:ext cx="5334000" cy="4057961"/>
+                      <a:ext cx="5334000" cy="6010140"/>
                     </a:xfrm>
                     <a:prstGeom prst="rect">
                       <a:avLst/>
@@ -13046,7 +14757,7 @@
           <w:b/>
           <w:bCs/>
         </w:rPr>
-        <w:t xml:space="preserve">Figure 5.5: Evaluation Script Output —</w:t>
+        <w:t xml:space="preserve">Figure 5.5: Real-Scan Evaluation Output —</w:t>
       </w:r>
       <w:r>
         <w:rPr>
@@ -13061,7 +14772,7 @@
           <w:b/>
           <w:bCs/>
         </w:rPr>
-        <w:t xml:space="preserve">evaluate_confidence.py</w:t>
+        <w:t xml:space="preserve">evaluate_realscan.py</w:t>
       </w:r>
       <w:r>
         <w:rPr>
@@ -13075,7 +14786,7 @@
           <w:b/>
           <w:bCs/>
         </w:rPr>
-        <w:t xml:space="preserve">(ROC-AUC, score separation, 'Confirmed' precision, operational triage, threshold sweep, and weight-sensitivity analysis from the real benchmark run)</w:t>
+        <w:t xml:space="preserve">over the OWASP Juice Shop scan (band breakdown, objective PoC confirmations, and the ranked real confidence scores)</w:t>
       </w:r>
     </w:p>
     <w:p>
@@ -13085,20 +14796,186 @@
       <w:r>
         <w:drawing>
           <wp:inline>
-            <wp:extent cx="5334000" cy="4795166"/>
+            <wp:extent cx="5334000" cy="4397593"/>
             <wp:effectExtent b="0" l="0" r="0" t="0"/>
-            <wp:docPr descr="Figure 5.6: Confidence-engine ROC curve" title="" id="46" name="Picture"/>
+            <wp:docPr descr="Figure 5.6: Confidence scores on the real Juice Shop scan" title="" id="46" name="Picture"/>
             <a:graphic>
               <a:graphicData uri="http://schemas.openxmlformats.org/drawingml/2006/picture">
                 <pic:pic>
                   <pic:nvPicPr>
-                    <pic:cNvPr descr="images/conf-roc.png" id="47" name="Picture"/>
+                    <pic:cNvPr descr="images/conf-realscan-scores.png" id="47" name="Picture"/>
                     <pic:cNvPicPr>
                       <a:picLocks noChangeArrowheads="1" noChangeAspect="1"/>
                     </pic:cNvPicPr>
                   </pic:nvPicPr>
                   <pic:blipFill>
                     <a:blip r:embed="rId45"/>
+                    <a:stretch>
+                      <a:fillRect/>
+                    </a:stretch>
+                  </pic:blipFill>
+                  <pic:spPr bwMode="auto">
+                    <a:xfrm>
+                      <a:off x="0" y="0"/>
+                      <a:ext cx="5334000" cy="4397593"/>
+                    </a:xfrm>
+                    <a:prstGeom prst="rect">
+                      <a:avLst/>
+                    </a:prstGeom>
+                    <a:noFill/>
+                    <a:ln w="9525">
+                      <a:noFill/>
+                      <a:headEnd/>
+                      <a:tailEnd/>
+                    </a:ln>
+                  </pic:spPr>
+                </pic:pic>
+              </a:graphicData>
+            </a:graphic>
+          </wp:inline>
+        </w:drawing>
+      </w:r>
+    </w:p>
+    <w:p>
+      <w:pPr>
+        <w:pStyle w:val="BodyText"/>
+      </w:pPr>
+      <w:r>
+        <w:rPr>
+          <w:b/>
+          <w:bCs/>
+        </w:rPr>
+        <w:t xml:space="preserve">Figure 5.6: Confidence Scores on the Real Juice Shop Scan — the five PoC-confirmed findings (green, ≥ 70) are cleanly separated from the technology-detection noise (grey); dashed lines mark the 40 and 70 thresholds</w:t>
+      </w:r>
+    </w:p>
+    <w:p>
+      <w:pPr>
+        <w:pStyle w:val="BodyText"/>
+      </w:pPr>
+      <w:r>
+        <w:rPr>
+          <w:b/>
+          <w:bCs/>
+        </w:rPr>
+        <w:t xml:space="preserve">Supplementary — balanced synthetic benchmark.</w:t>
+      </w:r>
+      <w:r>
+        <w:t xml:space="preserve"> </w:t>
+      </w:r>
+      <w:r>
+        <w:t xml:space="preserve">Because a single clean real scan cannot supply a balanced set of labelled false positives, the engine was additionally measured on a curated benchmark of 32 labelled scenarios (16 true positives, 16 false positives) using</w:t>
+      </w:r>
+      <w:r>
+        <w:t xml:space="preserve"> </w:t>
+      </w:r>
+      <w:r>
+        <w:rPr>
+          <w:rStyle w:val="VerbatimChar"/>
+        </w:rPr>
+        <w:t xml:space="preserve">backend/scripts/evaluate_confidence.py</w:t>
+      </w:r>
+      <w:r>
+        <w:t xml:space="preserve">. It achieved a</w:t>
+      </w:r>
+      <w:r>
+        <w:t xml:space="preserve"> </w:t>
+      </w:r>
+      <w:r>
+        <w:rPr>
+          <w:b/>
+          <w:bCs/>
+        </w:rPr>
+        <w:t xml:space="preserve">ROC-AUC of 0.822</w:t>
+      </w:r>
+      <w:r>
+        <w:t xml:space="preserve"> </w:t>
+      </w:r>
+      <w:r>
+        <w:t xml:space="preserve">(Figure 5.7), with true-positive scores well separated from false-positive scores (mean 61.6 vs 32.0, Figure 5.8); the "Confirmed" band had a</w:t>
+      </w:r>
+      <w:r>
+        <w:t xml:space="preserve"> </w:t>
+      </w:r>
+      <w:r>
+        <w:rPr>
+          <w:b/>
+          <w:bCs/>
+        </w:rPr>
+        <w:t xml:space="preserve">precision of 1.0</w:t>
+      </w:r>
+      <w:r>
+        <w:t xml:space="preserve">, and auto-dismissing the "Not Confirmed" band suppressed</w:t>
+      </w:r>
+      <w:r>
+        <w:t xml:space="preserve"> </w:t>
+      </w:r>
+      <w:r>
+        <w:rPr>
+          <w:b/>
+          <w:bCs/>
+        </w:rPr>
+        <w:t xml:space="preserve">81.2%</w:t>
+      </w:r>
+      <w:r>
+        <w:t xml:space="preserve"> </w:t>
+      </w:r>
+      <w:r>
+        <w:t xml:space="preserve">of the false positives while retaining</w:t>
+      </w:r>
+      <w:r>
+        <w:t xml:space="preserve"> </w:t>
+      </w:r>
+      <w:r>
+        <w:rPr>
+          <w:b/>
+          <w:bCs/>
+        </w:rPr>
+        <w:t xml:space="preserve">75.0%</w:t>
+      </w:r>
+      <w:r>
+        <w:t xml:space="preserve"> </w:t>
+      </w:r>
+      <w:r>
+        <w:t xml:space="preserve">of the true positives. This is a</w:t>
+      </w:r>
+      <w:r>
+        <w:t xml:space="preserve"> </w:t>
+      </w:r>
+      <w:r>
+        <w:rPr>
+          <w:i/>
+          <w:iCs/>
+        </w:rPr>
+        <w:t xml:space="preserve">curated synthetic</w:t>
+      </w:r>
+      <w:r>
+        <w:t xml:space="preserve"> </w:t>
+      </w:r>
+      <w:r>
+        <w:t xml:space="preserve">benchmark (not field-validated), included only to corroborate the real-target result with a balanced label set.</w:t>
+      </w:r>
+    </w:p>
+    <w:p>
+      <w:pPr>
+        <w:pStyle w:val="BodyText"/>
+      </w:pPr>
+      <w:r>
+        <w:drawing>
+          <wp:inline>
+            <wp:extent cx="5334000" cy="4795166"/>
+            <wp:effectExtent b="0" l="0" r="0" t="0"/>
+            <wp:docPr descr="Figure 5.7: Confidence-engine ROC curve on the synthetic benchmark" title="" id="49" name="Picture"/>
+            <a:graphic>
+              <a:graphicData uri="http://schemas.openxmlformats.org/drawingml/2006/picture">
+                <pic:pic>
+                  <pic:nvPicPr>
+                    <pic:cNvPr descr="images/conf-roc.png" id="50" name="Picture"/>
+                    <pic:cNvPicPr>
+                      <a:picLocks noChangeArrowheads="1" noChangeAspect="1"/>
+                    </pic:cNvPicPr>
+                  </pic:nvPicPr>
+                  <pic:blipFill>
+                    <a:blip r:embed="rId48"/>
                     <a:stretch>
                       <a:fillRect/>
                     </a:stretch>
@@ -13134,7 +15011,7 @@
           <w:b/>
           <w:bCs/>
         </w:rPr>
-        <w:t xml:space="preserve">Figure 5.6: Confidence Engine ROC Curve (AUC = 0.822) — the steep initial rise reflects the perfect-precision 'Confirmed' region at a false-positive rate of zero</w:t>
+        <w:t xml:space="preserve">Figure 5.7: (Supplementary) Confidence Engine ROC Curve on the balanced synthetic benchmark (AUC = 0.822)</w:t>
       </w:r>
     </w:p>
     <w:p>
@@ -13146,18 +15023,18 @@
           <wp:inline>
             <wp:extent cx="5334000" cy="2903316"/>
             <wp:effectExtent b="0" l="0" r="0" t="0"/>
-            <wp:docPr descr="Figure 5.7: Confidence score separation between true and false positives" title="" id="49" name="Picture"/>
+            <wp:docPr descr="Figure 5.8: Score separation on the synthetic benchmark" title="" id="52" name="Picture"/>
             <a:graphic>
               <a:graphicData uri="http://schemas.openxmlformats.org/drawingml/2006/picture">
                 <pic:pic>
                   <pic:nvPicPr>
-                    <pic:cNvPr descr="images/conf-separation.png" id="50" name="Picture"/>
+                    <pic:cNvPr descr="images/conf-separation.png" id="53" name="Picture"/>
                     <pic:cNvPicPr>
                       <a:picLocks noChangeArrowheads="1" noChangeAspect="1"/>
                     </pic:cNvPicPr>
                   </pic:nvPicPr>
                   <pic:blipFill>
-                    <a:blip r:embed="rId48"/>
+                    <a:blip r:embed="rId51"/>
                     <a:stretch>
                       <a:fillRect/>
                     </a:stretch>
@@ -13193,7 +15070,7 @@
           <w:b/>
           <w:bCs/>
         </w:rPr>
-        <w:t xml:space="preserve">Figure 5.7: Confidence Score Separation — true positives (mean 61.6) sit clearly above false positives (mean 32.0), with the three classification bands (Not Confirmed &lt; 40, Needs Verification 40–69, Confirmed ≥ 70) shaded</w:t>
+        <w:t xml:space="preserve">Figure 5.8: (Supplementary) Score Separation on the balanced synthetic benchmark — true positives (mean 61.6) versus false positives (mean 32.0)</w:t>
       </w:r>
     </w:p>
     <w:p>
@@ -13211,7 +15088,7 @@
         <w:t xml:space="preserve"> </w:t>
       </w:r>
       <w:r>
-        <w:t xml:space="preserve">Beyond the unit level, the entire pipeline was verified end-to-end against a live, deliberately-vulnerable target (a local OWASP Juice Shop). Table 5.19 records the principal functional/system test cases and their outcomes.</w:t>
+        <w:t xml:space="preserve">Beyond the unit level, the entire pipeline was verified end-to-end against a live, deliberately-vulnerable target (a local OWASP Juice Shop). Table 5.20 records the principal functional/system test cases and their outcomes.</w:t>
       </w:r>
     </w:p>
     <w:tbl>
@@ -13646,12 +15523,12 @@
           <w:b/>
           <w:bCs/>
         </w:rPr>
-        <w:t xml:space="preserve">Table 5.19: Live Functional / System Verification Results</w:t>
+        <w:t xml:space="preserve">Table 5.20: Live Functional / System Verification Results</w:t>
       </w:r>
     </w:p>
-    <w:bookmarkEnd w:id="51"/>
-    <w:bookmarkEnd w:id="52"/>
-    <w:bookmarkStart w:id="53" w:name="X2103990b22303365d04026752791bacc2d669c8"/>
+    <w:bookmarkEnd w:id="54"/>
+    <w:bookmarkEnd w:id="55"/>
+    <w:bookmarkStart w:id="56" w:name="X2103990b22303365d04026752791bacc2d669c8"/>
     <w:p>
       <w:pPr>
         <w:pStyle w:val="Heading3"/>
@@ -13707,7 +15584,7 @@
         <w:t xml:space="preserve"> </w:t>
       </w:r>
       <w:r>
-        <w:t xml:space="preserve">filled with fabricated data. An acceptance-summary template (Table 5.23) aggregates the outcomes once collected.</w:t>
+        <w:t xml:space="preserve">filled with fabricated data. An acceptance-summary template (Table 5.24) aggregates the outcomes once collected.</w:t>
       </w:r>
     </w:p>
     <w:p>
@@ -13930,7 +15807,7 @@
           <w:b/>
           <w:bCs/>
         </w:rPr>
-        <w:t xml:space="preserve">Table 5.20: Tester 1 UAT Results (to be completed)</w:t>
+        <w:t xml:space="preserve">Table 5.21: Tester 1 UAT Results (to be completed)</w:t>
       </w:r>
     </w:p>
     <w:p>
@@ -14145,7 +16022,7 @@
           <w:b/>
           <w:bCs/>
         </w:rPr>
-        <w:t xml:space="preserve">Table 5.21: Tester 2 UAT Results (to be completed)</w:t>
+        <w:t xml:space="preserve">Table 5.22: Tester 2 UAT Results (to be completed)</w:t>
       </w:r>
     </w:p>
     <w:p>
@@ -14360,7 +16237,7 @@
           <w:b/>
           <w:bCs/>
         </w:rPr>
-        <w:t xml:space="preserve">Table 5.22: Tester 3 UAT Results (to be completed)</w:t>
+        <w:t xml:space="preserve">Table 5.23: Tester 3 UAT Results (to be completed)</w:t>
       </w:r>
     </w:p>
     <w:p>
@@ -14378,7 +16255,7 @@
         <w:t xml:space="preserve"> </w:t>
       </w:r>
       <w:r>
-        <w:t xml:space="preserve">Once the forms are collected, aggregate them in Table 5.23: the mean UI rating (out of 5) and the proportion of "Yes" responses per functionality group. A criterion is considered</w:t>
+        <w:t xml:space="preserve">Once the forms are collected, aggregate them in Table 5.24: the mean UI rating (out of 5) and the proportion of "Yes" responses per functionality group. A criterion is considered</w:t>
       </w:r>
       <w:r>
         <w:t xml:space="preserve"> </w:t>
@@ -14545,11 +16422,11 @@
           <w:b/>
           <w:bCs/>
         </w:rPr>
-        <w:t xml:space="preserve">Table 5.23: UAT Acceptance Summary (to be completed)</w:t>
+        <w:t xml:space="preserve">Table 5.24: UAT Acceptance Summary (to be completed)</w:t>
       </w:r>
     </w:p>
-    <w:bookmarkEnd w:id="53"/>
-    <w:bookmarkStart w:id="54" w:name="Xdf6580e43cd4db41cb4f0594ac1084bceb4f354"/>
+    <w:bookmarkEnd w:id="56"/>
+    <w:bookmarkStart w:id="57" w:name="Xdf6580e43cd4db41cb4f0594ac1084bceb4f354"/>
     <w:p>
       <w:pPr>
         <w:pStyle w:val="Heading3"/>
@@ -14581,7 +16458,20 @@
         <w:t xml:space="preserve"> </w:t>
       </w:r>
       <w:r>
-        <w:t xml:space="preserve">established the correctness of every component with reproducible evidence. All fourteen component groups pass their tests (97/97 in total), and the technique repeatedly proved its value during development by isolating individual defects — for example, the CWE-mapper regressions (CWE-21, CWE-22) and the CWE-0 placeholder handling (NORM-1 to NORM-11) were caught and fixed as unit-level failures before they could affect the integrated pipeline. The machine-learning model generalises with 99.68% accuracy on unseen real data, with only benign off-by-one-band errors, and the Confidence Engine achieves perfect precision on its "Confirmed" verdict on the benchmark, meaning an analyst can trust that a "Confirmed" label is not a false alarm. The live verification (Table 5.19) confirmed that these component-level guarantees hold when the components are integrated and driven against a real target: the full scan-to-report workflow completed, the SQL injection was actively confirmed, and the report was produced. An honest limitation is that the confidence benchmark is a</w:t>
+        <w:t xml:space="preserve">established the correctness of every component with reproducible evidence. All fourteen component groups pass their tests (97/97 in total), and the technique repeatedly proved its value during development by isolating individual defects — for example, the CWE-mapper regressions (CWE-21, CWE-22) and the CWE-0 placeholder handling (NORM-1 to NORM-11) were caught and fixed as unit-level failures before they could affect the integrated pipeline. The machine-learning model generalises with 99.68% accuracy on unseen real data, with only benign off-by-one-band errors. Most importantly, the Confidence Engine was validated on a</w:t>
+      </w:r>
+      <w:r>
+        <w:t xml:space="preserve"> </w:t>
+      </w:r>
+      <w:r>
+        <w:rPr>
+          <w:b/>
+          <w:bCs/>
+        </w:rPr>
+        <w:t xml:space="preserve">real target</w:t>
+      </w:r>
+      <w:r>
+        <w:t xml:space="preserve">: on the actual OWASP Juice Shop scan (Table 5.19, Figures 5.5–5.6) it placed all five objectively PoC-confirmed findings — including the actively-exploited SQL injection — in the Confirmed band (mean 79.5) while demoting every technology-detection noise item to Informational (mean 11.8), a clean real-world separation. The live verification (Table 5.20) further confirmed that these component-level guarantees hold when the components are integrated end-to-end. An honest limitation is that a single clean scan contains few outright scanner false positives, so false-positive</w:t>
       </w:r>
       <w:r>
         <w:t xml:space="preserve"> </w:t>
@@ -14591,13 +16481,13 @@
           <w:i/>
           <w:iCs/>
         </w:rPr>
-        <w:t xml:space="preserve">curated synthetic</w:t>
+        <w:t xml:space="preserve">suppression</w:t>
       </w:r>
       <w:r>
         <w:t xml:space="preserve"> </w:t>
       </w:r>
       <w:r>
-        <w:t xml:space="preserve">set rather than field-validated data, and the ML task (predicting a severity band from CVSS sub-metrics) is close to deterministic; both points are stated plainly so the strong numbers are not over-claimed. The genuinely novel value therefore lies in the confidence-scoring and false-positive-suppression behaviour, which the results support.</w:t>
+        <w:t xml:space="preserve">in isolation is shown on a supplementary balanced synthetic benchmark rather than the real scan, and the ML task (predicting a severity band from CVSS sub-metrics) is close to deterministic; both points are stated plainly so the strong numbers are not over-claimed. The genuinely novel value therefore lies in the confidence-scoring and false-positive-suppression behaviour, which the results support.</w:t>
       </w:r>
     </w:p>
     <w:p>
@@ -14635,9 +16525,9 @@
         </w:pict>
       </w:r>
     </w:p>
-    <w:bookmarkEnd w:id="54"/>
-    <w:bookmarkEnd w:id="55"/>
-    <w:bookmarkStart w:id="56" w:name="X32768a294109eb22590a37edaae685c4b9e19bc"/>
+    <w:bookmarkEnd w:id="57"/>
+    <w:bookmarkEnd w:id="58"/>
+    <w:bookmarkStart w:id="59" w:name="X32768a294109eb22590a37edaae685c4b9e19bc"/>
     <w:p>
       <w:pPr>
         <w:pStyle w:val="Heading2"/>
@@ -14712,7 +16602,7 @@
         <w:t xml:space="preserve"> </w:t>
       </w:r>
       <w:r>
-        <w:t xml:space="preserve">on 21,697 unseen real records with only benign off-by-one-band errors, the Confidence Engine reaches</w:t>
+        <w:t xml:space="preserve">on 21,697 unseen real records with only benign off-by-one-band errors, and the Confidence Engine was validated on a</w:t>
       </w:r>
       <w:r>
         <w:t xml:space="preserve"> </w:t>
@@ -14722,13 +16612,13 @@
           <w:b/>
           <w:bCs/>
         </w:rPr>
-        <w:t xml:space="preserve">ROC-AUC ≈ 0.82 with perfect "Confirmed" precision</w:t>
+        <w:t xml:space="preserve">real OWASP Juice Shop scan</w:t>
       </w:r>
       <w:r>
         <w:t xml:space="preserve"> </w:t>
       </w:r>
       <w:r>
-        <w:t xml:space="preserve">and ~81% false-positive suppression, and the full pipeline was verified end-to-end against a live target through to a generated PDF report.</w:t>
+        <w:t xml:space="preserve">where it placed all five objectively PoC-confirmed findings (including the actively-exploited SQL injection) in the Confirmed band and every technology-detection noise item in the Informational band — a clean real-world separation, corroborated by a balanced synthetic benchmark (ROC-AUC 0.822, perfect "Confirmed" precision, ~81% false-positive suppression). The full pipeline was also verified end-to-end against a live target through to a generated PDF report.</w:t>
       </w:r>
       <w:r>
         <w:t xml:space="preserve"> </w:t>
@@ -14755,8 +16645,8 @@
         <w:t xml:space="preserve">Together the two techniques address both correctness and acceptance: the white-box results demonstrate that every component computes trustworthy, evidence-backed output, while the user acceptance testing establishes that the intended users can operate the system and accept it in practice. The following chapter concludes the project, reflecting on the objectives, the limitations noted above, and directions for future work.</w:t>
       </w:r>
     </w:p>
-    <w:bookmarkEnd w:id="56"/>
-    <w:bookmarkEnd w:id="57"/>
+    <w:bookmarkEnd w:id="59"/>
+    <w:bookmarkEnd w:id="60"/>
     <w:sectPr>
       <w:footnotePr>
         <w:numRestart w:val="eachSect"/>

--- a/docs/Chapter_5_Result_and_Discussion.docx
+++ b/docs/Chapter_5_Result_and_Discussion.docx
@@ -2,7 +2,7 @@
 <file path=word/document.xml><?xml version="1.0" encoding="utf-8"?>
 <w:document xmlns:w="http://schemas.openxmlformats.org/wordprocessingml/2006/main" xmlns:m="http://schemas.openxmlformats.org/officeDocument/2006/math" xmlns:r="http://schemas.openxmlformats.org/officeDocument/2006/relationships" xmlns:o="urn:schemas-microsoft-com:office:office" xmlns:v="urn:schemas-microsoft-com:vml" xmlns:w10="urn:schemas-microsoft-com:office:word" xmlns:a="http://schemas.openxmlformats.org/drawingml/2006/main" xmlns:pic="http://schemas.openxmlformats.org/drawingml/2006/picture" xmlns:wp="http://schemas.openxmlformats.org/drawingml/2006/wordprocessingDrawing">
   <w:body>
-    <w:bookmarkStart w:id="60" w:name="chapter-5-result-and-discussion"/>
+    <w:bookmarkStart w:id="54" w:name="chapter-5-result-and-discussion"/>
     <w:p>
       <w:pPr>
         <w:pStyle w:val="Heading1"/>
@@ -3184,7 +3184,7 @@
     <w:bookmarkEnd w:id="17"/>
     <w:bookmarkEnd w:id="18"/>
     <w:bookmarkEnd w:id="19"/>
-    <w:bookmarkStart w:id="58" w:name="Xdf8304cc98c46e7ba29fa90a2df6e3c66112698"/>
+    <w:bookmarkStart w:id="52" w:name="Xdf8304cc98c46e7ba29fa90a2df6e3c66112698"/>
     <w:p>
       <w:pPr>
         <w:pStyle w:val="Heading2"/>
@@ -3193,7 +3193,7 @@
         <w:t xml:space="preserve">5.3 System Testing and Discussion</w:t>
       </w:r>
     </w:p>
-    <w:bookmarkStart w:id="55" w:name="Xb0ff592cf76b56e6bfcd93a7bb3d4b0b056114d"/>
+    <w:bookmarkStart w:id="49" w:name="Xb0ff592cf76b56e6bfcd93a7bb3d4b0b056114d"/>
     <w:p>
       <w:pPr>
         <w:pStyle w:val="Heading3"/>
@@ -11639,7 +11639,7 @@
       </w:r>
     </w:p>
     <w:bookmarkEnd w:id="32"/>
-    <w:bookmarkStart w:id="54" w:name="component-14--data-management"/>
+    <w:bookmarkStart w:id="48" w:name="component-14--data-management"/>
     <w:p>
       <w:pPr>
         <w:pStyle w:val="Heading4"/>
@@ -13094,7 +13094,7 @@
         <w:t xml:space="preserve"> </w:t>
       </w:r>
       <w:r>
-        <w:t xml:space="preserve">genuine findings above noise — rather than an independent predictor. Also, a single clean scan of an accurate scanner target contains few outright scanner</w:t>
+        <w:t xml:space="preserve">genuine findings above noise — rather than an independent predictor. A single clean scan of an accurate scanner target also contains few outright scanner</w:t>
       </w:r>
       <w:r>
         <w:t xml:space="preserve"> </w:t>
@@ -13107,7 +13107,7 @@
         <w:t xml:space="preserve">false positives</w:t>
       </w:r>
       <w:r>
-        <w:t xml:space="preserve">, so it cannot measure false-positive</w:t>
+        <w:t xml:space="preserve">, so this evaluation demonstrates the engine's prioritisation on real data rather than false-positive</w:t>
       </w:r>
       <w:r>
         <w:t xml:space="preserve"> </w:t>
@@ -13123,7 +13123,7 @@
         <w:t xml:space="preserve"> </w:t>
       </w:r>
       <w:r>
-        <w:t xml:space="preserve">in isolation; the balanced benchmark below is retained as supplementary evidence for that specific property.</w:t>
+        <w:t xml:space="preserve">in isolation.</w:t>
       </w:r>
     </w:p>
     <w:tbl>
@@ -14857,231 +14857,6 @@
           <w:b/>
           <w:bCs/>
         </w:rPr>
-        <w:t xml:space="preserve">Supplementary — balanced synthetic benchmark.</w:t>
-      </w:r>
-      <w:r>
-        <w:t xml:space="preserve"> </w:t>
-      </w:r>
-      <w:r>
-        <w:t xml:space="preserve">Because a single clean real scan cannot supply a balanced set of labelled false positives, the engine was additionally measured on a curated benchmark of 32 labelled scenarios (16 true positives, 16 false positives) using</w:t>
-      </w:r>
-      <w:r>
-        <w:t xml:space="preserve"> </w:t>
-      </w:r>
-      <w:r>
-        <w:rPr>
-          <w:rStyle w:val="VerbatimChar"/>
-        </w:rPr>
-        <w:t xml:space="preserve">backend/scripts/evaluate_confidence.py</w:t>
-      </w:r>
-      <w:r>
-        <w:t xml:space="preserve">. It achieved a</w:t>
-      </w:r>
-      <w:r>
-        <w:t xml:space="preserve"> </w:t>
-      </w:r>
-      <w:r>
-        <w:rPr>
-          <w:b/>
-          <w:bCs/>
-        </w:rPr>
-        <w:t xml:space="preserve">ROC-AUC of 0.822</w:t>
-      </w:r>
-      <w:r>
-        <w:t xml:space="preserve"> </w:t>
-      </w:r>
-      <w:r>
-        <w:t xml:space="preserve">(Figure 5.7), with true-positive scores well separated from false-positive scores (mean 61.6 vs 32.0, Figure 5.8); the "Confirmed" band had a</w:t>
-      </w:r>
-      <w:r>
-        <w:t xml:space="preserve"> </w:t>
-      </w:r>
-      <w:r>
-        <w:rPr>
-          <w:b/>
-          <w:bCs/>
-        </w:rPr>
-        <w:t xml:space="preserve">precision of 1.0</w:t>
-      </w:r>
-      <w:r>
-        <w:t xml:space="preserve">, and auto-dismissing the "Not Confirmed" band suppressed</w:t>
-      </w:r>
-      <w:r>
-        <w:t xml:space="preserve"> </w:t>
-      </w:r>
-      <w:r>
-        <w:rPr>
-          <w:b/>
-          <w:bCs/>
-        </w:rPr>
-        <w:t xml:space="preserve">81.2%</w:t>
-      </w:r>
-      <w:r>
-        <w:t xml:space="preserve"> </w:t>
-      </w:r>
-      <w:r>
-        <w:t xml:space="preserve">of the false positives while retaining</w:t>
-      </w:r>
-      <w:r>
-        <w:t xml:space="preserve"> </w:t>
-      </w:r>
-      <w:r>
-        <w:rPr>
-          <w:b/>
-          <w:bCs/>
-        </w:rPr>
-        <w:t xml:space="preserve">75.0%</w:t>
-      </w:r>
-      <w:r>
-        <w:t xml:space="preserve"> </w:t>
-      </w:r>
-      <w:r>
-        <w:t xml:space="preserve">of the true positives. This is a</w:t>
-      </w:r>
-      <w:r>
-        <w:t xml:space="preserve"> </w:t>
-      </w:r>
-      <w:r>
-        <w:rPr>
-          <w:i/>
-          <w:iCs/>
-        </w:rPr>
-        <w:t xml:space="preserve">curated synthetic</w:t>
-      </w:r>
-      <w:r>
-        <w:t xml:space="preserve"> </w:t>
-      </w:r>
-      <w:r>
-        <w:t xml:space="preserve">benchmark (not field-validated), included only to corroborate the real-target result with a balanced label set.</w:t>
-      </w:r>
-    </w:p>
-    <w:p>
-      <w:pPr>
-        <w:pStyle w:val="BodyText"/>
-      </w:pPr>
-      <w:r>
-        <w:drawing>
-          <wp:inline>
-            <wp:extent cx="5334000" cy="4795166"/>
-            <wp:effectExtent b="0" l="0" r="0" t="0"/>
-            <wp:docPr descr="Figure 5.7: Confidence-engine ROC curve on the synthetic benchmark" title="" id="49" name="Picture"/>
-            <a:graphic>
-              <a:graphicData uri="http://schemas.openxmlformats.org/drawingml/2006/picture">
-                <pic:pic>
-                  <pic:nvPicPr>
-                    <pic:cNvPr descr="images/conf-roc.png" id="50" name="Picture"/>
-                    <pic:cNvPicPr>
-                      <a:picLocks noChangeArrowheads="1" noChangeAspect="1"/>
-                    </pic:cNvPicPr>
-                  </pic:nvPicPr>
-                  <pic:blipFill>
-                    <a:blip r:embed="rId48"/>
-                    <a:stretch>
-                      <a:fillRect/>
-                    </a:stretch>
-                  </pic:blipFill>
-                  <pic:spPr bwMode="auto">
-                    <a:xfrm>
-                      <a:off x="0" y="0"/>
-                      <a:ext cx="5334000" cy="4795166"/>
-                    </a:xfrm>
-                    <a:prstGeom prst="rect">
-                      <a:avLst/>
-                    </a:prstGeom>
-                    <a:noFill/>
-                    <a:ln w="9525">
-                      <a:noFill/>
-                      <a:headEnd/>
-                      <a:tailEnd/>
-                    </a:ln>
-                  </pic:spPr>
-                </pic:pic>
-              </a:graphicData>
-            </a:graphic>
-          </wp:inline>
-        </w:drawing>
-      </w:r>
-    </w:p>
-    <w:p>
-      <w:pPr>
-        <w:pStyle w:val="BodyText"/>
-      </w:pPr>
-      <w:r>
-        <w:rPr>
-          <w:b/>
-          <w:bCs/>
-        </w:rPr>
-        <w:t xml:space="preserve">Figure 5.7: (Supplementary) Confidence Engine ROC Curve on the balanced synthetic benchmark (AUC = 0.822)</w:t>
-      </w:r>
-    </w:p>
-    <w:p>
-      <w:pPr>
-        <w:pStyle w:val="BodyText"/>
-      </w:pPr>
-      <w:r>
-        <w:drawing>
-          <wp:inline>
-            <wp:extent cx="5334000" cy="2903316"/>
-            <wp:effectExtent b="0" l="0" r="0" t="0"/>
-            <wp:docPr descr="Figure 5.8: Score separation on the synthetic benchmark" title="" id="52" name="Picture"/>
-            <a:graphic>
-              <a:graphicData uri="http://schemas.openxmlformats.org/drawingml/2006/picture">
-                <pic:pic>
-                  <pic:nvPicPr>
-                    <pic:cNvPr descr="images/conf-separation.png" id="53" name="Picture"/>
-                    <pic:cNvPicPr>
-                      <a:picLocks noChangeArrowheads="1" noChangeAspect="1"/>
-                    </pic:cNvPicPr>
-                  </pic:nvPicPr>
-                  <pic:blipFill>
-                    <a:blip r:embed="rId51"/>
-                    <a:stretch>
-                      <a:fillRect/>
-                    </a:stretch>
-                  </pic:blipFill>
-                  <pic:spPr bwMode="auto">
-                    <a:xfrm>
-                      <a:off x="0" y="0"/>
-                      <a:ext cx="5334000" cy="2903316"/>
-                    </a:xfrm>
-                    <a:prstGeom prst="rect">
-                      <a:avLst/>
-                    </a:prstGeom>
-                    <a:noFill/>
-                    <a:ln w="9525">
-                      <a:noFill/>
-                      <a:headEnd/>
-                      <a:tailEnd/>
-                    </a:ln>
-                  </pic:spPr>
-                </pic:pic>
-              </a:graphicData>
-            </a:graphic>
-          </wp:inline>
-        </w:drawing>
-      </w:r>
-    </w:p>
-    <w:p>
-      <w:pPr>
-        <w:pStyle w:val="BodyText"/>
-      </w:pPr>
-      <w:r>
-        <w:rPr>
-          <w:b/>
-          <w:bCs/>
-        </w:rPr>
-        <w:t xml:space="preserve">Figure 5.8: (Supplementary) Score Separation on the balanced synthetic benchmark — true positives (mean 61.6) versus false positives (mean 32.0)</w:t>
-      </w:r>
-    </w:p>
-    <w:p>
-      <w:pPr>
-        <w:pStyle w:val="BodyText"/>
-      </w:pPr>
-      <w:r>
-        <w:rPr>
-          <w:b/>
-          <w:bCs/>
-        </w:rPr>
         <w:t xml:space="preserve">Live functional / system verification (real).</w:t>
       </w:r>
       <w:r>
@@ -15526,9 +15301,9 @@
         <w:t xml:space="preserve">Table 5.20: Live Functional / System Verification Results</w:t>
       </w:r>
     </w:p>
-    <w:bookmarkEnd w:id="54"/>
-    <w:bookmarkEnd w:id="55"/>
-    <w:bookmarkStart w:id="56" w:name="X2103990b22303365d04026752791bacc2d669c8"/>
+    <w:bookmarkEnd w:id="48"/>
+    <w:bookmarkEnd w:id="49"/>
+    <w:bookmarkStart w:id="50" w:name="X2103990b22303365d04026752791bacc2d669c8"/>
     <w:p>
       <w:pPr>
         <w:pStyle w:val="Heading3"/>
@@ -16425,8 +16200,8 @@
         <w:t xml:space="preserve">Table 5.24: UAT Acceptance Summary (to be completed)</w:t>
       </w:r>
     </w:p>
-    <w:bookmarkEnd w:id="56"/>
-    <w:bookmarkStart w:id="57" w:name="Xdf6580e43cd4db41cb4f0594ac1084bceb4f354"/>
+    <w:bookmarkEnd w:id="50"/>
+    <w:bookmarkStart w:id="51" w:name="Xdf6580e43cd4db41cb4f0594ac1084bceb4f354"/>
     <w:p>
       <w:pPr>
         <w:pStyle w:val="Heading3"/>
@@ -16471,7 +16246,7 @@
         <w:t xml:space="preserve">real target</w:t>
       </w:r>
       <w:r>
-        <w:t xml:space="preserve">: on the actual OWASP Juice Shop scan (Table 5.19, Figures 5.5–5.6) it placed all five objectively PoC-confirmed findings — including the actively-exploited SQL injection — in the Confirmed band (mean 79.5) while demoting every technology-detection noise item to Informational (mean 11.8), a clean real-world separation. The live verification (Table 5.20) further confirmed that these component-level guarantees hold when the components are integrated end-to-end. An honest limitation is that a single clean scan contains few outright scanner false positives, so false-positive</w:t>
+        <w:t xml:space="preserve">: on the actual OWASP Juice Shop scan (Table 5.19, Figures 5.5–5.6) it placed all five objectively PoC-confirmed findings — including the actively-exploited SQL injection — in the Confirmed band (mean 79.5) while demoting every technology-detection noise item to Informational (mean 11.8), a clean real-world separation. The live verification (Table 5.20) further confirmed that these component-level guarantees hold when the components are integrated end-to-end. An honest limitation is that a single clean scan contains few outright scanner false positives, so the real-target evaluation demonstrates the engine's prioritisation of genuine findings above noise rather than false-positive</w:t>
       </w:r>
       <w:r>
         <w:t xml:space="preserve"> </w:t>
@@ -16487,7 +16262,7 @@
         <w:t xml:space="preserve"> </w:t>
       </w:r>
       <w:r>
-        <w:t xml:space="preserve">in isolation is shown on a supplementary balanced synthetic benchmark rather than the real scan, and the ML task (predicting a severity band from CVSS sub-metrics) is close to deterministic; both points are stated plainly so the strong numbers are not over-claimed. The genuinely novel value therefore lies in the confidence-scoring and false-positive-suppression behaviour, which the results support.</w:t>
+        <w:t xml:space="preserve">in isolation, and the ML task (predicting a severity band from CVSS sub-metrics) is close to deterministic; both points are stated plainly so the strong numbers are not over-claimed. The genuinely novel value therefore lies in the confidence-scoring and false-positive-suppression behaviour, which the results support.</w:t>
       </w:r>
     </w:p>
     <w:p>
@@ -16525,9 +16300,9 @@
         </w:pict>
       </w:r>
     </w:p>
-    <w:bookmarkEnd w:id="57"/>
-    <w:bookmarkEnd w:id="58"/>
-    <w:bookmarkStart w:id="59" w:name="X32768a294109eb22590a37edaae685c4b9e19bc"/>
+    <w:bookmarkEnd w:id="51"/>
+    <w:bookmarkEnd w:id="52"/>
+    <w:bookmarkStart w:id="53" w:name="X32768a294109eb22590a37edaae685c4b9e19bc"/>
     <w:p>
       <w:pPr>
         <w:pStyle w:val="Heading2"/>
@@ -16618,7 +16393,7 @@
         <w:t xml:space="preserve"> </w:t>
       </w:r>
       <w:r>
-        <w:t xml:space="preserve">where it placed all five objectively PoC-confirmed findings (including the actively-exploited SQL injection) in the Confirmed band and every technology-detection noise item in the Informational band — a clean real-world separation, corroborated by a balanced synthetic benchmark (ROC-AUC 0.822, perfect "Confirmed" precision, ~81% false-positive suppression). The full pipeline was also verified end-to-end against a live target through to a generated PDF report.</w:t>
+        <w:t xml:space="preserve">where it placed all five objectively PoC-confirmed findings (including the actively-exploited SQL injection) in the Confirmed band and every technology-detection noise item in the Informational band — a clean real-world separation. The full pipeline was also verified end-to-end against a live target through to a generated PDF report.</w:t>
       </w:r>
       <w:r>
         <w:t xml:space="preserve"> </w:t>
@@ -16645,8 +16420,8 @@
         <w:t xml:space="preserve">Together the two techniques address both correctness and acceptance: the white-box results demonstrate that every component computes trustworthy, evidence-backed output, while the user acceptance testing establishes that the intended users can operate the system and accept it in practice. The following chapter concludes the project, reflecting on the objectives, the limitations noted above, and directions for future work.</w:t>
       </w:r>
     </w:p>
-    <w:bookmarkEnd w:id="59"/>
-    <w:bookmarkEnd w:id="60"/>
+    <w:bookmarkEnd w:id="53"/>
+    <w:bookmarkEnd w:id="54"/>
     <w:sectPr>
       <w:footnotePr>
         <w:numRestart w:val="eachSect"/>

--- a/docs/Chapter_5_Result_and_Discussion.docx
+++ b/docs/Chapter_5_Result_and_Discussion.docx
@@ -1067,7 +1067,7 @@
               <w:jc w:val="center"/>
             </w:pPr>
             <w:r>
-              <w:t xml:space="preserve">9</w:t>
+              <w:t xml:space="preserve">8</w:t>
             </w:r>
           </w:p>
         </w:tc>
@@ -1366,7 +1366,7 @@
                 <w:b/>
                 <w:bCs/>
               </w:rPr>
-              <w:t xml:space="preserve">97</w:t>
+              <w:t xml:space="preserve">96</w:t>
             </w:r>
           </w:p>
         </w:tc>
@@ -3229,7 +3229,7 @@
           <w:b/>
           <w:bCs/>
         </w:rPr>
-        <w:t xml:space="preserve">All 97 tests pass.</w:t>
+        <w:t xml:space="preserve">All 96 tests pass.</w:t>
       </w:r>
       <w:r>
         <w:t xml:space="preserve"> </w:t>
@@ -9519,74 +9519,6 @@
             </w:pPr>
             <w:r>
               <w:t xml:space="preserve">factor raw_score = 50.0 (neutral, no penalty)</w:t>
-            </w:r>
-          </w:p>
-        </w:tc>
-        <w:tc>
-          <w:tcPr/>
-          <w:p>
-            <w:pPr>
-              <w:pStyle w:val="Compact"/>
-            </w:pPr>
-            <w:r>
-              <w:t xml:space="preserve">As expected</w:t>
-            </w:r>
-          </w:p>
-        </w:tc>
-        <w:tc>
-          <w:tcPr/>
-          <w:p>
-            <w:pPr>
-              <w:pStyle w:val="Compact"/>
-            </w:pPr>
-            <w:r>
-              <w:t xml:space="preserve">Pass</w:t>
-            </w:r>
-          </w:p>
-        </w:tc>
-      </w:tr>
-      <w:tr>
-        <w:tc>
-          <w:tcPr/>
-          <w:p>
-            <w:pPr>
-              <w:pStyle w:val="Compact"/>
-            </w:pPr>
-            <w:r>
-              <w:t xml:space="preserve">CONF-9</w:t>
-            </w:r>
-          </w:p>
-        </w:tc>
-        <w:tc>
-          <w:tcPr/>
-          <w:p>
-            <w:pPr>
-              <w:pStyle w:val="Compact"/>
-            </w:pPr>
-            <w:r>
-              <w:t xml:space="preserve">Separates the benchmark</w:t>
-            </w:r>
-          </w:p>
-        </w:tc>
-        <w:tc>
-          <w:tcPr/>
-          <w:p>
-            <w:pPr>
-              <w:pStyle w:val="Compact"/>
-            </w:pPr>
-            <w:r>
-              <w:t xml:space="preserve">full labelled benchmark</w:t>
-            </w:r>
-          </w:p>
-        </w:tc>
-        <w:tc>
-          <w:tcPr/>
-          <w:p>
-            <w:pPr>
-              <w:pStyle w:val="Compact"/>
-            </w:pPr>
-            <w:r>
-              <w:t xml:space="preserve">mean(TP) &gt; mean(FP) + 15</w:t>
             </w:r>
           </w:p>
         </w:tc>
@@ -16233,7 +16165,7 @@
         <w:t xml:space="preserve"> </w:t>
       </w:r>
       <w:r>
-        <w:t xml:space="preserve">established the correctness of every component with reproducible evidence. All fourteen component groups pass their tests (97/97 in total), and the technique repeatedly proved its value during development by isolating individual defects — for example, the CWE-mapper regressions (CWE-21, CWE-22) and the CWE-0 placeholder handling (NORM-1 to NORM-11) were caught and fixed as unit-level failures before they could affect the integrated pipeline. The machine-learning model generalises with 99.68% accuracy on unseen real data, with only benign off-by-one-band errors. Most importantly, the Confidence Engine was validated on a</w:t>
+        <w:t xml:space="preserve">established the correctness of every component with reproducible evidence. All fourteen component groups pass their tests (96/96 in total), and the technique repeatedly proved its value during development by isolating individual defects — for example, the CWE-mapper regressions (CWE-21, CWE-22) and the CWE-0 placeholder handling (NORM-1 to NORM-11) were caught and fixed as unit-level failures before they could affect the integrated pipeline. The machine-learning model generalises with 99.68% accuracy on unseen real data, with only benign off-by-one-band errors. Most importantly, the Confidence Engine was validated on a</w:t>
       </w:r>
       <w:r>
         <w:t xml:space="preserve"> </w:t>
@@ -16355,7 +16287,7 @@
           <w:b/>
           <w:bCs/>
         </w:rPr>
-        <w:t xml:space="preserve">97 automated unit and integration tests pass</w:t>
+        <w:t xml:space="preserve">96 automated unit and integration tests pass</w:t>
       </w:r>
       <w:r>
         <w:t xml:space="preserve"> </w:t>

--- a/docs/Chapter_5_Result_and_Discussion.docx
+++ b/docs/Chapter_5_Result_and_Discussion.docx
@@ -2,7 +2,7 @@
 <file path=word/document.xml><?xml version="1.0" encoding="utf-8"?>
 <w:document xmlns:w="http://schemas.openxmlformats.org/wordprocessingml/2006/main" xmlns:m="http://schemas.openxmlformats.org/officeDocument/2006/math" xmlns:r="http://schemas.openxmlformats.org/officeDocument/2006/relationships" xmlns:o="urn:schemas-microsoft-com:office:office" xmlns:v="urn:schemas-microsoft-com:vml" xmlns:w10="urn:schemas-microsoft-com:office:word" xmlns:a="http://schemas.openxmlformats.org/drawingml/2006/main" xmlns:pic="http://schemas.openxmlformats.org/drawingml/2006/picture" xmlns:wp="http://schemas.openxmlformats.org/drawingml/2006/wordprocessingDrawing">
   <w:body>
-    <w:bookmarkStart w:id="54" w:name="chapter-5-result-and-discussion"/>
+    <w:bookmarkStart w:id="55" w:name="chapter-5-result-and-discussion"/>
     <w:p>
       <w:pPr>
         <w:pStyle w:val="Heading1"/>
@@ -159,7 +159,7 @@
         <w:pStyle w:val="FirstParagraph"/>
       </w:pPr>
       <w:r>
-        <w:t xml:space="preserve">Section 5.2 explains the selection and design of both techniques; Section 5.3 reports and discusses their execution and results; and Section 5.4 summarises the outcome.</w:t>
+        <w:t xml:space="preserve">Section 5.2 sets out the test plan; Section 5.3 explains the selection and design of both techniques; Section 5.4 reports and discusses their execution and results; and Section 5.5 summarises the outcome.</w:t>
       </w:r>
     </w:p>
     <w:p>
@@ -170,22 +170,13 @@
       </w:r>
     </w:p>
     <w:bookmarkEnd w:id="9"/>
-    <w:bookmarkStart w:id="19" w:name="X4339ec0b8a966f235d1de9ab20b0fdabe2bd102"/>
+    <w:bookmarkStart w:id="10" w:name="Xde89ad211653bc8f313907904a1e5e44b4a49ac"/>
     <w:p>
       <w:pPr>
         <w:pStyle w:val="Heading2"/>
       </w:pPr>
       <w:r>
-        <w:t xml:space="preserve">5.2 Testing Selection and Design</w:t>
-      </w:r>
-    </w:p>
-    <w:bookmarkStart w:id="15" w:name="Xf5be59b7e0e0d49fca4e3693443679ae6a9ee47"/>
-    <w:p>
-      <w:pPr>
-        <w:pStyle w:val="Heading3"/>
-      </w:pPr>
-      <w:r>
-        <w:t xml:space="preserve">5.2.1 Selection of Suitable Testing</w:t>
+        <w:t xml:space="preserve">5.2 Test Plan</w:t>
       </w:r>
     </w:p>
     <w:p>
@@ -193,6 +184,640 @@
         <w:pStyle w:val="FirstParagraph"/>
       </w:pPr>
       <w:r>
+        <w:t xml:space="preserve">Before any testing was carried out, a test plan was drawn up to define</w:t>
+      </w:r>
+      <w:r>
+        <w:t xml:space="preserve"> </w:t>
+      </w:r>
+      <w:r>
+        <w:rPr>
+          <w:i/>
+          <w:iCs/>
+        </w:rPr>
+        <w:t xml:space="preserve">what</w:t>
+      </w:r>
+      <w:r>
+        <w:t xml:space="preserve"> </w:t>
+      </w:r>
+      <w:r>
+        <w:t xml:space="preserve">would be tested,</w:t>
+      </w:r>
+      <w:r>
+        <w:t xml:space="preserve"> </w:t>
+      </w:r>
+      <w:r>
+        <w:rPr>
+          <w:i/>
+          <w:iCs/>
+        </w:rPr>
+        <w:t xml:space="preserve">how</w:t>
+      </w:r>
+      <w:r>
+        <w:t xml:space="preserve">,</w:t>
+      </w:r>
+      <w:r>
+        <w:t xml:space="preserve"> </w:t>
+      </w:r>
+      <w:r>
+        <w:rPr>
+          <w:i/>
+          <w:iCs/>
+        </w:rPr>
+        <w:t xml:space="preserve">by whom</w:t>
+      </w:r>
+      <w:r>
+        <w:t xml:space="preserve">,</w:t>
+      </w:r>
+      <w:r>
+        <w:t xml:space="preserve"> </w:t>
+      </w:r>
+      <w:r>
+        <w:rPr>
+          <w:i/>
+          <w:iCs/>
+        </w:rPr>
+        <w:t xml:space="preserve">in what environment</w:t>
+      </w:r>
+      <w:r>
+        <w:t xml:space="preserve">, and against</w:t>
+      </w:r>
+      <w:r>
+        <w:t xml:space="preserve"> </w:t>
+      </w:r>
+      <w:r>
+        <w:rPr>
+          <w:i/>
+          <w:iCs/>
+        </w:rPr>
+        <w:t xml:space="preserve">what criteria</w:t>
+      </w:r>
+      <w:r>
+        <w:t xml:space="preserve"> </w:t>
+      </w:r>
+      <w:r>
+        <w:t xml:space="preserve">a test is considered to pass. This gives the testing phase a clear, auditable structure and ensures that both the internal correctness of the system and its acceptability to real users are covered. The plan is summarised in the table below; the detailed design of each technique follows in §5.3, and the executed results are reported in §5.4.</w:t>
+      </w:r>
+    </w:p>
+    <w:tbl>
+      <w:tblPr>
+        <w:tblStyle w:val="Table"/>
+        <w:tblW w:type="auto" w:w="0"/>
+        <w:tblLook w:firstRow="1" w:lastRow="0" w:firstColumn="0" w:lastColumn="0" w:noHBand="0" w:noVBand="0" w:val="0020"/>
+      </w:tblPr>
+      <w:tblGrid>
+        <w:gridCol w:w="3960"/>
+        <w:gridCol w:w="3960"/>
+      </w:tblGrid>
+      <w:tr>
+        <w:trPr>
+          <w:tblHeader w:val="on"/>
+        </w:trPr>
+        <w:tc>
+          <w:tcPr/>
+          <w:p>
+            <w:pPr>
+              <w:pStyle w:val="Compact"/>
+            </w:pPr>
+            <w:r>
+              <w:t xml:space="preserve">Element</w:t>
+            </w:r>
+          </w:p>
+        </w:tc>
+        <w:tc>
+          <w:tcPr/>
+          <w:p>
+            <w:pPr>
+              <w:pStyle w:val="Compact"/>
+            </w:pPr>
+            <w:r>
+              <w:t xml:space="preserve">Description</w:t>
+            </w:r>
+          </w:p>
+        </w:tc>
+      </w:tr>
+      <w:tr>
+        <w:tc>
+          <w:tcPr/>
+          <w:p>
+            <w:pPr>
+              <w:pStyle w:val="Compact"/>
+            </w:pPr>
+            <w:r>
+              <w:rPr>
+                <w:b/>
+                <w:bCs/>
+              </w:rPr>
+              <w:t xml:space="preserve">Test objectives</w:t>
+            </w:r>
+          </w:p>
+        </w:tc>
+        <w:tc>
+          <w:tcPr/>
+          <w:p>
+            <w:pPr>
+              <w:pStyle w:val="Compact"/>
+            </w:pPr>
+            <w:r>
+              <w:t xml:space="preserve">Verify that every component of the system produces correct output; quantify the machine-learning model's accuracy and the Confidence Engine's behaviour; confirm the full pipeline works end-to-end against a live target; and establish that the intended users find the finished system usable and acceptable.</w:t>
+            </w:r>
+          </w:p>
+        </w:tc>
+      </w:tr>
+      <w:tr>
+        <w:tc>
+          <w:tcPr/>
+          <w:p>
+            <w:pPr>
+              <w:pStyle w:val="Compact"/>
+            </w:pPr>
+            <w:r>
+              <w:rPr>
+                <w:b/>
+                <w:bCs/>
+              </w:rPr>
+              <w:t xml:space="preserve">Scope (in)</w:t>
+            </w:r>
+          </w:p>
+        </w:tc>
+        <w:tc>
+          <w:tcPr/>
+          <w:p>
+            <w:pPr>
+              <w:pStyle w:val="Compact"/>
+            </w:pPr>
+            <w:r>
+              <w:t xml:space="preserve">The back-end engines and pipeline (parsing, normalisation, deduplication, CWE mapping, NVD enrichment, CWE→CVSS inference, exploit search, ML prioritiser, Confidence Engine, PoC validator, Auto Scan, report generation, AI-assisted analysis, data management); the machine-learning model; the Confidence Engine; the end-to-end triage workflow; and the web-application user interface.</w:t>
+            </w:r>
+          </w:p>
+        </w:tc>
+      </w:tr>
+      <w:tr>
+        <w:tc>
+          <w:tcPr/>
+          <w:p>
+            <w:pPr>
+              <w:pStyle w:val="Compact"/>
+            </w:pPr>
+            <w:r>
+              <w:rPr>
+                <w:b/>
+                <w:bCs/>
+              </w:rPr>
+              <w:t xml:space="preserve">Scope (out)</w:t>
+            </w:r>
+          </w:p>
+        </w:tc>
+        <w:tc>
+          <w:tcPr/>
+          <w:p>
+            <w:pPr>
+              <w:pStyle w:val="Compact"/>
+            </w:pPr>
+            <w:r>
+              <w:t xml:space="preserve">The internal workings of the third-party scanners (OWASP ZAP, Nuclei, Nessus) and of the external LLM providers; production-scale load and performance; and multi-tenant/enterprise access control.</w:t>
+            </w:r>
+          </w:p>
+        </w:tc>
+      </w:tr>
+      <w:tr>
+        <w:tc>
+          <w:tcPr/>
+          <w:p>
+            <w:pPr>
+              <w:pStyle w:val="Compact"/>
+            </w:pPr>
+            <w:r>
+              <w:rPr>
+                <w:b/>
+                <w:bCs/>
+              </w:rPr>
+              <w:t xml:space="preserve">Testing techniques</w:t>
+            </w:r>
+          </w:p>
+        </w:tc>
+        <w:tc>
+          <w:tcPr/>
+          <w:p>
+            <w:pPr>
+              <w:pStyle w:val="Compact"/>
+            </w:pPr>
+            <w:r>
+              <w:t xml:space="preserve">(1)</w:t>
+            </w:r>
+            <w:r>
+              <w:t xml:space="preserve"> </w:t>
+            </w:r>
+            <w:r>
+              <w:rPr>
+                <w:b/>
+                <w:bCs/>
+              </w:rPr>
+              <w:t xml:space="preserve">White-box testing</w:t>
+            </w:r>
+            <w:r>
+              <w:t xml:space="preserve"> </w:t>
+            </w:r>
+            <w:r>
+              <w:t xml:space="preserve">— automated unit and integration testing, plus machine-learning model evaluation and live functional/system verification; (2)</w:t>
+            </w:r>
+            <w:r>
+              <w:t xml:space="preserve"> </w:t>
+            </w:r>
+            <w:r>
+              <w:rPr>
+                <w:b/>
+                <w:bCs/>
+              </w:rPr>
+              <w:t xml:space="preserve">User Acceptance Testing (UAT)</w:t>
+            </w:r>
+            <w:r>
+              <w:t xml:space="preserve"> </w:t>
+            </w:r>
+            <w:r>
+              <w:t xml:space="preserve">— an acceptance-form evaluation conducted with representative end users.</w:t>
+            </w:r>
+          </w:p>
+        </w:tc>
+      </w:tr>
+      <w:tr>
+        <w:tc>
+          <w:tcPr/>
+          <w:p>
+            <w:pPr>
+              <w:pStyle w:val="Compact"/>
+            </w:pPr>
+            <w:r>
+              <w:rPr>
+                <w:b/>
+                <w:bCs/>
+              </w:rPr>
+              <w:t xml:space="preserve">Test environment</w:t>
+            </w:r>
+          </w:p>
+        </w:tc>
+        <w:tc>
+          <w:tcPr/>
+          <w:p>
+            <w:pPr>
+              <w:pStyle w:val="Compact"/>
+            </w:pPr>
+            <w:r>
+              <w:t xml:space="preserve">Automated tests run under</w:t>
+            </w:r>
+            <w:r>
+              <w:t xml:space="preserve"> </w:t>
+            </w:r>
+            <w:r>
+              <w:rPr>
+                <w:b/>
+                <w:bCs/>
+              </w:rPr>
+              <w:t xml:space="preserve">pytest</w:t>
+            </w:r>
+            <w:r>
+              <w:t xml:space="preserve"> </w:t>
+            </w:r>
+            <w:r>
+              <w:t xml:space="preserve">with an in-memory SQLite database; all external dependencies (LLM providers, the live NVD API, and the network) are mocked for deterministic, reproducible runs. Functional verification and the confidence evaluation use a local</w:t>
+            </w:r>
+            <w:r>
+              <w:t xml:space="preserve"> </w:t>
+            </w:r>
+            <w:r>
+              <w:rPr>
+                <w:b/>
+                <w:bCs/>
+              </w:rPr>
+              <w:t xml:space="preserve">OWASP Juice Shop</w:t>
+            </w:r>
+            <w:r>
+              <w:t xml:space="preserve"> </w:t>
+            </w:r>
+            <w:r>
+              <w:t xml:space="preserve">as the authorised, deliberately-vulnerable target. UAT is performed in a modern web browser. Host platform: Kali Linux.</w:t>
+            </w:r>
+          </w:p>
+        </w:tc>
+      </w:tr>
+      <w:tr>
+        <w:tc>
+          <w:tcPr/>
+          <w:p>
+            <w:pPr>
+              <w:pStyle w:val="Compact"/>
+            </w:pPr>
+            <w:r>
+              <w:rPr>
+                <w:b/>
+                <w:bCs/>
+              </w:rPr>
+              <w:t xml:space="preserve">Test data</w:t>
+            </w:r>
+          </w:p>
+        </w:tc>
+        <w:tc>
+          <w:tcPr/>
+          <w:p>
+            <w:pPr>
+              <w:pStyle w:val="Compact"/>
+            </w:pPr>
+            <w:r>
+              <w:t xml:space="preserve">21,697 real, held-out NVD records for the ML evaluation; a real OWASP ZAP + Nuclei scan of OWASP Juice Shop (20 findings) for the pipeline and Confidence Engine evaluation; and representative ZAP/Nuclei/Nessus reports for the parser and integration tests.</w:t>
+            </w:r>
+          </w:p>
+        </w:tc>
+      </w:tr>
+      <w:tr>
+        <w:tc>
+          <w:tcPr/>
+          <w:p>
+            <w:pPr>
+              <w:pStyle w:val="Compact"/>
+            </w:pPr>
+            <w:r>
+              <w:rPr>
+                <w:b/>
+                <w:bCs/>
+              </w:rPr>
+              <w:t xml:space="preserve">Participants</w:t>
+            </w:r>
+          </w:p>
+        </w:tc>
+        <w:tc>
+          <w:tcPr/>
+          <w:p>
+            <w:pPr>
+              <w:pStyle w:val="Compact"/>
+            </w:pPr>
+            <w:r>
+              <w:t xml:space="preserve">The developer conducts the white-box testing. UAT is conducted with</w:t>
+            </w:r>
+            <w:r>
+              <w:t xml:space="preserve"> </w:t>
+            </w:r>
+            <w:r>
+              <w:rPr>
+                <w:b/>
+                <w:bCs/>
+              </w:rPr>
+              <w:t xml:space="preserve">at least three (3) testers</w:t>
+            </w:r>
+            <w:r>
+              <w:t xml:space="preserve"> </w:t>
+            </w:r>
+            <w:r>
+              <w:t xml:space="preserve">drawn from the target audience — cybersecurity students, junior security analysts, and IT security staff.</w:t>
+            </w:r>
+          </w:p>
+        </w:tc>
+      </w:tr>
+      <w:tr>
+        <w:tc>
+          <w:tcPr/>
+          <w:p>
+            <w:pPr>
+              <w:pStyle w:val="Compact"/>
+            </w:pPr>
+            <w:r>
+              <w:rPr>
+                <w:b/>
+                <w:bCs/>
+              </w:rPr>
+              <w:t xml:space="preserve">Pass / fail criteria</w:t>
+            </w:r>
+          </w:p>
+        </w:tc>
+        <w:tc>
+          <w:tcPr/>
+          <w:p>
+            <w:pPr>
+              <w:pStyle w:val="Compact"/>
+            </w:pPr>
+            <w:r>
+              <w:rPr>
+                <w:i/>
+                <w:iCs/>
+              </w:rPr>
+              <w:t xml:space="preserve">White-box:</w:t>
+            </w:r>
+            <w:r>
+              <w:t xml:space="preserve"> </w:t>
+            </w:r>
+            <w:r>
+              <w:t xml:space="preserve">a test passes when the actual output equals the expected output; the suite passes only when</w:t>
+            </w:r>
+            <w:r>
+              <w:t xml:space="preserve"> </w:t>
+            </w:r>
+            <w:r>
+              <w:rPr>
+                <w:b/>
+                <w:bCs/>
+              </w:rPr>
+              <w:t xml:space="preserve">all</w:t>
+            </w:r>
+            <w:r>
+              <w:t xml:space="preserve"> </w:t>
+            </w:r>
+            <w:r>
+              <w:t xml:space="preserve">tests pass.</w:t>
+            </w:r>
+            <w:r>
+              <w:t xml:space="preserve"> </w:t>
+            </w:r>
+            <w:r>
+              <w:rPr>
+                <w:i/>
+                <w:iCs/>
+              </w:rPr>
+              <w:t xml:space="preserve">ML model:</w:t>
+            </w:r>
+            <w:r>
+              <w:t xml:space="preserve"> </w:t>
+            </w:r>
+            <w:r>
+              <w:t xml:space="preserve">accuracy and macro-F1 reported on the held-out set, with no gross (multi-band) misclassifications.</w:t>
+            </w:r>
+            <w:r>
+              <w:t xml:space="preserve"> </w:t>
+            </w:r>
+            <w:r>
+              <w:rPr>
+                <w:i/>
+                <w:iCs/>
+              </w:rPr>
+              <w:t xml:space="preserve">Confidence Engine:</w:t>
+            </w:r>
+            <w:r>
+              <w:t xml:space="preserve"> </w:t>
+            </w:r>
+            <w:r>
+              <w:t xml:space="preserve">on the real scan, every PoC-confirmed finding is classified</w:t>
+            </w:r>
+            <w:r>
+              <w:t xml:space="preserve"> </w:t>
+            </w:r>
+            <w:r>
+              <w:rPr>
+                <w:i/>
+                <w:iCs/>
+              </w:rPr>
+              <w:t xml:space="preserve">Confirmed</w:t>
+            </w:r>
+            <w:r>
+              <w:t xml:space="preserve"> </w:t>
+            </w:r>
+            <w:r>
+              <w:t xml:space="preserve">and all technology-detection noise is classified</w:t>
+            </w:r>
+            <w:r>
+              <w:t xml:space="preserve"> </w:t>
+            </w:r>
+            <w:r>
+              <w:rPr>
+                <w:i/>
+                <w:iCs/>
+              </w:rPr>
+              <w:t xml:space="preserve">Informational</w:t>
+            </w:r>
+            <w:r>
+              <w:t xml:space="preserve">.</w:t>
+            </w:r>
+            <w:r>
+              <w:t xml:space="preserve"> </w:t>
+            </w:r>
+            <w:r>
+              <w:rPr>
+                <w:i/>
+                <w:iCs/>
+              </w:rPr>
+              <w:t xml:space="preserve">UAT:</w:t>
+            </w:r>
+            <w:r>
+              <w:t xml:space="preserve"> </w:t>
+            </w:r>
+            <w:r>
+              <w:t xml:space="preserve">a criterion is accepted when its mean rating is ≥ 4 out of 5 (or its positive response proportion is high) and testers accept the system overall.</w:t>
+            </w:r>
+          </w:p>
+        </w:tc>
+      </w:tr>
+      <w:tr>
+        <w:tc>
+          <w:tcPr/>
+          <w:p>
+            <w:pPr>
+              <w:pStyle w:val="Compact"/>
+            </w:pPr>
+            <w:r>
+              <w:rPr>
+                <w:b/>
+                <w:bCs/>
+              </w:rPr>
+              <w:t xml:space="preserve">Approach / schedule</w:t>
+            </w:r>
+          </w:p>
+        </w:tc>
+        <w:tc>
+          <w:tcPr/>
+          <w:p>
+            <w:pPr>
+              <w:pStyle w:val="Compact"/>
+            </w:pPr>
+            <w:r>
+              <w:t xml:space="preserve">White-box tests are written and re-run continuously during development and again before release; the ML and confidence evaluations are run against the saved model and a stored real scan; UAT is conducted once the system is feature-complete.</w:t>
+            </w:r>
+          </w:p>
+        </w:tc>
+      </w:tr>
+      <w:tr>
+        <w:tc>
+          <w:tcPr/>
+          <w:p>
+            <w:pPr>
+              <w:pStyle w:val="Compact"/>
+            </w:pPr>
+            <w:r>
+              <w:rPr>
+                <w:b/>
+                <w:bCs/>
+              </w:rPr>
+              <w:t xml:space="preserve">Deliverables</w:t>
+            </w:r>
+          </w:p>
+        </w:tc>
+        <w:tc>
+          <w:tcPr/>
+          <w:p>
+            <w:pPr>
+              <w:pStyle w:val="Compact"/>
+            </w:pPr>
+            <w:r>
+              <w:t xml:space="preserve">The automated test suite and its pass report; the ML evaluation output; the real-scan confidence evaluation; the live functional-verification table; and the completed UAT forms with an acceptance summary.</w:t>
+            </w:r>
+          </w:p>
+        </w:tc>
+      </w:tr>
+      <w:tr>
+        <w:tc>
+          <w:tcPr/>
+          <w:p>
+            <w:pPr>
+              <w:pStyle w:val="Compact"/>
+            </w:pPr>
+            <w:r>
+              <w:rPr>
+                <w:b/>
+                <w:bCs/>
+              </w:rPr>
+              <w:t xml:space="preserve">Assumptions / risks</w:t>
+            </w:r>
+          </w:p>
+        </w:tc>
+        <w:tc>
+          <w:tcPr/>
+          <w:p>
+            <w:pPr>
+              <w:pStyle w:val="Compact"/>
+            </w:pPr>
+            <w:r>
+              <w:t xml:space="preserve">All testing is authorised and confined to the provided practice target; the AI-assisted analysis requires a provider key and degrades gracefully without one; and the UAT sample is small, so it establishes acceptability rather than statistically-powered usability.</w:t>
+            </w:r>
+          </w:p>
+        </w:tc>
+      </w:tr>
+    </w:tbl>
+    <w:p>
+      <w:r>
+        <w:pict>
+          <v:rect style="width:0;height:1.5pt" o:hralign="center" o:hrstd="t" o:hr="t"/>
+        </w:pict>
+      </w:r>
+    </w:p>
+    <w:bookmarkEnd w:id="10"/>
+    <w:bookmarkStart w:id="20" w:name="Xe30f9355dca25242a1f35483d73f86b1860cc16"/>
+    <w:p>
+      <w:pPr>
+        <w:pStyle w:val="Heading2"/>
+      </w:pPr>
+      <w:r>
+        <w:t xml:space="preserve">5.3 Testing Selection and Design</w:t>
+      </w:r>
+    </w:p>
+    <w:bookmarkStart w:id="16" w:name="Xc8d73bd22bf1ce506c34430f1fdcdd8cfa7d194"/>
+    <w:p>
+      <w:pPr>
+        <w:pStyle w:val="Heading3"/>
+      </w:pPr>
+      <w:r>
+        <w:t xml:space="preserve">5.3.1 Selection of Suitable Testing</w:t>
+      </w:r>
+    </w:p>
+    <w:p>
+      <w:pPr>
+        <w:pStyle w:val="FirstParagraph"/>
+      </w:pPr>
+      <w:r>
         <w:t xml:space="preserve">Figure 5.1 shows how the two selected techniques combine into the overall evaluation. White-box testing validates the internal logic of every component, the ML model, and the integrated pipeline; UAT validates the finished system's acceptability with real users. Together they establish both correctness and acceptance.</w:t>
       </w:r>
     </w:p>
@@ -205,18 +830,18 @@
           <wp:inline>
             <wp:extent cx="5334000" cy="3355361"/>
             <wp:effectExtent b="0" l="0" r="0" t="0"/>
-            <wp:docPr descr="Figure 5.1: Overall Testing Approach — Two Complementary Techniques" title="" id="11" name="Picture"/>
+            <wp:docPr descr="Figure 5.1: Overall Testing Approach — Two Complementary Techniques" title="" id="12" name="Picture"/>
             <a:graphic>
               <a:graphicData uri="http://schemas.openxmlformats.org/drawingml/2006/picture">
                 <pic:pic>
                   <pic:nvPicPr>
-                    <pic:cNvPr descr="diagrams/diagram-ch5-01.png" id="12" name="Picture"/>
+                    <pic:cNvPr descr="diagrams/diagram-ch5-01.png" id="13" name="Picture"/>
                     <pic:cNvPicPr>
                       <a:picLocks noChangeArrowheads="1" noChangeAspect="1"/>
                     </pic:cNvPicPr>
                   </pic:nvPicPr>
                   <pic:blipFill>
-                    <a:blip r:embed="rId10"/>
+                    <a:blip r:embed="rId11"/>
                     <a:stretch>
                       <a:fillRect/>
                     </a:stretch>
@@ -255,13 +880,13 @@
         <w:t xml:space="preserve">Figure 5.1: Overall Testing Approach — Two Complementary Techniques</w:t>
       </w:r>
     </w:p>
-    <w:bookmarkStart w:id="13" w:name="X004bb2af3a4b836c7a1225c5fefb384903952eb"/>
+    <w:bookmarkStart w:id="14" w:name="X8bf04f9c49c3ecc742bf98a66bb0a118aa1fda0"/>
     <w:p>
       <w:pPr>
         <w:pStyle w:val="Heading4"/>
       </w:pPr>
       <w:r>
-        <w:t xml:space="preserve">5.2.1.1 White-Box Testing</w:t>
+        <w:t xml:space="preserve">5.3.1.1 White-Box Testing</w:t>
       </w:r>
     </w:p>
     <w:p>
@@ -320,14 +945,14 @@
         <w:t xml:space="preserve">(quantifying the ML model on real held-out data and driving the whole pipeline against a live target).</w:t>
       </w:r>
     </w:p>
-    <w:bookmarkEnd w:id="13"/>
-    <w:bookmarkStart w:id="14" w:name="X7ee98536bb1dbeb7e3deb28e7dd47ff229b3382"/>
+    <w:bookmarkEnd w:id="14"/>
+    <w:bookmarkStart w:id="15" w:name="X553fe287fbd06938c7486e2986015d73e97e12e"/>
     <w:p>
       <w:pPr>
         <w:pStyle w:val="Heading4"/>
       </w:pPr>
       <w:r>
-        <w:t xml:space="preserve">5.2.1.2 User Acceptance Testing</w:t>
+        <w:t xml:space="preserve">5.3.1.2 User Acceptance Testing</w:t>
       </w:r>
     </w:p>
     <w:p>
@@ -370,24 +995,24 @@
         <w:t xml:space="preserve">its output. UAT places the finished system in front of representative users, has them perform the real analyst workflow (upload → triage → interpret → report) with the developer present for guidance, and then has them rate the system against a set of acceptance criteria covering the user interface and the functionality. Documenting the tester profile, the criteria, and the outcomes provides traceable evidence of acceptance.</w:t>
       </w:r>
     </w:p>
-    <w:bookmarkEnd w:id="14"/>
     <w:bookmarkEnd w:id="15"/>
-    <w:bookmarkStart w:id="18" w:name="Xa8d1f71187f75055390524fc08fb845e5f7e7d4"/>
+    <w:bookmarkEnd w:id="16"/>
+    <w:bookmarkStart w:id="19" w:name="X0d8941f0338e25028a3070464aa05c166f83d99"/>
     <w:p>
       <w:pPr>
         <w:pStyle w:val="Heading3"/>
       </w:pPr>
       <w:r>
-        <w:t xml:space="preserve">5.2.2 Testing Design</w:t>
+        <w:t xml:space="preserve">5.3.2 Testing Design</w:t>
       </w:r>
     </w:p>
-    <w:bookmarkStart w:id="16" w:name="Xdb8cfb363bc9e82fc8b6e85f441e65dc4fd821a"/>
+    <w:bookmarkStart w:id="17" w:name="Xe9932aa0c3305f2f8179e832ed003f5d750ab01"/>
     <w:p>
       <w:pPr>
         <w:pStyle w:val="Heading4"/>
       </w:pPr>
       <w:r>
-        <w:t xml:space="preserve">5.2.2.1 White-Box Testing Design</w:t>
+        <w:t xml:space="preserve">5.3.2.1 White-Box Testing Design</w:t>
       </w:r>
     </w:p>
     <w:p>
@@ -557,7 +1182,7 @@
         <w:t xml:space="preserve"> </w:t>
       </w:r>
       <w:r>
-        <w:t xml:space="preserve">(regression tests). The fourteen component groups and the number of test cases in each are listed in Table 5.1; the full per-component tables, with their executed results, appear in §5.3.1.</w:t>
+        <w:t xml:space="preserve">(regression tests). The fourteen component groups and the number of test cases in each are listed in Table 5.1; the full per-component tables, with their executed results, appear in §5.4.1.</w:t>
       </w:r>
     </w:p>
     <w:tbl>
@@ -1384,14 +2009,14 @@
         <w:t xml:space="preserve">Table 5.1: White-Box Test Coverage by Component</w:t>
       </w:r>
     </w:p>
-    <w:bookmarkEnd w:id="16"/>
-    <w:bookmarkStart w:id="17" w:name="Xe59c980d9e14e89002ea87db6bbe20471de6d4c"/>
+    <w:bookmarkEnd w:id="17"/>
+    <w:bookmarkStart w:id="18" w:name="X231a1a8999a1de66e6c80106eb42ebfa3e08a76"/>
     <w:p>
       <w:pPr>
         <w:pStyle w:val="Heading4"/>
       </w:pPr>
       <w:r>
-        <w:t xml:space="preserve">5.2.2.2 User Acceptance Testing Design</w:t>
+        <w:t xml:space="preserve">5.3.2.2 User Acceptance Testing Design</w:t>
       </w:r>
     </w:p>
     <w:p>
@@ -3181,25 +3806,25 @@
         </w:pict>
       </w:r>
     </w:p>
-    <w:bookmarkEnd w:id="17"/>
     <w:bookmarkEnd w:id="18"/>
     <w:bookmarkEnd w:id="19"/>
-    <w:bookmarkStart w:id="52" w:name="Xdf8304cc98c46e7ba29fa90a2df6e3c66112698"/>
+    <w:bookmarkEnd w:id="20"/>
+    <w:bookmarkStart w:id="53" w:name="X4584bd63a24a364cf763c7c68128a144643182e"/>
     <w:p>
       <w:pPr>
         <w:pStyle w:val="Heading2"/>
       </w:pPr>
       <w:r>
-        <w:t xml:space="preserve">5.3 System Testing and Discussion</w:t>
+        <w:t xml:space="preserve">5.4 System Testing and Discussion</w:t>
       </w:r>
     </w:p>
-    <w:bookmarkStart w:id="49" w:name="Xb0ff592cf76b56e6bfcd93a7bb3d4b0b056114d"/>
+    <w:bookmarkStart w:id="50" w:name="X9f97791114114f5b2821683aa81df29a6542b54"/>
     <w:p>
       <w:pPr>
         <w:pStyle w:val="Heading3"/>
       </w:pPr>
       <w:r>
-        <w:t xml:space="preserve">5.3.1 White-Box Testing Execution</w:t>
+        <w:t xml:space="preserve">5.4.1 White-Box Testing Execution</w:t>
       </w:r>
     </w:p>
     <w:p>
@@ -3238,7 +3863,7 @@
         <w:t xml:space="preserve">The per-component results are recorded in Tables 5.3–5.16 below, one table per component group, in the order listed in Table 5.1. Every row corresponds to a real assertion in the test suite; because the suite is deterministic and passes in full, the Actual Output matches the Expected Output in every case ("As expected") and every verdict is Pass.</w:t>
       </w:r>
     </w:p>
-    <w:bookmarkStart w:id="20" w:name="component-1--authentication"/>
+    <w:bookmarkStart w:id="21" w:name="component-1--authentication"/>
     <w:p>
       <w:pPr>
         <w:pStyle w:val="Heading4"/>
@@ -3774,8 +4399,8 @@
         <w:t xml:space="preserve">Table 5.3: Authentication — Unit Test Results</w:t>
       </w:r>
     </w:p>
-    <w:bookmarkEnd w:id="20"/>
-    <w:bookmarkStart w:id="21" w:name="component-2--scanner-parsers"/>
+    <w:bookmarkEnd w:id="21"/>
+    <w:bookmarkStart w:id="22" w:name="component-2--scanner-parsers"/>
     <w:p>
       <w:pPr>
         <w:pStyle w:val="Heading4"/>
@@ -4018,8 +4643,8 @@
         <w:t xml:space="preserve">Table 5.4: Scanner Parsers — Unit Test Results</w:t>
       </w:r>
     </w:p>
-    <w:bookmarkEnd w:id="21"/>
-    <w:bookmarkStart w:id="22" w:name="X94828a5d2400788b7e895ff1b5c65d4a0c1c3fc"/>
+    <w:bookmarkEnd w:id="22"/>
+    <w:bookmarkStart w:id="23" w:name="X94828a5d2400788b7e895ff1b5c65d4a0c1c3fc"/>
     <w:p>
       <w:pPr>
         <w:pStyle w:val="Heading4"/>
@@ -5051,8 +5676,8 @@
         <w:t xml:space="preserve">Table 5.5: CWE / Placeholder Normalisation — Unit Test Results</w:t>
       </w:r>
     </w:p>
-    <w:bookmarkEnd w:id="22"/>
-    <w:bookmarkStart w:id="23" w:name="component-4--html-to-text-sanitiser"/>
+    <w:bookmarkEnd w:id="23"/>
+    <w:bookmarkStart w:id="24" w:name="component-4--html-to-text-sanitiser"/>
     <w:p>
       <w:pPr>
         <w:pStyle w:val="Heading4"/>
@@ -5677,8 +6302,8 @@
         <w:t xml:space="preserve">Table 5.6: HTML-to-Text Sanitiser — Unit Test Results</w:t>
       </w:r>
     </w:p>
-    <w:bookmarkEnd w:id="23"/>
-    <w:bookmarkStart w:id="24" w:name="component-5--cwe-keyword-mapper"/>
+    <w:bookmarkEnd w:id="24"/>
+    <w:bookmarkStart w:id="25" w:name="component-5--cwe-keyword-mapper"/>
     <w:p>
       <w:pPr>
         <w:pStyle w:val="Heading4"/>
@@ -7471,8 +8096,8 @@
         <w:t xml:space="preserve">Table 5.7: CWE Keyword Mapper — Unit Test Results</w:t>
       </w:r>
     </w:p>
-    <w:bookmarkEnd w:id="24"/>
-    <w:bookmarkStart w:id="25" w:name="component-6--nvd-enrichment"/>
+    <w:bookmarkEnd w:id="25"/>
+    <w:bookmarkStart w:id="26" w:name="component-6--nvd-enrichment"/>
     <w:p>
       <w:pPr>
         <w:pStyle w:val="Heading4"/>
@@ -8118,8 +8743,8 @@
         <w:t xml:space="preserve">Table 5.8: NVD Enrichment — Unit Test Results</w:t>
       </w:r>
     </w:p>
-    <w:bookmarkEnd w:id="25"/>
-    <w:bookmarkStart w:id="26" w:name="component-7--cwecvss-vector-inference"/>
+    <w:bookmarkEnd w:id="26"/>
+    <w:bookmarkStart w:id="27" w:name="component-7--cwecvss-vector-inference"/>
     <w:p>
       <w:pPr>
         <w:pStyle w:val="Heading4"/>
@@ -8442,8 +9067,8 @@
         <w:t xml:space="preserve">Table 5.9: CWE→CVSS Vector Inference — Unit Test Results</w:t>
       </w:r>
     </w:p>
-    <w:bookmarkEnd w:id="26"/>
-    <w:bookmarkStart w:id="27" w:name="component-8--exploit-search"/>
+    <w:bookmarkEnd w:id="27"/>
+    <w:bookmarkStart w:id="28" w:name="component-8--exploit-search"/>
     <w:p>
       <w:pPr>
         <w:pStyle w:val="Heading4"/>
@@ -8906,8 +9531,8 @@
         <w:t xml:space="preserve">Table 5.10: Exploit Search — Unit / Integration Test Results</w:t>
       </w:r>
     </w:p>
-    <w:bookmarkEnd w:id="27"/>
-    <w:bookmarkStart w:id="28" w:name="component-9--confidence-engine"/>
+    <w:bookmarkEnd w:id="28"/>
+    <w:bookmarkStart w:id="29" w:name="component-9--confidence-engine"/>
     <w:p>
       <w:pPr>
         <w:pStyle w:val="Heading4"/>
@@ -9558,8 +10183,8 @@
         <w:t xml:space="preserve">Table 5.11: Confidence Engine — Unit Test Results</w:t>
       </w:r>
     </w:p>
-    <w:bookmarkEnd w:id="28"/>
-    <w:bookmarkStart w:id="29" w:name="component-10--poc-validator"/>
+    <w:bookmarkEnd w:id="29"/>
+    <w:bookmarkStart w:id="30" w:name="component-10--poc-validator"/>
     <w:p>
       <w:pPr>
         <w:pStyle w:val="Heading4"/>
@@ -10114,8 +10739,8 @@
         <w:t xml:space="preserve">Table 5.12: PoC Validator — Unit Test Results</w:t>
       </w:r>
     </w:p>
-    <w:bookmarkEnd w:id="29"/>
-    <w:bookmarkStart w:id="30" w:name="component-11--auto-scan-orchestration"/>
+    <w:bookmarkEnd w:id="30"/>
+    <w:bookmarkStart w:id="31" w:name="component-11--auto-scan-orchestration"/>
     <w:p>
       <w:pPr>
         <w:pStyle w:val="Heading4"/>
@@ -10598,8 +11223,8 @@
         <w:t xml:space="preserve">Table 5.13: Auto Scan Orchestration — Integration Test Results</w:t>
       </w:r>
     </w:p>
-    <w:bookmarkEnd w:id="30"/>
-    <w:bookmarkStart w:id="31" w:name="component-12--report-generation"/>
+    <w:bookmarkEnd w:id="31"/>
+    <w:bookmarkStart w:id="32" w:name="component-12--report-generation"/>
     <w:p>
       <w:pPr>
         <w:pStyle w:val="Heading4"/>
@@ -10911,8 +11536,8 @@
         <w:t xml:space="preserve">Table 5.14: Report Generation — Unit Test Results</w:t>
       </w:r>
     </w:p>
-    <w:bookmarkEnd w:id="31"/>
-    <w:bookmarkStart w:id="32" w:name="component-13--ai-assisted-analysis"/>
+    <w:bookmarkEnd w:id="32"/>
+    <w:bookmarkStart w:id="33" w:name="component-13--ai-assisted-analysis"/>
     <w:p>
       <w:pPr>
         <w:pStyle w:val="Heading4"/>
@@ -11570,8 +12195,8 @@
         <w:t xml:space="preserve">Table 5.15: AI-Assisted Analysis — Unit Test Results</w:t>
       </w:r>
     </w:p>
-    <w:bookmarkEnd w:id="32"/>
-    <w:bookmarkStart w:id="48" w:name="component-14--data-management"/>
+    <w:bookmarkEnd w:id="33"/>
+    <w:bookmarkStart w:id="49" w:name="component-14--data-management"/>
     <w:p>
       <w:pPr>
         <w:pStyle w:val="Heading4"/>
@@ -11904,18 +12529,18 @@
           <wp:inline>
             <wp:extent cx="5334000" cy="5627076"/>
             <wp:effectExtent b="0" l="0" r="0" t="0"/>
-            <wp:docPr descr="Figure 5.2: Model-evaluation script output (real run)" title="" id="34" name="Picture"/>
+            <wp:docPr descr="Figure 5.2: Model-evaluation script output (real run)" title="" id="35" name="Picture"/>
             <a:graphic>
               <a:graphicData uri="http://schemas.openxmlformats.org/drawingml/2006/picture">
                 <pic:pic>
                   <pic:nvPicPr>
-                    <pic:cNvPr descr="images/ml-eval-terminal.png" id="35" name="Picture"/>
+                    <pic:cNvPr descr="images/ml-eval-terminal.png" id="36" name="Picture"/>
                     <pic:cNvPicPr>
                       <a:picLocks noChangeArrowheads="1" noChangeAspect="1"/>
                     </pic:cNvPicPr>
                   </pic:nvPicPr>
                   <pic:blipFill>
-                    <a:blip r:embed="rId33"/>
+                    <a:blip r:embed="rId34"/>
                     <a:stretch>
                       <a:fillRect/>
                     </a:stretch>
@@ -12334,18 +12959,18 @@
           <wp:inline>
             <wp:extent cx="5334000" cy="3196843"/>
             <wp:effectExtent b="0" l="0" r="0" t="0"/>
-            <wp:docPr descr="Figure 5.3: Per-class precision, recall, and F1" title="" id="37" name="Picture"/>
+            <wp:docPr descr="Figure 5.3: Per-class precision, recall, and F1" title="" id="38" name="Picture"/>
             <a:graphic>
               <a:graphicData uri="http://schemas.openxmlformats.org/drawingml/2006/picture">
                 <pic:pic>
                   <pic:nvPicPr>
-                    <pic:cNvPr descr="images/ml-per-class.png" id="38" name="Picture"/>
+                    <pic:cNvPr descr="images/ml-per-class.png" id="39" name="Picture"/>
                     <pic:cNvPicPr>
                       <a:picLocks noChangeArrowheads="1" noChangeAspect="1"/>
                     </pic:cNvPicPr>
                   </pic:nvPicPr>
                   <pic:blipFill>
-                    <a:blip r:embed="rId36"/>
+                    <a:blip r:embed="rId37"/>
                     <a:stretch>
                       <a:fillRect/>
                     </a:stretch>
@@ -12743,18 +13368,18 @@
           <wp:inline>
             <wp:extent cx="5334000" cy="4455508"/>
             <wp:effectExtent b="0" l="0" r="0" t="0"/>
-            <wp:docPr descr="Figure 5.4: Confusion matrix heatmap" title="" id="40" name="Picture"/>
+            <wp:docPr descr="Figure 5.4: Confusion matrix heatmap" title="" id="41" name="Picture"/>
             <a:graphic>
               <a:graphicData uri="http://schemas.openxmlformats.org/drawingml/2006/picture">
                 <pic:pic>
                   <pic:nvPicPr>
-                    <pic:cNvPr descr="images/ml-confusion-matrix.png" id="41" name="Picture"/>
+                    <pic:cNvPr descr="images/ml-confusion-matrix.png" id="42" name="Picture"/>
                     <pic:cNvPicPr>
                       <a:picLocks noChangeArrowheads="1" noChangeAspect="1"/>
                     </pic:cNvPicPr>
                   </pic:nvPicPr>
                   <pic:blipFill>
-                    <a:blip r:embed="rId39"/>
+                    <a:blip r:embed="rId40"/>
                     <a:stretch>
                       <a:fillRect/>
                     </a:stretch>
@@ -14642,18 +15267,18 @@
           <wp:inline>
             <wp:extent cx="5334000" cy="6010140"/>
             <wp:effectExtent b="0" l="0" r="0" t="0"/>
-            <wp:docPr descr="Figure 5.5: Real-scan confidence evaluation output" title="" id="43" name="Picture"/>
+            <wp:docPr descr="Figure 5.5: Real-scan confidence evaluation output" title="" id="44" name="Picture"/>
             <a:graphic>
               <a:graphicData uri="http://schemas.openxmlformats.org/drawingml/2006/picture">
                 <pic:pic>
                   <pic:nvPicPr>
-                    <pic:cNvPr descr="images/conf-realscan-terminal.png" id="44" name="Picture"/>
+                    <pic:cNvPr descr="images/conf-realscan-terminal.png" id="45" name="Picture"/>
                     <pic:cNvPicPr>
                       <a:picLocks noChangeArrowheads="1" noChangeAspect="1"/>
                     </pic:cNvPicPr>
                   </pic:nvPicPr>
                   <pic:blipFill>
-                    <a:blip r:embed="rId42"/>
+                    <a:blip r:embed="rId43"/>
                     <a:stretch>
                       <a:fillRect/>
                     </a:stretch>
@@ -14730,18 +15355,18 @@
           <wp:inline>
             <wp:extent cx="5334000" cy="4397593"/>
             <wp:effectExtent b="0" l="0" r="0" t="0"/>
-            <wp:docPr descr="Figure 5.6: Confidence scores on the real Juice Shop scan" title="" id="46" name="Picture"/>
+            <wp:docPr descr="Figure 5.6: Confidence scores on the real Juice Shop scan" title="" id="47" name="Picture"/>
             <a:graphic>
               <a:graphicData uri="http://schemas.openxmlformats.org/drawingml/2006/picture">
                 <pic:pic>
                   <pic:nvPicPr>
-                    <pic:cNvPr descr="images/conf-realscan-scores.png" id="47" name="Picture"/>
+                    <pic:cNvPr descr="images/conf-realscan-scores.png" id="48" name="Picture"/>
                     <pic:cNvPicPr>
                       <a:picLocks noChangeArrowheads="1" noChangeAspect="1"/>
                     </pic:cNvPicPr>
                   </pic:nvPicPr>
                   <pic:blipFill>
-                    <a:blip r:embed="rId45"/>
+                    <a:blip r:embed="rId46"/>
                     <a:stretch>
                       <a:fillRect/>
                     </a:stretch>
@@ -15233,15 +15858,15 @@
         <w:t xml:space="preserve">Table 5.20: Live Functional / System Verification Results</w:t>
       </w:r>
     </w:p>
-    <w:bookmarkEnd w:id="48"/>
     <w:bookmarkEnd w:id="49"/>
-    <w:bookmarkStart w:id="50" w:name="X2103990b22303365d04026752791bacc2d669c8"/>
+    <w:bookmarkEnd w:id="50"/>
+    <w:bookmarkStart w:id="51" w:name="Xc9bebf889e47eb14547f993885f7a14baed9d5a"/>
     <w:p>
       <w:pPr>
         <w:pStyle w:val="Heading3"/>
       </w:pPr>
       <w:r>
-        <w:t xml:space="preserve">5.3.2 User Acceptance Testing Execution</w:t>
+        <w:t xml:space="preserve">5.4.2 User Acceptance Testing Execution</w:t>
       </w:r>
     </w:p>
     <w:p>
@@ -15275,7 +15900,7 @@
         <w:t xml:space="preserve"> </w:t>
       </w:r>
       <w:r>
-        <w:t xml:space="preserve">recruited per §5.2.2.2. The rating and Yes/No cells are left blank (shown as "—") for the testers to complete during the session; they are</w:t>
+        <w:t xml:space="preserve">recruited per §5.3.2.2. The rating and Yes/No cells are left blank (shown as "—") for the testers to complete during the session; they are</w:t>
       </w:r>
       <w:r>
         <w:t xml:space="preserve"> </w:t>
@@ -16132,14 +16757,14 @@
         <w:t xml:space="preserve">Table 5.24: UAT Acceptance Summary (to be completed)</w:t>
       </w:r>
     </w:p>
-    <w:bookmarkEnd w:id="50"/>
-    <w:bookmarkStart w:id="51" w:name="Xdf6580e43cd4db41cb4f0594ac1084bceb4f354"/>
+    <w:bookmarkEnd w:id="51"/>
+    <w:bookmarkStart w:id="52" w:name="X14b6b4699e621a5ef31a85b523a91af716cf49c"/>
     <w:p>
       <w:pPr>
         <w:pStyle w:val="Heading3"/>
       </w:pPr>
       <w:r>
-        <w:t xml:space="preserve">5.3.3 Testing Discussion</w:t>
+        <w:t xml:space="preserve">5.4.3 Testing Discussion</w:t>
       </w:r>
     </w:p>
     <w:p>
@@ -16222,7 +16847,7 @@
           <w:i/>
           <w:iCs/>
         </w:rPr>
-        <w:t xml:space="preserve">[Once the forms in §5.3.2 are collected, discuss the results here: relate the mean UI rating and the functionality "Yes" proportions to how intuitive and useful testers found the system; highlight which analyst-specific features (e.g. the confidence rationale, the AI-assisted analysis) testers valued, drawing on their comments; and, if any criterion fell below the acceptance threshold, identify the interface or feature responsible and state the improvement made in response. This closes the loop between testing and design.]</w:t>
+        <w:t xml:space="preserve">[Once the forms in §5.4.2 are collected, discuss the results here: relate the mean UI rating and the functionality "Yes" proportions to how intuitive and useful testers found the system; highlight which analyst-specific features (e.g. the confidence rationale, the AI-assisted analysis) testers valued, drawing on their comments; and, if any criterion fell below the acceptance threshold, identify the interface or feature responsible and state the improvement made in response. This closes the loop between testing and design.]</w:t>
       </w:r>
     </w:p>
     <w:p>
@@ -16232,15 +16857,15 @@
         </w:pict>
       </w:r>
     </w:p>
-    <w:bookmarkEnd w:id="51"/>
     <w:bookmarkEnd w:id="52"/>
-    <w:bookmarkStart w:id="53" w:name="X32768a294109eb22590a37edaae685c4b9e19bc"/>
+    <w:bookmarkEnd w:id="53"/>
+    <w:bookmarkStart w:id="54" w:name="X2a61097f05afee9eae7febd9c4b5148b0b3e4c3"/>
     <w:p>
       <w:pPr>
         <w:pStyle w:val="Heading2"/>
       </w:pPr>
       <w:r>
-        <w:t xml:space="preserve">5.4 Summary</w:t>
+        <w:t xml:space="preserve">5.5 Summary</w:t>
       </w:r>
     </w:p>
     <w:p>
@@ -16352,8 +16977,8 @@
         <w:t xml:space="preserve">Together the two techniques address both correctness and acceptance: the white-box results demonstrate that every component computes trustworthy, evidence-backed output, while the user acceptance testing establishes that the intended users can operate the system and accept it in practice. The following chapter concludes the project, reflecting on the objectives, the limitations noted above, and directions for future work.</w:t>
       </w:r>
     </w:p>
-    <w:bookmarkEnd w:id="53"/>
     <w:bookmarkEnd w:id="54"/>
+    <w:bookmarkEnd w:id="55"/>
     <w:sectPr>
       <w:footnotePr>
         <w:numRestart w:val="eachSect"/>

--- a/docs/Chapter_5_Result_and_Discussion.docx
+++ b/docs/Chapter_5_Result_and_Discussion.docx
@@ -1866,7 +1866,7 @@
               <w:pStyle w:val="Compact"/>
             </w:pPr>
             <w:r>
-              <w:t xml:space="preserve">AI-assisted analysis (Gemini / Claude)</w:t>
+              <w:t xml:space="preserve">AI-assisted analysis (Gemini)</w:t>
             </w:r>
           </w:p>
         </w:tc>
@@ -11742,18 +11742,18 @@
               <w:pStyle w:val="Compact"/>
             </w:pPr>
             <w:r>
-              <w:t xml:space="preserve">Parse a Claude response (mocked)</w:t>
-            </w:r>
-          </w:p>
-        </w:tc>
-        <w:tc>
-          <w:tcPr/>
-          <w:p>
-            <w:pPr>
-              <w:pStyle w:val="Compact"/>
-            </w:pPr>
-            <w:r>
-              <w:t xml:space="preserve">mocked Anthropic client</w:t>
+              <w:t xml:space="preserve">Parse a Gemini response (mocked)</w:t>
+            </w:r>
+          </w:p>
+        </w:tc>
+        <w:tc>
+          <w:tcPr/>
+          <w:p>
+            <w:pPr>
+              <w:pStyle w:val="Compact"/>
+            </w:pPr>
+            <w:r>
+              <w:t xml:space="preserve">mocked Gemini client</w:t>
             </w:r>
           </w:p>
         </w:tc>
